--- a/3.1_filtro_dimensionalidad/bitacora.docx
+++ b/3.1_filtro_dimensionalidad/bitacora.docx
@@ -38,7 +38,7 @@
           <w:sz w:val="18"/>
           <w:szCs w:val="18"/>
         </w:rPr>
-        <w:t xml:space="preserve">Actualizada al 28 de octubre de 2026 · Versión Word generada a partir de Codigo/3.1_filtro_dimensionalidad/bitacora.md</w:t>
+        <w:t xml:space="preserve">Actualizada al 29 de octubre de 2026 · Versión Word generada a partir de Codigo/3.1_filtro_dimensionalidad/bitacora.md</w:t>
       </w:r>
     </w:p>
     <w:p>
@@ -93,17 +93,17 @@
       <w:r>
         <w:t xml:space="preserve"> a </w:t>
       </w:r>
-      <w:hyperlink w:history="1" w:anchor="E_H32">
+      <w:hyperlink w:history="1" w:anchor="E_H33">
         <w:r>
           <w:rPr>
             <w:color w:val="0563C1"/>
             <w:u w:val="single"/>
           </w:rPr>
-          <w:t xml:space="preserve">H32</w:t>
+          <w:t xml:space="preserve">H33</w:t>
         </w:r>
       </w:hyperlink>
       <w:r>
-        <w:t xml:space="preserve"> y la decisión </w:t>
+        <w:t xml:space="preserve"> y las decisiones </w:t>
       </w:r>
       <w:hyperlink w:history="1" w:anchor="E_D45">
         <w:r>
@@ -112,6 +112,18 @@
             <w:u w:val="single"/>
           </w:rPr>
           <w:t xml:space="preserve">D45</w:t>
+        </w:r>
+      </w:hyperlink>
+      <w:r>
+        <w:t xml:space="preserve"> a </w:t>
+      </w:r>
+      <w:hyperlink w:history="1" w:anchor="E_D49">
+        <w:r>
+          <w:rPr>
+            <w:color w:val="0563C1"/>
+            <w:u w:val="single"/>
+          </w:rPr>
+          <w:t xml:space="preserve">D49</w:t>
         </w:r>
       </w:hyperlink>
       <w:r>
@@ -130,7 +142,43 @@
     </w:p>
     <w:p>
       <w:r>
-        <w:t xml:space="preserve">La actividad se hace en dos pasos. El primero, registrado aquí el 28 de octubre de 2026, es el filtro de los códigos de diagnósticos y procedimientos. El segundo construirá las demás variables (las administrativas y demográficas de la propuesta y la historia de 12 meses de D42 y D44 de la bitácora de la 2.3), que no pasan por el filtro, y las tablas que usarán los modelos. Todo se calcula solo con el conjunto de desarrollo; el conjunto de prueba no se abre. Al terminar los dos pasos se pedirá una sola revisión al profesor guía, que incluirá la consulta sobre el umbral de V (</w:t>
+        <w:t xml:space="preserve">La actividad se hace en dos pasos y un cierre. El primero, registrado aquí el 28 de octubre de 2026, es el filtro de los códigos de diagnósticos y procedimientos (</w:t>
+      </w:r>
+      <w:hyperlink w:history="1" w:anchor="E_D45">
+        <w:r>
+          <w:rPr>
+            <w:color w:val="0563C1"/>
+            <w:u w:val="single"/>
+          </w:rPr>
+          <w:t xml:space="preserve">D45</w:t>
+        </w:r>
+      </w:hyperlink>
+      <w:r>
+        <w:t xml:space="preserve">). El segundo, registrado el 29 de octubre de 2026, construye las demás variables, que no pasan por el filtro: las administrativas y demográficas de la propuesta, la historia de 12 meses de D42 y D44 de la bitácora de la 2.3, el índice de comorbilidad y las demás columnas del CMBD (</w:t>
+      </w:r>
+      <w:hyperlink w:history="1" w:anchor="E_D46">
+        <w:r>
+          <w:rPr>
+            <w:color w:val="0563C1"/>
+            <w:u w:val="single"/>
+          </w:rPr>
+          <w:t xml:space="preserve">D46</w:t>
+        </w:r>
+      </w:hyperlink>
+      <w:r>
+        <w:t xml:space="preserve"> a </w:t>
+      </w:r>
+      <w:hyperlink w:history="1" w:anchor="E_D49">
+        <w:r>
+          <w:rPr>
+            <w:color w:val="0563C1"/>
+            <w:u w:val="single"/>
+          </w:rPr>
+          <w:t xml:space="preserve">D49</w:t>
+        </w:r>
+      </w:hyperlink>
+      <w:r>
+        <w:t xml:space="preserve">). El cierre armará las tablas que usarán los modelos. Todo se calcula solo con el conjunto de desarrollo; el conjunto de prueba no se abre. Al terminar se pedirá una sola revisión al profesor guía, que incluirá la consulta sobre el umbral de V (</w:t>
       </w:r>
       <w:hyperlink w:history="1" w:anchor="E_H30">
         <w:r>
@@ -139,6 +187,30 @@
             <w:u w:val="single"/>
           </w:rPr>
           <w:t xml:space="preserve">H30</w:t>
+        </w:r>
+      </w:hyperlink>
+      <w:r>
+        <w:t xml:space="preserve">), el índice de comorbilidad (</w:t>
+      </w:r>
+      <w:hyperlink w:history="1" w:anchor="E_D48">
+        <w:r>
+          <w:rPr>
+            <w:color w:val="0563C1"/>
+            <w:u w:val="single"/>
+          </w:rPr>
+          <w:t xml:space="preserve">D48</w:t>
+        </w:r>
+      </w:hyperlink>
+      <w:r>
+        <w:t xml:space="preserve">) y el hospital como predictora (</w:t>
+      </w:r>
+      <w:hyperlink w:history="1" w:anchor="E_D49">
+        <w:r>
+          <w:rPr>
+            <w:color w:val="0563C1"/>
+            <w:u w:val="single"/>
+          </w:rPr>
+          <w:t xml:space="preserve">D49</w:t>
         </w:r>
       </w:hyperlink>
       <w:r>
@@ -242,9 +314,9 @@
         <w:tblLayout w:type="fixed"/>
       </w:tblPr>
       <w:tblGrid>
-        <w:gridCol w:w="2973"/>
+        <w:gridCol w:w="2974"/>
         <w:gridCol w:w="1107"/>
-        <w:gridCol w:w="4946"/>
+        <w:gridCol w:w="4945"/>
       </w:tblGrid>
       <w:tr>
         <w:trPr>
@@ -253,7 +325,7 @@
         </w:trPr>
         <w:tc>
           <w:tcPr>
-            <w:tcW w:type="dxa" w:w="2973"/>
+            <w:tcW w:type="dxa" w:w="2974"/>
             <w:shd w:fill="D9E2F3" w:color="auto" w:val="clear"/>
             <w:tcMar>
               <w:top w:type="dxa" w:w="70"/>
@@ -307,7 +379,7 @@
         </w:tc>
         <w:tc>
           <w:tcPr>
-            <w:tcW w:type="dxa" w:w="4946"/>
+            <w:tcW w:type="dxa" w:w="4945"/>
             <w:shd w:fill="D9E2F3" w:color="auto" w:val="clear"/>
             <w:tcMar>
               <w:top w:type="dxa" w:w="70"/>
@@ -340,7 +412,7 @@
         </w:trPr>
         <w:tc>
           <w:tcPr>
-            <w:tcW w:type="dxa" w:w="2973"/>
+            <w:tcW w:type="dxa" w:w="2974"/>
             <w:tcMar>
               <w:top w:type="dxa" w:w="70"/>
               <w:left w:type="dxa" w:w="100"/>
@@ -392,7 +464,7 @@
         </w:tc>
         <w:tc>
           <w:tcPr>
-            <w:tcW w:type="dxa" w:w="4946"/>
+            <w:tcW w:type="dxa" w:w="4945"/>
             <w:tcMar>
               <w:top w:type="dxa" w:w="70"/>
               <w:left w:type="dxa" w:w="100"/>
@@ -422,7 +494,7 @@
         </w:trPr>
         <w:tc>
           <w:tcPr>
-            <w:tcW w:type="dxa" w:w="2973"/>
+            <w:tcW w:type="dxa" w:w="2974"/>
             <w:tcMar>
               <w:top w:type="dxa" w:w="70"/>
               <w:left w:type="dxa" w:w="100"/>
@@ -474,7 +546,7 @@
         </w:tc>
         <w:tc>
           <w:tcPr>
-            <w:tcW w:type="dxa" w:w="4946"/>
+            <w:tcW w:type="dxa" w:w="4945"/>
             <w:tcMar>
               <w:top w:type="dxa" w:w="70"/>
               <w:left w:type="dxa" w:w="100"/>
@@ -520,7 +592,7 @@
         </w:trPr>
         <w:tc>
           <w:tcPr>
-            <w:tcW w:type="dxa" w:w="2973"/>
+            <w:tcW w:type="dxa" w:w="2974"/>
             <w:tcMar>
               <w:top w:type="dxa" w:w="70"/>
               <w:left w:type="dxa" w:w="100"/>
@@ -572,7 +644,7 @@
         </w:tc>
         <w:tc>
           <w:tcPr>
-            <w:tcW w:type="dxa" w:w="4946"/>
+            <w:tcW w:type="dxa" w:w="4945"/>
             <w:tcMar>
               <w:top w:type="dxa" w:w="70"/>
               <w:left w:type="dxa" w:w="100"/>
@@ -618,7 +690,7 @@
         </w:trPr>
         <w:tc>
           <w:tcPr>
-            <w:tcW w:type="dxa" w:w="2973"/>
+            <w:tcW w:type="dxa" w:w="2974"/>
             <w:tcMar>
               <w:top w:type="dxa" w:w="70"/>
               <w:left w:type="dxa" w:w="100"/>
@@ -670,7 +742,7 @@
         </w:tc>
         <w:tc>
           <w:tcPr>
-            <w:tcW w:type="dxa" w:w="4946"/>
+            <w:tcW w:type="dxa" w:w="4945"/>
             <w:tcMar>
               <w:top w:type="dxa" w:w="70"/>
               <w:left w:type="dxa" w:w="100"/>
@@ -689,6 +761,416 @@
                 <w:szCs w:val="20"/>
               </w:rPr>
               <w:t xml:space="preserve">El único código que deja fuera solo el mínimo de 100 casos debe 18 de sus 19 reingresos a una misma paciente. Entre los que pasan, solo dos dependen así de una persona.</w:t>
+            </w:r>
+          </w:p>
+        </w:tc>
+      </w:tr>
+      <w:tr>
+        <w:trPr>
+          <w:cantSplit/>
+          <w:tblHeader w:val="off"/>
+        </w:trPr>
+        <w:tc>
+          <w:tcPr>
+            <w:tcW w:type="dxa" w:w="2974"/>
+            <w:tcMar>
+              <w:top w:type="dxa" w:w="70"/>
+              <w:left w:type="dxa" w:w="100"/>
+              <w:bottom w:type="dxa" w:w="70"/>
+              <w:right w:type="dxa" w:w="100"/>
+            </w:tcMar>
+            <w:vAlign w:val="center"/>
+          </w:tcPr>
+          <w:p>
+            <w:pPr>
+              <w:spacing w:after="0"/>
+            </w:pPr>
+            <w:r>
+              <w:rPr>
+                <w:sz w:val="20"/>
+                <w:szCs w:val="20"/>
+              </w:rPr>
+              <w:t xml:space="preserve">Variables de la propuesta</w:t>
+            </w:r>
+          </w:p>
+        </w:tc>
+        <w:tc>
+          <w:tcPr>
+            <w:tcW w:type="dxa" w:w="1107"/>
+            <w:tcMar>
+              <w:top w:type="dxa" w:w="70"/>
+              <w:left w:type="dxa" w:w="100"/>
+              <w:bottom w:type="dxa" w:w="70"/>
+              <w:right w:type="dxa" w:w="100"/>
+            </w:tcMar>
+            <w:vAlign w:val="center"/>
+          </w:tcPr>
+          <w:p>
+            <w:pPr>
+              <w:spacing w:after="0"/>
+            </w:pPr>
+            <w:hyperlink w:history="1" w:anchor="E_D46">
+              <w:r>
+                <w:rPr>
+                  <w:color w:val="0563C1"/>
+                  <w:sz w:val="20"/>
+                  <w:szCs w:val="20"/>
+                  <w:u w:val="single"/>
+                </w:rPr>
+                <w:t xml:space="preserve">D46</w:t>
+              </w:r>
+            </w:hyperlink>
+          </w:p>
+        </w:tc>
+        <w:tc>
+          <w:tcPr>
+            <w:tcW w:type="dxa" w:w="4945"/>
+            <w:tcMar>
+              <w:top w:type="dxa" w:w="70"/>
+              <w:left w:type="dxa" w:w="100"/>
+              <w:bottom w:type="dxa" w:w="70"/>
+              <w:right w:type="dxa" w:w="100"/>
+            </w:tcMar>
+            <w:vAlign w:val="center"/>
+          </w:tcPr>
+          <w:p>
+            <w:pPr>
+              <w:spacing w:after="0"/>
+            </w:pPr>
+            <w:r>
+              <w:rPr>
+                <w:sz w:val="20"/>
+                <w:szCs w:val="20"/>
+              </w:rPr>
+              <w:t xml:space="preserve">Edad al propio ingreso, sexo, previsión en 8 grupos, región desde la provincia, tipo de ingreso, estadía del episodio completo, CDM y peso GRD. Los faltantes quedan como SIN DATO, sin imputar.</w:t>
+            </w:r>
+          </w:p>
+        </w:tc>
+      </w:tr>
+      <w:tr>
+        <w:trPr>
+          <w:cantSplit/>
+          <w:tblHeader w:val="off"/>
+        </w:trPr>
+        <w:tc>
+          <w:tcPr>
+            <w:tcW w:type="dxa" w:w="2974"/>
+            <w:tcMar>
+              <w:top w:type="dxa" w:w="70"/>
+              <w:left w:type="dxa" w:w="100"/>
+              <w:bottom w:type="dxa" w:w="70"/>
+              <w:right w:type="dxa" w:w="100"/>
+            </w:tcMar>
+            <w:vAlign w:val="center"/>
+          </w:tcPr>
+          <w:p>
+            <w:pPr>
+              <w:spacing w:after="0"/>
+            </w:pPr>
+            <w:r>
+              <w:rPr>
+                <w:sz w:val="20"/>
+                <w:szCs w:val="20"/>
+              </w:rPr>
+              <w:t xml:space="preserve">Historia de 12 meses</w:t>
+            </w:r>
+          </w:p>
+        </w:tc>
+        <w:tc>
+          <w:tcPr>
+            <w:tcW w:type="dxa" w:w="1107"/>
+            <w:tcMar>
+              <w:top w:type="dxa" w:w="70"/>
+              <w:left w:type="dxa" w:w="100"/>
+              <w:bottom w:type="dxa" w:w="70"/>
+              <w:right w:type="dxa" w:w="100"/>
+            </w:tcMar>
+            <w:vAlign w:val="center"/>
+          </w:tcPr>
+          <w:p>
+            <w:pPr>
+              <w:spacing w:after="0"/>
+            </w:pPr>
+            <w:hyperlink w:history="1" w:anchor="E_D47">
+              <w:r>
+                <w:rPr>
+                  <w:color w:val="0563C1"/>
+                  <w:sz w:val="20"/>
+                  <w:szCs w:val="20"/>
+                  <w:u w:val="single"/>
+                </w:rPr>
+                <w:t xml:space="preserve">D47</w:t>
+              </w:r>
+            </w:hyperlink>
+          </w:p>
+        </w:tc>
+        <w:tc>
+          <w:tcPr>
+            <w:tcW w:type="dxa" w:w="4945"/>
+            <w:tcMar>
+              <w:top w:type="dxa" w:w="70"/>
+              <w:left w:type="dxa" w:w="100"/>
+              <w:bottom w:type="dxa" w:w="70"/>
+              <w:right w:type="dxa" w:w="100"/>
+            </w:tcMar>
+            <w:vAlign w:val="center"/>
+          </w:tcPr>
+          <w:p>
+            <w:pPr>
+              <w:spacing w:after="0"/>
+            </w:pPr>
+            <w:r>
+              <w:rPr>
+                <w:sz w:val="20"/>
+                <w:szCs w:val="20"/>
+              </w:rPr>
+              <w:t xml:space="preserve">Hospitalizaciones previas (todas y las no planificadas), días desde la última, cirugías mayores ambulatorias y sesiones en los 365 días antes del ingreso índice, sin el propio episodio, y la marca de ventana cortada.</w:t>
+            </w:r>
+          </w:p>
+        </w:tc>
+      </w:tr>
+      <w:tr>
+        <w:trPr>
+          <w:cantSplit/>
+          <w:tblHeader w:val="off"/>
+        </w:trPr>
+        <w:tc>
+          <w:tcPr>
+            <w:tcW w:type="dxa" w:w="2974"/>
+            <w:tcMar>
+              <w:top w:type="dxa" w:w="70"/>
+              <w:left w:type="dxa" w:w="100"/>
+              <w:bottom w:type="dxa" w:w="70"/>
+              <w:right w:type="dxa" w:w="100"/>
+            </w:tcMar>
+            <w:vAlign w:val="center"/>
+          </w:tcPr>
+          <w:p>
+            <w:pPr>
+              <w:spacing w:after="0"/>
+            </w:pPr>
+            <w:r>
+              <w:rPr>
+                <w:sz w:val="20"/>
+                <w:szCs w:val="20"/>
+              </w:rPr>
+              <w:t xml:space="preserve">Índice de comorbilidad</w:t>
+            </w:r>
+          </w:p>
+        </w:tc>
+        <w:tc>
+          <w:tcPr>
+            <w:tcW w:type="dxa" w:w="1107"/>
+            <w:tcMar>
+              <w:top w:type="dxa" w:w="70"/>
+              <w:left w:type="dxa" w:w="100"/>
+              <w:bottom w:type="dxa" w:w="70"/>
+              <w:right w:type="dxa" w:w="100"/>
+            </w:tcMar>
+            <w:vAlign w:val="center"/>
+          </w:tcPr>
+          <w:p>
+            <w:pPr>
+              <w:spacing w:after="0"/>
+            </w:pPr>
+            <w:hyperlink w:history="1" w:anchor="E_D48">
+              <w:r>
+                <w:rPr>
+                  <w:color w:val="0563C1"/>
+                  <w:sz w:val="20"/>
+                  <w:szCs w:val="20"/>
+                  <w:u w:val="single"/>
+                </w:rPr>
+                <w:t xml:space="preserve">D48</w:t>
+              </w:r>
+            </w:hyperlink>
+          </w:p>
+        </w:tc>
+        <w:tc>
+          <w:tcPr>
+            <w:tcW w:type="dxa" w:w="4945"/>
+            <w:tcMar>
+              <w:top w:type="dxa" w:w="70"/>
+              <w:left w:type="dxa" w:w="100"/>
+              <w:bottom w:type="dxa" w:w="70"/>
+              <w:right w:type="dxa" w:w="100"/>
+            </w:tcMar>
+            <w:vAlign w:val="center"/>
+          </w:tcPr>
+          <w:p>
+            <w:pPr>
+              <w:spacing w:after="0"/>
+            </w:pPr>
+            <w:r>
+              <w:rPr>
+                <w:sz w:val="20"/>
+                <w:szCs w:val="20"/>
+              </w:rPr>
+              <w:t xml:space="preserve">Número de condiciones de Elixhauser (Quan et al., 2005) en todos los diagnósticos del egreso, con tres jerarquías; Charlson con los pesos de Quan et al. (2011) como comparación.</w:t>
+            </w:r>
+          </w:p>
+        </w:tc>
+      </w:tr>
+      <w:tr>
+        <w:trPr>
+          <w:cantSplit/>
+          <w:tblHeader w:val="off"/>
+        </w:trPr>
+        <w:tc>
+          <w:tcPr>
+            <w:tcW w:type="dxa" w:w="2974"/>
+            <w:tcMar>
+              <w:top w:type="dxa" w:w="70"/>
+              <w:left w:type="dxa" w:w="100"/>
+              <w:bottom w:type="dxa" w:w="70"/>
+              <w:right w:type="dxa" w:w="100"/>
+            </w:tcMar>
+            <w:vAlign w:val="center"/>
+          </w:tcPr>
+          <w:p>
+            <w:pPr>
+              <w:spacing w:after="0"/>
+            </w:pPr>
+            <w:r>
+              <w:rPr>
+                <w:sz w:val="20"/>
+                <w:szCs w:val="20"/>
+              </w:rPr>
+              <w:t xml:space="preserve">Demás columnas del CMBD</w:t>
+            </w:r>
+          </w:p>
+        </w:tc>
+        <w:tc>
+          <w:tcPr>
+            <w:tcW w:type="dxa" w:w="1107"/>
+            <w:tcMar>
+              <w:top w:type="dxa" w:w="70"/>
+              <w:left w:type="dxa" w:w="100"/>
+              <w:bottom w:type="dxa" w:w="70"/>
+              <w:right w:type="dxa" w:w="100"/>
+            </w:tcMar>
+            <w:vAlign w:val="center"/>
+          </w:tcPr>
+          <w:p>
+            <w:pPr>
+              <w:spacing w:after="0"/>
+            </w:pPr>
+            <w:hyperlink w:history="1" w:anchor="E_D49">
+              <w:r>
+                <w:rPr>
+                  <w:color w:val="0563C1"/>
+                  <w:sz w:val="20"/>
+                  <w:szCs w:val="20"/>
+                  <w:u w:val="single"/>
+                </w:rPr>
+                <w:t xml:space="preserve">D49</w:t>
+              </w:r>
+            </w:hyperlink>
+          </w:p>
+        </w:tc>
+        <w:tc>
+          <w:tcPr>
+            <w:tcW w:type="dxa" w:w="4945"/>
+            <w:tcMar>
+              <w:top w:type="dxa" w:w="70"/>
+              <w:left w:type="dxa" w:w="100"/>
+              <w:bottom w:type="dxa" w:w="70"/>
+              <w:right w:type="dxa" w:w="100"/>
+            </w:tcMar>
+            <w:vAlign w:val="center"/>
+          </w:tcPr>
+          <w:p>
+            <w:pPr>
+              <w:spacing w:after="0"/>
+            </w:pPr>
+            <w:r>
+              <w:rPr>
+                <w:sz w:val="20"/>
+                <w:szCs w:val="20"/>
+              </w:rPr>
+              <w:t xml:space="preserve">Entran sin filtro las 15 columnas que describen al paciente o su hospitalización; en las tomadas tal cual, los valores con menos de 100 casos pasan a OTRO. El hospital queda en la tabla y su uso como predictora se consulta.</w:t>
+            </w:r>
+          </w:p>
+        </w:tc>
+      </w:tr>
+      <w:tr>
+        <w:trPr>
+          <w:cantSplit/>
+          <w:tblHeader w:val="off"/>
+        </w:trPr>
+        <w:tc>
+          <w:tcPr>
+            <w:tcW w:type="dxa" w:w="2974"/>
+            <w:tcMar>
+              <w:top w:type="dxa" w:w="70"/>
+              <w:left w:type="dxa" w:w="100"/>
+              <w:bottom w:type="dxa" w:w="70"/>
+              <w:right w:type="dxa" w:w="100"/>
+            </w:tcMar>
+            <w:vAlign w:val="center"/>
+          </w:tcPr>
+          <w:p>
+            <w:pPr>
+              <w:spacing w:after="0"/>
+            </w:pPr>
+            <w:r>
+              <w:rPr>
+                <w:sz w:val="20"/>
+                <w:szCs w:val="20"/>
+              </w:rPr>
+              <w:t xml:space="preserve">Tratamientos periódicos</w:t>
+            </w:r>
+          </w:p>
+        </w:tc>
+        <w:tc>
+          <w:tcPr>
+            <w:tcW w:type="dxa" w:w="1107"/>
+            <w:tcMar>
+              <w:top w:type="dxa" w:w="70"/>
+              <w:left w:type="dxa" w:w="100"/>
+              <w:bottom w:type="dxa" w:w="70"/>
+              <w:right w:type="dxa" w:w="100"/>
+            </w:tcMar>
+            <w:vAlign w:val="center"/>
+          </w:tcPr>
+          <w:p>
+            <w:pPr>
+              <w:spacing w:after="0"/>
+            </w:pPr>
+            <w:hyperlink w:history="1" w:anchor="E_H33">
+              <w:r>
+                <w:rPr>
+                  <w:color w:val="0563C1"/>
+                  <w:sz w:val="20"/>
+                  <w:szCs w:val="20"/>
+                  <w:u w:val="single"/>
+                </w:rPr>
+                <w:t xml:space="preserve">H33</w:t>
+              </w:r>
+            </w:hyperlink>
+          </w:p>
+        </w:tc>
+        <w:tc>
+          <w:tcPr>
+            <w:tcW w:type="dxa" w:w="4945"/>
+            <w:tcMar>
+              <w:top w:type="dxa" w:w="70"/>
+              <w:left w:type="dxa" w:w="100"/>
+              <w:bottom w:type="dxa" w:w="70"/>
+              <w:right w:type="dxa" w:w="100"/>
+            </w:tcMar>
+            <w:vAlign w:val="center"/>
+          </w:tcPr>
+          <w:p>
+            <w:pPr>
+              <w:spacing w:after="0"/>
+            </w:pPr>
+            <w:r>
+              <w:rPr>
+                <w:sz w:val="20"/>
+                <w:szCs w:val="20"/>
+              </w:rPr>
+              <w:t xml:space="preserve">Trece personas con tratamientos de un día sin código Z51 suman 697 casos con 50 o más hospitalizaciones previas.</w:t>
             </w:r>
           </w:p>
         </w:tc>
@@ -6743,6 +7225,8916 @@
     </w:tbl>
     <w:p>
       <w:pPr>
+        <w:pStyle w:val="Heading2"/>
+      </w:pPr>
+      <w:bookmarkStart w:name="E_D46" w:id="5"/>
+      <w:r>
+        <w:rPr>
+          <w:color w:val="548235"/>
+        </w:rPr>
+        <w:t xml:space="preserve">D46</w:t>
+      </w:r>
+      <w:bookmarkEnd w:id="5"/>
+      <w:r>
+        <w:t xml:space="preserve"> · Variables administrativas y demográficas de la propuesta</w:t>
+      </w:r>
+    </w:p>
+    <w:p>
+      <w:pPr>
+        <w:keepNext/>
+        <w:spacing w:after="100"/>
+      </w:pPr>
+      <w:r>
+        <w:rPr>
+          <w:b/>
+          <w:bCs/>
+          <w:color w:val="548235"/>
+          <w:sz w:val="18"/>
+          <w:szCs w:val="18"/>
+        </w:rPr>
+        <w:t xml:space="preserve">Decisión</w:t>
+      </w:r>
+      <w:r>
+        <w:rPr>
+          <w:color w:val="808080"/>
+          <w:sz w:val="18"/>
+          <w:szCs w:val="18"/>
+        </w:rPr>
+        <w:t xml:space="preserve">  ·  29 de octubre de 2026</w:t>
+      </w:r>
+    </w:p>
+    <w:tbl>
+      <w:tblPr>
+        <w:tblW w:type="dxa" w:w="9026"/>
+        <w:tblBorders>
+          <w:top w:val="single" w:color="BFBFBF" w:sz="4"/>
+          <w:left w:val="single" w:color="BFBFBF" w:sz="4"/>
+          <w:bottom w:val="single" w:color="BFBFBF" w:sz="4"/>
+          <w:right w:val="single" w:color="BFBFBF" w:sz="4"/>
+          <w:insideH w:val="single" w:color="BFBFBF" w:sz="4"/>
+          <w:insideV w:val="single" w:color="BFBFBF" w:sz="4"/>
+        </w:tblBorders>
+        <w:tblLayout w:type="fixed"/>
+      </w:tblPr>
+      <w:tblGrid>
+        <w:gridCol w:w="1800"/>
+        <w:gridCol w:w="7226"/>
+      </w:tblGrid>
+      <w:tr>
+        <w:trPr>
+          <w:cantSplit/>
+        </w:trPr>
+        <w:tc>
+          <w:tcPr>
+            <w:tcW w:type="dxa" w:w="1800"/>
+            <w:shd w:fill="F2F2F2" w:color="auto" w:val="clear"/>
+            <w:tcMar>
+              <w:top w:type="dxa" w:w="70"/>
+              <w:left w:type="dxa" w:w="100"/>
+              <w:bottom w:type="dxa" w:w="70"/>
+              <w:right w:type="dxa" w:w="100"/>
+            </w:tcMar>
+          </w:tcPr>
+          <w:p>
+            <w:pPr>
+              <w:keepNext/>
+              <w:spacing w:after="0"/>
+            </w:pPr>
+            <w:r>
+              <w:rPr>
+                <w:b/>
+                <w:bCs/>
+                <w:color w:val="404040"/>
+                <w:sz w:val="20"/>
+                <w:szCs w:val="20"/>
+              </w:rPr>
+              <w:t xml:space="preserve">Actividad</w:t>
+            </w:r>
+          </w:p>
+        </w:tc>
+        <w:tc>
+          <w:tcPr>
+            <w:tcW w:type="dxa" w:w="7226"/>
+            <w:tcMar>
+              <w:top w:type="dxa" w:w="70"/>
+              <w:left w:type="dxa" w:w="100"/>
+              <w:bottom w:type="dxa" w:w="70"/>
+              <w:right w:type="dxa" w:w="100"/>
+            </w:tcMar>
+          </w:tcPr>
+          <w:p>
+            <w:pPr>
+              <w:keepNext/>
+              <w:spacing w:after="0" w:before="0"/>
+            </w:pPr>
+            <w:r>
+              <w:rPr>
+                <w:sz w:val="20"/>
+                <w:szCs w:val="20"/>
+              </w:rPr>
+              <w:t xml:space="preserve">3.1</w:t>
+            </w:r>
+          </w:p>
+        </w:tc>
+      </w:tr>
+      <w:tr>
+        <w:trPr>
+          <w:cantSplit/>
+        </w:trPr>
+        <w:tc>
+          <w:tcPr>
+            <w:tcW w:type="dxa" w:w="1800"/>
+            <w:shd w:fill="F2F2F2" w:color="auto" w:val="clear"/>
+            <w:tcMar>
+              <w:top w:type="dxa" w:w="70"/>
+              <w:left w:type="dxa" w:w="100"/>
+              <w:bottom w:type="dxa" w:w="70"/>
+              <w:right w:type="dxa" w:w="100"/>
+            </w:tcMar>
+          </w:tcPr>
+          <w:p>
+            <w:pPr>
+              <w:keepNext/>
+              <w:spacing w:after="0"/>
+            </w:pPr>
+            <w:r>
+              <w:rPr>
+                <w:b/>
+                <w:bCs/>
+                <w:color w:val="404040"/>
+                <w:sz w:val="20"/>
+                <w:szCs w:val="20"/>
+              </w:rPr>
+              <w:t xml:space="preserve">Decisión</w:t>
+            </w:r>
+          </w:p>
+        </w:tc>
+        <w:tc>
+          <w:tcPr>
+            <w:tcW w:type="dxa" w:w="7226"/>
+            <w:tcMar>
+              <w:top w:type="dxa" w:w="70"/>
+              <w:left w:type="dxa" w:w="100"/>
+              <w:bottom w:type="dxa" w:w="70"/>
+              <w:right w:type="dxa" w:w="100"/>
+            </w:tcMar>
+          </w:tcPr>
+          <w:p>
+            <w:pPr>
+              <w:keepNext/>
+              <w:spacing w:after="80" w:before="0"/>
+            </w:pPr>
+            <w:r>
+              <w:rPr>
+                <w:sz w:val="20"/>
+                <w:szCs w:val="20"/>
+              </w:rPr>
+              <w:t xml:space="preserve">Las ocho variables de la Etapa 3 que describen al paciente y su hospitalización se construyen así, sin pasar por el filtro de códigos (la Etapa 3 dice que a ese filtro «no quedan expuestas las variables administrativas»):</w:t>
+            </w:r>
+          </w:p>
+          <w:tbl>
+            <w:tblPr>
+              <w:tblW w:type="dxa" w:w="7026"/>
+              <w:tblBorders>
+                <w:top w:val="single" w:color="BFBFBF" w:sz="4"/>
+                <w:left w:val="single" w:color="BFBFBF" w:sz="4"/>
+                <w:bottom w:val="single" w:color="BFBFBF" w:sz="4"/>
+                <w:right w:val="single" w:color="BFBFBF" w:sz="4"/>
+                <w:insideH w:val="single" w:color="BFBFBF" w:sz="4"/>
+                <w:insideV w:val="single" w:color="BFBFBF" w:sz="4"/>
+              </w:tblBorders>
+              <w:tblLayout w:type="fixed"/>
+            </w:tblPr>
+            <w:tblGrid>
+              <w:gridCol w:w="1949"/>
+              <w:gridCol w:w="4285"/>
+              <w:gridCol w:w="792"/>
+            </w:tblGrid>
+            <w:tr>
+              <w:trPr>
+                <w:cantSplit/>
+                <w:tblHeader/>
+              </w:trPr>
+              <w:tc>
+                <w:tcPr>
+                  <w:tcW w:type="dxa" w:w="1949"/>
+                  <w:shd w:fill="D9E2F3" w:color="auto" w:val="clear"/>
+                  <w:tcMar>
+                    <w:top w:type="dxa" w:w="70"/>
+                    <w:left w:type="dxa" w:w="100"/>
+                    <w:bottom w:type="dxa" w:w="70"/>
+                    <w:right w:type="dxa" w:w="100"/>
+                  </w:tcMar>
+                  <w:vAlign w:val="center"/>
+                </w:tcPr>
+                <w:p>
+                  <w:pPr>
+                    <w:spacing w:after="0"/>
+                  </w:pPr>
+                  <w:r>
+                    <w:rPr>
+                      <w:b/>
+                      <w:bCs/>
+                      <w:sz w:val="18"/>
+                      <w:szCs w:val="18"/>
+                    </w:rPr>
+                    <w:t xml:space="preserve">Variable</w:t>
+                  </w:r>
+                </w:p>
+              </w:tc>
+              <w:tc>
+                <w:tcPr>
+                  <w:tcW w:type="dxa" w:w="4285"/>
+                  <w:shd w:fill="D9E2F3" w:color="auto" w:val="clear"/>
+                  <w:tcMar>
+                    <w:top w:type="dxa" w:w="70"/>
+                    <w:left w:type="dxa" w:w="100"/>
+                    <w:bottom w:type="dxa" w:w="70"/>
+                    <w:right w:type="dxa" w:w="100"/>
+                  </w:tcMar>
+                  <w:vAlign w:val="center"/>
+                </w:tcPr>
+                <w:p>
+                  <w:pPr>
+                    <w:spacing w:after="0"/>
+                  </w:pPr>
+                  <w:r>
+                    <w:rPr>
+                      <w:b/>
+                      <w:bCs/>
+                      <w:sz w:val="18"/>
+                      <w:szCs w:val="18"/>
+                    </w:rPr>
+                    <w:t xml:space="preserve">Construcción</w:t>
+                  </w:r>
+                </w:p>
+              </w:tc>
+              <w:tc>
+                <w:tcPr>
+                  <w:tcW w:type="dxa" w:w="792"/>
+                  <w:shd w:fill="D9E2F3" w:color="auto" w:val="clear"/>
+                  <w:tcMar>
+                    <w:top w:type="dxa" w:w="70"/>
+                    <w:left w:type="dxa" w:w="100"/>
+                    <w:bottom w:type="dxa" w:w="70"/>
+                    <w:right w:type="dxa" w:w="100"/>
+                  </w:tcMar>
+                  <w:vAlign w:val="center"/>
+                </w:tcPr>
+                <w:p>
+                  <w:pPr>
+                    <w:spacing w:after="0"/>
+                  </w:pPr>
+                  <w:r>
+                    <w:rPr>
+                      <w:b/>
+                      <w:bCs/>
+                      <w:sz w:val="18"/>
+                      <w:szCs w:val="18"/>
+                    </w:rPr>
+                    <w:t xml:space="preserve">Sin dato</w:t>
+                  </w:r>
+                </w:p>
+              </w:tc>
+            </w:tr>
+            <w:tr>
+              <w:trPr>
+                <w:cantSplit/>
+                <w:tblHeader w:val="off"/>
+              </w:trPr>
+              <w:tc>
+                <w:tcPr>
+                  <w:tcW w:type="dxa" w:w="1949"/>
+                  <w:tcMar>
+                    <w:top w:type="dxa" w:w="70"/>
+                    <w:left w:type="dxa" w:w="100"/>
+                    <w:bottom w:type="dxa" w:w="70"/>
+                    <w:right w:type="dxa" w:w="100"/>
+                  </w:tcMar>
+                  <w:vAlign w:val="center"/>
+                </w:tcPr>
+                <w:p>
+                  <w:pPr>
+                    <w:spacing w:after="0"/>
+                  </w:pPr>
+                  <w:r>
+                    <w:rPr>
+                      <w:rFonts w:ascii="Consolas" w:cs="Consolas" w:eastAsia="Consolas" w:hAnsi="Consolas"/>
+                      <w:sz w:val="16"/>
+                      <w:szCs w:val="16"/>
+                      <w:shd w:fill="F2F2F2" w:color="auto" w:val="clear"/>
+                    </w:rPr>
+                    <w:t xml:space="preserve">EDAD</w:t>
+                  </w:r>
+                </w:p>
+              </w:tc>
+              <w:tc>
+                <w:tcPr>
+                  <w:tcW w:type="dxa" w:w="4285"/>
+                  <w:tcMar>
+                    <w:top w:type="dxa" w:w="70"/>
+                    <w:left w:type="dxa" w:w="100"/>
+                    <w:bottom w:type="dxa" w:w="70"/>
+                    <w:right w:type="dxa" w:w="100"/>
+                  </w:tcMar>
+                  <w:vAlign w:val="center"/>
+                </w:tcPr>
+                <w:p>
+                  <w:pPr>
+                    <w:spacing w:after="0"/>
+                  </w:pPr>
+                  <w:r>
+                    <w:rPr>
+                      <w:sz w:val="18"/>
+                      <w:szCs w:val="18"/>
+                    </w:rPr>
+                    <w:t xml:space="preserve">Años con decimales al ingreso del propio egreso: días entre el nacimiento y el ingreso, divididos por 365,25</w:t>
+                  </w:r>
+                </w:p>
+              </w:tc>
+              <w:tc>
+                <w:tcPr>
+                  <w:tcW w:type="dxa" w:w="792"/>
+                  <w:tcMar>
+                    <w:top w:type="dxa" w:w="70"/>
+                    <w:left w:type="dxa" w:w="100"/>
+                    <w:bottom w:type="dxa" w:w="70"/>
+                    <w:right w:type="dxa" w:w="100"/>
+                  </w:tcMar>
+                  <w:vAlign w:val="center"/>
+                </w:tcPr>
+                <w:p>
+                  <w:pPr>
+                    <w:spacing w:after="0"/>
+                  </w:pPr>
+                  <w:r>
+                    <w:rPr>
+                      <w:sz w:val="18"/>
+                      <w:szCs w:val="18"/>
+                    </w:rPr>
+                    <w:t xml:space="preserve">—</w:t>
+                  </w:r>
+                </w:p>
+              </w:tc>
+            </w:tr>
+            <w:tr>
+              <w:trPr>
+                <w:cantSplit/>
+                <w:tblHeader w:val="off"/>
+              </w:trPr>
+              <w:tc>
+                <w:tcPr>
+                  <w:tcW w:type="dxa" w:w="1949"/>
+                  <w:tcMar>
+                    <w:top w:type="dxa" w:w="70"/>
+                    <w:left w:type="dxa" w:w="100"/>
+                    <w:bottom w:type="dxa" w:w="70"/>
+                    <w:right w:type="dxa" w:w="100"/>
+                  </w:tcMar>
+                  <w:vAlign w:val="center"/>
+                </w:tcPr>
+                <w:p>
+                  <w:pPr>
+                    <w:spacing w:after="0"/>
+                  </w:pPr>
+                  <w:r>
+                    <w:rPr>
+                      <w:rFonts w:ascii="Consolas" w:cs="Consolas" w:eastAsia="Consolas" w:hAnsi="Consolas"/>
+                      <w:sz w:val="16"/>
+                      <w:szCs w:val="16"/>
+                      <w:shd w:fill="F2F2F2" w:color="auto" w:val="clear"/>
+                    </w:rPr>
+                    <w:t xml:space="preserve">SEXO</w:t>
+                  </w:r>
+                </w:p>
+              </w:tc>
+              <w:tc>
+                <w:tcPr>
+                  <w:tcW w:type="dxa" w:w="4285"/>
+                  <w:tcMar>
+                    <w:top w:type="dxa" w:w="70"/>
+                    <w:left w:type="dxa" w:w="100"/>
+                    <w:bottom w:type="dxa" w:w="70"/>
+                    <w:right w:type="dxa" w:w="100"/>
+                  </w:tcMar>
+                  <w:vAlign w:val="center"/>
+                </w:tcPr>
+                <w:p>
+                  <w:pPr>
+                    <w:spacing w:after="0"/>
+                  </w:pPr>
+                  <w:r>
+                    <w:rPr>
+                      <w:sz w:val="18"/>
+                      <w:szCs w:val="18"/>
+                    </w:rPr>
+                    <w:t xml:space="preserve">Tal cual (hombre o mujer)</w:t>
+                  </w:r>
+                </w:p>
+              </w:tc>
+              <w:tc>
+                <w:tcPr>
+                  <w:tcW w:type="dxa" w:w="792"/>
+                  <w:tcMar>
+                    <w:top w:type="dxa" w:w="70"/>
+                    <w:left w:type="dxa" w:w="100"/>
+                    <w:bottom w:type="dxa" w:w="70"/>
+                    <w:right w:type="dxa" w:w="100"/>
+                  </w:tcMar>
+                  <w:vAlign w:val="center"/>
+                </w:tcPr>
+                <w:p>
+                  <w:pPr>
+                    <w:spacing w:after="0"/>
+                  </w:pPr>
+                  <w:r>
+                    <w:rPr>
+                      <w:sz w:val="18"/>
+                      <w:szCs w:val="18"/>
+                    </w:rPr>
+                    <w:t xml:space="preserve">313</w:t>
+                  </w:r>
+                </w:p>
+              </w:tc>
+            </w:tr>
+            <w:tr>
+              <w:trPr>
+                <w:cantSplit/>
+                <w:tblHeader w:val="off"/>
+              </w:trPr>
+              <w:tc>
+                <w:tcPr>
+                  <w:tcW w:type="dxa" w:w="1949"/>
+                  <w:tcMar>
+                    <w:top w:type="dxa" w:w="70"/>
+                    <w:left w:type="dxa" w:w="100"/>
+                    <w:bottom w:type="dxa" w:w="70"/>
+                    <w:right w:type="dxa" w:w="100"/>
+                  </w:tcMar>
+                  <w:vAlign w:val="center"/>
+                </w:tcPr>
+                <w:p>
+                  <w:pPr>
+                    <w:spacing w:after="0"/>
+                  </w:pPr>
+                  <w:r>
+                    <w:rPr>
+                      <w:rFonts w:ascii="Consolas" w:cs="Consolas" w:eastAsia="Consolas" w:hAnsi="Consolas"/>
+                      <w:sz w:val="16"/>
+                      <w:szCs w:val="16"/>
+                      <w:shd w:fill="F2F2F2" w:color="auto" w:val="clear"/>
+                    </w:rPr>
+                    <w:t xml:space="preserve">PREVISION_GRUPO</w:t>
+                  </w:r>
+                </w:p>
+              </w:tc>
+              <w:tc>
+                <w:tcPr>
+                  <w:tcW w:type="dxa" w:w="4285"/>
+                  <w:tcMar>
+                    <w:top w:type="dxa" w:w="70"/>
+                    <w:left w:type="dxa" w:w="100"/>
+                    <w:bottom w:type="dxa" w:w="70"/>
+                    <w:right w:type="dxa" w:w="100"/>
+                  </w:tcMar>
+                  <w:vAlign w:val="center"/>
+                </w:tcPr>
+                <w:p>
+                  <w:pPr>
+                    <w:spacing w:after="0"/>
+                  </w:pPr>
+                  <w:r>
+                    <w:rPr>
+                      <w:sz w:val="18"/>
+                      <w:szCs w:val="18"/>
+                    </w:rPr>
+                    <w:t xml:space="preserve">Los 12 valores en 8 grupos: FONASA A, B, C y D; FONASA libre elección (sus tres modalidades); ISAPRE; particular; DIPRECA, CAPREDENA y SISA</w:t>
+                  </w:r>
+                </w:p>
+              </w:tc>
+              <w:tc>
+                <w:tcPr>
+                  <w:tcW w:type="dxa" w:w="792"/>
+                  <w:tcMar>
+                    <w:top w:type="dxa" w:w="70"/>
+                    <w:left w:type="dxa" w:w="100"/>
+                    <w:bottom w:type="dxa" w:w="70"/>
+                    <w:right w:type="dxa" w:w="100"/>
+                  </w:tcMar>
+                  <w:vAlign w:val="center"/>
+                </w:tcPr>
+                <w:p>
+                  <w:pPr>
+                    <w:spacing w:after="0"/>
+                  </w:pPr>
+                  <w:r>
+                    <w:rPr>
+                      <w:sz w:val="18"/>
+                      <w:szCs w:val="18"/>
+                    </w:rPr>
+                    <w:t xml:space="preserve">2.439</w:t>
+                  </w:r>
+                </w:p>
+              </w:tc>
+            </w:tr>
+            <w:tr>
+              <w:trPr>
+                <w:cantSplit/>
+                <w:tblHeader w:val="off"/>
+              </w:trPr>
+              <w:tc>
+                <w:tcPr>
+                  <w:tcW w:type="dxa" w:w="1949"/>
+                  <w:tcMar>
+                    <w:top w:type="dxa" w:w="70"/>
+                    <w:left w:type="dxa" w:w="100"/>
+                    <w:bottom w:type="dxa" w:w="70"/>
+                    <w:right w:type="dxa" w:w="100"/>
+                  </w:tcMar>
+                  <w:vAlign w:val="center"/>
+                </w:tcPr>
+                <w:p>
+                  <w:pPr>
+                    <w:spacing w:after="0"/>
+                  </w:pPr>
+                  <w:r>
+                    <w:rPr>
+                      <w:rFonts w:ascii="Consolas" w:cs="Consolas" w:eastAsia="Consolas" w:hAnsi="Consolas"/>
+                      <w:sz w:val="16"/>
+                      <w:szCs w:val="16"/>
+                      <w:shd w:fill="F2F2F2" w:color="auto" w:val="clear"/>
+                    </w:rPr>
+                    <w:t xml:space="preserve">REGION</w:t>
+                  </w:r>
+                </w:p>
+              </w:tc>
+              <w:tc>
+                <w:tcPr>
+                  <w:tcW w:type="dxa" w:w="4285"/>
+                  <w:tcMar>
+                    <w:top w:type="dxa" w:w="70"/>
+                    <w:left w:type="dxa" w:w="100"/>
+                    <w:bottom w:type="dxa" w:w="70"/>
+                    <w:right w:type="dxa" w:w="100"/>
+                  </w:tcMar>
+                  <w:vAlign w:val="center"/>
+                </w:tcPr>
+                <w:p>
+                  <w:pPr>
+                    <w:spacing w:after="0"/>
+                  </w:pPr>
+                  <w:r>
+                    <w:rPr>
+                      <w:sz w:val="18"/>
+                      <w:szCs w:val="18"/>
+                    </w:rPr>
+                    <w:t xml:space="preserve">Región de residencia, desde la provincia: las 57 provincias de la base (también la antigua ÑUBLE) en 16 regiones</w:t>
+                  </w:r>
+                </w:p>
+              </w:tc>
+              <w:tc>
+                <w:tcPr>
+                  <w:tcW w:type="dxa" w:w="792"/>
+                  <w:tcMar>
+                    <w:top w:type="dxa" w:w="70"/>
+                    <w:left w:type="dxa" w:w="100"/>
+                    <w:bottom w:type="dxa" w:w="70"/>
+                    <w:right w:type="dxa" w:w="100"/>
+                  </w:tcMar>
+                  <w:vAlign w:val="center"/>
+                </w:tcPr>
+                <w:p>
+                  <w:pPr>
+                    <w:spacing w:after="0"/>
+                  </w:pPr>
+                  <w:r>
+                    <w:rPr>
+                      <w:sz w:val="18"/>
+                      <w:szCs w:val="18"/>
+                    </w:rPr>
+                    <w:t xml:space="preserve">1.090</w:t>
+                  </w:r>
+                </w:p>
+              </w:tc>
+            </w:tr>
+            <w:tr>
+              <w:trPr>
+                <w:cantSplit/>
+                <w:tblHeader w:val="off"/>
+              </w:trPr>
+              <w:tc>
+                <w:tcPr>
+                  <w:tcW w:type="dxa" w:w="1949"/>
+                  <w:tcMar>
+                    <w:top w:type="dxa" w:w="70"/>
+                    <w:left w:type="dxa" w:w="100"/>
+                    <w:bottom w:type="dxa" w:w="70"/>
+                    <w:right w:type="dxa" w:w="100"/>
+                  </w:tcMar>
+                  <w:vAlign w:val="center"/>
+                </w:tcPr>
+                <w:p>
+                  <w:pPr>
+                    <w:spacing w:after="0"/>
+                  </w:pPr>
+                  <w:r>
+                    <w:rPr>
+                      <w:rFonts w:ascii="Consolas" w:cs="Consolas" w:eastAsia="Consolas" w:hAnsi="Consolas"/>
+                      <w:sz w:val="16"/>
+                      <w:szCs w:val="16"/>
+                      <w:shd w:fill="F2F2F2" w:color="auto" w:val="clear"/>
+                    </w:rPr>
+                    <w:t xml:space="preserve">TIPO_INGRESO</w:t>
+                  </w:r>
+                </w:p>
+              </w:tc>
+              <w:tc>
+                <w:tcPr>
+                  <w:tcW w:type="dxa" w:w="4285"/>
+                  <w:tcMar>
+                    <w:top w:type="dxa" w:w="70"/>
+                    <w:left w:type="dxa" w:w="100"/>
+                    <w:bottom w:type="dxa" w:w="70"/>
+                    <w:right w:type="dxa" w:w="100"/>
+                  </w:tcMar>
+                  <w:vAlign w:val="center"/>
+                </w:tcPr>
+                <w:p>
+                  <w:pPr>
+                    <w:spacing w:after="0"/>
+                  </w:pPr>
+                  <w:r>
+                    <w:rPr>
+                      <w:sz w:val="18"/>
+                      <w:szCs w:val="18"/>
+                    </w:rPr>
+                    <w:t xml:space="preserve">Tal cual (urgencia, programada u obstétrica), del propio egreso</w:t>
+                  </w:r>
+                </w:p>
+              </w:tc>
+              <w:tc>
+                <w:tcPr>
+                  <w:tcW w:type="dxa" w:w="792"/>
+                  <w:tcMar>
+                    <w:top w:type="dxa" w:w="70"/>
+                    <w:left w:type="dxa" w:w="100"/>
+                    <w:bottom w:type="dxa" w:w="70"/>
+                    <w:right w:type="dxa" w:w="100"/>
+                  </w:tcMar>
+                  <w:vAlign w:val="center"/>
+                </w:tcPr>
+                <w:p>
+                  <w:pPr>
+                    <w:spacing w:after="0"/>
+                  </w:pPr>
+                  <w:r>
+                    <w:rPr>
+                      <w:sz w:val="18"/>
+                      <w:szCs w:val="18"/>
+                    </w:rPr>
+                    <w:t xml:space="preserve">295</w:t>
+                  </w:r>
+                </w:p>
+              </w:tc>
+            </w:tr>
+            <w:tr>
+              <w:trPr>
+                <w:cantSplit/>
+                <w:tblHeader w:val="off"/>
+              </w:trPr>
+              <w:tc>
+                <w:tcPr>
+                  <w:tcW w:type="dxa" w:w="1949"/>
+                  <w:tcMar>
+                    <w:top w:type="dxa" w:w="70"/>
+                    <w:left w:type="dxa" w:w="100"/>
+                    <w:bottom w:type="dxa" w:w="70"/>
+                    <w:right w:type="dxa" w:w="100"/>
+                  </w:tcMar>
+                  <w:vAlign w:val="center"/>
+                </w:tcPr>
+                <w:p>
+                  <w:pPr>
+                    <w:spacing w:after="0"/>
+                  </w:pPr>
+                  <w:r>
+                    <w:rPr>
+                      <w:rFonts w:ascii="Consolas" w:cs="Consolas" w:eastAsia="Consolas" w:hAnsi="Consolas"/>
+                      <w:sz w:val="16"/>
+                      <w:szCs w:val="16"/>
+                      <w:shd w:fill="F2F2F2" w:color="auto" w:val="clear"/>
+                    </w:rPr>
+                    <w:t xml:space="preserve">ESTADIA</w:t>
+                  </w:r>
+                </w:p>
+              </w:tc>
+              <w:tc>
+                <w:tcPr>
+                  <w:tcW w:type="dxa" w:w="4285"/>
+                  <w:tcMar>
+                    <w:top w:type="dxa" w:w="70"/>
+                    <w:left w:type="dxa" w:w="100"/>
+                    <w:bottom w:type="dxa" w:w="70"/>
+                    <w:right w:type="dxa" w:w="100"/>
+                  </w:tcMar>
+                  <w:vAlign w:val="center"/>
+                </w:tcPr>
+                <w:p>
+                  <w:pPr>
+                    <w:spacing w:after="0"/>
+                  </w:pPr>
+                  <w:r>
+                    <w:rPr>
+                      <w:sz w:val="18"/>
+                      <w:szCs w:val="18"/>
+                    </w:rPr>
+                    <w:t xml:space="preserve">Días del episodio completo, desde el ingreso índice (el que abre el episodio, D42) hasta el alta del caso</w:t>
+                  </w:r>
+                </w:p>
+              </w:tc>
+              <w:tc>
+                <w:tcPr>
+                  <w:tcW w:type="dxa" w:w="792"/>
+                  <w:tcMar>
+                    <w:top w:type="dxa" w:w="70"/>
+                    <w:left w:type="dxa" w:w="100"/>
+                    <w:bottom w:type="dxa" w:w="70"/>
+                    <w:right w:type="dxa" w:w="100"/>
+                  </w:tcMar>
+                  <w:vAlign w:val="center"/>
+                </w:tcPr>
+                <w:p>
+                  <w:pPr>
+                    <w:spacing w:after="0"/>
+                  </w:pPr>
+                  <w:r>
+                    <w:rPr>
+                      <w:sz w:val="18"/>
+                      <w:szCs w:val="18"/>
+                    </w:rPr>
+                    <w:t xml:space="preserve">—</w:t>
+                  </w:r>
+                </w:p>
+              </w:tc>
+            </w:tr>
+            <w:tr>
+              <w:trPr>
+                <w:cantSplit/>
+                <w:tblHeader w:val="off"/>
+              </w:trPr>
+              <w:tc>
+                <w:tcPr>
+                  <w:tcW w:type="dxa" w:w="1949"/>
+                  <w:tcMar>
+                    <w:top w:type="dxa" w:w="70"/>
+                    <w:left w:type="dxa" w:w="100"/>
+                    <w:bottom w:type="dxa" w:w="70"/>
+                    <w:right w:type="dxa" w:w="100"/>
+                  </w:tcMar>
+                  <w:vAlign w:val="center"/>
+                </w:tcPr>
+                <w:p>
+                  <w:pPr>
+                    <w:spacing w:after="0"/>
+                  </w:pPr>
+                  <w:r>
+                    <w:rPr>
+                      <w:rFonts w:ascii="Consolas" w:cs="Consolas" w:eastAsia="Consolas" w:hAnsi="Consolas"/>
+                      <w:sz w:val="16"/>
+                      <w:szCs w:val="16"/>
+                      <w:shd w:fill="F2F2F2" w:color="auto" w:val="clear"/>
+                    </w:rPr>
+                    <w:t xml:space="preserve">CDM</w:t>
+                  </w:r>
+                </w:p>
+              </w:tc>
+              <w:tc>
+                <w:tcPr>
+                  <w:tcW w:type="dxa" w:w="4285"/>
+                  <w:tcMar>
+                    <w:top w:type="dxa" w:w="70"/>
+                    <w:left w:type="dxa" w:w="100"/>
+                    <w:bottom w:type="dxa" w:w="70"/>
+                    <w:right w:type="dxa" w:w="100"/>
+                  </w:tcMar>
+                  <w:vAlign w:val="center"/>
+                </w:tcPr>
+                <w:p>
+                  <w:pPr>
+                    <w:spacing w:after="0"/>
+                  </w:pPr>
+                  <w:r>
+                    <w:rPr>
+                      <w:sz w:val="18"/>
+                      <w:szCs w:val="18"/>
+                    </w:rPr>
+                    <w:t xml:space="preserve">Tal cual: los 22 valores de los casos de estudio, de 01 a 22</w:t>
+                  </w:r>
+                </w:p>
+              </w:tc>
+              <w:tc>
+                <w:tcPr>
+                  <w:tcW w:type="dxa" w:w="792"/>
+                  <w:tcMar>
+                    <w:top w:type="dxa" w:w="70"/>
+                    <w:left w:type="dxa" w:w="100"/>
+                    <w:bottom w:type="dxa" w:w="70"/>
+                    <w:right w:type="dxa" w:w="100"/>
+                  </w:tcMar>
+                  <w:vAlign w:val="center"/>
+                </w:tcPr>
+                <w:p>
+                  <w:pPr>
+                    <w:spacing w:after="0"/>
+                  </w:pPr>
+                  <w:r>
+                    <w:rPr>
+                      <w:sz w:val="18"/>
+                      <w:szCs w:val="18"/>
+                    </w:rPr>
+                    <w:t xml:space="preserve">—</w:t>
+                  </w:r>
+                </w:p>
+              </w:tc>
+            </w:tr>
+            <w:tr>
+              <w:trPr>
+                <w:cantSplit/>
+                <w:tblHeader w:val="off"/>
+              </w:trPr>
+              <w:tc>
+                <w:tcPr>
+                  <w:tcW w:type="dxa" w:w="1949"/>
+                  <w:tcMar>
+                    <w:top w:type="dxa" w:w="70"/>
+                    <w:left w:type="dxa" w:w="100"/>
+                    <w:bottom w:type="dxa" w:w="70"/>
+                    <w:right w:type="dxa" w:w="100"/>
+                  </w:tcMar>
+                  <w:vAlign w:val="center"/>
+                </w:tcPr>
+                <w:p>
+                  <w:pPr>
+                    <w:spacing w:after="0"/>
+                  </w:pPr>
+                  <w:r>
+                    <w:rPr>
+                      <w:rFonts w:ascii="Consolas" w:cs="Consolas" w:eastAsia="Consolas" w:hAnsi="Consolas"/>
+                      <w:sz w:val="16"/>
+                      <w:szCs w:val="16"/>
+                      <w:shd w:fill="F2F2F2" w:color="auto" w:val="clear"/>
+                    </w:rPr>
+                    <w:t xml:space="preserve">PESO_GRD</w:t>
+                  </w:r>
+                </w:p>
+              </w:tc>
+              <w:tc>
+                <w:tcPr>
+                  <w:tcW w:type="dxa" w:w="4285"/>
+                  <w:tcMar>
+                    <w:top w:type="dxa" w:w="70"/>
+                    <w:left w:type="dxa" w:w="100"/>
+                    <w:bottom w:type="dxa" w:w="70"/>
+                    <w:right w:type="dxa" w:w="100"/>
+                  </w:tcMar>
+                  <w:vAlign w:val="center"/>
+                </w:tcPr>
+                <w:p>
+                  <w:pPr>
+                    <w:spacing w:after="0"/>
+                  </w:pPr>
+                  <w:r>
+                    <w:rPr>
+                      <w:sz w:val="18"/>
+                      <w:szCs w:val="18"/>
+                    </w:rPr>
+                    <w:t xml:space="preserve">Número; el único caso con peso 0 (GRD 158021, de 2019) queda sin dato</w:t>
+                  </w:r>
+                </w:p>
+              </w:tc>
+              <w:tc>
+                <w:tcPr>
+                  <w:tcW w:type="dxa" w:w="792"/>
+                  <w:tcMar>
+                    <w:top w:type="dxa" w:w="70"/>
+                    <w:left w:type="dxa" w:w="100"/>
+                    <w:bottom w:type="dxa" w:w="70"/>
+                    <w:right w:type="dxa" w:w="100"/>
+                  </w:tcMar>
+                  <w:vAlign w:val="center"/>
+                </w:tcPr>
+                <w:p>
+                  <w:pPr>
+                    <w:spacing w:after="0"/>
+                  </w:pPr>
+                  <w:r>
+                    <w:rPr>
+                      <w:sz w:val="18"/>
+                      <w:szCs w:val="18"/>
+                    </w:rPr>
+                    <w:t xml:space="preserve">1</w:t>
+                  </w:r>
+                </w:p>
+              </w:tc>
+            </w:tr>
+          </w:tbl>
+          <w:p>
+            <w:pPr>
+              <w:spacing w:after="0"/>
+            </w:pPr>
+          </w:p>
+        </w:tc>
+      </w:tr>
+      <w:tr>
+        <w:trPr>
+          <w:cantSplit/>
+        </w:trPr>
+        <w:tc>
+          <w:tcPr>
+            <w:tcW w:type="dxa" w:w="1800"/>
+            <w:shd w:fill="F2F2F2" w:color="auto" w:val="clear"/>
+            <w:tcMar>
+              <w:top w:type="dxa" w:w="70"/>
+              <w:left w:type="dxa" w:w="100"/>
+              <w:bottom w:type="dxa" w:w="70"/>
+              <w:right w:type="dxa" w:w="100"/>
+            </w:tcMar>
+          </w:tcPr>
+          <w:p>
+            <w:pPr>
+              <w:keepNext/>
+              <w:spacing w:after="0"/>
+            </w:pPr>
+            <w:r>
+              <w:rPr>
+                <w:b/>
+                <w:bCs/>
+                <w:color w:val="404040"/>
+                <w:sz w:val="20"/>
+                <w:szCs w:val="20"/>
+              </w:rPr>
+              <w:t xml:space="preserve">Faltantes y rangos</w:t>
+            </w:r>
+          </w:p>
+        </w:tc>
+        <w:tc>
+          <w:tcPr>
+            <w:tcW w:type="dxa" w:w="7226"/>
+            <w:tcMar>
+              <w:top w:type="dxa" w:w="70"/>
+              <w:left w:type="dxa" w:w="100"/>
+              <w:bottom w:type="dxa" w:w="70"/>
+              <w:right w:type="dxa" w:w="100"/>
+            </w:tcMar>
+          </w:tcPr>
+          <w:p>
+            <w:pPr>
+              <w:keepNext/>
+              <w:spacing w:after="0" w:before="0"/>
+            </w:pPr>
+            <w:r>
+              <w:rPr>
+                <w:sz w:val="20"/>
+                <w:szCs w:val="20"/>
+              </w:rPr>
+              <w:t xml:space="preserve">En las variables de categorías el faltante es el valor SIN DATO; en las numéricas, un vacío. En la 3.1 no se imputa nada, y los números no se agrupan en rangos: eso se decide con cada modelo en la actividad 3.2.</w:t>
+            </w:r>
+          </w:p>
+        </w:tc>
+      </w:tr>
+      <w:tr>
+        <w:trPr>
+          <w:cantSplit/>
+        </w:trPr>
+        <w:tc>
+          <w:tcPr>
+            <w:tcW w:type="dxa" w:w="1800"/>
+            <w:shd w:fill="F2F2F2" w:color="auto" w:val="clear"/>
+            <w:tcMar>
+              <w:top w:type="dxa" w:w="70"/>
+              <w:left w:type="dxa" w:w="100"/>
+              <w:bottom w:type="dxa" w:w="70"/>
+              <w:right w:type="dxa" w:w="100"/>
+            </w:tcMar>
+          </w:tcPr>
+          <w:p>
+            <w:pPr>
+              <w:keepNext/>
+              <w:spacing w:after="0"/>
+            </w:pPr>
+            <w:r>
+              <w:rPr>
+                <w:b/>
+                <w:bCs/>
+                <w:color w:val="404040"/>
+                <w:sz w:val="20"/>
+                <w:szCs w:val="20"/>
+              </w:rPr>
+              <w:t xml:space="preserve">Por qué la edad al propio ingreso</w:t>
+            </w:r>
+          </w:p>
+        </w:tc>
+        <w:tc>
+          <w:tcPr>
+            <w:tcW w:type="dxa" w:w="7226"/>
+            <w:tcMar>
+              <w:top w:type="dxa" w:w="70"/>
+              <w:left w:type="dxa" w:w="100"/>
+              <w:bottom w:type="dxa" w:w="70"/>
+              <w:right w:type="dxa" w:w="100"/>
+            </w:tcMar>
+          </w:tcPr>
+          <w:p>
+            <w:pPr>
+              <w:keepNext/>
+              <w:spacing w:after="0" w:before="0"/>
+            </w:pPr>
+            <w:r>
+              <w:rPr>
+                <w:sz w:val="20"/>
+                <w:szCs w:val="20"/>
+              </w:rPr>
+              <w:t xml:space="preserve">Al ingreso índice salen 43 edades negativas, casi todas de recién nacidos (36 de la CDM 15) cuyo episodio empieza unos días antes de la fecha de nacimiento registrada (mediana de 3 días). Al ingreso del propio egreso no hay ninguna.</w:t>
+            </w:r>
+          </w:p>
+        </w:tc>
+      </w:tr>
+      <w:tr>
+        <w:trPr>
+          <w:cantSplit/>
+        </w:trPr>
+        <w:tc>
+          <w:tcPr>
+            <w:tcW w:type="dxa" w:w="1800"/>
+            <w:shd w:fill="F2F2F2" w:color="auto" w:val="clear"/>
+            <w:tcMar>
+              <w:top w:type="dxa" w:w="70"/>
+              <w:left w:type="dxa" w:w="100"/>
+              <w:bottom w:type="dxa" w:w="70"/>
+              <w:right w:type="dxa" w:w="100"/>
+            </w:tcMar>
+          </w:tcPr>
+          <w:p>
+            <w:pPr>
+              <w:keepNext/>
+              <w:spacing w:after="0"/>
+            </w:pPr>
+            <w:r>
+              <w:rPr>
+                <w:b/>
+                <w:bCs/>
+                <w:color w:val="404040"/>
+                <w:sz w:val="20"/>
+                <w:szCs w:val="20"/>
+              </w:rPr>
+              <w:t xml:space="preserve">Estadía de los traslados</w:t>
+            </w:r>
+          </w:p>
+        </w:tc>
+        <w:tc>
+          <w:tcPr>
+            <w:tcW w:type="dxa" w:w="7226"/>
+            <w:tcMar>
+              <w:top w:type="dxa" w:w="70"/>
+              <w:left w:type="dxa" w:w="100"/>
+              <w:bottom w:type="dxa" w:w="70"/>
+              <w:right w:type="dxa" w:w="100"/>
+            </w:tcMar>
+          </w:tcPr>
+          <w:p>
+            <w:pPr>
+              <w:keepNext/>
+              <w:spacing w:after="0" w:before="0"/>
+            </w:pPr>
+            <w:r>
+              <w:rPr>
+                <w:sz w:val="20"/>
+                <w:szCs w:val="20"/>
+              </w:rPr>
+              <w:t xml:space="preserve">En los 47.504 casos cuyo episodio empezó antes del ingreso a su último hospital, la mediana de la estadía es de 20 días contando todo el episodio y de 9 en el último hospital. Ejemplo: el caso </w:t>
+            </w:r>
+            <w:r>
+              <w:rPr>
+                <w:rFonts w:ascii="Consolas" w:cs="Consolas" w:eastAsia="Consolas" w:hAnsi="Consolas"/>
+                <w:sz w:val="18"/>
+                <w:szCs w:val="18"/>
+                <w:shd w:fill="F2F2F2" w:color="auto" w:val="clear"/>
+              </w:rPr>
+              <w:t xml:space="preserve">20230001746</w:t>
+            </w:r>
+            <w:r>
+              <w:rPr>
+                <w:sz w:val="20"/>
+                <w:szCs w:val="20"/>
+              </w:rPr>
+              <w:t xml:space="preserve"> (hospital 121109, del 29-12-2022 al 05-01-2023) continúa el egreso </w:t>
+            </w:r>
+            <w:r>
+              <w:rPr>
+                <w:rFonts w:ascii="Consolas" w:cs="Consolas" w:eastAsia="Consolas" w:hAnsi="Consolas"/>
+                <w:sz w:val="18"/>
+                <w:szCs w:val="18"/>
+                <w:shd w:fill="F2F2F2" w:color="auto" w:val="clear"/>
+              </w:rPr>
+              <w:t xml:space="preserve">20220068830</w:t>
+            </w:r>
+            <w:r>
+              <w:rPr>
+                <w:sz w:val="20"/>
+                <w:szCs w:val="20"/>
+              </w:rPr>
+              <w:t xml:space="preserve"> (hospital 129106, desde el 19-12-2022): </w:t>
+            </w:r>
+            <w:r>
+              <w:rPr>
+                <w:rFonts w:ascii="Consolas" w:cs="Consolas" w:eastAsia="Consolas" w:hAnsi="Consolas"/>
+                <w:sz w:val="18"/>
+                <w:szCs w:val="18"/>
+                <w:shd w:fill="F2F2F2" w:color="auto" w:val="clear"/>
+              </w:rPr>
+              <w:t xml:space="preserve">ESTADIA</w:t>
+            </w:r>
+            <w:r>
+              <w:rPr>
+                <w:sz w:val="20"/>
+                <w:szCs w:val="20"/>
+              </w:rPr>
+              <w:t xml:space="preserve"> vale 17 días, frente a 7 en el último hospital.</w:t>
+            </w:r>
+          </w:p>
+        </w:tc>
+      </w:tr>
+      <w:tr>
+        <w:trPr>
+          <w:cantSplit/>
+        </w:trPr>
+        <w:tc>
+          <w:tcPr>
+            <w:tcW w:type="dxa" w:w="1800"/>
+            <w:shd w:fill="F2F2F2" w:color="auto" w:val="clear"/>
+            <w:tcMar>
+              <w:top w:type="dxa" w:w="70"/>
+              <w:left w:type="dxa" w:w="100"/>
+              <w:bottom w:type="dxa" w:w="70"/>
+              <w:right w:type="dxa" w:w="100"/>
+            </w:tcMar>
+          </w:tcPr>
+          <w:p>
+            <w:pPr>
+              <w:keepNext/>
+              <w:spacing w:after="0"/>
+            </w:pPr>
+            <w:r>
+              <w:rPr>
+                <w:b/>
+                <w:bCs/>
+                <w:color w:val="404040"/>
+                <w:sz w:val="20"/>
+                <w:szCs w:val="20"/>
+              </w:rPr>
+              <w:t xml:space="preserve">Reglas</w:t>
+            </w:r>
+          </w:p>
+        </w:tc>
+        <w:tc>
+          <w:tcPr>
+            <w:tcW w:type="dxa" w:w="7226"/>
+            <w:tcMar>
+              <w:top w:type="dxa" w:w="70"/>
+              <w:left w:type="dxa" w:w="100"/>
+              <w:bottom w:type="dxa" w:w="70"/>
+              <w:right w:type="dxa" w:w="100"/>
+            </w:tcMar>
+          </w:tcPr>
+          <w:p>
+            <w:pPr>
+              <w:keepNext/>
+              <w:spacing w:after="0" w:before="0"/>
+            </w:pPr>
+            <w:r>
+              <w:rPr>
+                <w:rFonts w:ascii="Consolas" w:cs="Consolas" w:eastAsia="Consolas" w:hAnsi="Consolas"/>
+                <w:sz w:val="18"/>
+                <w:szCs w:val="18"/>
+                <w:shd w:fill="F2F2F2" w:color="auto" w:val="clear"/>
+              </w:rPr>
+              <w:t xml:space="preserve">reglas/prevision_grupos.csv</w:t>
+            </w:r>
+            <w:r>
+              <w:rPr>
+                <w:sz w:val="20"/>
+                <w:szCs w:val="20"/>
+              </w:rPr>
+              <w:t xml:space="preserve"> y </w:t>
+            </w:r>
+            <w:r>
+              <w:rPr>
+                <w:rFonts w:ascii="Consolas" w:cs="Consolas" w:eastAsia="Consolas" w:hAnsi="Consolas"/>
+                <w:sz w:val="18"/>
+                <w:szCs w:val="18"/>
+                <w:shd w:fill="F2F2F2" w:color="auto" w:val="clear"/>
+              </w:rPr>
+              <w:t xml:space="preserve">reglas/provincia_region.csv</w:t>
+            </w:r>
+            <w:r>
+              <w:rPr>
+                <w:sz w:val="20"/>
+                <w:szCs w:val="20"/>
+              </w:rPr>
+              <w:t xml:space="preserve">.</w:t>
+            </w:r>
+          </w:p>
+        </w:tc>
+      </w:tr>
+      <w:tr>
+        <w:trPr>
+          <w:cantSplit/>
+        </w:trPr>
+        <w:tc>
+          <w:tcPr>
+            <w:tcW w:type="dxa" w:w="1800"/>
+            <w:shd w:fill="F2F2F2" w:color="auto" w:val="clear"/>
+            <w:tcMar>
+              <w:top w:type="dxa" w:w="70"/>
+              <w:left w:type="dxa" w:w="100"/>
+              <w:bottom w:type="dxa" w:w="70"/>
+              <w:right w:type="dxa" w:w="100"/>
+            </w:tcMar>
+          </w:tcPr>
+          <w:p>
+            <w:pPr>
+              <w:keepNext/>
+              <w:spacing w:after="0"/>
+            </w:pPr>
+            <w:r>
+              <w:rPr>
+                <w:b/>
+                <w:bCs/>
+                <w:color w:val="404040"/>
+                <w:sz w:val="20"/>
+                <w:szCs w:val="20"/>
+              </w:rPr>
+              <w:t xml:space="preserve">Visto bueno</w:t>
+            </w:r>
+          </w:p>
+        </w:tc>
+        <w:tc>
+          <w:tcPr>
+            <w:tcW w:type="dxa" w:w="7226"/>
+            <w:tcMar>
+              <w:top w:type="dxa" w:w="70"/>
+              <w:left w:type="dxa" w:w="100"/>
+              <w:bottom w:type="dxa" w:w="70"/>
+              <w:right w:type="dxa" w:w="100"/>
+            </w:tcMar>
+          </w:tcPr>
+          <w:p>
+            <w:pPr>
+              <w:keepNext/>
+              <w:spacing w:after="0" w:before="0"/>
+            </w:pPr>
+            <w:r>
+              <w:rPr>
+                <w:sz w:val="20"/>
+                <w:szCs w:val="20"/>
+              </w:rPr>
+              <w:t xml:space="preserve">La persona a cargo de la tesis lo aprobó el 28 de octubre de 2026 (decisión 1 del paso 2).</w:t>
+            </w:r>
+          </w:p>
+        </w:tc>
+      </w:tr>
+      <w:tr>
+        <w:trPr>
+          <w:cantSplit/>
+        </w:trPr>
+        <w:tc>
+          <w:tcPr>
+            <w:tcW w:type="dxa" w:w="1800"/>
+            <w:shd w:fill="F2F2F2" w:color="auto" w:val="clear"/>
+            <w:tcMar>
+              <w:top w:type="dxa" w:w="70"/>
+              <w:left w:type="dxa" w:w="100"/>
+              <w:bottom w:type="dxa" w:w="70"/>
+              <w:right w:type="dxa" w:w="100"/>
+            </w:tcMar>
+          </w:tcPr>
+          <w:p>
+            <w:pPr>
+              <w:keepNext/>
+              <w:spacing w:after="0"/>
+            </w:pPr>
+            <w:r>
+              <w:rPr>
+                <w:b/>
+                <w:bCs/>
+                <w:color w:val="404040"/>
+                <w:sz w:val="20"/>
+                <w:szCs w:val="20"/>
+              </w:rPr>
+              <w:t xml:space="preserve">Evidencia</w:t>
+            </w:r>
+          </w:p>
+        </w:tc>
+        <w:tc>
+          <w:tcPr>
+            <w:tcW w:type="dxa" w:w="7226"/>
+            <w:tcMar>
+              <w:top w:type="dxa" w:w="70"/>
+              <w:left w:type="dxa" w:w="100"/>
+              <w:bottom w:type="dxa" w:w="70"/>
+              <w:right w:type="dxa" w:w="100"/>
+            </w:tcMar>
+          </w:tcPr>
+          <w:p>
+            <w:pPr>
+              <w:keepNext/>
+              <w:spacing w:after="0" w:before="0"/>
+            </w:pPr>
+            <w:r>
+              <w:rPr>
+                <w:rFonts w:ascii="Consolas" w:cs="Consolas" w:eastAsia="Consolas" w:hAnsi="Consolas"/>
+                <w:sz w:val="18"/>
+                <w:szCs w:val="18"/>
+                <w:shd w:fill="F2F2F2" w:color="auto" w:val="clear"/>
+              </w:rPr>
+              <w:t xml:space="preserve">3.1_filtro_dimensionalidad/scripts/15_variables_casos.py</w:t>
+            </w:r>
+            <w:r>
+              <w:rPr>
+                <w:sz w:val="20"/>
+                <w:szCs w:val="20"/>
+              </w:rPr>
+              <w:t xml:space="preserve"> → </w:t>
+            </w:r>
+            <w:r>
+              <w:rPr>
+                <w:rFonts w:ascii="Consolas" w:cs="Consolas" w:eastAsia="Consolas" w:hAnsi="Consolas"/>
+                <w:sz w:val="18"/>
+                <w:szCs w:val="18"/>
+                <w:shd w:fill="F2F2F2" w:color="auto" w:val="clear"/>
+              </w:rPr>
+              <w:t xml:space="preserve">data/processed/variables_casos.parquet</w:t>
+            </w:r>
+            <w:r>
+              <w:rPr>
+                <w:sz w:val="20"/>
+                <w:szCs w:val="20"/>
+              </w:rPr>
+              <w:t xml:space="preserve"> y </w:t>
+            </w:r>
+            <w:r>
+              <w:rPr>
+                <w:rFonts w:ascii="Consolas" w:cs="Consolas" w:eastAsia="Consolas" w:hAnsi="Consolas"/>
+                <w:sz w:val="18"/>
+                <w:szCs w:val="18"/>
+                <w:shd w:fill="F2F2F2" w:color="auto" w:val="clear"/>
+              </w:rPr>
+              <w:t xml:space="preserve">reportes/15_variables_casos.md</w:t>
+            </w:r>
+            <w:r>
+              <w:rPr>
+                <w:sz w:val="20"/>
+                <w:szCs w:val="20"/>
+              </w:rPr>
+              <w:t xml:space="preserve">, secciones 1 y 2; prueba en </w:t>
+            </w:r>
+            <w:r>
+              <w:rPr>
+                <w:rFonts w:ascii="Consolas" w:cs="Consolas" w:eastAsia="Consolas" w:hAnsi="Consolas"/>
+                <w:sz w:val="18"/>
+                <w:szCs w:val="18"/>
+                <w:shd w:fill="F2F2F2" w:color="auto" w:val="clear"/>
+              </w:rPr>
+              <w:t xml:space="preserve">reportes/pruebas_variables_casos.md</w:t>
+            </w:r>
+            <w:r>
+              <w:rPr>
+                <w:sz w:val="20"/>
+                <w:szCs w:val="20"/>
+              </w:rPr>
+              <w:t xml:space="preserve">.</w:t>
+            </w:r>
+          </w:p>
+        </w:tc>
+      </w:tr>
+      <w:tr>
+        <w:trPr>
+          <w:cantSplit/>
+        </w:trPr>
+        <w:tc>
+          <w:tcPr>
+            <w:tcW w:type="dxa" w:w="1800"/>
+            <w:shd w:fill="F2F2F2" w:color="auto" w:val="clear"/>
+            <w:tcMar>
+              <w:top w:type="dxa" w:w="70"/>
+              <w:left w:type="dxa" w:w="100"/>
+              <w:bottom w:type="dxa" w:w="70"/>
+              <w:right w:type="dxa" w:w="100"/>
+            </w:tcMar>
+          </w:tcPr>
+          <w:p>
+            <w:pPr>
+              <w:keepNext w:val="false"/>
+              <w:spacing w:after="0"/>
+            </w:pPr>
+            <w:r>
+              <w:rPr>
+                <w:b/>
+                <w:bCs/>
+                <w:color w:val="404040"/>
+                <w:sz w:val="20"/>
+                <w:szCs w:val="20"/>
+              </w:rPr>
+              <w:t xml:space="preserve">Estado</w:t>
+            </w:r>
+          </w:p>
+        </w:tc>
+        <w:tc>
+          <w:tcPr>
+            <w:tcW w:type="dxa" w:w="7226"/>
+            <w:tcMar>
+              <w:top w:type="dxa" w:w="70"/>
+              <w:left w:type="dxa" w:w="100"/>
+              <w:bottom w:type="dxa" w:w="70"/>
+              <w:right w:type="dxa" w:w="100"/>
+            </w:tcMar>
+          </w:tcPr>
+          <w:p>
+            <w:pPr>
+              <w:keepNext w:val="false"/>
+              <w:spacing w:after="0" w:before="0"/>
+            </w:pPr>
+            <w:r>
+              <w:rPr>
+                <w:sz w:val="20"/>
+                <w:szCs w:val="20"/>
+              </w:rPr>
+              <w:t xml:space="preserve">Adoptada. Pendiente de validar con profesor guía.</w:t>
+            </w:r>
+          </w:p>
+        </w:tc>
+      </w:tr>
+    </w:tbl>
+    <w:p>
+      <w:pPr>
+        <w:pStyle w:val="Heading2"/>
+      </w:pPr>
+      <w:bookmarkStart w:name="E_D47" w:id="6"/>
+      <w:r>
+        <w:rPr>
+          <w:color w:val="548235"/>
+        </w:rPr>
+        <w:t xml:space="preserve">D47</w:t>
+      </w:r>
+      <w:bookmarkEnd w:id="6"/>
+      <w:r>
+        <w:t xml:space="preserve"> · Historia de 12 meses y marca de ventana cortada</w:t>
+      </w:r>
+    </w:p>
+    <w:p>
+      <w:pPr>
+        <w:keepNext/>
+        <w:spacing w:after="100"/>
+      </w:pPr>
+      <w:r>
+        <w:rPr>
+          <w:b/>
+          <w:bCs/>
+          <w:color w:val="548235"/>
+          <w:sz w:val="18"/>
+          <w:szCs w:val="18"/>
+        </w:rPr>
+        <w:t xml:space="preserve">Decisión</w:t>
+      </w:r>
+      <w:r>
+        <w:rPr>
+          <w:color w:val="808080"/>
+          <w:sz w:val="18"/>
+          <w:szCs w:val="18"/>
+        </w:rPr>
+        <w:t xml:space="preserve">  ·  29 de octubre de 2026</w:t>
+      </w:r>
+    </w:p>
+    <w:tbl>
+      <w:tblPr>
+        <w:tblW w:type="dxa" w:w="9026"/>
+        <w:tblBorders>
+          <w:top w:val="single" w:color="BFBFBF" w:sz="4"/>
+          <w:left w:val="single" w:color="BFBFBF" w:sz="4"/>
+          <w:bottom w:val="single" w:color="BFBFBF" w:sz="4"/>
+          <w:right w:val="single" w:color="BFBFBF" w:sz="4"/>
+          <w:insideH w:val="single" w:color="BFBFBF" w:sz="4"/>
+          <w:insideV w:val="single" w:color="BFBFBF" w:sz="4"/>
+        </w:tblBorders>
+        <w:tblLayout w:type="fixed"/>
+      </w:tblPr>
+      <w:tblGrid>
+        <w:gridCol w:w="1800"/>
+        <w:gridCol w:w="7226"/>
+      </w:tblGrid>
+      <w:tr>
+        <w:trPr>
+          <w:cantSplit/>
+        </w:trPr>
+        <w:tc>
+          <w:tcPr>
+            <w:tcW w:type="dxa" w:w="1800"/>
+            <w:shd w:fill="F2F2F2" w:color="auto" w:val="clear"/>
+            <w:tcMar>
+              <w:top w:type="dxa" w:w="70"/>
+              <w:left w:type="dxa" w:w="100"/>
+              <w:bottom w:type="dxa" w:w="70"/>
+              <w:right w:type="dxa" w:w="100"/>
+            </w:tcMar>
+          </w:tcPr>
+          <w:p>
+            <w:pPr>
+              <w:keepNext/>
+              <w:spacing w:after="0"/>
+            </w:pPr>
+            <w:r>
+              <w:rPr>
+                <w:b/>
+                <w:bCs/>
+                <w:color w:val="404040"/>
+                <w:sz w:val="20"/>
+                <w:szCs w:val="20"/>
+              </w:rPr>
+              <w:t xml:space="preserve">Actividad</w:t>
+            </w:r>
+          </w:p>
+        </w:tc>
+        <w:tc>
+          <w:tcPr>
+            <w:tcW w:type="dxa" w:w="7226"/>
+            <w:tcMar>
+              <w:top w:type="dxa" w:w="70"/>
+              <w:left w:type="dxa" w:w="100"/>
+              <w:bottom w:type="dxa" w:w="70"/>
+              <w:right w:type="dxa" w:w="100"/>
+            </w:tcMar>
+          </w:tcPr>
+          <w:p>
+            <w:pPr>
+              <w:keepNext/>
+              <w:spacing w:after="0" w:before="0"/>
+            </w:pPr>
+            <w:r>
+              <w:rPr>
+                <w:sz w:val="20"/>
+                <w:szCs w:val="20"/>
+              </w:rPr>
+              <w:t xml:space="preserve">3.1 (aplica D42 y D44 de la bitácora de la 2.3)</w:t>
+            </w:r>
+          </w:p>
+        </w:tc>
+      </w:tr>
+      <w:tr>
+        <w:trPr>
+          <w:cantSplit/>
+        </w:trPr>
+        <w:tc>
+          <w:tcPr>
+            <w:tcW w:type="dxa" w:w="1800"/>
+            <w:shd w:fill="F2F2F2" w:color="auto" w:val="clear"/>
+            <w:tcMar>
+              <w:top w:type="dxa" w:w="70"/>
+              <w:left w:type="dxa" w:w="100"/>
+              <w:bottom w:type="dxa" w:w="70"/>
+              <w:right w:type="dxa" w:w="100"/>
+            </w:tcMar>
+          </w:tcPr>
+          <w:p>
+            <w:pPr>
+              <w:keepNext/>
+              <w:spacing w:after="0"/>
+            </w:pPr>
+            <w:r>
+              <w:rPr>
+                <w:b/>
+                <w:bCs/>
+                <w:color w:val="404040"/>
+                <w:sz w:val="20"/>
+                <w:szCs w:val="20"/>
+              </w:rPr>
+              <w:t xml:space="preserve">Decisión</w:t>
+            </w:r>
+          </w:p>
+        </w:tc>
+        <w:tc>
+          <w:tcPr>
+            <w:tcW w:type="dxa" w:w="7226"/>
+            <w:tcMar>
+              <w:top w:type="dxa" w:w="70"/>
+              <w:left w:type="dxa" w:w="100"/>
+              <w:bottom w:type="dxa" w:w="70"/>
+              <w:right w:type="dxa" w:w="100"/>
+            </w:tcMar>
+          </w:tcPr>
+          <w:p>
+            <w:pPr>
+              <w:keepNext/>
+              <w:spacing w:after="80" w:before="0"/>
+            </w:pPr>
+            <w:r>
+              <w:rPr>
+                <w:sz w:val="20"/>
+                <w:szCs w:val="20"/>
+              </w:rPr>
+              <w:t xml:space="preserve">Seis variables describen lo ocurrido a la misma persona (</w:t>
+            </w:r>
+            <w:r>
+              <w:rPr>
+                <w:rFonts w:ascii="Consolas" w:cs="Consolas" w:eastAsia="Consolas" w:hAnsi="Consolas"/>
+                <w:sz w:val="18"/>
+                <w:szCs w:val="18"/>
+                <w:shd w:fill="F2F2F2" w:color="auto" w:val="clear"/>
+              </w:rPr>
+              <w:t xml:space="preserve">ID_PERSONA</w:t>
+            </w:r>
+            <w:r>
+              <w:rPr>
+                <w:sz w:val="20"/>
+                <w:szCs w:val="20"/>
+              </w:rPr>
+              <w:t xml:space="preserve">, D18) en los 365 días antes del ingreso índice, sin contar el propio episodio. Se usan todos sus egresos, sean o no casos de estudio; los de hospitalización diurna o en urgencia de 2019 (E04) no tienen episodio y no entran.</w:t>
+            </w:r>
+          </w:p>
+          <w:tbl>
+            <w:tblPr>
+              <w:tblW w:type="dxa" w:w="7026"/>
+              <w:tblBorders>
+                <w:top w:val="single" w:color="BFBFBF" w:sz="4"/>
+                <w:left w:val="single" w:color="BFBFBF" w:sz="4"/>
+                <w:bottom w:val="single" w:color="BFBFBF" w:sz="4"/>
+                <w:right w:val="single" w:color="BFBFBF" w:sz="4"/>
+                <w:insideH w:val="single" w:color="BFBFBF" w:sz="4"/>
+                <w:insideV w:val="single" w:color="BFBFBF" w:sz="4"/>
+              </w:tblBorders>
+              <w:tblLayout w:type="fixed"/>
+            </w:tblPr>
+            <w:tblGrid>
+              <w:gridCol w:w="2299"/>
+              <w:gridCol w:w="4727"/>
+            </w:tblGrid>
+            <w:tr>
+              <w:trPr>
+                <w:cantSplit/>
+                <w:tblHeader/>
+              </w:trPr>
+              <w:tc>
+                <w:tcPr>
+                  <w:tcW w:type="dxa" w:w="2299"/>
+                  <w:shd w:fill="D9E2F3" w:color="auto" w:val="clear"/>
+                  <w:tcMar>
+                    <w:top w:type="dxa" w:w="70"/>
+                    <w:left w:type="dxa" w:w="100"/>
+                    <w:bottom w:type="dxa" w:w="70"/>
+                    <w:right w:type="dxa" w:w="100"/>
+                  </w:tcMar>
+                  <w:vAlign w:val="center"/>
+                </w:tcPr>
+                <w:p>
+                  <w:pPr>
+                    <w:spacing w:after="0"/>
+                  </w:pPr>
+                  <w:r>
+                    <w:rPr>
+                      <w:b/>
+                      <w:bCs/>
+                      <w:sz w:val="18"/>
+                      <w:szCs w:val="18"/>
+                    </w:rPr>
+                    <w:t xml:space="preserve">Variable</w:t>
+                  </w:r>
+                </w:p>
+              </w:tc>
+              <w:tc>
+                <w:tcPr>
+                  <w:tcW w:type="dxa" w:w="4727"/>
+                  <w:shd w:fill="D9E2F3" w:color="auto" w:val="clear"/>
+                  <w:tcMar>
+                    <w:top w:type="dxa" w:w="70"/>
+                    <w:left w:type="dxa" w:w="100"/>
+                    <w:bottom w:type="dxa" w:w="70"/>
+                    <w:right w:type="dxa" w:w="100"/>
+                  </w:tcMar>
+                  <w:vAlign w:val="center"/>
+                </w:tcPr>
+                <w:p>
+                  <w:pPr>
+                    <w:spacing w:after="0"/>
+                  </w:pPr>
+                  <w:r>
+                    <w:rPr>
+                      <w:b/>
+                      <w:bCs/>
+                      <w:sz w:val="18"/>
+                      <w:szCs w:val="18"/>
+                    </w:rPr>
+                    <w:t xml:space="preserve">Qué cuenta</w:t>
+                  </w:r>
+                </w:p>
+              </w:tc>
+            </w:tr>
+            <w:tr>
+              <w:trPr>
+                <w:cantSplit/>
+                <w:tblHeader w:val="off"/>
+              </w:trPr>
+              <w:tc>
+                <w:tcPr>
+                  <w:tcW w:type="dxa" w:w="2299"/>
+                  <w:tcMar>
+                    <w:top w:type="dxa" w:w="70"/>
+                    <w:left w:type="dxa" w:w="100"/>
+                    <w:bottom w:type="dxa" w:w="70"/>
+                    <w:right w:type="dxa" w:w="100"/>
+                  </w:tcMar>
+                  <w:vAlign w:val="center"/>
+                </w:tcPr>
+                <w:p>
+                  <w:pPr>
+                    <w:spacing w:after="0"/>
+                  </w:pPr>
+                  <w:r>
+                    <w:rPr>
+                      <w:rFonts w:ascii="Consolas" w:cs="Consolas" w:eastAsia="Consolas" w:hAnsi="Consolas"/>
+                      <w:sz w:val="16"/>
+                      <w:szCs w:val="16"/>
+                      <w:shd w:fill="F2F2F2" w:color="auto" w:val="clear"/>
+                    </w:rPr>
+                    <w:t xml:space="preserve">HOSP_PREVIAS</w:t>
+                  </w:r>
+                </w:p>
+              </w:tc>
+              <w:tc>
+                <w:tcPr>
+                  <w:tcW w:type="dxa" w:w="4727"/>
+                  <w:tcMar>
+                    <w:top w:type="dxa" w:w="70"/>
+                    <w:left w:type="dxa" w:w="100"/>
+                    <w:bottom w:type="dxa" w:w="70"/>
+                    <w:right w:type="dxa" w:w="100"/>
+                  </w:tcMar>
+                  <w:vAlign w:val="center"/>
+                </w:tcPr>
+                <w:p>
+                  <w:pPr>
+                    <w:spacing w:after="0"/>
+                  </w:pPr>
+                  <w:r>
+                    <w:rPr>
+                      <w:sz w:val="18"/>
+                      <w:szCs w:val="18"/>
+                    </w:rPr>
+                    <w:t xml:space="preserve">Episodios (no egresos) con al menos un egreso que no es cirugía mayor ambulatoria ni sesión, cuya alta final cae en la ventana</w:t>
+                  </w:r>
+                </w:p>
+              </w:tc>
+            </w:tr>
+            <w:tr>
+              <w:trPr>
+                <w:cantSplit/>
+                <w:tblHeader w:val="off"/>
+              </w:trPr>
+              <w:tc>
+                <w:tcPr>
+                  <w:tcW w:type="dxa" w:w="2299"/>
+                  <w:tcMar>
+                    <w:top w:type="dxa" w:w="70"/>
+                    <w:left w:type="dxa" w:w="100"/>
+                    <w:bottom w:type="dxa" w:w="70"/>
+                    <w:right w:type="dxa" w:w="100"/>
+                  </w:tcMar>
+                  <w:vAlign w:val="center"/>
+                </w:tcPr>
+                <w:p>
+                  <w:pPr>
+                    <w:spacing w:after="0"/>
+                  </w:pPr>
+                  <w:r>
+                    <w:rPr>
+                      <w:rFonts w:ascii="Consolas" w:cs="Consolas" w:eastAsia="Consolas" w:hAnsi="Consolas"/>
+                      <w:sz w:val="16"/>
+                      <w:szCs w:val="16"/>
+                      <w:shd w:fill="F2F2F2" w:color="auto" w:val="clear"/>
+                    </w:rPr>
+                    <w:t xml:space="preserve">HOSP_PREVIAS_NO_PLANIF</w:t>
+                  </w:r>
+                </w:p>
+              </w:tc>
+              <w:tc>
+                <w:tcPr>
+                  <w:tcW w:type="dxa" w:w="4727"/>
+                  <w:tcMar>
+                    <w:top w:type="dxa" w:w="70"/>
+                    <w:left w:type="dxa" w:w="100"/>
+                    <w:bottom w:type="dxa" w:w="70"/>
+                    <w:right w:type="dxa" w:w="100"/>
+                  </w:tcMar>
+                  <w:vAlign w:val="center"/>
+                </w:tcPr>
+                <w:p>
+                  <w:pPr>
+                    <w:spacing w:after="0"/>
+                  </w:pPr>
+                  <w:r>
+                    <w:rPr>
+                      <w:sz w:val="18"/>
+                      <w:szCs w:val="18"/>
+                    </w:rPr>
+                    <w:t xml:space="preserve">De ellos, los que empezaron con un ingreso no planificado, con la regla de D20 y D33</w:t>
+                  </w:r>
+                </w:p>
+              </w:tc>
+            </w:tr>
+            <w:tr>
+              <w:trPr>
+                <w:cantSplit/>
+                <w:tblHeader w:val="off"/>
+              </w:trPr>
+              <w:tc>
+                <w:tcPr>
+                  <w:tcW w:type="dxa" w:w="2299"/>
+                  <w:tcMar>
+                    <w:top w:type="dxa" w:w="70"/>
+                    <w:left w:type="dxa" w:w="100"/>
+                    <w:bottom w:type="dxa" w:w="70"/>
+                    <w:right w:type="dxa" w:w="100"/>
+                  </w:tcMar>
+                  <w:vAlign w:val="center"/>
+                </w:tcPr>
+                <w:p>
+                  <w:pPr>
+                    <w:spacing w:after="0"/>
+                  </w:pPr>
+                  <w:r>
+                    <w:rPr>
+                      <w:rFonts w:ascii="Consolas" w:cs="Consolas" w:eastAsia="Consolas" w:hAnsi="Consolas"/>
+                      <w:sz w:val="16"/>
+                      <w:szCs w:val="16"/>
+                      <w:shd w:fill="F2F2F2" w:color="auto" w:val="clear"/>
+                    </w:rPr>
+                    <w:t xml:space="preserve">DIAS_ULTIMA_HOSP</w:t>
+                  </w:r>
+                </w:p>
+              </w:tc>
+              <w:tc>
+                <w:tcPr>
+                  <w:tcW w:type="dxa" w:w="4727"/>
+                  <w:tcMar>
+                    <w:top w:type="dxa" w:w="70"/>
+                    <w:left w:type="dxa" w:w="100"/>
+                    <w:bottom w:type="dxa" w:w="70"/>
+                    <w:right w:type="dxa" w:w="100"/>
+                  </w:tcMar>
+                  <w:vAlign w:val="center"/>
+                </w:tcPr>
+                <w:p>
+                  <w:pPr>
+                    <w:spacing w:after="0"/>
+                  </w:pPr>
+                  <w:r>
+                    <w:rPr>
+                      <w:sz w:val="18"/>
+                      <w:szCs w:val="18"/>
+                    </w:rPr>
+                    <w:t xml:space="preserve">Días desde el alta de la última de esas hospitalizaciones hasta el ingreso índice; 366 si no hay ninguna</w:t>
+                  </w:r>
+                </w:p>
+              </w:tc>
+            </w:tr>
+            <w:tr>
+              <w:trPr>
+                <w:cantSplit/>
+                <w:tblHeader w:val="off"/>
+              </w:trPr>
+              <w:tc>
+                <w:tcPr>
+                  <w:tcW w:type="dxa" w:w="2299"/>
+                  <w:tcMar>
+                    <w:top w:type="dxa" w:w="70"/>
+                    <w:left w:type="dxa" w:w="100"/>
+                    <w:bottom w:type="dxa" w:w="70"/>
+                    <w:right w:type="dxa" w:w="100"/>
+                  </w:tcMar>
+                  <w:vAlign w:val="center"/>
+                </w:tcPr>
+                <w:p>
+                  <w:pPr>
+                    <w:spacing w:after="0"/>
+                  </w:pPr>
+                  <w:r>
+                    <w:rPr>
+                      <w:rFonts w:ascii="Consolas" w:cs="Consolas" w:eastAsia="Consolas" w:hAnsi="Consolas"/>
+                      <w:sz w:val="16"/>
+                      <w:szCs w:val="16"/>
+                      <w:shd w:fill="F2F2F2" w:color="auto" w:val="clear"/>
+                    </w:rPr>
+                    <w:t xml:space="preserve">CMA_PREVIAS</w:t>
+                  </w:r>
+                </w:p>
+              </w:tc>
+              <w:tc>
+                <w:tcPr>
+                  <w:tcW w:type="dxa" w:w="4727"/>
+                  <w:tcMar>
+                    <w:top w:type="dxa" w:w="70"/>
+                    <w:left w:type="dxa" w:w="100"/>
+                    <w:bottom w:type="dxa" w:w="70"/>
+                    <w:right w:type="dxa" w:w="100"/>
+                  </w:tcMar>
+                  <w:vAlign w:val="center"/>
+                </w:tcPr>
+                <w:p>
+                  <w:pPr>
+                    <w:spacing w:after="0"/>
+                  </w:pPr>
+                  <w:r>
+                    <w:rPr>
+                      <w:sz w:val="18"/>
+                      <w:szCs w:val="18"/>
+                    </w:rPr>
+                    <w:t xml:space="preserve">Egresos de cirugía mayor ambulatoria terminados en la ventana</w:t>
+                  </w:r>
+                </w:p>
+              </w:tc>
+            </w:tr>
+            <w:tr>
+              <w:trPr>
+                <w:cantSplit/>
+                <w:tblHeader w:val="off"/>
+              </w:trPr>
+              <w:tc>
+                <w:tcPr>
+                  <w:tcW w:type="dxa" w:w="2299"/>
+                  <w:tcMar>
+                    <w:top w:type="dxa" w:w="70"/>
+                    <w:left w:type="dxa" w:w="100"/>
+                    <w:bottom w:type="dxa" w:w="70"/>
+                    <w:right w:type="dxa" w:w="100"/>
+                  </w:tcMar>
+                  <w:vAlign w:val="center"/>
+                </w:tcPr>
+                <w:p>
+                  <w:pPr>
+                    <w:spacing w:after="0"/>
+                  </w:pPr>
+                  <w:r>
+                    <w:rPr>
+                      <w:rFonts w:ascii="Consolas" w:cs="Consolas" w:eastAsia="Consolas" w:hAnsi="Consolas"/>
+                      <w:sz w:val="16"/>
+                      <w:szCs w:val="16"/>
+                      <w:shd w:fill="F2F2F2" w:color="auto" w:val="clear"/>
+                    </w:rPr>
+                    <w:t xml:space="preserve">SESIONES_PREVIAS</w:t>
+                  </w:r>
+                </w:p>
+              </w:tc>
+              <w:tc>
+                <w:tcPr>
+                  <w:tcW w:type="dxa" w:w="4727"/>
+                  <w:tcMar>
+                    <w:top w:type="dxa" w:w="70"/>
+                    <w:left w:type="dxa" w:w="100"/>
+                    <w:bottom w:type="dxa" w:w="70"/>
+                    <w:right w:type="dxa" w:w="100"/>
+                  </w:tcMar>
+                  <w:vAlign w:val="center"/>
+                </w:tcPr>
+                <w:p>
+                  <w:pPr>
+                    <w:spacing w:after="0"/>
+                  </w:pPr>
+                  <w:r>
+                    <w:rPr>
+                      <w:sz w:val="18"/>
+                      <w:szCs w:val="18"/>
+                    </w:rPr>
+                    <w:t xml:space="preserve">Egresos de sesión de tratamiento (diagnóstico principal Z51) terminados en la ventana</w:t>
+                  </w:r>
+                </w:p>
+              </w:tc>
+            </w:tr>
+            <w:tr>
+              <w:trPr>
+                <w:cantSplit/>
+                <w:tblHeader w:val="off"/>
+              </w:trPr>
+              <w:tc>
+                <w:tcPr>
+                  <w:tcW w:type="dxa" w:w="2299"/>
+                  <w:tcMar>
+                    <w:top w:type="dxa" w:w="70"/>
+                    <w:left w:type="dxa" w:w="100"/>
+                    <w:bottom w:type="dxa" w:w="70"/>
+                    <w:right w:type="dxa" w:w="100"/>
+                  </w:tcMar>
+                  <w:vAlign w:val="center"/>
+                </w:tcPr>
+                <w:p>
+                  <w:pPr>
+                    <w:spacing w:after="0"/>
+                  </w:pPr>
+                  <w:r>
+                    <w:rPr>
+                      <w:rFonts w:ascii="Consolas" w:cs="Consolas" w:eastAsia="Consolas" w:hAnsi="Consolas"/>
+                      <w:sz w:val="16"/>
+                      <w:szCs w:val="16"/>
+                      <w:shd w:fill="F2F2F2" w:color="auto" w:val="clear"/>
+                    </w:rPr>
+                    <w:t xml:space="preserve">VENTANA_CORTADA</w:t>
+                  </w:r>
+                </w:p>
+              </w:tc>
+              <w:tc>
+                <w:tcPr>
+                  <w:tcW w:type="dxa" w:w="4727"/>
+                  <w:tcMar>
+                    <w:top w:type="dxa" w:w="70"/>
+                    <w:left w:type="dxa" w:w="100"/>
+                    <w:bottom w:type="dxa" w:w="70"/>
+                    <w:right w:type="dxa" w:w="100"/>
+                  </w:tcMar>
+                  <w:vAlign w:val="center"/>
+                </w:tcPr>
+                <w:p>
+                  <w:pPr>
+                    <w:spacing w:after="0"/>
+                  </w:pPr>
+                  <w:r>
+                    <w:rPr>
+                      <w:sz w:val="18"/>
+                      <w:szCs w:val="18"/>
+                    </w:rPr>
+                    <w:t xml:space="preserve">1 si la ventana empieza antes del primer día del bloque del identificador (D42 y D44)</w:t>
+                  </w:r>
+                </w:p>
+              </w:tc>
+            </w:tr>
+          </w:tbl>
+          <w:p>
+            <w:pPr>
+              <w:spacing w:after="0"/>
+            </w:pPr>
+          </w:p>
+        </w:tc>
+      </w:tr>
+      <w:tr>
+        <w:trPr>
+          <w:cantSplit/>
+        </w:trPr>
+        <w:tc>
+          <w:tcPr>
+            <w:tcW w:type="dxa" w:w="1800"/>
+            <w:shd w:fill="F2F2F2" w:color="auto" w:val="clear"/>
+            <w:tcMar>
+              <w:top w:type="dxa" w:w="70"/>
+              <w:left w:type="dxa" w:w="100"/>
+              <w:bottom w:type="dxa" w:w="70"/>
+              <w:right w:type="dxa" w:w="100"/>
+            </w:tcMar>
+          </w:tcPr>
+          <w:p>
+            <w:pPr>
+              <w:keepNext/>
+              <w:spacing w:after="0"/>
+            </w:pPr>
+            <w:r>
+              <w:rPr>
+                <w:b/>
+                <w:bCs/>
+                <w:color w:val="404040"/>
+                <w:sz w:val="20"/>
+                <w:szCs w:val="20"/>
+              </w:rPr>
+              <w:t xml:space="preserve">Ventana</w:t>
+            </w:r>
+          </w:p>
+        </w:tc>
+        <w:tc>
+          <w:tcPr>
+            <w:tcW w:type="dxa" w:w="7226"/>
+            <w:tcMar>
+              <w:top w:type="dxa" w:w="70"/>
+              <w:left w:type="dxa" w:w="100"/>
+              <w:bottom w:type="dxa" w:w="70"/>
+              <w:right w:type="dxa" w:w="100"/>
+            </w:tcMar>
+          </w:tcPr>
+          <w:p>
+            <w:pPr>
+              <w:keepNext/>
+              <w:spacing w:after="0" w:before="0"/>
+            </w:pPr>
+            <w:r>
+              <w:rPr>
+                <w:sz w:val="20"/>
+                <w:szCs w:val="20"/>
+              </w:rPr>
+              <w:t xml:space="preserve">Cuenta lo que terminó entre el ingreso índice menos 365 días y el ingreso índice, ambos días incluidos. Una hospitalización que terminó el mismo día del ingreso índice cuenta, igual que el etiquetado cuenta el día 0 como reingreso (D20). Los 365 días son los 12 meses de D42 y mantienen las fechas de la marca: la ventana está cortada si el ingreso índice es anterior al 1 de enero de 2020 en el bloque A o al 1 de enero de 2022 en el bloque B.</w:t>
+            </w:r>
+          </w:p>
+        </w:tc>
+      </w:tr>
+      <w:tr>
+        <w:trPr>
+          <w:cantSplit/>
+        </w:trPr>
+        <w:tc>
+          <w:tcPr>
+            <w:tcW w:type="dxa" w:w="1800"/>
+            <w:shd w:fill="F2F2F2" w:color="auto" w:val="clear"/>
+            <w:tcMar>
+              <w:top w:type="dxa" w:w="70"/>
+              <w:left w:type="dxa" w:w="100"/>
+              <w:bottom w:type="dxa" w:w="70"/>
+              <w:right w:type="dxa" w:w="100"/>
+            </w:tcMar>
+          </w:tcPr>
+          <w:p>
+            <w:pPr>
+              <w:keepNext/>
+              <w:spacing w:after="0"/>
+            </w:pPr>
+            <w:r>
+              <w:rPr>
+                <w:b/>
+                <w:bCs/>
+                <w:color w:val="404040"/>
+                <w:sz w:val="20"/>
+                <w:szCs w:val="20"/>
+              </w:rPr>
+              <w:t xml:space="preserve">Detalles</w:t>
+            </w:r>
+          </w:p>
+        </w:tc>
+        <w:tc>
+          <w:tcPr>
+            <w:tcW w:type="dxa" w:w="7226"/>
+            <w:tcMar>
+              <w:top w:type="dxa" w:w="70"/>
+              <w:left w:type="dxa" w:w="100"/>
+              <w:bottom w:type="dxa" w:w="70"/>
+              <w:right w:type="dxa" w:w="100"/>
+            </w:tcMar>
+          </w:tcPr>
+          <w:p>
+            <w:pPr>
+              <w:keepNext/>
+              <w:spacing w:after="0" w:before="0"/>
+            </w:pPr>
+            <w:r>
+              <w:rPr>
+                <w:sz w:val="20"/>
+                <w:szCs w:val="20"/>
+              </w:rPr>
+              <w:t xml:space="preserve">La regla de «no planificado» se lee de los parámetros de la 2.2, para que sea la misma del etiquetado. Las cirugías ambulatorias y las sesiones cuentan egresos; un egreso que es las dos cosas (1.085 en desarrollo) cuenta como cirugía, por el orden de los criterios E13 y E14. En 143.031 casos el propio episodio dura 0 días: termina el mismo día del ingreso índice y se descuenta para no contarlo como hospitalización previa.</w:t>
+            </w:r>
+          </w:p>
+        </w:tc>
+      </w:tr>
+      <w:tr>
+        <w:trPr>
+          <w:cantSplit/>
+        </w:trPr>
+        <w:tc>
+          <w:tcPr>
+            <w:tcW w:type="dxa" w:w="1800"/>
+            <w:shd w:fill="F2F2F2" w:color="auto" w:val="clear"/>
+            <w:tcMar>
+              <w:top w:type="dxa" w:w="70"/>
+              <w:left w:type="dxa" w:w="100"/>
+              <w:bottom w:type="dxa" w:w="70"/>
+              <w:right w:type="dxa" w:w="100"/>
+            </w:tcMar>
+          </w:tcPr>
+          <w:p>
+            <w:pPr>
+              <w:keepNext/>
+              <w:spacing w:after="0"/>
+            </w:pPr>
+            <w:r>
+              <w:rPr>
+                <w:b/>
+                <w:bCs/>
+                <w:color w:val="404040"/>
+                <w:sz w:val="20"/>
+                <w:szCs w:val="20"/>
+              </w:rPr>
+              <w:t xml:space="preserve">Ejemplo</w:t>
+            </w:r>
+          </w:p>
+        </w:tc>
+        <w:tc>
+          <w:tcPr>
+            <w:tcW w:type="dxa" w:w="7226"/>
+            <w:tcMar>
+              <w:top w:type="dxa" w:w="70"/>
+              <w:left w:type="dxa" w:w="100"/>
+              <w:bottom w:type="dxa" w:w="70"/>
+              <w:right w:type="dxa" w:w="100"/>
+            </w:tcMar>
+          </w:tcPr>
+          <w:p>
+            <w:pPr>
+              <w:keepNext/>
+              <w:spacing w:after="0" w:before="0"/>
+            </w:pPr>
+            <w:r>
+              <w:rPr>
+                <w:sz w:val="20"/>
+                <w:szCs w:val="20"/>
+              </w:rPr>
+              <w:t xml:space="preserve">El caso </w:t>
+            </w:r>
+            <w:r>
+              <w:rPr>
+                <w:rFonts w:ascii="Consolas" w:cs="Consolas" w:eastAsia="Consolas" w:hAnsi="Consolas"/>
+                <w:sz w:val="18"/>
+                <w:szCs w:val="18"/>
+                <w:shd w:fill="F2F2F2" w:color="auto" w:val="clear"/>
+              </w:rPr>
+              <w:t xml:space="preserve">20230000956</w:t>
+            </w:r>
+            <w:r>
+              <w:rPr>
+                <w:sz w:val="20"/>
+                <w:szCs w:val="20"/>
+              </w:rPr>
+              <w:t xml:space="preserve"> (ingreso índice el 15-02-2023) tiene en su ventana una hospitalización por urgencia (</w:t>
+            </w:r>
+            <w:r>
+              <w:rPr>
+                <w:rFonts w:ascii="Consolas" w:cs="Consolas" w:eastAsia="Consolas" w:hAnsi="Consolas"/>
+                <w:sz w:val="18"/>
+                <w:szCs w:val="18"/>
+                <w:shd w:fill="F2F2F2" w:color="auto" w:val="clear"/>
+              </w:rPr>
+              <w:t xml:space="preserve">20220430860</w:t>
+            </w:r>
+            <w:r>
+              <w:rPr>
+                <w:sz w:val="20"/>
+                <w:szCs w:val="20"/>
+              </w:rPr>
+              <w:t xml:space="preserve">, alta el 02-08-2022, tuberculosis), una programada (</w:t>
+            </w:r>
+            <w:r>
+              <w:rPr>
+                <w:rFonts w:ascii="Consolas" w:cs="Consolas" w:eastAsia="Consolas" w:hAnsi="Consolas"/>
+                <w:sz w:val="18"/>
+                <w:szCs w:val="18"/>
+                <w:shd w:fill="F2F2F2" w:color="auto" w:val="clear"/>
+              </w:rPr>
+              <w:t xml:space="preserve">20220568135</w:t>
+            </w:r>
+            <w:r>
+              <w:rPr>
+                <w:sz w:val="20"/>
+                <w:szCs w:val="20"/>
+              </w:rPr>
+              <w:t xml:space="preserve">, alta el 14-09-2022) y una cirugía mayor ambulatoria de catarata (</w:t>
+            </w:r>
+            <w:r>
+              <w:rPr>
+                <w:rFonts w:ascii="Consolas" w:cs="Consolas" w:eastAsia="Consolas" w:hAnsi="Consolas"/>
+                <w:sz w:val="18"/>
+                <w:szCs w:val="18"/>
+                <w:shd w:fill="F2F2F2" w:color="auto" w:val="clear"/>
+              </w:rPr>
+              <w:t xml:space="preserve">20220694463</w:t>
+            </w:r>
+            <w:r>
+              <w:rPr>
+                <w:sz w:val="20"/>
+                <w:szCs w:val="20"/>
+              </w:rPr>
+              <w:t xml:space="preserve">, 02-11-2022). Resultado: </w:t>
+            </w:r>
+            <w:r>
+              <w:rPr>
+                <w:rFonts w:ascii="Consolas" w:cs="Consolas" w:eastAsia="Consolas" w:hAnsi="Consolas"/>
+                <w:sz w:val="18"/>
+                <w:szCs w:val="18"/>
+                <w:shd w:fill="F2F2F2" w:color="auto" w:val="clear"/>
+              </w:rPr>
+              <w:t xml:space="preserve">HOSP_PREVIAS</w:t>
+            </w:r>
+            <w:r>
+              <w:rPr>
+                <w:sz w:val="20"/>
+                <w:szCs w:val="20"/>
+              </w:rPr>
+              <w:t xml:space="preserve"> = 2, </w:t>
+            </w:r>
+            <w:r>
+              <w:rPr>
+                <w:rFonts w:ascii="Consolas" w:cs="Consolas" w:eastAsia="Consolas" w:hAnsi="Consolas"/>
+                <w:sz w:val="18"/>
+                <w:szCs w:val="18"/>
+                <w:shd w:fill="F2F2F2" w:color="auto" w:val="clear"/>
+              </w:rPr>
+              <w:t xml:space="preserve">HOSP_PREVIAS_NO_PLANIF</w:t>
+            </w:r>
+            <w:r>
+              <w:rPr>
+                <w:sz w:val="20"/>
+                <w:szCs w:val="20"/>
+              </w:rPr>
+              <w:t xml:space="preserve"> = 1, </w:t>
+            </w:r>
+            <w:r>
+              <w:rPr>
+                <w:rFonts w:ascii="Consolas" w:cs="Consolas" w:eastAsia="Consolas" w:hAnsi="Consolas"/>
+                <w:sz w:val="18"/>
+                <w:szCs w:val="18"/>
+                <w:shd w:fill="F2F2F2" w:color="auto" w:val="clear"/>
+              </w:rPr>
+              <w:t xml:space="preserve">CMA_PREVIAS</w:t>
+            </w:r>
+            <w:r>
+              <w:rPr>
+                <w:sz w:val="20"/>
+                <w:szCs w:val="20"/>
+              </w:rPr>
+              <w:t xml:space="preserve"> = 1 y </w:t>
+            </w:r>
+            <w:r>
+              <w:rPr>
+                <w:rFonts w:ascii="Consolas" w:cs="Consolas" w:eastAsia="Consolas" w:hAnsi="Consolas"/>
+                <w:sz w:val="18"/>
+                <w:szCs w:val="18"/>
+                <w:shd w:fill="F2F2F2" w:color="auto" w:val="clear"/>
+              </w:rPr>
+              <w:t xml:space="preserve">DIAS_ULTIMA_HOSP</w:t>
+            </w:r>
+            <w:r>
+              <w:rPr>
+                <w:sz w:val="20"/>
+                <w:szCs w:val="20"/>
+              </w:rPr>
+              <w:t xml:space="preserve"> = 154, contados desde el 14 de septiembre, porque la catarata no es una hospitalización.</w:t>
+            </w:r>
+          </w:p>
+        </w:tc>
+      </w:tr>
+      <w:tr>
+        <w:trPr>
+          <w:cantSplit/>
+        </w:trPr>
+        <w:tc>
+          <w:tcPr>
+            <w:tcW w:type="dxa" w:w="1800"/>
+            <w:shd w:fill="F2F2F2" w:color="auto" w:val="clear"/>
+            <w:tcMar>
+              <w:top w:type="dxa" w:w="70"/>
+              <w:left w:type="dxa" w:w="100"/>
+              <w:bottom w:type="dxa" w:w="70"/>
+              <w:right w:type="dxa" w:w="100"/>
+            </w:tcMar>
+          </w:tcPr>
+          <w:p>
+            <w:pPr>
+              <w:keepNext/>
+              <w:spacing w:after="0"/>
+            </w:pPr>
+            <w:r>
+              <w:rPr>
+                <w:b/>
+                <w:bCs/>
+                <w:color w:val="404040"/>
+                <w:sz w:val="20"/>
+                <w:szCs w:val="20"/>
+              </w:rPr>
+              <w:t xml:space="preserve">Resultado</w:t>
+            </w:r>
+          </w:p>
+        </w:tc>
+        <w:tc>
+          <w:tcPr>
+            <w:tcW w:type="dxa" w:w="7226"/>
+            <w:tcMar>
+              <w:top w:type="dxa" w:w="70"/>
+              <w:left w:type="dxa" w:w="100"/>
+              <w:bottom w:type="dxa" w:w="70"/>
+              <w:right w:type="dxa" w:w="100"/>
+            </w:tcMar>
+          </w:tcPr>
+          <w:p>
+            <w:pPr>
+              <w:keepNext/>
+              <w:spacing w:after="80" w:before="0"/>
+            </w:pPr>
+            <w:r>
+              <w:rPr>
+                <w:sz w:val="20"/>
+                <w:szCs w:val="20"/>
+              </w:rPr>
+              <w:t xml:space="preserve">1.173.474 casos con la ventana cortada (todos los de 2019 y 2021, 9.346 de 2020, 8.820 de 2022 y 8 de 2023), igual que en D44. Reingreso a 30 días según las hospitalizaciones previas:</w:t>
+            </w:r>
+          </w:p>
+          <w:tbl>
+            <w:tblPr>
+              <w:tblW w:type="dxa" w:w="7026"/>
+              <w:tblBorders>
+                <w:top w:val="single" w:color="BFBFBF" w:sz="4"/>
+                <w:left w:val="single" w:color="BFBFBF" w:sz="4"/>
+                <w:bottom w:val="single" w:color="BFBFBF" w:sz="4"/>
+                <w:right w:val="single" w:color="BFBFBF" w:sz="4"/>
+                <w:insideH w:val="single" w:color="BFBFBF" w:sz="4"/>
+                <w:insideV w:val="single" w:color="BFBFBF" w:sz="4"/>
+              </w:tblBorders>
+              <w:tblLayout w:type="fixed"/>
+            </w:tblPr>
+            <w:tblGrid>
+              <w:gridCol w:w="2182"/>
+              <w:gridCol w:w="1249"/>
+              <w:gridCol w:w="1277"/>
+              <w:gridCol w:w="1038"/>
+              <w:gridCol w:w="1280"/>
+            </w:tblGrid>
+            <w:tr>
+              <w:trPr>
+                <w:cantSplit/>
+                <w:tblHeader/>
+              </w:trPr>
+              <w:tc>
+                <w:tcPr>
+                  <w:tcW w:type="dxa" w:w="2182"/>
+                  <w:shd w:fill="D9E2F3" w:color="auto" w:val="clear"/>
+                  <w:tcMar>
+                    <w:top w:type="dxa" w:w="70"/>
+                    <w:left w:type="dxa" w:w="100"/>
+                    <w:bottom w:type="dxa" w:w="70"/>
+                    <w:right w:type="dxa" w:w="100"/>
+                  </w:tcMar>
+                  <w:vAlign w:val="center"/>
+                </w:tcPr>
+                <w:p>
+                  <w:pPr>
+                    <w:spacing w:after="0"/>
+                  </w:pPr>
+                  <w:r>
+                    <w:rPr>
+                      <w:b/>
+                      <w:bCs/>
+                      <w:sz w:val="18"/>
+                      <w:szCs w:val="18"/>
+                    </w:rPr>
+                    <w:t xml:space="preserve">Hospitalizaciones previas</w:t>
+                  </w:r>
+                </w:p>
+              </w:tc>
+              <w:tc>
+                <w:tcPr>
+                  <w:tcW w:type="dxa" w:w="1249"/>
+                  <w:shd w:fill="D9E2F3" w:color="auto" w:val="clear"/>
+                  <w:tcMar>
+                    <w:top w:type="dxa" w:w="70"/>
+                    <w:left w:type="dxa" w:w="100"/>
+                    <w:bottom w:type="dxa" w:w="70"/>
+                    <w:right w:type="dxa" w:w="100"/>
+                  </w:tcMar>
+                  <w:vAlign w:val="center"/>
+                </w:tcPr>
+                <w:p>
+                  <w:pPr>
+                    <w:spacing w:after="0"/>
+                  </w:pPr>
+                  <w:r>
+                    <w:rPr>
+                      <w:b/>
+                      <w:bCs/>
+                      <w:sz w:val="18"/>
+                      <w:szCs w:val="18"/>
+                    </w:rPr>
+                    <w:t xml:space="preserve">Casos sin marca</w:t>
+                  </w:r>
+                </w:p>
+              </w:tc>
+              <w:tc>
+                <w:tcPr>
+                  <w:tcW w:type="dxa" w:w="1277"/>
+                  <w:shd w:fill="D9E2F3" w:color="auto" w:val="clear"/>
+                  <w:tcMar>
+                    <w:top w:type="dxa" w:w="70"/>
+                    <w:left w:type="dxa" w:w="100"/>
+                    <w:bottom w:type="dxa" w:w="70"/>
+                    <w:right w:type="dxa" w:w="100"/>
+                  </w:tcMar>
+                  <w:vAlign w:val="center"/>
+                </w:tcPr>
+                <w:p>
+                  <w:pPr>
+                    <w:spacing w:after="0"/>
+                  </w:pPr>
+                  <w:r>
+                    <w:rPr>
+                      <w:b/>
+                      <w:bCs/>
+                      <w:sz w:val="18"/>
+                      <w:szCs w:val="18"/>
+                    </w:rPr>
+                    <w:t xml:space="preserve">Reingreso a 30 días</w:t>
+                  </w:r>
+                </w:p>
+              </w:tc>
+              <w:tc>
+                <w:tcPr>
+                  <w:tcW w:type="dxa" w:w="1038"/>
+                  <w:shd w:fill="D9E2F3" w:color="auto" w:val="clear"/>
+                  <w:tcMar>
+                    <w:top w:type="dxa" w:w="70"/>
+                    <w:left w:type="dxa" w:w="100"/>
+                    <w:bottom w:type="dxa" w:w="70"/>
+                    <w:right w:type="dxa" w:w="100"/>
+                  </w:tcMar>
+                  <w:vAlign w:val="center"/>
+                </w:tcPr>
+                <w:p>
+                  <w:pPr>
+                    <w:spacing w:after="0"/>
+                  </w:pPr>
+                  <w:r>
+                    <w:rPr>
+                      <w:b/>
+                      <w:bCs/>
+                      <w:sz w:val="18"/>
+                      <w:szCs w:val="18"/>
+                    </w:rPr>
+                    <w:t xml:space="preserve">Casos con marca</w:t>
+                  </w:r>
+                </w:p>
+              </w:tc>
+              <w:tc>
+                <w:tcPr>
+                  <w:tcW w:type="dxa" w:w="1280"/>
+                  <w:shd w:fill="D9E2F3" w:color="auto" w:val="clear"/>
+                  <w:tcMar>
+                    <w:top w:type="dxa" w:w="70"/>
+                    <w:left w:type="dxa" w:w="100"/>
+                    <w:bottom w:type="dxa" w:w="70"/>
+                    <w:right w:type="dxa" w:w="100"/>
+                  </w:tcMar>
+                  <w:vAlign w:val="center"/>
+                </w:tcPr>
+                <w:p>
+                  <w:pPr>
+                    <w:spacing w:after="0"/>
+                  </w:pPr>
+                  <w:r>
+                    <w:rPr>
+                      <w:b/>
+                      <w:bCs/>
+                      <w:sz w:val="18"/>
+                      <w:szCs w:val="18"/>
+                    </w:rPr>
+                    <w:t xml:space="preserve">Reingreso a 30 días</w:t>
+                  </w:r>
+                </w:p>
+              </w:tc>
+            </w:tr>
+            <w:tr>
+              <w:trPr>
+                <w:cantSplit/>
+                <w:tblHeader w:val="off"/>
+              </w:trPr>
+              <w:tc>
+                <w:tcPr>
+                  <w:tcW w:type="dxa" w:w="2182"/>
+                  <w:tcMar>
+                    <w:top w:type="dxa" w:w="70"/>
+                    <w:left w:type="dxa" w:w="100"/>
+                    <w:bottom w:type="dxa" w:w="70"/>
+                    <w:right w:type="dxa" w:w="100"/>
+                  </w:tcMar>
+                  <w:vAlign w:val="center"/>
+                </w:tcPr>
+                <w:p>
+                  <w:pPr>
+                    <w:spacing w:after="0"/>
+                  </w:pPr>
+                  <w:r>
+                    <w:rPr>
+                      <w:sz w:val="18"/>
+                      <w:szCs w:val="18"/>
+                    </w:rPr>
+                    <w:t xml:space="preserve">0</w:t>
+                  </w:r>
+                </w:p>
+              </w:tc>
+              <w:tc>
+                <w:tcPr>
+                  <w:tcW w:type="dxa" w:w="1249"/>
+                  <w:tcMar>
+                    <w:top w:type="dxa" w:w="70"/>
+                    <w:left w:type="dxa" w:w="100"/>
+                    <w:bottom w:type="dxa" w:w="70"/>
+                    <w:right w:type="dxa" w:w="100"/>
+                  </w:tcMar>
+                  <w:vAlign w:val="center"/>
+                </w:tcPr>
+                <w:p>
+                  <w:pPr>
+                    <w:spacing w:after="0"/>
+                  </w:pPr>
+                  <w:r>
+                    <w:rPr>
+                      <w:sz w:val="18"/>
+                      <w:szCs w:val="18"/>
+                    </w:rPr>
+                    <w:t xml:space="preserve">1.663.338</w:t>
+                  </w:r>
+                </w:p>
+              </w:tc>
+              <w:tc>
+                <w:tcPr>
+                  <w:tcW w:type="dxa" w:w="1277"/>
+                  <w:tcMar>
+                    <w:top w:type="dxa" w:w="70"/>
+                    <w:left w:type="dxa" w:w="100"/>
+                    <w:bottom w:type="dxa" w:w="70"/>
+                    <w:right w:type="dxa" w:w="100"/>
+                  </w:tcMar>
+                  <w:vAlign w:val="center"/>
+                </w:tcPr>
+                <w:p>
+                  <w:pPr>
+                    <w:spacing w:after="0"/>
+                  </w:pPr>
+                  <w:r>
+                    <w:rPr>
+                      <w:sz w:val="18"/>
+                      <w:szCs w:val="18"/>
+                    </w:rPr>
+                    <w:t xml:space="preserve">4,53 %</w:t>
+                  </w:r>
+                </w:p>
+              </w:tc>
+              <w:tc>
+                <w:tcPr>
+                  <w:tcW w:type="dxa" w:w="1038"/>
+                  <w:tcMar>
+                    <w:top w:type="dxa" w:w="70"/>
+                    <w:left w:type="dxa" w:w="100"/>
+                    <w:bottom w:type="dxa" w:w="70"/>
+                    <w:right w:type="dxa" w:w="100"/>
+                  </w:tcMar>
+                  <w:vAlign w:val="center"/>
+                </w:tcPr>
+                <w:p>
+                  <w:pPr>
+                    <w:spacing w:after="0"/>
+                  </w:pPr>
+                  <w:r>
+                    <w:rPr>
+                      <w:sz w:val="18"/>
+                      <w:szCs w:val="18"/>
+                    </w:rPr>
+                    <w:t xml:space="preserve">978.106</w:t>
+                  </w:r>
+                </w:p>
+              </w:tc>
+              <w:tc>
+                <w:tcPr>
+                  <w:tcW w:type="dxa" w:w="1280"/>
+                  <w:tcMar>
+                    <w:top w:type="dxa" w:w="70"/>
+                    <w:left w:type="dxa" w:w="100"/>
+                    <w:bottom w:type="dxa" w:w="70"/>
+                    <w:right w:type="dxa" w:w="100"/>
+                  </w:tcMar>
+                  <w:vAlign w:val="center"/>
+                </w:tcPr>
+                <w:p>
+                  <w:pPr>
+                    <w:spacing w:after="0"/>
+                  </w:pPr>
+                  <w:r>
+                    <w:rPr>
+                      <w:sz w:val="18"/>
+                      <w:szCs w:val="18"/>
+                    </w:rPr>
+                    <w:t xml:space="preserve">4,64 %</w:t>
+                  </w:r>
+                </w:p>
+              </w:tc>
+            </w:tr>
+            <w:tr>
+              <w:trPr>
+                <w:cantSplit/>
+                <w:tblHeader w:val="off"/>
+              </w:trPr>
+              <w:tc>
+                <w:tcPr>
+                  <w:tcW w:type="dxa" w:w="2182"/>
+                  <w:tcMar>
+                    <w:top w:type="dxa" w:w="70"/>
+                    <w:left w:type="dxa" w:w="100"/>
+                    <w:bottom w:type="dxa" w:w="70"/>
+                    <w:right w:type="dxa" w:w="100"/>
+                  </w:tcMar>
+                  <w:vAlign w:val="center"/>
+                </w:tcPr>
+                <w:p>
+                  <w:pPr>
+                    <w:spacing w:after="0"/>
+                  </w:pPr>
+                  <w:r>
+                    <w:rPr>
+                      <w:sz w:val="18"/>
+                      <w:szCs w:val="18"/>
+                    </w:rPr>
+                    <w:t xml:space="preserve">1</w:t>
+                  </w:r>
+                </w:p>
+              </w:tc>
+              <w:tc>
+                <w:tcPr>
+                  <w:tcW w:type="dxa" w:w="1249"/>
+                  <w:tcMar>
+                    <w:top w:type="dxa" w:w="70"/>
+                    <w:left w:type="dxa" w:w="100"/>
+                    <w:bottom w:type="dxa" w:w="70"/>
+                    <w:right w:type="dxa" w:w="100"/>
+                  </w:tcMar>
+                  <w:vAlign w:val="center"/>
+                </w:tcPr>
+                <w:p>
+                  <w:pPr>
+                    <w:spacing w:after="0"/>
+                  </w:pPr>
+                  <w:r>
+                    <w:rPr>
+                      <w:sz w:val="18"/>
+                      <w:szCs w:val="18"/>
+                    </w:rPr>
+                    <w:t xml:space="preserve">344.466</w:t>
+                  </w:r>
+                </w:p>
+              </w:tc>
+              <w:tc>
+                <w:tcPr>
+                  <w:tcW w:type="dxa" w:w="1277"/>
+                  <w:tcMar>
+                    <w:top w:type="dxa" w:w="70"/>
+                    <w:left w:type="dxa" w:w="100"/>
+                    <w:bottom w:type="dxa" w:w="70"/>
+                    <w:right w:type="dxa" w:w="100"/>
+                  </w:tcMar>
+                  <w:vAlign w:val="center"/>
+                </w:tcPr>
+                <w:p>
+                  <w:pPr>
+                    <w:spacing w:after="0"/>
+                  </w:pPr>
+                  <w:r>
+                    <w:rPr>
+                      <w:sz w:val="18"/>
+                      <w:szCs w:val="18"/>
+                    </w:rPr>
+                    <w:t xml:space="preserve">8,19 %</w:t>
+                  </w:r>
+                </w:p>
+              </w:tc>
+              <w:tc>
+                <w:tcPr>
+                  <w:tcW w:type="dxa" w:w="1038"/>
+                  <w:tcMar>
+                    <w:top w:type="dxa" w:w="70"/>
+                    <w:left w:type="dxa" w:w="100"/>
+                    <w:bottom w:type="dxa" w:w="70"/>
+                    <w:right w:type="dxa" w:w="100"/>
+                  </w:tcMar>
+                  <w:vAlign w:val="center"/>
+                </w:tcPr>
+                <w:p>
+                  <w:pPr>
+                    <w:spacing w:after="0"/>
+                  </w:pPr>
+                  <w:r>
+                    <w:rPr>
+                      <w:sz w:val="18"/>
+                      <w:szCs w:val="18"/>
+                    </w:rPr>
+                    <w:t xml:space="preserve">142.843</w:t>
+                  </w:r>
+                </w:p>
+              </w:tc>
+              <w:tc>
+                <w:tcPr>
+                  <w:tcW w:type="dxa" w:w="1280"/>
+                  <w:tcMar>
+                    <w:top w:type="dxa" w:w="70"/>
+                    <w:left w:type="dxa" w:w="100"/>
+                    <w:bottom w:type="dxa" w:w="70"/>
+                    <w:right w:type="dxa" w:w="100"/>
+                  </w:tcMar>
+                  <w:vAlign w:val="center"/>
+                </w:tcPr>
+                <w:p>
+                  <w:pPr>
+                    <w:spacing w:after="0"/>
+                  </w:pPr>
+                  <w:r>
+                    <w:rPr>
+                      <w:sz w:val="18"/>
+                      <w:szCs w:val="18"/>
+                    </w:rPr>
+                    <w:t xml:space="preserve">9,04 %</w:t>
+                  </w:r>
+                </w:p>
+              </w:tc>
+            </w:tr>
+            <w:tr>
+              <w:trPr>
+                <w:cantSplit/>
+                <w:tblHeader w:val="off"/>
+              </w:trPr>
+              <w:tc>
+                <w:tcPr>
+                  <w:tcW w:type="dxa" w:w="2182"/>
+                  <w:tcMar>
+                    <w:top w:type="dxa" w:w="70"/>
+                    <w:left w:type="dxa" w:w="100"/>
+                    <w:bottom w:type="dxa" w:w="70"/>
+                    <w:right w:type="dxa" w:w="100"/>
+                  </w:tcMar>
+                  <w:vAlign w:val="center"/>
+                </w:tcPr>
+                <w:p>
+                  <w:pPr>
+                    <w:spacing w:after="0"/>
+                  </w:pPr>
+                  <w:r>
+                    <w:rPr>
+                      <w:sz w:val="18"/>
+                      <w:szCs w:val="18"/>
+                    </w:rPr>
+                    <w:t xml:space="preserve">2</w:t>
+                  </w:r>
+                </w:p>
+              </w:tc>
+              <w:tc>
+                <w:tcPr>
+                  <w:tcW w:type="dxa" w:w="1249"/>
+                  <w:tcMar>
+                    <w:top w:type="dxa" w:w="70"/>
+                    <w:left w:type="dxa" w:w="100"/>
+                    <w:bottom w:type="dxa" w:w="70"/>
+                    <w:right w:type="dxa" w:w="100"/>
+                  </w:tcMar>
+                  <w:vAlign w:val="center"/>
+                </w:tcPr>
+                <w:p>
+                  <w:pPr>
+                    <w:spacing w:after="0"/>
+                  </w:pPr>
+                  <w:r>
+                    <w:rPr>
+                      <w:sz w:val="18"/>
+                      <w:szCs w:val="18"/>
+                    </w:rPr>
+                    <w:t xml:space="preserve">99.865</w:t>
+                  </w:r>
+                </w:p>
+              </w:tc>
+              <w:tc>
+                <w:tcPr>
+                  <w:tcW w:type="dxa" w:w="1277"/>
+                  <w:tcMar>
+                    <w:top w:type="dxa" w:w="70"/>
+                    <w:left w:type="dxa" w:w="100"/>
+                    <w:bottom w:type="dxa" w:w="70"/>
+                    <w:right w:type="dxa" w:w="100"/>
+                  </w:tcMar>
+                  <w:vAlign w:val="center"/>
+                </w:tcPr>
+                <w:p>
+                  <w:pPr>
+                    <w:spacing w:after="0"/>
+                  </w:pPr>
+                  <w:r>
+                    <w:rPr>
+                      <w:sz w:val="18"/>
+                      <w:szCs w:val="18"/>
+                    </w:rPr>
+                    <w:t xml:space="preserve">12,29 %</w:t>
+                  </w:r>
+                </w:p>
+              </w:tc>
+              <w:tc>
+                <w:tcPr>
+                  <w:tcW w:type="dxa" w:w="1038"/>
+                  <w:tcMar>
+                    <w:top w:type="dxa" w:w="70"/>
+                    <w:left w:type="dxa" w:w="100"/>
+                    <w:bottom w:type="dxa" w:w="70"/>
+                    <w:right w:type="dxa" w:w="100"/>
+                  </w:tcMar>
+                  <w:vAlign w:val="center"/>
+                </w:tcPr>
+                <w:p>
+                  <w:pPr>
+                    <w:spacing w:after="0"/>
+                  </w:pPr>
+                  <w:r>
+                    <w:rPr>
+                      <w:sz w:val="18"/>
+                      <w:szCs w:val="18"/>
+                    </w:rPr>
+                    <w:t xml:space="preserve">33.250</w:t>
+                  </w:r>
+                </w:p>
+              </w:tc>
+              <w:tc>
+                <w:tcPr>
+                  <w:tcW w:type="dxa" w:w="1280"/>
+                  <w:tcMar>
+                    <w:top w:type="dxa" w:w="70"/>
+                    <w:left w:type="dxa" w:w="100"/>
+                    <w:bottom w:type="dxa" w:w="70"/>
+                    <w:right w:type="dxa" w:w="100"/>
+                  </w:tcMar>
+                  <w:vAlign w:val="center"/>
+                </w:tcPr>
+                <w:p>
+                  <w:pPr>
+                    <w:spacing w:after="0"/>
+                  </w:pPr>
+                  <w:r>
+                    <w:rPr>
+                      <w:sz w:val="18"/>
+                      <w:szCs w:val="18"/>
+                    </w:rPr>
+                    <w:t xml:space="preserve">13,84 %</w:t>
+                  </w:r>
+                </w:p>
+              </w:tc>
+            </w:tr>
+            <w:tr>
+              <w:trPr>
+                <w:cantSplit/>
+                <w:tblHeader w:val="off"/>
+              </w:trPr>
+              <w:tc>
+                <w:tcPr>
+                  <w:tcW w:type="dxa" w:w="2182"/>
+                  <w:tcMar>
+                    <w:top w:type="dxa" w:w="70"/>
+                    <w:left w:type="dxa" w:w="100"/>
+                    <w:bottom w:type="dxa" w:w="70"/>
+                    <w:right w:type="dxa" w:w="100"/>
+                  </w:tcMar>
+                  <w:vAlign w:val="center"/>
+                </w:tcPr>
+                <w:p>
+                  <w:pPr>
+                    <w:spacing w:after="0"/>
+                  </w:pPr>
+                  <w:r>
+                    <w:rPr>
+                      <w:sz w:val="18"/>
+                      <w:szCs w:val="18"/>
+                    </w:rPr>
+                    <w:t xml:space="preserve">3</w:t>
+                  </w:r>
+                </w:p>
+              </w:tc>
+              <w:tc>
+                <w:tcPr>
+                  <w:tcW w:type="dxa" w:w="1249"/>
+                  <w:tcMar>
+                    <w:top w:type="dxa" w:w="70"/>
+                    <w:left w:type="dxa" w:w="100"/>
+                    <w:bottom w:type="dxa" w:w="70"/>
+                    <w:right w:type="dxa" w:w="100"/>
+                  </w:tcMar>
+                  <w:vAlign w:val="center"/>
+                </w:tcPr>
+                <w:p>
+                  <w:pPr>
+                    <w:spacing w:after="0"/>
+                  </w:pPr>
+                  <w:r>
+                    <w:rPr>
+                      <w:sz w:val="18"/>
+                      <w:szCs w:val="18"/>
+                    </w:rPr>
+                    <w:t xml:space="preserve">36.099</w:t>
+                  </w:r>
+                </w:p>
+              </w:tc>
+              <w:tc>
+                <w:tcPr>
+                  <w:tcW w:type="dxa" w:w="1277"/>
+                  <w:tcMar>
+                    <w:top w:type="dxa" w:w="70"/>
+                    <w:left w:type="dxa" w:w="100"/>
+                    <w:bottom w:type="dxa" w:w="70"/>
+                    <w:right w:type="dxa" w:w="100"/>
+                  </w:tcMar>
+                  <w:vAlign w:val="center"/>
+                </w:tcPr>
+                <w:p>
+                  <w:pPr>
+                    <w:spacing w:after="0"/>
+                  </w:pPr>
+                  <w:r>
+                    <w:rPr>
+                      <w:sz w:val="18"/>
+                      <w:szCs w:val="18"/>
+                    </w:rPr>
+                    <w:t xml:space="preserve">17,00 %</w:t>
+                  </w:r>
+                </w:p>
+              </w:tc>
+              <w:tc>
+                <w:tcPr>
+                  <w:tcW w:type="dxa" w:w="1038"/>
+                  <w:tcMar>
+                    <w:top w:type="dxa" w:w="70"/>
+                    <w:left w:type="dxa" w:w="100"/>
+                    <w:bottom w:type="dxa" w:w="70"/>
+                    <w:right w:type="dxa" w:w="100"/>
+                  </w:tcMar>
+                  <w:vAlign w:val="center"/>
+                </w:tcPr>
+                <w:p>
+                  <w:pPr>
+                    <w:spacing w:after="0"/>
+                  </w:pPr>
+                  <w:r>
+                    <w:rPr>
+                      <w:sz w:val="18"/>
+                      <w:szCs w:val="18"/>
+                    </w:rPr>
+                    <w:t xml:space="preserve">10.344</w:t>
+                  </w:r>
+                </w:p>
+              </w:tc>
+              <w:tc>
+                <w:tcPr>
+                  <w:tcW w:type="dxa" w:w="1280"/>
+                  <w:tcMar>
+                    <w:top w:type="dxa" w:w="70"/>
+                    <w:left w:type="dxa" w:w="100"/>
+                    <w:bottom w:type="dxa" w:w="70"/>
+                    <w:right w:type="dxa" w:w="100"/>
+                  </w:tcMar>
+                  <w:vAlign w:val="center"/>
+                </w:tcPr>
+                <w:p>
+                  <w:pPr>
+                    <w:spacing w:after="0"/>
+                  </w:pPr>
+                  <w:r>
+                    <w:rPr>
+                      <w:sz w:val="18"/>
+                      <w:szCs w:val="18"/>
+                    </w:rPr>
+                    <w:t xml:space="preserve">19,08 %</w:t>
+                  </w:r>
+                </w:p>
+              </w:tc>
+            </w:tr>
+            <w:tr>
+              <w:trPr>
+                <w:cantSplit/>
+                <w:tblHeader w:val="off"/>
+              </w:trPr>
+              <w:tc>
+                <w:tcPr>
+                  <w:tcW w:type="dxa" w:w="2182"/>
+                  <w:tcMar>
+                    <w:top w:type="dxa" w:w="70"/>
+                    <w:left w:type="dxa" w:w="100"/>
+                    <w:bottom w:type="dxa" w:w="70"/>
+                    <w:right w:type="dxa" w:w="100"/>
+                  </w:tcMar>
+                  <w:vAlign w:val="center"/>
+                </w:tcPr>
+                <w:p>
+                  <w:pPr>
+                    <w:spacing w:after="0"/>
+                  </w:pPr>
+                  <w:r>
+                    <w:rPr>
+                      <w:sz w:val="18"/>
+                      <w:szCs w:val="18"/>
+                    </w:rPr>
+                    <w:t xml:space="preserve">4</w:t>
+                  </w:r>
+                </w:p>
+              </w:tc>
+              <w:tc>
+                <w:tcPr>
+                  <w:tcW w:type="dxa" w:w="1249"/>
+                  <w:tcMar>
+                    <w:top w:type="dxa" w:w="70"/>
+                    <w:left w:type="dxa" w:w="100"/>
+                    <w:bottom w:type="dxa" w:w="70"/>
+                    <w:right w:type="dxa" w:w="100"/>
+                  </w:tcMar>
+                  <w:vAlign w:val="center"/>
+                </w:tcPr>
+                <w:p>
+                  <w:pPr>
+                    <w:spacing w:after="0"/>
+                  </w:pPr>
+                  <w:r>
+                    <w:rPr>
+                      <w:sz w:val="18"/>
+                      <w:szCs w:val="18"/>
+                    </w:rPr>
+                    <w:t xml:space="preserve">15.548</w:t>
+                  </w:r>
+                </w:p>
+              </w:tc>
+              <w:tc>
+                <w:tcPr>
+                  <w:tcW w:type="dxa" w:w="1277"/>
+                  <w:tcMar>
+                    <w:top w:type="dxa" w:w="70"/>
+                    <w:left w:type="dxa" w:w="100"/>
+                    <w:bottom w:type="dxa" w:w="70"/>
+                    <w:right w:type="dxa" w:w="100"/>
+                  </w:tcMar>
+                  <w:vAlign w:val="center"/>
+                </w:tcPr>
+                <w:p>
+                  <w:pPr>
+                    <w:spacing w:after="0"/>
+                  </w:pPr>
+                  <w:r>
+                    <w:rPr>
+                      <w:sz w:val="18"/>
+                      <w:szCs w:val="18"/>
+                    </w:rPr>
+                    <w:t xml:space="preserve">21,04 %</w:t>
+                  </w:r>
+                </w:p>
+              </w:tc>
+              <w:tc>
+                <w:tcPr>
+                  <w:tcW w:type="dxa" w:w="1038"/>
+                  <w:tcMar>
+                    <w:top w:type="dxa" w:w="70"/>
+                    <w:left w:type="dxa" w:w="100"/>
+                    <w:bottom w:type="dxa" w:w="70"/>
+                    <w:right w:type="dxa" w:w="100"/>
+                  </w:tcMar>
+                  <w:vAlign w:val="center"/>
+                </w:tcPr>
+                <w:p>
+                  <w:pPr>
+                    <w:spacing w:after="0"/>
+                  </w:pPr>
+                  <w:r>
+                    <w:rPr>
+                      <w:sz w:val="18"/>
+                      <w:szCs w:val="18"/>
+                    </w:rPr>
+                    <w:t xml:space="preserve">3.847</w:t>
+                  </w:r>
+                </w:p>
+              </w:tc>
+              <w:tc>
+                <w:tcPr>
+                  <w:tcW w:type="dxa" w:w="1280"/>
+                  <w:tcMar>
+                    <w:top w:type="dxa" w:w="70"/>
+                    <w:left w:type="dxa" w:w="100"/>
+                    <w:bottom w:type="dxa" w:w="70"/>
+                    <w:right w:type="dxa" w:w="100"/>
+                  </w:tcMar>
+                  <w:vAlign w:val="center"/>
+                </w:tcPr>
+                <w:p>
+                  <w:pPr>
+                    <w:spacing w:after="0"/>
+                  </w:pPr>
+                  <w:r>
+                    <w:rPr>
+                      <w:sz w:val="18"/>
+                      <w:szCs w:val="18"/>
+                    </w:rPr>
+                    <w:t xml:space="preserve">23,52 %</w:t>
+                  </w:r>
+                </w:p>
+              </w:tc>
+            </w:tr>
+            <w:tr>
+              <w:trPr>
+                <w:cantSplit/>
+                <w:tblHeader w:val="off"/>
+              </w:trPr>
+              <w:tc>
+                <w:tcPr>
+                  <w:tcW w:type="dxa" w:w="2182"/>
+                  <w:tcMar>
+                    <w:top w:type="dxa" w:w="70"/>
+                    <w:left w:type="dxa" w:w="100"/>
+                    <w:bottom w:type="dxa" w:w="70"/>
+                    <w:right w:type="dxa" w:w="100"/>
+                  </w:tcMar>
+                  <w:vAlign w:val="center"/>
+                </w:tcPr>
+                <w:p>
+                  <w:pPr>
+                    <w:spacing w:after="0"/>
+                  </w:pPr>
+                  <w:r>
+                    <w:rPr>
+                      <w:sz w:val="18"/>
+                      <w:szCs w:val="18"/>
+                    </w:rPr>
+                    <w:t xml:space="preserve">5 o más</w:t>
+                  </w:r>
+                </w:p>
+              </w:tc>
+              <w:tc>
+                <w:tcPr>
+                  <w:tcW w:type="dxa" w:w="1249"/>
+                  <w:tcMar>
+                    <w:top w:type="dxa" w:w="70"/>
+                    <w:left w:type="dxa" w:w="100"/>
+                    <w:bottom w:type="dxa" w:w="70"/>
+                    <w:right w:type="dxa" w:w="100"/>
+                  </w:tcMar>
+                  <w:vAlign w:val="center"/>
+                </w:tcPr>
+                <w:p>
+                  <w:pPr>
+                    <w:spacing w:after="0"/>
+                  </w:pPr>
+                  <w:r>
+                    <w:rPr>
+                      <w:sz w:val="18"/>
+                      <w:szCs w:val="18"/>
+                    </w:rPr>
+                    <w:t xml:space="preserve">21.328</w:t>
+                  </w:r>
+                </w:p>
+              </w:tc>
+              <w:tc>
+                <w:tcPr>
+                  <w:tcW w:type="dxa" w:w="1277"/>
+                  <w:tcMar>
+                    <w:top w:type="dxa" w:w="70"/>
+                    <w:left w:type="dxa" w:w="100"/>
+                    <w:bottom w:type="dxa" w:w="70"/>
+                    <w:right w:type="dxa" w:w="100"/>
+                  </w:tcMar>
+                  <w:vAlign w:val="center"/>
+                </w:tcPr>
+                <w:p>
+                  <w:pPr>
+                    <w:spacing w:after="0"/>
+                  </w:pPr>
+                  <w:r>
+                    <w:rPr>
+                      <w:sz w:val="18"/>
+                      <w:szCs w:val="18"/>
+                    </w:rPr>
+                    <w:t xml:space="preserve">26,07 %</w:t>
+                  </w:r>
+                </w:p>
+              </w:tc>
+              <w:tc>
+                <w:tcPr>
+                  <w:tcW w:type="dxa" w:w="1038"/>
+                  <w:tcMar>
+                    <w:top w:type="dxa" w:w="70"/>
+                    <w:left w:type="dxa" w:w="100"/>
+                    <w:bottom w:type="dxa" w:w="70"/>
+                    <w:right w:type="dxa" w:w="100"/>
+                  </w:tcMar>
+                  <w:vAlign w:val="center"/>
+                </w:tcPr>
+                <w:p>
+                  <w:pPr>
+                    <w:spacing w:after="0"/>
+                  </w:pPr>
+                  <w:r>
+                    <w:rPr>
+                      <w:sz w:val="18"/>
+                      <w:szCs w:val="18"/>
+                    </w:rPr>
+                    <w:t xml:space="preserve">5.084</w:t>
+                  </w:r>
+                </w:p>
+              </w:tc>
+              <w:tc>
+                <w:tcPr>
+                  <w:tcW w:type="dxa" w:w="1280"/>
+                  <w:tcMar>
+                    <w:top w:type="dxa" w:w="70"/>
+                    <w:left w:type="dxa" w:w="100"/>
+                    <w:bottom w:type="dxa" w:w="70"/>
+                    <w:right w:type="dxa" w:w="100"/>
+                  </w:tcMar>
+                  <w:vAlign w:val="center"/>
+                </w:tcPr>
+                <w:p>
+                  <w:pPr>
+                    <w:spacing w:after="0"/>
+                  </w:pPr>
+                  <w:r>
+                    <w:rPr>
+                      <w:sz w:val="18"/>
+                      <w:szCs w:val="18"/>
+                    </w:rPr>
+                    <w:t xml:space="preserve">24,04 %</w:t>
+                  </w:r>
+                </w:p>
+              </w:tc>
+            </w:tr>
+          </w:tbl>
+          <w:p>
+            <w:pPr>
+              <w:spacing w:after="0"/>
+            </w:pPr>
+          </w:p>
+        </w:tc>
+      </w:tr>
+      <w:tr>
+        <w:trPr>
+          <w:cantSplit/>
+        </w:trPr>
+        <w:tc>
+          <w:tcPr>
+            <w:tcW w:type="dxa" w:w="1800"/>
+            <w:shd w:fill="F2F2F2" w:color="auto" w:val="clear"/>
+            <w:tcMar>
+              <w:top w:type="dxa" w:w="70"/>
+              <w:left w:type="dxa" w:w="100"/>
+              <w:bottom w:type="dxa" w:w="70"/>
+              <w:right w:type="dxa" w:w="100"/>
+            </w:tcMar>
+          </w:tcPr>
+          <w:p>
+            <w:pPr>
+              <w:keepNext/>
+              <w:spacing w:after="0"/>
+            </w:pPr>
+            <w:r>
+              <w:rPr>
+                <w:b/>
+                <w:bCs/>
+                <w:color w:val="404040"/>
+                <w:sz w:val="20"/>
+                <w:szCs w:val="20"/>
+              </w:rPr>
+              <w:t xml:space="preserve">Diferencia con la exploración</w:t>
+            </w:r>
+          </w:p>
+        </w:tc>
+        <w:tc>
+          <w:tcPr>
+            <w:tcW w:type="dxa" w:w="7226"/>
+            <w:tcMar>
+              <w:top w:type="dxa" w:w="70"/>
+              <w:left w:type="dxa" w:w="100"/>
+              <w:bottom w:type="dxa" w:w="70"/>
+              <w:right w:type="dxa" w:w="100"/>
+            </w:tcMar>
+          </w:tcPr>
+          <w:p>
+            <w:pPr>
+              <w:keepNext/>
+              <w:spacing w:after="0" w:before="0"/>
+            </w:pPr>
+            <w:r>
+              <w:rPr>
+                <w:sz w:val="20"/>
+                <w:szCs w:val="20"/>
+              </w:rPr>
+              <w:t xml:space="preserve">La exploración del 28 de octubre usó 12 meses de calendario y no contaba la hospitalización terminada el mismo día del ingreso índice; con 5 o más hospitalizaciones previas daba 26,08 % en vez de 26,07 % (22 casos de 21.328).</w:t>
+            </w:r>
+          </w:p>
+        </w:tc>
+      </w:tr>
+      <w:tr>
+        <w:trPr>
+          <w:cantSplit/>
+        </w:trPr>
+        <w:tc>
+          <w:tcPr>
+            <w:tcW w:type="dxa" w:w="1800"/>
+            <w:shd w:fill="F2F2F2" w:color="auto" w:val="clear"/>
+            <w:tcMar>
+              <w:top w:type="dxa" w:w="70"/>
+              <w:left w:type="dxa" w:w="100"/>
+              <w:bottom w:type="dxa" w:w="70"/>
+              <w:right w:type="dxa" w:w="100"/>
+            </w:tcMar>
+          </w:tcPr>
+          <w:p>
+            <w:pPr>
+              <w:keepNext/>
+              <w:spacing w:after="0"/>
+            </w:pPr>
+            <w:r>
+              <w:rPr>
+                <w:b/>
+                <w:bCs/>
+                <w:color w:val="404040"/>
+                <w:sz w:val="20"/>
+                <w:szCs w:val="20"/>
+              </w:rPr>
+              <w:t xml:space="preserve">Alternativas descartadas</w:t>
+            </w:r>
+          </w:p>
+        </w:tc>
+        <w:tc>
+          <w:tcPr>
+            <w:tcW w:type="dxa" w:w="7226"/>
+            <w:tcMar>
+              <w:top w:type="dxa" w:w="70"/>
+              <w:left w:type="dxa" w:w="100"/>
+              <w:bottom w:type="dxa" w:w="70"/>
+              <w:right w:type="dxa" w:w="100"/>
+            </w:tcMar>
+          </w:tcPr>
+          <w:p>
+            <w:pPr>
+              <w:keepNext/>
+              <w:spacing w:after="0" w:before="0"/>
+            </w:pPr>
+            <w:r>
+              <w:rPr>
+                <w:sz w:val="20"/>
+                <w:szCs w:val="20"/>
+              </w:rPr>
+              <w:t xml:space="preserve">(1) 12 meses de calendario: la ventana mediría 365 o 366 días según el año, y 366 se confundiría con «sin hospitalización». (2) No contar la hospitalización terminada el mismo día del ingreso índice: se perdería la información de quien vuelve a hospitalizarse el mismo día de un alta.</w:t>
+            </w:r>
+          </w:p>
+        </w:tc>
+      </w:tr>
+      <w:tr>
+        <w:trPr>
+          <w:cantSplit/>
+        </w:trPr>
+        <w:tc>
+          <w:tcPr>
+            <w:tcW w:type="dxa" w:w="1800"/>
+            <w:shd w:fill="F2F2F2" w:color="auto" w:val="clear"/>
+            <w:tcMar>
+              <w:top w:type="dxa" w:w="70"/>
+              <w:left w:type="dxa" w:w="100"/>
+              <w:bottom w:type="dxa" w:w="70"/>
+              <w:right w:type="dxa" w:w="100"/>
+            </w:tcMar>
+          </w:tcPr>
+          <w:p>
+            <w:pPr>
+              <w:keepNext/>
+              <w:spacing w:after="0"/>
+            </w:pPr>
+            <w:r>
+              <w:rPr>
+                <w:b/>
+                <w:bCs/>
+                <w:color w:val="404040"/>
+                <w:sz w:val="20"/>
+                <w:szCs w:val="20"/>
+              </w:rPr>
+              <w:t xml:space="preserve">Parámetros</w:t>
+            </w:r>
+          </w:p>
+        </w:tc>
+        <w:tc>
+          <w:tcPr>
+            <w:tcW w:type="dxa" w:w="7226"/>
+            <w:tcMar>
+              <w:top w:type="dxa" w:w="70"/>
+              <w:left w:type="dxa" w:w="100"/>
+              <w:bottom w:type="dxa" w:w="70"/>
+              <w:right w:type="dxa" w:w="100"/>
+            </w:tcMar>
+          </w:tcPr>
+          <w:p>
+            <w:pPr>
+              <w:keepNext/>
+              <w:spacing w:after="0" w:before="0"/>
+            </w:pPr>
+            <w:r>
+              <w:rPr>
+                <w:rFonts w:ascii="Consolas" w:cs="Consolas" w:eastAsia="Consolas" w:hAnsi="Consolas"/>
+                <w:sz w:val="18"/>
+                <w:szCs w:val="18"/>
+                <w:shd w:fill="F2F2F2" w:color="auto" w:val="clear"/>
+              </w:rPr>
+              <w:t xml:space="preserve">ventana_historia_dias</w:t>
+            </w:r>
+            <w:r>
+              <w:rPr>
+                <w:sz w:val="20"/>
+                <w:szCs w:val="20"/>
+              </w:rPr>
+              <w:t xml:space="preserve"> (365), </w:t>
+            </w:r>
+            <w:r>
+              <w:rPr>
+                <w:rFonts w:ascii="Consolas" w:cs="Consolas" w:eastAsia="Consolas" w:hAnsi="Consolas"/>
+                <w:sz w:val="18"/>
+                <w:szCs w:val="18"/>
+                <w:shd w:fill="F2F2F2" w:color="auto" w:val="clear"/>
+              </w:rPr>
+              <w:t xml:space="preserve">inicio_bloques</w:t>
+            </w:r>
+            <w:r>
+              <w:rPr>
+                <w:sz w:val="20"/>
+                <w:szCs w:val="20"/>
+              </w:rPr>
+              <w:t xml:space="preserve"> (A desde el 1-1-2019, B desde el 1-1-2021) y </w:t>
+            </w:r>
+            <w:r>
+              <w:rPr>
+                <w:rFonts w:ascii="Consolas" w:cs="Consolas" w:eastAsia="Consolas" w:hAnsi="Consolas"/>
+                <w:sz w:val="18"/>
+                <w:szCs w:val="18"/>
+                <w:shd w:fill="F2F2F2" w:color="auto" w:val="clear"/>
+              </w:rPr>
+              <w:t xml:space="preserve">dias_sin_hospitalizacion</w:t>
+            </w:r>
+            <w:r>
+              <w:rPr>
+                <w:sz w:val="20"/>
+                <w:szCs w:val="20"/>
+              </w:rPr>
+              <w:t xml:space="preserve"> (366), en </w:t>
+            </w:r>
+            <w:r>
+              <w:rPr>
+                <w:rFonts w:ascii="Consolas" w:cs="Consolas" w:eastAsia="Consolas" w:hAnsi="Consolas"/>
+                <w:sz w:val="18"/>
+                <w:szCs w:val="18"/>
+                <w:shd w:fill="F2F2F2" w:color="auto" w:val="clear"/>
+              </w:rPr>
+              <w:t xml:space="preserve">reglas/parametros.csv</w:t>
+            </w:r>
+            <w:r>
+              <w:rPr>
+                <w:sz w:val="20"/>
+                <w:szCs w:val="20"/>
+              </w:rPr>
+              <w:t xml:space="preserve">; de la 2.2, </w:t>
+            </w:r>
+            <w:r>
+              <w:rPr>
+                <w:rFonts w:ascii="Consolas" w:cs="Consolas" w:eastAsia="Consolas" w:hAnsi="Consolas"/>
+                <w:sz w:val="18"/>
+                <w:szCs w:val="18"/>
+                <w:shd w:fill="F2F2F2" w:color="auto" w:val="clear"/>
+              </w:rPr>
+              <w:t xml:space="preserve">ingresos_no_planificados</w:t>
+            </w:r>
+            <w:r>
+              <w:rPr>
+                <w:sz w:val="20"/>
+                <w:szCs w:val="20"/>
+              </w:rPr>
+              <w:t xml:space="preserve">, </w:t>
+            </w:r>
+            <w:r>
+              <w:rPr>
+                <w:rFonts w:ascii="Consolas" w:cs="Consolas" w:eastAsia="Consolas" w:hAnsi="Consolas"/>
+                <w:sz w:val="18"/>
+                <w:szCs w:val="18"/>
+                <w:shd w:fill="F2F2F2" w:color="auto" w:val="clear"/>
+              </w:rPr>
+              <w:t xml:space="preserve">grd_parto</w:t>
+            </w:r>
+            <w:r>
+              <w:rPr>
+                <w:sz w:val="20"/>
+                <w:szCs w:val="20"/>
+              </w:rPr>
+              <w:t xml:space="preserve"> y </w:t>
+            </w:r>
+            <w:r>
+              <w:rPr>
+                <w:rFonts w:ascii="Consolas" w:cs="Consolas" w:eastAsia="Consolas" w:hAnsi="Consolas"/>
+                <w:sz w:val="18"/>
+                <w:szCs w:val="18"/>
+                <w:shd w:fill="F2F2F2" w:color="auto" w:val="clear"/>
+              </w:rPr>
+              <w:t xml:space="preserve">diagnosticos_sesion</w:t>
+            </w:r>
+            <w:r>
+              <w:rPr>
+                <w:sz w:val="20"/>
+                <w:szCs w:val="20"/>
+              </w:rPr>
+              <w:t xml:space="preserve">.</w:t>
+            </w:r>
+          </w:p>
+        </w:tc>
+      </w:tr>
+      <w:tr>
+        <w:trPr>
+          <w:cantSplit/>
+        </w:trPr>
+        <w:tc>
+          <w:tcPr>
+            <w:tcW w:type="dxa" w:w="1800"/>
+            <w:shd w:fill="F2F2F2" w:color="auto" w:val="clear"/>
+            <w:tcMar>
+              <w:top w:type="dxa" w:w="70"/>
+              <w:left w:type="dxa" w:w="100"/>
+              <w:bottom w:type="dxa" w:w="70"/>
+              <w:right w:type="dxa" w:w="100"/>
+            </w:tcMar>
+          </w:tcPr>
+          <w:p>
+            <w:pPr>
+              <w:keepNext/>
+              <w:spacing w:after="0"/>
+            </w:pPr>
+            <w:r>
+              <w:rPr>
+                <w:b/>
+                <w:bCs/>
+                <w:color w:val="404040"/>
+                <w:sz w:val="20"/>
+                <w:szCs w:val="20"/>
+              </w:rPr>
+              <w:t xml:space="preserve">Visto bueno</w:t>
+            </w:r>
+          </w:p>
+        </w:tc>
+        <w:tc>
+          <w:tcPr>
+            <w:tcW w:type="dxa" w:w="7226"/>
+            <w:tcMar>
+              <w:top w:type="dxa" w:w="70"/>
+              <w:left w:type="dxa" w:w="100"/>
+              <w:bottom w:type="dxa" w:w="70"/>
+              <w:right w:type="dxa" w:w="100"/>
+            </w:tcMar>
+          </w:tcPr>
+          <w:p>
+            <w:pPr>
+              <w:keepNext/>
+              <w:spacing w:after="0" w:before="0"/>
+            </w:pPr>
+            <w:r>
+              <w:rPr>
+                <w:sz w:val="20"/>
+                <w:szCs w:val="20"/>
+              </w:rPr>
+              <w:t xml:space="preserve">La persona a cargo de la tesis aprobó la decisión 2 del paso 2 el 28 de octubre de 2026, y los detalles de la ventana el 29 de octubre, al aceptar el borrador del script («Sí, sigue»).</w:t>
+            </w:r>
+          </w:p>
+        </w:tc>
+      </w:tr>
+      <w:tr>
+        <w:trPr>
+          <w:cantSplit/>
+        </w:trPr>
+        <w:tc>
+          <w:tcPr>
+            <w:tcW w:type="dxa" w:w="1800"/>
+            <w:shd w:fill="F2F2F2" w:color="auto" w:val="clear"/>
+            <w:tcMar>
+              <w:top w:type="dxa" w:w="70"/>
+              <w:left w:type="dxa" w:w="100"/>
+              <w:bottom w:type="dxa" w:w="70"/>
+              <w:right w:type="dxa" w:w="100"/>
+            </w:tcMar>
+          </w:tcPr>
+          <w:p>
+            <w:pPr>
+              <w:keepNext/>
+              <w:spacing w:after="0"/>
+            </w:pPr>
+            <w:r>
+              <w:rPr>
+                <w:b/>
+                <w:bCs/>
+                <w:color w:val="404040"/>
+                <w:sz w:val="20"/>
+                <w:szCs w:val="20"/>
+              </w:rPr>
+              <w:t xml:space="preserve">Completa a</w:t>
+            </w:r>
+          </w:p>
+        </w:tc>
+        <w:tc>
+          <w:tcPr>
+            <w:tcW w:type="dxa" w:w="7226"/>
+            <w:tcMar>
+              <w:top w:type="dxa" w:w="70"/>
+              <w:left w:type="dxa" w:w="100"/>
+              <w:bottom w:type="dxa" w:w="70"/>
+              <w:right w:type="dxa" w:w="100"/>
+            </w:tcMar>
+          </w:tcPr>
+          <w:p>
+            <w:pPr>
+              <w:keepNext/>
+              <w:spacing w:after="0" w:before="0"/>
+            </w:pPr>
+            <w:r>
+              <w:rPr>
+                <w:sz w:val="20"/>
+                <w:szCs w:val="20"/>
+              </w:rPr>
+              <w:t xml:space="preserve">D42 y D44 de la bitácora de la 2.3. Ver también </w:t>
+            </w:r>
+            <w:hyperlink w:history="1" w:anchor="E_H33">
+              <w:r>
+                <w:rPr>
+                  <w:color w:val="0563C1"/>
+                  <w:sz w:val="20"/>
+                  <w:szCs w:val="20"/>
+                  <w:u w:val="single"/>
+                </w:rPr>
+                <w:t xml:space="preserve">H33</w:t>
+              </w:r>
+            </w:hyperlink>
+            <w:r>
+              <w:rPr>
+                <w:sz w:val="20"/>
+                <w:szCs w:val="20"/>
+              </w:rPr>
+              <w:t xml:space="preserve">.</w:t>
+            </w:r>
+          </w:p>
+        </w:tc>
+      </w:tr>
+      <w:tr>
+        <w:trPr>
+          <w:cantSplit/>
+        </w:trPr>
+        <w:tc>
+          <w:tcPr>
+            <w:tcW w:type="dxa" w:w="1800"/>
+            <w:shd w:fill="F2F2F2" w:color="auto" w:val="clear"/>
+            <w:tcMar>
+              <w:top w:type="dxa" w:w="70"/>
+              <w:left w:type="dxa" w:w="100"/>
+              <w:bottom w:type="dxa" w:w="70"/>
+              <w:right w:type="dxa" w:w="100"/>
+            </w:tcMar>
+          </w:tcPr>
+          <w:p>
+            <w:pPr>
+              <w:keepNext/>
+              <w:spacing w:after="0"/>
+            </w:pPr>
+            <w:r>
+              <w:rPr>
+                <w:b/>
+                <w:bCs/>
+                <w:color w:val="404040"/>
+                <w:sz w:val="20"/>
+                <w:szCs w:val="20"/>
+              </w:rPr>
+              <w:t xml:space="preserve">Evidencia</w:t>
+            </w:r>
+          </w:p>
+        </w:tc>
+        <w:tc>
+          <w:tcPr>
+            <w:tcW w:type="dxa" w:w="7226"/>
+            <w:tcMar>
+              <w:top w:type="dxa" w:w="70"/>
+              <w:left w:type="dxa" w:w="100"/>
+              <w:bottom w:type="dxa" w:w="70"/>
+              <w:right w:type="dxa" w:w="100"/>
+            </w:tcMar>
+          </w:tcPr>
+          <w:p>
+            <w:pPr>
+              <w:keepNext/>
+              <w:spacing w:after="0" w:before="0"/>
+            </w:pPr>
+            <w:r>
+              <w:rPr>
+                <w:rFonts w:ascii="Consolas" w:cs="Consolas" w:eastAsia="Consolas" w:hAnsi="Consolas"/>
+                <w:sz w:val="18"/>
+                <w:szCs w:val="18"/>
+                <w:shd w:fill="F2F2F2" w:color="auto" w:val="clear"/>
+              </w:rPr>
+              <w:t xml:space="preserve">reportes/15_variables_casos.md</w:t>
+            </w:r>
+            <w:r>
+              <w:rPr>
+                <w:sz w:val="20"/>
+                <w:szCs w:val="20"/>
+              </w:rPr>
+              <w:t xml:space="preserve">, sección 2. La prueba independiente recalcula la historia egreso por egreso en 3.062 casos, también en los bordes de la ventana.</w:t>
+            </w:r>
+          </w:p>
+        </w:tc>
+      </w:tr>
+      <w:tr>
+        <w:trPr>
+          <w:cantSplit/>
+        </w:trPr>
+        <w:tc>
+          <w:tcPr>
+            <w:tcW w:type="dxa" w:w="1800"/>
+            <w:shd w:fill="F2F2F2" w:color="auto" w:val="clear"/>
+            <w:tcMar>
+              <w:top w:type="dxa" w:w="70"/>
+              <w:left w:type="dxa" w:w="100"/>
+              <w:bottom w:type="dxa" w:w="70"/>
+              <w:right w:type="dxa" w:w="100"/>
+            </w:tcMar>
+          </w:tcPr>
+          <w:p>
+            <w:pPr>
+              <w:keepNext w:val="false"/>
+              <w:spacing w:after="0"/>
+            </w:pPr>
+            <w:r>
+              <w:rPr>
+                <w:b/>
+                <w:bCs/>
+                <w:color w:val="404040"/>
+                <w:sz w:val="20"/>
+                <w:szCs w:val="20"/>
+              </w:rPr>
+              <w:t xml:space="preserve">Estado</w:t>
+            </w:r>
+          </w:p>
+        </w:tc>
+        <w:tc>
+          <w:tcPr>
+            <w:tcW w:type="dxa" w:w="7226"/>
+            <w:tcMar>
+              <w:top w:type="dxa" w:w="70"/>
+              <w:left w:type="dxa" w:w="100"/>
+              <w:bottom w:type="dxa" w:w="70"/>
+              <w:right w:type="dxa" w:w="100"/>
+            </w:tcMar>
+          </w:tcPr>
+          <w:p>
+            <w:pPr>
+              <w:keepNext w:val="false"/>
+              <w:spacing w:after="0" w:before="0"/>
+            </w:pPr>
+            <w:r>
+              <w:rPr>
+                <w:sz w:val="20"/>
+                <w:szCs w:val="20"/>
+              </w:rPr>
+              <w:t xml:space="preserve">Adoptada. Pendiente de validar con profesor guía.</w:t>
+            </w:r>
+          </w:p>
+        </w:tc>
+      </w:tr>
+    </w:tbl>
+    <w:p>
+      <w:pPr>
+        <w:pStyle w:val="Heading2"/>
+      </w:pPr>
+      <w:bookmarkStart w:name="E_D48" w:id="7"/>
+      <w:r>
+        <w:rPr>
+          <w:color w:val="548235"/>
+        </w:rPr>
+        <w:t xml:space="preserve">D48</w:t>
+      </w:r>
+      <w:bookmarkEnd w:id="7"/>
+      <w:r>
+        <w:t xml:space="preserve"> · Índice de comorbilidad: Elixhauser, con Charlson como comparación</w:t>
+      </w:r>
+    </w:p>
+    <w:p>
+      <w:pPr>
+        <w:keepNext/>
+        <w:spacing w:after="100"/>
+      </w:pPr>
+      <w:r>
+        <w:rPr>
+          <w:b/>
+          <w:bCs/>
+          <w:color w:val="548235"/>
+          <w:sz w:val="18"/>
+          <w:szCs w:val="18"/>
+        </w:rPr>
+        <w:t xml:space="preserve">Decisión</w:t>
+      </w:r>
+      <w:r>
+        <w:rPr>
+          <w:color w:val="808080"/>
+          <w:sz w:val="18"/>
+          <w:szCs w:val="18"/>
+        </w:rPr>
+        <w:t xml:space="preserve">  ·  29 de octubre de 2026</w:t>
+      </w:r>
+    </w:p>
+    <w:tbl>
+      <w:tblPr>
+        <w:tblW w:type="dxa" w:w="9026"/>
+        <w:tblBorders>
+          <w:top w:val="single" w:color="BFBFBF" w:sz="4"/>
+          <w:left w:val="single" w:color="BFBFBF" w:sz="4"/>
+          <w:bottom w:val="single" w:color="BFBFBF" w:sz="4"/>
+          <w:right w:val="single" w:color="BFBFBF" w:sz="4"/>
+          <w:insideH w:val="single" w:color="BFBFBF" w:sz="4"/>
+          <w:insideV w:val="single" w:color="BFBFBF" w:sz="4"/>
+        </w:tblBorders>
+        <w:tblLayout w:type="fixed"/>
+      </w:tblPr>
+      <w:tblGrid>
+        <w:gridCol w:w="1800"/>
+        <w:gridCol w:w="7226"/>
+      </w:tblGrid>
+      <w:tr>
+        <w:trPr>
+          <w:cantSplit/>
+        </w:trPr>
+        <w:tc>
+          <w:tcPr>
+            <w:tcW w:type="dxa" w:w="1800"/>
+            <w:shd w:fill="F2F2F2" w:color="auto" w:val="clear"/>
+            <w:tcMar>
+              <w:top w:type="dxa" w:w="70"/>
+              <w:left w:type="dxa" w:w="100"/>
+              <w:bottom w:type="dxa" w:w="70"/>
+              <w:right w:type="dxa" w:w="100"/>
+            </w:tcMar>
+          </w:tcPr>
+          <w:p>
+            <w:pPr>
+              <w:keepNext/>
+              <w:spacing w:after="0"/>
+            </w:pPr>
+            <w:r>
+              <w:rPr>
+                <w:b/>
+                <w:bCs/>
+                <w:color w:val="404040"/>
+                <w:sz w:val="20"/>
+                <w:szCs w:val="20"/>
+              </w:rPr>
+              <w:t xml:space="preserve">Actividad</w:t>
+            </w:r>
+          </w:p>
+        </w:tc>
+        <w:tc>
+          <w:tcPr>
+            <w:tcW w:type="dxa" w:w="7226"/>
+            <w:tcMar>
+              <w:top w:type="dxa" w:w="70"/>
+              <w:left w:type="dxa" w:w="100"/>
+              <w:bottom w:type="dxa" w:w="70"/>
+              <w:right w:type="dxa" w:w="100"/>
+            </w:tcMar>
+          </w:tcPr>
+          <w:p>
+            <w:pPr>
+              <w:keepNext/>
+              <w:spacing w:after="0" w:before="0"/>
+            </w:pPr>
+            <w:r>
+              <w:rPr>
+                <w:sz w:val="20"/>
+                <w:szCs w:val="20"/>
+              </w:rPr>
+              <w:t xml:space="preserve">3.1</w:t>
+            </w:r>
+          </w:p>
+        </w:tc>
+      </w:tr>
+      <w:tr>
+        <w:trPr>
+          <w:cantSplit/>
+        </w:trPr>
+        <w:tc>
+          <w:tcPr>
+            <w:tcW w:type="dxa" w:w="1800"/>
+            <w:shd w:fill="F2F2F2" w:color="auto" w:val="clear"/>
+            <w:tcMar>
+              <w:top w:type="dxa" w:w="70"/>
+              <w:left w:type="dxa" w:w="100"/>
+              <w:bottom w:type="dxa" w:w="70"/>
+              <w:right w:type="dxa" w:w="100"/>
+            </w:tcMar>
+          </w:tcPr>
+          <w:p>
+            <w:pPr>
+              <w:keepNext/>
+              <w:spacing w:after="0"/>
+            </w:pPr>
+            <w:r>
+              <w:rPr>
+                <w:b/>
+                <w:bCs/>
+                <w:color w:val="404040"/>
+                <w:sz w:val="20"/>
+                <w:szCs w:val="20"/>
+              </w:rPr>
+              <w:t xml:space="preserve">Decisión</w:t>
+            </w:r>
+          </w:p>
+        </w:tc>
+        <w:tc>
+          <w:tcPr>
+            <w:tcW w:type="dxa" w:w="7226"/>
+            <w:tcMar>
+              <w:top w:type="dxa" w:w="70"/>
+              <w:left w:type="dxa" w:w="100"/>
+              <w:bottom w:type="dxa" w:w="70"/>
+              <w:right w:type="dxa" w:w="100"/>
+            </w:tcMar>
+          </w:tcPr>
+          <w:p>
+            <w:pPr>
+              <w:keepNext/>
+              <w:spacing w:after="0" w:before="0"/>
+            </w:pPr>
+            <w:r>
+              <w:rPr>
+                <w:rFonts w:ascii="Consolas" w:cs="Consolas" w:eastAsia="Consolas" w:hAnsi="Consolas"/>
+                <w:sz w:val="18"/>
+                <w:szCs w:val="18"/>
+                <w:shd w:fill="F2F2F2" w:color="auto" w:val="clear"/>
+              </w:rPr>
+              <w:t xml:space="preserve">INDICE_COMORBILIDAD</w:t>
+            </w:r>
+            <w:r>
+              <w:rPr>
+                <w:sz w:val="20"/>
+                <w:szCs w:val="20"/>
+              </w:rPr>
+              <w:t xml:space="preserve"> es el número de condiciones de Elixhauser presentes en el caso: 31 condiciones con los códigos CIE-10 de Quan et al. (2005), buscadas en todos los diagnósticos del egreso (principal y secundarios), con tres jerarquías: la diabetes con complicaciones reemplaza a la sin complicaciones, el cáncer metastásico al tumor sólido sin metástasis y la hipertensión con complicaciones a la sin complicaciones. El índice de Charlson con los pesos de Quan et al. (2011) se calcula siempre como comparación: el reporte muestra los dos, y con </w:t>
+            </w:r>
+            <w:r>
+              <w:rPr>
+                <w:rFonts w:ascii="Consolas" w:cs="Consolas" w:eastAsia="Consolas" w:hAnsi="Consolas"/>
+                <w:sz w:val="18"/>
+                <w:szCs w:val="18"/>
+                <w:shd w:fill="F2F2F2" w:color="auto" w:val="clear"/>
+              </w:rPr>
+              <w:t xml:space="preserve">indice_comorbilidad</w:t>
+            </w:r>
+            <w:r>
+              <w:rPr>
+                <w:sz w:val="20"/>
+                <w:szCs w:val="20"/>
+              </w:rPr>
+              <w:t xml:space="preserve"> = CHARLSON reemplaza a Elixhauser en la misma columna, para compararlos en la actividad 3.2. No se agrega una segunda columna.</w:t>
+            </w:r>
+          </w:p>
+        </w:tc>
+      </w:tr>
+      <w:tr>
+        <w:trPr>
+          <w:cantSplit/>
+        </w:trPr>
+        <w:tc>
+          <w:tcPr>
+            <w:tcW w:type="dxa" w:w="1800"/>
+            <w:shd w:fill="F2F2F2" w:color="auto" w:val="clear"/>
+            <w:tcMar>
+              <w:top w:type="dxa" w:w="70"/>
+              <w:left w:type="dxa" w:w="100"/>
+              <w:bottom w:type="dxa" w:w="70"/>
+              <w:right w:type="dxa" w:w="100"/>
+            </w:tcMar>
+          </w:tcPr>
+          <w:p>
+            <w:pPr>
+              <w:keepNext/>
+              <w:spacing w:after="0"/>
+            </w:pPr>
+            <w:r>
+              <w:rPr>
+                <w:b/>
+                <w:bCs/>
+                <w:color w:val="404040"/>
+                <w:sz w:val="20"/>
+                <w:szCs w:val="20"/>
+              </w:rPr>
+              <w:t xml:space="preserve">Fundamento</w:t>
+            </w:r>
+          </w:p>
+        </w:tc>
+        <w:tc>
+          <w:tcPr>
+            <w:tcW w:type="dxa" w:w="7226"/>
+            <w:tcMar>
+              <w:top w:type="dxa" w:w="70"/>
+              <w:left w:type="dxa" w:w="100"/>
+              <w:bottom w:type="dxa" w:w="70"/>
+              <w:right w:type="dxa" w:w="100"/>
+            </w:tcMar>
+          </w:tcPr>
+          <w:p>
+            <w:pPr>
+              <w:keepNext/>
+              <w:spacing w:after="0" w:before="0"/>
+            </w:pPr>
+            <w:r>
+              <w:rPr>
+                <w:sz w:val="20"/>
+                <w:szCs w:val="20"/>
+              </w:rPr>
+              <w:t xml:space="preserve">Solo, el índice de Elixhauser ordena algo mejor a los casos que reingresan a 30 días (área bajo la curva ROC de 0,617, frente a 0,608 de Charlson; el número de diagnósticos da 0,613) y cubre condiciones que Charlson no tiene, como arritmias, trastornos de líquidos y electrolitos, anemias, depresión, abuso de alcohol o drogas y obesidad. Charlson se diseñó para predecir la mortalidad. Con solo los diagnósticos secundarios, los dos índices ordenaban peor.</w:t>
+            </w:r>
+          </w:p>
+        </w:tc>
+      </w:tr>
+      <w:tr>
+        <w:trPr>
+          <w:cantSplit/>
+        </w:trPr>
+        <w:tc>
+          <w:tcPr>
+            <w:tcW w:type="dxa" w:w="1800"/>
+            <w:shd w:fill="F2F2F2" w:color="auto" w:val="clear"/>
+            <w:tcMar>
+              <w:top w:type="dxa" w:w="70"/>
+              <w:left w:type="dxa" w:w="100"/>
+              <w:bottom w:type="dxa" w:w="70"/>
+              <w:right w:type="dxa" w:w="100"/>
+            </w:tcMar>
+          </w:tcPr>
+          <w:p>
+            <w:pPr>
+              <w:keepNext/>
+              <w:spacing w:after="0"/>
+            </w:pPr>
+            <w:r>
+              <w:rPr>
+                <w:b/>
+                <w:bCs/>
+                <w:color w:val="404040"/>
+                <w:sz w:val="20"/>
+                <w:szCs w:val="20"/>
+              </w:rPr>
+              <w:t xml:space="preserve">Resultado</w:t>
+            </w:r>
+          </w:p>
+        </w:tc>
+        <w:tc>
+          <w:tcPr>
+            <w:tcW w:type="dxa" w:w="7226"/>
+            <w:tcMar>
+              <w:top w:type="dxa" w:w="70"/>
+              <w:left w:type="dxa" w:w="100"/>
+              <w:bottom w:type="dxa" w:w="70"/>
+              <w:right w:type="dxa" w:w="100"/>
+            </w:tcMar>
+          </w:tcPr>
+          <w:p>
+            <w:pPr>
+              <w:keepNext/>
+              <w:spacing w:after="0" w:before="0"/>
+            </w:pPr>
+            <w:r>
+              <w:rPr>
+                <w:sz w:val="20"/>
+                <w:szCs w:val="20"/>
+              </w:rPr>
+              <w:t xml:space="preserve">Tienen al menos una condición el 59,2 % de los casos con Elixhauser (de 0 a 15 condiciones; promedio de 1,33) y el 37,2 % con Charlson. Con los pesos de Quan et al. (2011) cinco condiciones de Charlson valen 0 puntos, así que solo el 27,1 % tiene un puntaje de Charlson mayor que 0. El reingreso a 30 días va de 3,81 % sin condiciones de Elixhauser a 13,09 % con 5 o más.</w:t>
+            </w:r>
+          </w:p>
+        </w:tc>
+      </w:tr>
+      <w:tr>
+        <w:trPr>
+          <w:cantSplit/>
+        </w:trPr>
+        <w:tc>
+          <w:tcPr>
+            <w:tcW w:type="dxa" w:w="1800"/>
+            <w:shd w:fill="F2F2F2" w:color="auto" w:val="clear"/>
+            <w:tcMar>
+              <w:top w:type="dxa" w:w="70"/>
+              <w:left w:type="dxa" w:w="100"/>
+              <w:bottom w:type="dxa" w:w="70"/>
+              <w:right w:type="dxa" w:w="100"/>
+            </w:tcMar>
+          </w:tcPr>
+          <w:p>
+            <w:pPr>
+              <w:keepNext/>
+              <w:spacing w:after="0"/>
+            </w:pPr>
+            <w:r>
+              <w:rPr>
+                <w:b/>
+                <w:bCs/>
+                <w:color w:val="404040"/>
+                <w:sz w:val="20"/>
+                <w:szCs w:val="20"/>
+              </w:rPr>
+              <w:t xml:space="preserve">Jerarquías</w:t>
+            </w:r>
+          </w:p>
+        </w:tc>
+        <w:tc>
+          <w:tcPr>
+            <w:tcW w:type="dxa" w:w="7226"/>
+            <w:tcMar>
+              <w:top w:type="dxa" w:w="70"/>
+              <w:left w:type="dxa" w:w="100"/>
+              <w:bottom w:type="dxa" w:w="70"/>
+              <w:right w:type="dxa" w:w="100"/>
+            </w:tcMar>
+          </w:tcPr>
+          <w:p>
+            <w:pPr>
+              <w:keepNext/>
+              <w:spacing w:after="0" w:before="0"/>
+            </w:pPr>
+            <w:r>
+              <w:rPr>
+                <w:sz w:val="20"/>
+                <w:szCs w:val="20"/>
+              </w:rPr>
+              <w:t xml:space="preserve">Sin ellas, 6.078 casos contarían dos veces la diabetes y 13.852 la hipertensión. Ejemplo: el caso </w:t>
+            </w:r>
+            <w:r>
+              <w:rPr>
+                <w:rFonts w:ascii="Consolas" w:cs="Consolas" w:eastAsia="Consolas" w:hAnsi="Consolas"/>
+                <w:sz w:val="18"/>
+                <w:szCs w:val="18"/>
+                <w:shd w:fill="F2F2F2" w:color="auto" w:val="clear"/>
+              </w:rPr>
+              <w:t xml:space="preserve">20230120079</w:t>
+            </w:r>
+            <w:r>
+              <w:rPr>
+                <w:sz w:val="20"/>
+                <w:szCs w:val="20"/>
+              </w:rPr>
+              <w:t xml:space="preserve"> (diagnósticos E11.1, N39.0, I13.9, I10, Z88.0, Z91.1 y E11.6) tiene cuatro condiciones antes de las jerarquías y dos después: diabetes con complicaciones e hipertensión con complicaciones.</w:t>
+            </w:r>
+          </w:p>
+        </w:tc>
+      </w:tr>
+      <w:tr>
+        <w:trPr>
+          <w:cantSplit/>
+        </w:trPr>
+        <w:tc>
+          <w:tcPr>
+            <w:tcW w:type="dxa" w:w="1800"/>
+            <w:shd w:fill="F2F2F2" w:color="auto" w:val="clear"/>
+            <w:tcMar>
+              <w:top w:type="dxa" w:w="70"/>
+              <w:left w:type="dxa" w:w="100"/>
+              <w:bottom w:type="dxa" w:w="70"/>
+              <w:right w:type="dxa" w:w="100"/>
+            </w:tcMar>
+          </w:tcPr>
+          <w:p>
+            <w:pPr>
+              <w:keepNext/>
+              <w:spacing w:after="0"/>
+            </w:pPr>
+            <w:r>
+              <w:rPr>
+                <w:b/>
+                <w:bCs/>
+                <w:color w:val="404040"/>
+                <w:sz w:val="20"/>
+                <w:szCs w:val="20"/>
+              </w:rPr>
+              <w:t xml:space="preserve">Contraste de la tabla de códigos</w:t>
+            </w:r>
+          </w:p>
+        </w:tc>
+        <w:tc>
+          <w:tcPr>
+            <w:tcW w:type="dxa" w:w="7226"/>
+            <w:tcMar>
+              <w:top w:type="dxa" w:w="70"/>
+              <w:left w:type="dxa" w:w="100"/>
+              <w:bottom w:type="dxa" w:w="70"/>
+              <w:right w:type="dxa" w:w="100"/>
+            </w:tcMar>
+          </w:tcPr>
+          <w:p>
+            <w:pPr>
+              <w:keepNext/>
+              <w:spacing w:after="0" w:before="0"/>
+            </w:pPr>
+            <w:r>
+              <w:rPr>
+                <w:sz w:val="20"/>
+                <w:szCs w:val="20"/>
+              </w:rPr>
+              <w:t xml:space="preserve">El artículo de Quan et al. (2005) es de pago y su copia en PubMed Central no se pudo abrir. La tabla se contrastó de forma automática con dos reproducciones independientes: el programa de Stata de la Universidad de Calgary escrito con H. Quan (Stagg) y el paquete comorbidity de R (Gasparini, 2018), del que se tomó. Las tres versiones, incluida la de la exploración del 28 de octubre, coinciden en las 48 condiciones (31 de Elixhauser y 17 de Charlson) y en sus 688 códigos. Los pesos de Quan et al. (2011) coinciden en dos paquetes de R (comorbidity y comorbidities.icd10). Queda pendiente revisar la tabla 2 del artículo, si se consigue.</w:t>
+            </w:r>
+          </w:p>
+        </w:tc>
+      </w:tr>
+      <w:tr>
+        <w:trPr>
+          <w:cantSplit/>
+        </w:trPr>
+        <w:tc>
+          <w:tcPr>
+            <w:tcW w:type="dxa" w:w="1800"/>
+            <w:shd w:fill="F2F2F2" w:color="auto" w:val="clear"/>
+            <w:tcMar>
+              <w:top w:type="dxa" w:w="70"/>
+              <w:left w:type="dxa" w:w="100"/>
+              <w:bottom w:type="dxa" w:w="70"/>
+              <w:right w:type="dxa" w:w="100"/>
+            </w:tcMar>
+          </w:tcPr>
+          <w:p>
+            <w:pPr>
+              <w:keepNext/>
+              <w:spacing w:after="0"/>
+            </w:pPr>
+            <w:r>
+              <w:rPr>
+                <w:b/>
+                <w:bCs/>
+                <w:color w:val="404040"/>
+                <w:sz w:val="20"/>
+                <w:szCs w:val="20"/>
+              </w:rPr>
+              <w:t xml:space="preserve">Deriva</w:t>
+            </w:r>
+          </w:p>
+        </w:tc>
+        <w:tc>
+          <w:tcPr>
+            <w:tcW w:type="dxa" w:w="7226"/>
+            <w:tcMar>
+              <w:top w:type="dxa" w:w="70"/>
+              <w:left w:type="dxa" w:w="100"/>
+              <w:bottom w:type="dxa" w:w="70"/>
+              <w:right w:type="dxa" w:w="100"/>
+            </w:tcMar>
+          </w:tcPr>
+          <w:p>
+            <w:pPr>
+              <w:keepNext/>
+              <w:spacing w:after="0" w:before="0"/>
+            </w:pPr>
+            <w:r>
+              <w:rPr>
+                <w:sz w:val="20"/>
+                <w:szCs w:val="20"/>
+              </w:rPr>
+              <w:t xml:space="preserve">Los casos con al menos una condición pasan de 52,2 % en 2019 a 65,5 % en 2024 con Elixhauser, y de 33,1 % a 41,5 % con Charlson, junto con el aumento de los diagnósticos por caso (</w:t>
+            </w:r>
+            <w:hyperlink w:history="1" w:anchor="E_H31">
+              <w:r>
+                <w:rPr>
+                  <w:color w:val="0563C1"/>
+                  <w:sz w:val="20"/>
+                  <w:szCs w:val="20"/>
+                  <w:u w:val="single"/>
+                </w:rPr>
+                <w:t xml:space="preserve">H31</w:t>
+              </w:r>
+            </w:hyperlink>
+            <w:r>
+              <w:rPr>
+                <w:sz w:val="20"/>
+                <w:szCs w:val="20"/>
+              </w:rPr>
+              <w:t xml:space="preserve">).</w:t>
+            </w:r>
+          </w:p>
+        </w:tc>
+      </w:tr>
+      <w:tr>
+        <w:trPr>
+          <w:cantSplit/>
+        </w:trPr>
+        <w:tc>
+          <w:tcPr>
+            <w:tcW w:type="dxa" w:w="1800"/>
+            <w:shd w:fill="F2F2F2" w:color="auto" w:val="clear"/>
+            <w:tcMar>
+              <w:top w:type="dxa" w:w="70"/>
+              <w:left w:type="dxa" w:w="100"/>
+              <w:bottom w:type="dxa" w:w="70"/>
+              <w:right w:type="dxa" w:w="100"/>
+            </w:tcMar>
+          </w:tcPr>
+          <w:p>
+            <w:pPr>
+              <w:keepNext/>
+              <w:spacing w:after="0"/>
+            </w:pPr>
+            <w:r>
+              <w:rPr>
+                <w:b/>
+                <w:bCs/>
+                <w:color w:val="404040"/>
+                <w:sz w:val="20"/>
+                <w:szCs w:val="20"/>
+              </w:rPr>
+              <w:t xml:space="preserve">Parámetros y reglas</w:t>
+            </w:r>
+          </w:p>
+        </w:tc>
+        <w:tc>
+          <w:tcPr>
+            <w:tcW w:type="dxa" w:w="7226"/>
+            <w:tcMar>
+              <w:top w:type="dxa" w:w="70"/>
+              <w:left w:type="dxa" w:w="100"/>
+              <w:bottom w:type="dxa" w:w="70"/>
+              <w:right w:type="dxa" w:w="100"/>
+            </w:tcMar>
+          </w:tcPr>
+          <w:p>
+            <w:pPr>
+              <w:keepNext/>
+              <w:spacing w:after="0" w:before="0"/>
+            </w:pPr>
+            <w:r>
+              <w:rPr>
+                <w:rFonts w:ascii="Consolas" w:cs="Consolas" w:eastAsia="Consolas" w:hAnsi="Consolas"/>
+                <w:sz w:val="18"/>
+                <w:szCs w:val="18"/>
+                <w:shd w:fill="F2F2F2" w:color="auto" w:val="clear"/>
+              </w:rPr>
+              <w:t xml:space="preserve">indice_comorbilidad</w:t>
+            </w:r>
+            <w:r>
+              <w:rPr>
+                <w:sz w:val="20"/>
+                <w:szCs w:val="20"/>
+              </w:rPr>
+              <w:t xml:space="preserve"> (ELIXHAUSER), en </w:t>
+            </w:r>
+            <w:r>
+              <w:rPr>
+                <w:rFonts w:ascii="Consolas" w:cs="Consolas" w:eastAsia="Consolas" w:hAnsi="Consolas"/>
+                <w:sz w:val="18"/>
+                <w:szCs w:val="18"/>
+                <w:shd w:fill="F2F2F2" w:color="auto" w:val="clear"/>
+              </w:rPr>
+              <w:t xml:space="preserve">reglas/parametros.csv</w:t>
+            </w:r>
+            <w:r>
+              <w:rPr>
+                <w:sz w:val="20"/>
+                <w:szCs w:val="20"/>
+              </w:rPr>
+              <w:t xml:space="preserve">; </w:t>
+            </w:r>
+            <w:r>
+              <w:rPr>
+                <w:rFonts w:ascii="Consolas" w:cs="Consolas" w:eastAsia="Consolas" w:hAnsi="Consolas"/>
+                <w:sz w:val="18"/>
+                <w:szCs w:val="18"/>
+                <w:shd w:fill="F2F2F2" w:color="auto" w:val="clear"/>
+              </w:rPr>
+              <w:t xml:space="preserve">reglas/comorbilidad_quan2005.csv</w:t>
+            </w:r>
+            <w:r>
+              <w:rPr>
+                <w:sz w:val="20"/>
+                <w:szCs w:val="20"/>
+              </w:rPr>
+              <w:t xml:space="preserve">, con una fila por condición: sus códigos, su peso y a cuál reemplaza.</w:t>
+            </w:r>
+          </w:p>
+        </w:tc>
+      </w:tr>
+      <w:tr>
+        <w:trPr>
+          <w:cantSplit/>
+        </w:trPr>
+        <w:tc>
+          <w:tcPr>
+            <w:tcW w:type="dxa" w:w="1800"/>
+            <w:shd w:fill="F2F2F2" w:color="auto" w:val="clear"/>
+            <w:tcMar>
+              <w:top w:type="dxa" w:w="70"/>
+              <w:left w:type="dxa" w:w="100"/>
+              <w:bottom w:type="dxa" w:w="70"/>
+              <w:right w:type="dxa" w:w="100"/>
+            </w:tcMar>
+          </w:tcPr>
+          <w:p>
+            <w:pPr>
+              <w:keepNext/>
+              <w:spacing w:after="0"/>
+            </w:pPr>
+            <w:r>
+              <w:rPr>
+                <w:b/>
+                <w:bCs/>
+                <w:color w:val="404040"/>
+                <w:sz w:val="20"/>
+                <w:szCs w:val="20"/>
+              </w:rPr>
+              <w:t xml:space="preserve">Visto bueno</w:t>
+            </w:r>
+          </w:p>
+        </w:tc>
+        <w:tc>
+          <w:tcPr>
+            <w:tcW w:type="dxa" w:w="7226"/>
+            <w:tcMar>
+              <w:top w:type="dxa" w:w="70"/>
+              <w:left w:type="dxa" w:w="100"/>
+              <w:bottom w:type="dxa" w:w="70"/>
+              <w:right w:type="dxa" w:w="100"/>
+            </w:tcMar>
+          </w:tcPr>
+          <w:p>
+            <w:pPr>
+              <w:keepNext/>
+              <w:spacing w:after="0" w:before="0"/>
+            </w:pPr>
+            <w:r>
+              <w:rPr>
+                <w:sz w:val="20"/>
+                <w:szCs w:val="20"/>
+              </w:rPr>
+              <w:t xml:space="preserve">La persona a cargo de la tesis lo aprobó el 28 de octubre de 2026 («Elixhauser, pero igualmente se puede dejar como validación»).</w:t>
+            </w:r>
+          </w:p>
+        </w:tc>
+      </w:tr>
+      <w:tr>
+        <w:trPr>
+          <w:cantSplit/>
+        </w:trPr>
+        <w:tc>
+          <w:tcPr>
+            <w:tcW w:type="dxa" w:w="1800"/>
+            <w:shd w:fill="F2F2F2" w:color="auto" w:val="clear"/>
+            <w:tcMar>
+              <w:top w:type="dxa" w:w="70"/>
+              <w:left w:type="dxa" w:w="100"/>
+              <w:bottom w:type="dxa" w:w="70"/>
+              <w:right w:type="dxa" w:w="100"/>
+            </w:tcMar>
+          </w:tcPr>
+          <w:p>
+            <w:pPr>
+              <w:keepNext/>
+              <w:spacing w:after="0"/>
+            </w:pPr>
+            <w:r>
+              <w:rPr>
+                <w:b/>
+                <w:bCs/>
+                <w:color w:val="404040"/>
+                <w:sz w:val="20"/>
+                <w:szCs w:val="20"/>
+              </w:rPr>
+              <w:t xml:space="preserve">Evidencia</w:t>
+            </w:r>
+          </w:p>
+        </w:tc>
+        <w:tc>
+          <w:tcPr>
+            <w:tcW w:type="dxa" w:w="7226"/>
+            <w:tcMar>
+              <w:top w:type="dxa" w:w="70"/>
+              <w:left w:type="dxa" w:w="100"/>
+              <w:bottom w:type="dxa" w:w="70"/>
+              <w:right w:type="dxa" w:w="100"/>
+            </w:tcMar>
+          </w:tcPr>
+          <w:p>
+            <w:pPr>
+              <w:keepNext/>
+              <w:spacing w:after="0" w:before="0"/>
+            </w:pPr>
+            <w:r>
+              <w:rPr>
+                <w:rFonts w:ascii="Consolas" w:cs="Consolas" w:eastAsia="Consolas" w:hAnsi="Consolas"/>
+                <w:sz w:val="18"/>
+                <w:szCs w:val="18"/>
+                <w:shd w:fill="F2F2F2" w:color="auto" w:val="clear"/>
+              </w:rPr>
+              <w:t xml:space="preserve">reportes/15_variables_casos.md</w:t>
+            </w:r>
+            <w:r>
+              <w:rPr>
+                <w:sz w:val="20"/>
+                <w:szCs w:val="20"/>
+              </w:rPr>
+              <w:t xml:space="preserve">, sección 3. La prueba independiente compara la tabla con una transcripción de los rangos de Quan et al. (2005) y recalcula el índice de todos los casos con otro método.</w:t>
+            </w:r>
+          </w:p>
+        </w:tc>
+      </w:tr>
+      <w:tr>
+        <w:trPr>
+          <w:cantSplit/>
+        </w:trPr>
+        <w:tc>
+          <w:tcPr>
+            <w:tcW w:type="dxa" w:w="1800"/>
+            <w:shd w:fill="F2F2F2" w:color="auto" w:val="clear"/>
+            <w:tcMar>
+              <w:top w:type="dxa" w:w="70"/>
+              <w:left w:type="dxa" w:w="100"/>
+              <w:bottom w:type="dxa" w:w="70"/>
+              <w:right w:type="dxa" w:w="100"/>
+            </w:tcMar>
+          </w:tcPr>
+          <w:p>
+            <w:pPr>
+              <w:keepNext/>
+              <w:spacing w:after="0"/>
+            </w:pPr>
+            <w:r>
+              <w:rPr>
+                <w:b/>
+                <w:bCs/>
+                <w:color w:val="404040"/>
+                <w:sz w:val="20"/>
+                <w:szCs w:val="20"/>
+              </w:rPr>
+              <w:t xml:space="preserve">Referencias</w:t>
+            </w:r>
+          </w:p>
+        </w:tc>
+        <w:tc>
+          <w:tcPr>
+            <w:tcW w:type="dxa" w:w="7226"/>
+            <w:tcMar>
+              <w:top w:type="dxa" w:w="70"/>
+              <w:left w:type="dxa" w:w="100"/>
+              <w:bottom w:type="dxa" w:w="70"/>
+              <w:right w:type="dxa" w:w="100"/>
+            </w:tcMar>
+          </w:tcPr>
+          <w:p>
+            <w:pPr>
+              <w:keepNext/>
+              <w:spacing w:after="0" w:before="0"/>
+            </w:pPr>
+            <w:r>
+              <w:rPr>
+                <w:sz w:val="20"/>
+                <w:szCs w:val="20"/>
+              </w:rPr>
+              <w:t xml:space="preserve">Charlson, M. E., et al. (1987), </w:t>
+            </w:r>
+            <w:r>
+              <w:rPr>
+                <w:i/>
+                <w:iCs/>
+                <w:sz w:val="20"/>
+                <w:szCs w:val="20"/>
+              </w:rPr>
+              <w:t xml:space="preserve">Journal of Chronic Diseases</w:t>
+            </w:r>
+            <w:r>
+              <w:rPr>
+                <w:sz w:val="20"/>
+                <w:szCs w:val="20"/>
+              </w:rPr>
+              <w:t xml:space="preserve">, 40(5), 373–383; Elixhauser, A., et al. (1998), </w:t>
+            </w:r>
+            <w:r>
+              <w:rPr>
+                <w:i/>
+                <w:iCs/>
+                <w:sz w:val="20"/>
+                <w:szCs w:val="20"/>
+              </w:rPr>
+              <w:t xml:space="preserve">Medical Care</w:t>
+            </w:r>
+            <w:r>
+              <w:rPr>
+                <w:sz w:val="20"/>
+                <w:szCs w:val="20"/>
+              </w:rPr>
+              <w:t xml:space="preserve">, 36(1), 8–27; Quan, H., et al. (2005), </w:t>
+            </w:r>
+            <w:r>
+              <w:rPr>
+                <w:i/>
+                <w:iCs/>
+                <w:sz w:val="20"/>
+                <w:szCs w:val="20"/>
+              </w:rPr>
+              <w:t xml:space="preserve">Medical Care</w:t>
+            </w:r>
+            <w:r>
+              <w:rPr>
+                <w:sz w:val="20"/>
+                <w:szCs w:val="20"/>
+              </w:rPr>
+              <w:t xml:space="preserve">, 43(11), 1130–1139; Quan, H., et al. (2011), </w:t>
+            </w:r>
+            <w:r>
+              <w:rPr>
+                <w:i/>
+                <w:iCs/>
+                <w:sz w:val="20"/>
+                <w:szCs w:val="20"/>
+              </w:rPr>
+              <w:t xml:space="preserve">American Journal of Epidemiology</w:t>
+            </w:r>
+            <w:r>
+              <w:rPr>
+                <w:sz w:val="20"/>
+                <w:szCs w:val="20"/>
+              </w:rPr>
+              <w:t xml:space="preserve">, 173(6), 676–682; Gasparini, A. (2018), </w:t>
+            </w:r>
+            <w:r>
+              <w:rPr>
+                <w:i/>
+                <w:iCs/>
+                <w:sz w:val="20"/>
+                <w:szCs w:val="20"/>
+              </w:rPr>
+              <w:t xml:space="preserve">Journal of Open Source Software</w:t>
+            </w:r>
+            <w:r>
+              <w:rPr>
+                <w:sz w:val="20"/>
+                <w:szCs w:val="20"/>
+              </w:rPr>
+              <w:t xml:space="preserve">, 3(23), 648.</w:t>
+            </w:r>
+          </w:p>
+        </w:tc>
+      </w:tr>
+      <w:tr>
+        <w:trPr>
+          <w:cantSplit/>
+        </w:trPr>
+        <w:tc>
+          <w:tcPr>
+            <w:tcW w:type="dxa" w:w="1800"/>
+            <w:shd w:fill="F2F2F2" w:color="auto" w:val="clear"/>
+            <w:tcMar>
+              <w:top w:type="dxa" w:w="70"/>
+              <w:left w:type="dxa" w:w="100"/>
+              <w:bottom w:type="dxa" w:w="70"/>
+              <w:right w:type="dxa" w:w="100"/>
+            </w:tcMar>
+          </w:tcPr>
+          <w:p>
+            <w:pPr>
+              <w:keepNext w:val="false"/>
+              <w:spacing w:after="0"/>
+            </w:pPr>
+            <w:r>
+              <w:rPr>
+                <w:b/>
+                <w:bCs/>
+                <w:color w:val="404040"/>
+                <w:sz w:val="20"/>
+                <w:szCs w:val="20"/>
+              </w:rPr>
+              <w:t xml:space="preserve">Estado</w:t>
+            </w:r>
+          </w:p>
+        </w:tc>
+        <w:tc>
+          <w:tcPr>
+            <w:tcW w:type="dxa" w:w="7226"/>
+            <w:tcMar>
+              <w:top w:type="dxa" w:w="70"/>
+              <w:left w:type="dxa" w:w="100"/>
+              <w:bottom w:type="dxa" w:w="70"/>
+              <w:right w:type="dxa" w:w="100"/>
+            </w:tcMar>
+          </w:tcPr>
+          <w:p>
+            <w:pPr>
+              <w:keepNext w:val="false"/>
+              <w:spacing w:after="0" w:before="0"/>
+            </w:pPr>
+            <w:r>
+              <w:rPr>
+                <w:sz w:val="20"/>
+                <w:szCs w:val="20"/>
+              </w:rPr>
+              <w:t xml:space="preserve">Adoptada. Pendiente de validar con profesor guía (Charlson o Elixhauser).</w:t>
+            </w:r>
+          </w:p>
+        </w:tc>
+      </w:tr>
+    </w:tbl>
+    <w:p>
+      <w:pPr>
+        <w:pStyle w:val="Heading2"/>
+      </w:pPr>
+      <w:bookmarkStart w:name="E_D49" w:id="8"/>
+      <w:r>
+        <w:rPr>
+          <w:color w:val="548235"/>
+        </w:rPr>
+        <w:t xml:space="preserve">D49</w:t>
+      </w:r>
+      <w:bookmarkEnd w:id="8"/>
+      <w:r>
+        <w:t xml:space="preserve"> · Las demás columnas del CMBD entran sin filtro</w:t>
+      </w:r>
+    </w:p>
+    <w:p>
+      <w:pPr>
+        <w:keepNext/>
+        <w:spacing w:after="100"/>
+      </w:pPr>
+      <w:r>
+        <w:rPr>
+          <w:b/>
+          <w:bCs/>
+          <w:color w:val="548235"/>
+          <w:sz w:val="18"/>
+          <w:szCs w:val="18"/>
+        </w:rPr>
+        <w:t xml:space="preserve">Decisión</w:t>
+      </w:r>
+      <w:r>
+        <w:rPr>
+          <w:color w:val="808080"/>
+          <w:sz w:val="18"/>
+          <w:szCs w:val="18"/>
+        </w:rPr>
+        <w:t xml:space="preserve">  ·  29 de octubre de 2026</w:t>
+      </w:r>
+    </w:p>
+    <w:tbl>
+      <w:tblPr>
+        <w:tblW w:type="dxa" w:w="9026"/>
+        <w:tblBorders>
+          <w:top w:val="single" w:color="BFBFBF" w:sz="4"/>
+          <w:left w:val="single" w:color="BFBFBF" w:sz="4"/>
+          <w:bottom w:val="single" w:color="BFBFBF" w:sz="4"/>
+          <w:right w:val="single" w:color="BFBFBF" w:sz="4"/>
+          <w:insideH w:val="single" w:color="BFBFBF" w:sz="4"/>
+          <w:insideV w:val="single" w:color="BFBFBF" w:sz="4"/>
+        </w:tblBorders>
+        <w:tblLayout w:type="fixed"/>
+      </w:tblPr>
+      <w:tblGrid>
+        <w:gridCol w:w="1800"/>
+        <w:gridCol w:w="7226"/>
+      </w:tblGrid>
+      <w:tr>
+        <w:trPr>
+          <w:cantSplit/>
+        </w:trPr>
+        <w:tc>
+          <w:tcPr>
+            <w:tcW w:type="dxa" w:w="1800"/>
+            <w:shd w:fill="F2F2F2" w:color="auto" w:val="clear"/>
+            <w:tcMar>
+              <w:top w:type="dxa" w:w="70"/>
+              <w:left w:type="dxa" w:w="100"/>
+              <w:bottom w:type="dxa" w:w="70"/>
+              <w:right w:type="dxa" w:w="100"/>
+            </w:tcMar>
+          </w:tcPr>
+          <w:p>
+            <w:pPr>
+              <w:keepNext/>
+              <w:spacing w:after="0"/>
+            </w:pPr>
+            <w:r>
+              <w:rPr>
+                <w:b/>
+                <w:bCs/>
+                <w:color w:val="404040"/>
+                <w:sz w:val="20"/>
+                <w:szCs w:val="20"/>
+              </w:rPr>
+              <w:t xml:space="preserve">Actividad</w:t>
+            </w:r>
+          </w:p>
+        </w:tc>
+        <w:tc>
+          <w:tcPr>
+            <w:tcW w:type="dxa" w:w="7226"/>
+            <w:tcMar>
+              <w:top w:type="dxa" w:w="70"/>
+              <w:left w:type="dxa" w:w="100"/>
+              <w:bottom w:type="dxa" w:w="70"/>
+              <w:right w:type="dxa" w:w="100"/>
+            </w:tcMar>
+          </w:tcPr>
+          <w:p>
+            <w:pPr>
+              <w:keepNext/>
+              <w:spacing w:after="0" w:before="0"/>
+            </w:pPr>
+            <w:r>
+              <w:rPr>
+                <w:sz w:val="20"/>
+                <w:szCs w:val="20"/>
+              </w:rPr>
+              <w:t xml:space="preserve">3.1</w:t>
+            </w:r>
+          </w:p>
+        </w:tc>
+      </w:tr>
+      <w:tr>
+        <w:trPr>
+          <w:cantSplit/>
+        </w:trPr>
+        <w:tc>
+          <w:tcPr>
+            <w:tcW w:type="dxa" w:w="1800"/>
+            <w:shd w:fill="F2F2F2" w:color="auto" w:val="clear"/>
+            <w:tcMar>
+              <w:top w:type="dxa" w:w="70"/>
+              <w:left w:type="dxa" w:w="100"/>
+              <w:bottom w:type="dxa" w:w="70"/>
+              <w:right w:type="dxa" w:w="100"/>
+            </w:tcMar>
+          </w:tcPr>
+          <w:p>
+            <w:pPr>
+              <w:keepNext/>
+              <w:spacing w:after="0"/>
+            </w:pPr>
+            <w:r>
+              <w:rPr>
+                <w:b/>
+                <w:bCs/>
+                <w:color w:val="404040"/>
+                <w:sz w:val="20"/>
+                <w:szCs w:val="20"/>
+              </w:rPr>
+              <w:t xml:space="preserve">Decisión</w:t>
+            </w:r>
+          </w:p>
+        </w:tc>
+        <w:tc>
+          <w:tcPr>
+            <w:tcW w:type="dxa" w:w="7226"/>
+            <w:tcMar>
+              <w:top w:type="dxa" w:w="70"/>
+              <w:left w:type="dxa" w:w="100"/>
+              <w:bottom w:type="dxa" w:w="70"/>
+              <w:right w:type="dxa" w:w="100"/>
+            </w:tcMar>
+          </w:tcPr>
+          <w:p>
+            <w:pPr>
+              <w:keepNext/>
+              <w:spacing w:after="80" w:before="0"/>
+            </w:pPr>
+            <w:r>
+              <w:rPr>
+                <w:sz w:val="20"/>
+                <w:szCs w:val="20"/>
+              </w:rPr>
+              <w:t xml:space="preserve">Además de las diez variables de la propuesta (</w:t>
+            </w:r>
+            <w:hyperlink w:history="1" w:anchor="E_D46">
+              <w:r>
+                <w:rPr>
+                  <w:color w:val="0563C1"/>
+                  <w:sz w:val="20"/>
+                  <w:szCs w:val="20"/>
+                  <w:u w:val="single"/>
+                </w:rPr>
+                <w:t xml:space="preserve">D46</w:t>
+              </w:r>
+            </w:hyperlink>
+            <w:r>
+              <w:rPr>
+                <w:sz w:val="20"/>
+                <w:szCs w:val="20"/>
+              </w:rPr>
+              <w:t xml:space="preserve"> a </w:t>
+            </w:r>
+            <w:hyperlink w:history="1" w:anchor="E_D48">
+              <w:r>
+                <w:rPr>
+                  <w:color w:val="0563C1"/>
+                  <w:sz w:val="20"/>
+                  <w:szCs w:val="20"/>
+                  <w:u w:val="single"/>
+                </w:rPr>
+                <w:t xml:space="preserve">D48</w:t>
+              </w:r>
+            </w:hyperlink>
+            <w:r>
+              <w:rPr>
+                <w:sz w:val="20"/>
+                <w:szCs w:val="20"/>
+              </w:rPr>
+              <w:t xml:space="preserve">), entran todas las columnas del CMBD que describen al paciente o su hospitalización. Ninguna se elige ni se descarta por su relación con el reingreso: la Etapa 3 aplica el filtro solo a los códigos y deja la selección a los modelos, para «preservar toda variable potencialmente relevante en un modelo multivariado». Cada columna entra tal cual si sus valores significan lo mismo todos los años, y si no, en la forma que sí se mantiene. En las tomadas tal cual, los valores con menos de 100 casos de estudio pasan a OTRO, con el mismo mínimo del filtro de códigos (</w:t>
+            </w:r>
+            <w:hyperlink w:history="1" w:anchor="E_D45">
+              <w:r>
+                <w:rPr>
+                  <w:color w:val="0563C1"/>
+                  <w:sz w:val="20"/>
+                  <w:szCs w:val="20"/>
+                  <w:u w:val="single"/>
+                </w:rPr>
+                <w:t xml:space="preserve">D45</w:t>
+              </w:r>
+            </w:hyperlink>
+            <w:r>
+              <w:rPr>
+                <w:sz w:val="20"/>
+                <w:szCs w:val="20"/>
+              </w:rPr>
+              <w:t xml:space="preserve">).</w:t>
+            </w:r>
+          </w:p>
+          <w:tbl>
+            <w:tblPr>
+              <w:tblW w:type="dxa" w:w="7026"/>
+              <w:tblBorders>
+                <w:top w:val="single" w:color="BFBFBF" w:sz="4"/>
+                <w:left w:val="single" w:color="BFBFBF" w:sz="4"/>
+                <w:bottom w:val="single" w:color="BFBFBF" w:sz="4"/>
+                <w:right w:val="single" w:color="BFBFBF" w:sz="4"/>
+                <w:insideH w:val="single" w:color="BFBFBF" w:sz="4"/>
+                <w:insideV w:val="single" w:color="BFBFBF" w:sz="4"/>
+              </w:tblBorders>
+              <w:tblLayout w:type="fixed"/>
+            </w:tblPr>
+            <w:tblGrid>
+              <w:gridCol w:w="2299"/>
+              <w:gridCol w:w="1844"/>
+              <w:gridCol w:w="1735"/>
+              <w:gridCol w:w="1148"/>
+            </w:tblGrid>
+            <w:tr>
+              <w:trPr>
+                <w:cantSplit/>
+                <w:tblHeader/>
+              </w:trPr>
+              <w:tc>
+                <w:tcPr>
+                  <w:tcW w:type="dxa" w:w="2299"/>
+                  <w:shd w:fill="D9E2F3" w:color="auto" w:val="clear"/>
+                  <w:tcMar>
+                    <w:top w:type="dxa" w:w="70"/>
+                    <w:left w:type="dxa" w:w="100"/>
+                    <w:bottom w:type="dxa" w:w="70"/>
+                    <w:right w:type="dxa" w:w="100"/>
+                  </w:tcMar>
+                  <w:vAlign w:val="center"/>
+                </w:tcPr>
+                <w:p>
+                  <w:pPr>
+                    <w:spacing w:after="0"/>
+                  </w:pPr>
+                  <w:r>
+                    <w:rPr>
+                      <w:b/>
+                      <w:bCs/>
+                      <w:sz w:val="18"/>
+                      <w:szCs w:val="18"/>
+                    </w:rPr>
+                    <w:t xml:space="preserve">Variable</w:t>
+                  </w:r>
+                </w:p>
+              </w:tc>
+              <w:tc>
+                <w:tcPr>
+                  <w:tcW w:type="dxa" w:w="1844"/>
+                  <w:shd w:fill="D9E2F3" w:color="auto" w:val="clear"/>
+                  <w:tcMar>
+                    <w:top w:type="dxa" w:w="70"/>
+                    <w:left w:type="dxa" w:w="100"/>
+                    <w:bottom w:type="dxa" w:w="70"/>
+                    <w:right w:type="dxa" w:w="100"/>
+                  </w:tcMar>
+                  <w:vAlign w:val="center"/>
+                </w:tcPr>
+                <w:p>
+                  <w:pPr>
+                    <w:spacing w:after="0"/>
+                  </w:pPr>
+                  <w:r>
+                    <w:rPr>
+                      <w:b/>
+                      <w:bCs/>
+                      <w:sz w:val="18"/>
+                      <w:szCs w:val="18"/>
+                    </w:rPr>
+                    <w:t xml:space="preserve">Contenido</w:t>
+                  </w:r>
+                </w:p>
+              </w:tc>
+              <w:tc>
+                <w:tcPr>
+                  <w:tcW w:type="dxa" w:w="1735"/>
+                  <w:shd w:fill="D9E2F3" w:color="auto" w:val="clear"/>
+                  <w:tcMar>
+                    <w:top w:type="dxa" w:w="70"/>
+                    <w:left w:type="dxa" w:w="100"/>
+                    <w:bottom w:type="dxa" w:w="70"/>
+                    <w:right w:type="dxa" w:w="100"/>
+                  </w:tcMar>
+                  <w:vAlign w:val="center"/>
+                </w:tcPr>
+                <w:p>
+                  <w:pPr>
+                    <w:spacing w:after="0"/>
+                  </w:pPr>
+                  <w:r>
+                    <w:rPr>
+                      <w:b/>
+                      <w:bCs/>
+                      <w:sz w:val="18"/>
+                      <w:szCs w:val="18"/>
+                    </w:rPr>
+                    <w:t xml:space="preserve">Forma</w:t>
+                  </w:r>
+                </w:p>
+              </w:tc>
+              <w:tc>
+                <w:tcPr>
+                  <w:tcW w:type="dxa" w:w="1148"/>
+                  <w:shd w:fill="D9E2F3" w:color="auto" w:val="clear"/>
+                  <w:tcMar>
+                    <w:top w:type="dxa" w:w="70"/>
+                    <w:left w:type="dxa" w:w="100"/>
+                    <w:bottom w:type="dxa" w:w="70"/>
+                    <w:right w:type="dxa" w:w="100"/>
+                  </w:tcMar>
+                  <w:vAlign w:val="center"/>
+                </w:tcPr>
+                <w:p>
+                  <w:pPr>
+                    <w:spacing w:after="0"/>
+                  </w:pPr>
+                  <w:r>
+                    <w:rPr>
+                      <w:b/>
+                      <w:bCs/>
+                      <w:sz w:val="18"/>
+                      <w:szCs w:val="18"/>
+                    </w:rPr>
+                    <w:t xml:space="preserve">Valores</w:t>
+                  </w:r>
+                </w:p>
+              </w:tc>
+            </w:tr>
+            <w:tr>
+              <w:trPr>
+                <w:cantSplit/>
+                <w:tblHeader w:val="off"/>
+              </w:trPr>
+              <w:tc>
+                <w:tcPr>
+                  <w:tcW w:type="dxa" w:w="2299"/>
+                  <w:tcMar>
+                    <w:top w:type="dxa" w:w="70"/>
+                    <w:left w:type="dxa" w:w="100"/>
+                    <w:bottom w:type="dxa" w:w="70"/>
+                    <w:right w:type="dxa" w:w="100"/>
+                  </w:tcMar>
+                  <w:vAlign w:val="center"/>
+                </w:tcPr>
+                <w:p>
+                  <w:pPr>
+                    <w:spacing w:after="0"/>
+                  </w:pPr>
+                  <w:r>
+                    <w:rPr>
+                      <w:rFonts w:ascii="Consolas" w:cs="Consolas" w:eastAsia="Consolas" w:hAnsi="Consolas"/>
+                      <w:sz w:val="16"/>
+                      <w:szCs w:val="16"/>
+                      <w:shd w:fill="F2F2F2" w:color="auto" w:val="clear"/>
+                    </w:rPr>
+                    <w:t xml:space="preserve">TIPO_ALTA</w:t>
+                  </w:r>
+                </w:p>
+              </w:tc>
+              <w:tc>
+                <w:tcPr>
+                  <w:tcW w:type="dxa" w:w="1844"/>
+                  <w:tcMar>
+                    <w:top w:type="dxa" w:w="70"/>
+                    <w:left w:type="dxa" w:w="100"/>
+                    <w:bottom w:type="dxa" w:w="70"/>
+                    <w:right w:type="dxa" w:w="100"/>
+                  </w:tcMar>
+                  <w:vAlign w:val="center"/>
+                </w:tcPr>
+                <w:p>
+                  <w:pPr>
+                    <w:spacing w:after="0"/>
+                  </w:pPr>
+                  <w:r>
+                    <w:rPr>
+                      <w:sz w:val="18"/>
+                      <w:szCs w:val="18"/>
+                    </w:rPr>
+                    <w:t xml:space="preserve">Destino al alta</w:t>
+                  </w:r>
+                </w:p>
+              </w:tc>
+              <w:tc>
+                <w:tcPr>
+                  <w:tcW w:type="dxa" w:w="1735"/>
+                  <w:tcMar>
+                    <w:top w:type="dxa" w:w="70"/>
+                    <w:left w:type="dxa" w:w="100"/>
+                    <w:bottom w:type="dxa" w:w="70"/>
+                    <w:right w:type="dxa" w:w="100"/>
+                  </w:tcMar>
+                  <w:vAlign w:val="center"/>
+                </w:tcPr>
+                <w:p>
+                  <w:pPr>
+                    <w:spacing w:after="0"/>
+                  </w:pPr>
+                  <w:r>
+                    <w:rPr>
+                      <w:sz w:val="18"/>
+                      <w:szCs w:val="18"/>
+                    </w:rPr>
+                    <w:t xml:space="preserve">Tal cual</w:t>
+                  </w:r>
+                </w:p>
+              </w:tc>
+              <w:tc>
+                <w:tcPr>
+                  <w:tcW w:type="dxa" w:w="1148"/>
+                  <w:tcMar>
+                    <w:top w:type="dxa" w:w="70"/>
+                    <w:left w:type="dxa" w:w="100"/>
+                    <w:bottom w:type="dxa" w:w="70"/>
+                    <w:right w:type="dxa" w:w="100"/>
+                  </w:tcMar>
+                  <w:vAlign w:val="center"/>
+                </w:tcPr>
+                <w:p>
+                  <w:pPr>
+                    <w:spacing w:after="0"/>
+                  </w:pPr>
+                  <w:r>
+                    <w:rPr>
+                      <w:sz w:val="18"/>
+                      <w:szCs w:val="18"/>
+                    </w:rPr>
+                    <w:t xml:space="preserve">5</w:t>
+                  </w:r>
+                </w:p>
+              </w:tc>
+            </w:tr>
+            <w:tr>
+              <w:trPr>
+                <w:cantSplit/>
+                <w:tblHeader w:val="off"/>
+              </w:trPr>
+              <w:tc>
+                <w:tcPr>
+                  <w:tcW w:type="dxa" w:w="2299"/>
+                  <w:tcMar>
+                    <w:top w:type="dxa" w:w="70"/>
+                    <w:left w:type="dxa" w:w="100"/>
+                    <w:bottom w:type="dxa" w:w="70"/>
+                    <w:right w:type="dxa" w:w="100"/>
+                  </w:tcMar>
+                  <w:vAlign w:val="center"/>
+                </w:tcPr>
+                <w:p>
+                  <w:pPr>
+                    <w:spacing w:after="0"/>
+                  </w:pPr>
+                  <w:r>
+                    <w:rPr>
+                      <w:rFonts w:ascii="Consolas" w:cs="Consolas" w:eastAsia="Consolas" w:hAnsi="Consolas"/>
+                      <w:sz w:val="16"/>
+                      <w:szCs w:val="16"/>
+                      <w:shd w:fill="F2F2F2" w:color="auto" w:val="clear"/>
+                    </w:rPr>
+                    <w:t xml:space="preserve">SEVERIDAD</w:t>
+                  </w:r>
+                </w:p>
+              </w:tc>
+              <w:tc>
+                <w:tcPr>
+                  <w:tcW w:type="dxa" w:w="1844"/>
+                  <w:tcMar>
+                    <w:top w:type="dxa" w:w="70"/>
+                    <w:left w:type="dxa" w:w="100"/>
+                    <w:bottom w:type="dxa" w:w="70"/>
+                    <w:right w:type="dxa" w:w="100"/>
+                  </w:tcMar>
+                  <w:vAlign w:val="center"/>
+                </w:tcPr>
+                <w:p>
+                  <w:pPr>
+                    <w:spacing w:after="0"/>
+                  </w:pPr>
+                  <w:r>
+                    <w:rPr>
+                      <w:sz w:val="18"/>
+                      <w:szCs w:val="18"/>
+                    </w:rPr>
+                    <w:t xml:space="preserve">Nivel de severidad del GRD (el último dígito del código)</w:t>
+                  </w:r>
+                </w:p>
+              </w:tc>
+              <w:tc>
+                <w:tcPr>
+                  <w:tcW w:type="dxa" w:w="1735"/>
+                  <w:tcMar>
+                    <w:top w:type="dxa" w:w="70"/>
+                    <w:left w:type="dxa" w:w="100"/>
+                    <w:bottom w:type="dxa" w:w="70"/>
+                    <w:right w:type="dxa" w:w="100"/>
+                  </w:tcMar>
+                  <w:vAlign w:val="center"/>
+                </w:tcPr>
+                <w:p>
+                  <w:pPr>
+                    <w:spacing w:after="0"/>
+                  </w:pPr>
+                  <w:r>
+                    <w:rPr>
+                      <w:sz w:val="18"/>
+                      <w:szCs w:val="18"/>
+                    </w:rPr>
+                    <w:t xml:space="preserve">Tal cual, de 1 a 3</w:t>
+                  </w:r>
+                </w:p>
+              </w:tc>
+              <w:tc>
+                <w:tcPr>
+                  <w:tcW w:type="dxa" w:w="1148"/>
+                  <w:tcMar>
+                    <w:top w:type="dxa" w:w="70"/>
+                    <w:left w:type="dxa" w:w="100"/>
+                    <w:bottom w:type="dxa" w:w="70"/>
+                    <w:right w:type="dxa" w:w="100"/>
+                  </w:tcMar>
+                  <w:vAlign w:val="center"/>
+                </w:tcPr>
+                <w:p>
+                  <w:pPr>
+                    <w:spacing w:after="0"/>
+                  </w:pPr>
+                  <w:r>
+                    <w:rPr>
+                      <w:sz w:val="18"/>
+                      <w:szCs w:val="18"/>
+                    </w:rPr>
+                    <w:t xml:space="preserve">3</w:t>
+                  </w:r>
+                </w:p>
+              </w:tc>
+            </w:tr>
+            <w:tr>
+              <w:trPr>
+                <w:cantSplit/>
+                <w:tblHeader w:val="off"/>
+              </w:trPr>
+              <w:tc>
+                <w:tcPr>
+                  <w:tcW w:type="dxa" w:w="2299"/>
+                  <w:tcMar>
+                    <w:top w:type="dxa" w:w="70"/>
+                    <w:left w:type="dxa" w:w="100"/>
+                    <w:bottom w:type="dxa" w:w="70"/>
+                    <w:right w:type="dxa" w:w="100"/>
+                  </w:tcMar>
+                  <w:vAlign w:val="center"/>
+                </w:tcPr>
+                <w:p>
+                  <w:pPr>
+                    <w:spacing w:after="0"/>
+                  </w:pPr>
+                  <w:r>
+                    <w:rPr>
+                      <w:rFonts w:ascii="Consolas" w:cs="Consolas" w:eastAsia="Consolas" w:hAnsi="Consolas"/>
+                      <w:sz w:val="16"/>
+                      <w:szCs w:val="16"/>
+                      <w:shd w:fill="F2F2F2" w:color="auto" w:val="clear"/>
+                    </w:rPr>
+                    <w:t xml:space="preserve">RIESGO_MORTALIDAD</w:t>
+                  </w:r>
+                </w:p>
+              </w:tc>
+              <w:tc>
+                <w:tcPr>
+                  <w:tcW w:type="dxa" w:w="1844"/>
+                  <w:tcMar>
+                    <w:top w:type="dxa" w:w="70"/>
+                    <w:left w:type="dxa" w:w="100"/>
+                    <w:bottom w:type="dxa" w:w="70"/>
+                    <w:right w:type="dxa" w:w="100"/>
+                  </w:tcMar>
+                  <w:vAlign w:val="center"/>
+                </w:tcPr>
+                <w:p>
+                  <w:pPr>
+                    <w:spacing w:after="0"/>
+                  </w:pPr>
+                  <w:r>
+                    <w:rPr>
+                      <w:sz w:val="18"/>
+                      <w:szCs w:val="18"/>
+                    </w:rPr>
+                    <w:t xml:space="preserve">Nivel de riesgo de mortalidad del GRD</w:t>
+                  </w:r>
+                </w:p>
+              </w:tc>
+              <w:tc>
+                <w:tcPr>
+                  <w:tcW w:type="dxa" w:w="1735"/>
+                  <w:tcMar>
+                    <w:top w:type="dxa" w:w="70"/>
+                    <w:left w:type="dxa" w:w="100"/>
+                    <w:bottom w:type="dxa" w:w="70"/>
+                    <w:right w:type="dxa" w:w="100"/>
+                  </w:tcMar>
+                  <w:vAlign w:val="center"/>
+                </w:tcPr>
+                <w:p>
+                  <w:pPr>
+                    <w:spacing w:after="0"/>
+                  </w:pPr>
+                  <w:r>
+                    <w:rPr>
+                      <w:sz w:val="18"/>
+                      <w:szCs w:val="18"/>
+                    </w:rPr>
+                    <w:t xml:space="preserve">Tal cual, de 1 a 3</w:t>
+                  </w:r>
+                </w:p>
+              </w:tc>
+              <w:tc>
+                <w:tcPr>
+                  <w:tcW w:type="dxa" w:w="1148"/>
+                  <w:tcMar>
+                    <w:top w:type="dxa" w:w="70"/>
+                    <w:left w:type="dxa" w:w="100"/>
+                    <w:bottom w:type="dxa" w:w="70"/>
+                    <w:right w:type="dxa" w:w="100"/>
+                  </w:tcMar>
+                  <w:vAlign w:val="center"/>
+                </w:tcPr>
+                <w:p>
+                  <w:pPr>
+                    <w:spacing w:after="0"/>
+                  </w:pPr>
+                  <w:r>
+                    <w:rPr>
+                      <w:sz w:val="18"/>
+                      <w:szCs w:val="18"/>
+                    </w:rPr>
+                    <w:t xml:space="preserve">3</w:t>
+                  </w:r>
+                </w:p>
+              </w:tc>
+            </w:tr>
+            <w:tr>
+              <w:trPr>
+                <w:cantSplit/>
+                <w:tblHeader w:val="off"/>
+              </w:trPr>
+              <w:tc>
+                <w:tcPr>
+                  <w:tcW w:type="dxa" w:w="2299"/>
+                  <w:tcMar>
+                    <w:top w:type="dxa" w:w="70"/>
+                    <w:left w:type="dxa" w:w="100"/>
+                    <w:bottom w:type="dxa" w:w="70"/>
+                    <w:right w:type="dxa" w:w="100"/>
+                  </w:tcMar>
+                  <w:vAlign w:val="center"/>
+                </w:tcPr>
+                <w:p>
+                  <w:pPr>
+                    <w:spacing w:after="0"/>
+                  </w:pPr>
+                  <w:r>
+                    <w:rPr>
+                      <w:rFonts w:ascii="Consolas" w:cs="Consolas" w:eastAsia="Consolas" w:hAnsi="Consolas"/>
+                      <w:sz w:val="16"/>
+                      <w:szCs w:val="16"/>
+                      <w:shd w:fill="F2F2F2" w:color="auto" w:val="clear"/>
+                    </w:rPr>
+                    <w:t xml:space="preserve">ESPECIALIDAD_INTERVENCION</w:t>
+                  </w:r>
+                </w:p>
+              </w:tc>
+              <w:tc>
+                <w:tcPr>
+                  <w:tcW w:type="dxa" w:w="1844"/>
+                  <w:tcMar>
+                    <w:top w:type="dxa" w:w="70"/>
+                    <w:left w:type="dxa" w:w="100"/>
+                    <w:bottom w:type="dxa" w:w="70"/>
+                    <w:right w:type="dxa" w:w="100"/>
+                  </w:tcMar>
+                  <w:vAlign w:val="center"/>
+                </w:tcPr>
+                <w:p>
+                  <w:pPr>
+                    <w:spacing w:after="0"/>
+                  </w:pPr>
+                  <w:r>
+                    <w:rPr>
+                      <w:sz w:val="18"/>
+                      <w:szCs w:val="18"/>
+                    </w:rPr>
+                    <w:t xml:space="preserve">Especialidad de la intervención del episodio</w:t>
+                  </w:r>
+                </w:p>
+              </w:tc>
+              <w:tc>
+                <w:tcPr>
+                  <w:tcW w:type="dxa" w:w="1735"/>
+                  <w:tcMar>
+                    <w:top w:type="dxa" w:w="70"/>
+                    <w:left w:type="dxa" w:w="100"/>
+                    <w:bottom w:type="dxa" w:w="70"/>
+                    <w:right w:type="dxa" w:w="100"/>
+                  </w:tcMar>
+                  <w:vAlign w:val="center"/>
+                </w:tcPr>
+                <w:p>
+                  <w:pPr>
+                    <w:spacing w:after="0"/>
+                  </w:pPr>
+                  <w:r>
+                    <w:rPr>
+                      <w:sz w:val="18"/>
+                      <w:szCs w:val="18"/>
+                    </w:rPr>
+                    <w:t xml:space="preserve">Tal cual, con SIN INTERVENCIÓN; la del tramo anterior si el egreso no tiene (11.574 casos)</w:t>
+                  </w:r>
+                </w:p>
+              </w:tc>
+              <w:tc>
+                <w:tcPr>
+                  <w:tcW w:type="dxa" w:w="1148"/>
+                  <w:tcMar>
+                    <w:top w:type="dxa" w:w="70"/>
+                    <w:left w:type="dxa" w:w="100"/>
+                    <w:bottom w:type="dxa" w:w="70"/>
+                    <w:right w:type="dxa" w:w="100"/>
+                  </w:tcMar>
+                  <w:vAlign w:val="center"/>
+                </w:tcPr>
+                <w:p>
+                  <w:pPr>
+                    <w:spacing w:after="0"/>
+                  </w:pPr>
+                  <w:r>
+                    <w:rPr>
+                      <w:sz w:val="18"/>
+                      <w:szCs w:val="18"/>
+                    </w:rPr>
+                    <w:t xml:space="preserve">48 (36 valores, con 694 casos, en OTRO)</w:t>
+                  </w:r>
+                </w:p>
+              </w:tc>
+            </w:tr>
+            <w:tr>
+              <w:trPr>
+                <w:cantSplit/>
+                <w:tblHeader w:val="off"/>
+              </w:trPr>
+              <w:tc>
+                <w:tcPr>
+                  <w:tcW w:type="dxa" w:w="2299"/>
+                  <w:tcMar>
+                    <w:top w:type="dxa" w:w="70"/>
+                    <w:left w:type="dxa" w:w="100"/>
+                    <w:bottom w:type="dxa" w:w="70"/>
+                    <w:right w:type="dxa" w:w="100"/>
+                  </w:tcMar>
+                  <w:vAlign w:val="center"/>
+                </w:tcPr>
+                <w:p>
+                  <w:pPr>
+                    <w:spacing w:after="0"/>
+                  </w:pPr>
+                  <w:r>
+                    <w:rPr>
+                      <w:rFonts w:ascii="Consolas" w:cs="Consolas" w:eastAsia="Consolas" w:hAnsi="Consolas"/>
+                      <w:sz w:val="16"/>
+                      <w:szCs w:val="16"/>
+                      <w:shd w:fill="F2F2F2" w:color="auto" w:val="clear"/>
+                    </w:rPr>
+                    <w:t xml:space="preserve">UCI_UTI</w:t>
+                  </w:r>
+                </w:p>
+              </w:tc>
+              <w:tc>
+                <w:tcPr>
+                  <w:tcW w:type="dxa" w:w="1844"/>
+                  <w:tcMar>
+                    <w:top w:type="dxa" w:w="70"/>
+                    <w:left w:type="dxa" w:w="100"/>
+                    <w:bottom w:type="dxa" w:w="70"/>
+                    <w:right w:type="dxa" w:w="100"/>
+                  </w:tcMar>
+                  <w:vAlign w:val="center"/>
+                </w:tcPr>
+                <w:p>
+                  <w:pPr>
+                    <w:spacing w:after="0"/>
+                  </w:pPr>
+                  <w:r>
+                    <w:rPr>
+                      <w:sz w:val="18"/>
+                      <w:szCs w:val="18"/>
+                    </w:rPr>
+                    <w:t xml:space="preserve">Paso por cuidados intensivos o intermedios en el episodio</w:t>
+                  </w:r>
+                </w:p>
+              </w:tc>
+              <w:tc>
+                <w:tcPr>
+                  <w:tcW w:type="dxa" w:w="1735"/>
+                  <w:tcMar>
+                    <w:top w:type="dxa" w:w="70"/>
+                    <w:left w:type="dxa" w:w="100"/>
+                    <w:bottom w:type="dxa" w:w="70"/>
+                    <w:right w:type="dxa" w:w="100"/>
+                  </w:tcMar>
+                  <w:vAlign w:val="center"/>
+                </w:tcPr>
+                <w:p>
+                  <w:pPr>
+                    <w:spacing w:after="0"/>
+                  </w:pPr>
+                  <w:r>
+                    <w:rPr>
+                      <w:sz w:val="18"/>
+                      <w:szCs w:val="18"/>
+                    </w:rPr>
+                    <w:t xml:space="preserve">Sí o no, desde los servicios de ingreso, de traslado interno y de alta</w:t>
+                  </w:r>
+                </w:p>
+              </w:tc>
+              <w:tc>
+                <w:tcPr>
+                  <w:tcW w:type="dxa" w:w="1148"/>
+                  <w:tcMar>
+                    <w:top w:type="dxa" w:w="70"/>
+                    <w:left w:type="dxa" w:w="100"/>
+                    <w:bottom w:type="dxa" w:w="70"/>
+                    <w:right w:type="dxa" w:w="100"/>
+                  </w:tcMar>
+                  <w:vAlign w:val="center"/>
+                </w:tcPr>
+                <w:p>
+                  <w:pPr>
+                    <w:spacing w:after="0"/>
+                  </w:pPr>
+                  <w:r>
+                    <w:rPr>
+                      <w:sz w:val="18"/>
+                      <w:szCs w:val="18"/>
+                    </w:rPr>
+                    <w:t xml:space="preserve">2</w:t>
+                  </w:r>
+                </w:p>
+              </w:tc>
+            </w:tr>
+            <w:tr>
+              <w:trPr>
+                <w:cantSplit/>
+                <w:tblHeader w:val="off"/>
+              </w:trPr>
+              <w:tc>
+                <w:tcPr>
+                  <w:tcW w:type="dxa" w:w="2299"/>
+                  <w:tcMar>
+                    <w:top w:type="dxa" w:w="70"/>
+                    <w:left w:type="dxa" w:w="100"/>
+                    <w:bottom w:type="dxa" w:w="70"/>
+                    <w:right w:type="dxa" w:w="100"/>
+                  </w:tcMar>
+                  <w:vAlign w:val="center"/>
+                </w:tcPr>
+                <w:p>
+                  <w:pPr>
+                    <w:spacing w:after="0"/>
+                  </w:pPr>
+                  <w:r>
+                    <w:rPr>
+                      <w:rFonts w:ascii="Consolas" w:cs="Consolas" w:eastAsia="Consolas" w:hAnsi="Consolas"/>
+                      <w:sz w:val="16"/>
+                      <w:szCs w:val="16"/>
+                      <w:shd w:fill="F2F2F2" w:color="auto" w:val="clear"/>
+                    </w:rPr>
+                    <w:t xml:space="preserve">TRASLADO</w:t>
+                  </w:r>
+                </w:p>
+              </w:tc>
+              <w:tc>
+                <w:tcPr>
+                  <w:tcW w:type="dxa" w:w="1844"/>
+                  <w:tcMar>
+                    <w:top w:type="dxa" w:w="70"/>
+                    <w:left w:type="dxa" w:w="100"/>
+                    <w:bottom w:type="dxa" w:w="70"/>
+                    <w:right w:type="dxa" w:w="100"/>
+                  </w:tcMar>
+                  <w:vAlign w:val="center"/>
+                </w:tcPr>
+                <w:p>
+                  <w:pPr>
+                    <w:spacing w:after="0"/>
+                  </w:pPr>
+                  <w:r>
+                    <w:rPr>
+                      <w:sz w:val="18"/>
+                      <w:szCs w:val="18"/>
+                    </w:rPr>
+                    <w:t xml:space="preserve">El episodio pasó por más de un hospital (D19)</w:t>
+                  </w:r>
+                </w:p>
+              </w:tc>
+              <w:tc>
+                <w:tcPr>
+                  <w:tcW w:type="dxa" w:w="1735"/>
+                  <w:tcMar>
+                    <w:top w:type="dxa" w:w="70"/>
+                    <w:left w:type="dxa" w:w="100"/>
+                    <w:bottom w:type="dxa" w:w="70"/>
+                    <w:right w:type="dxa" w:w="100"/>
+                  </w:tcMar>
+                  <w:vAlign w:val="center"/>
+                </w:tcPr>
+                <w:p>
+                  <w:pPr>
+                    <w:spacing w:after="0"/>
+                  </w:pPr>
+                  <w:r>
+                    <w:rPr>
+                      <w:sz w:val="18"/>
+                      <w:szCs w:val="18"/>
+                    </w:rPr>
+                    <w:t xml:space="preserve">Sí o no</w:t>
+                  </w:r>
+                </w:p>
+              </w:tc>
+              <w:tc>
+                <w:tcPr>
+                  <w:tcW w:type="dxa" w:w="1148"/>
+                  <w:tcMar>
+                    <w:top w:type="dxa" w:w="70"/>
+                    <w:left w:type="dxa" w:w="100"/>
+                    <w:bottom w:type="dxa" w:w="70"/>
+                    <w:right w:type="dxa" w:w="100"/>
+                  </w:tcMar>
+                  <w:vAlign w:val="center"/>
+                </w:tcPr>
+                <w:p>
+                  <w:pPr>
+                    <w:spacing w:after="0"/>
+                  </w:pPr>
+                  <w:r>
+                    <w:rPr>
+                      <w:sz w:val="18"/>
+                      <w:szCs w:val="18"/>
+                    </w:rPr>
+                    <w:t xml:space="preserve">2</w:t>
+                  </w:r>
+                </w:p>
+              </w:tc>
+            </w:tr>
+            <w:tr>
+              <w:trPr>
+                <w:cantSplit/>
+                <w:tblHeader w:val="off"/>
+              </w:trPr>
+              <w:tc>
+                <w:tcPr>
+                  <w:tcW w:type="dxa" w:w="2299"/>
+                  <w:tcMar>
+                    <w:top w:type="dxa" w:w="70"/>
+                    <w:left w:type="dxa" w:w="100"/>
+                    <w:bottom w:type="dxa" w:w="70"/>
+                    <w:right w:type="dxa" w:w="100"/>
+                  </w:tcMar>
+                  <w:vAlign w:val="center"/>
+                </w:tcPr>
+                <w:p>
+                  <w:pPr>
+                    <w:spacing w:after="0"/>
+                  </w:pPr>
+                  <w:r>
+                    <w:rPr>
+                      <w:rFonts w:ascii="Consolas" w:cs="Consolas" w:eastAsia="Consolas" w:hAnsi="Consolas"/>
+                      <w:sz w:val="16"/>
+                      <w:szCs w:val="16"/>
+                      <w:shd w:fill="F2F2F2" w:color="auto" w:val="clear"/>
+                    </w:rPr>
+                    <w:t xml:space="preserve">N_DIAGNOSTICOS</w:t>
+                  </w:r>
+                </w:p>
+              </w:tc>
+              <w:tc>
+                <w:tcPr>
+                  <w:tcW w:type="dxa" w:w="1844"/>
+                  <w:tcMar>
+                    <w:top w:type="dxa" w:w="70"/>
+                    <w:left w:type="dxa" w:w="100"/>
+                    <w:bottom w:type="dxa" w:w="70"/>
+                    <w:right w:type="dxa" w:w="100"/>
+                  </w:tcMar>
+                  <w:vAlign w:val="center"/>
+                </w:tcPr>
+                <w:p>
+                  <w:pPr>
+                    <w:spacing w:after="0"/>
+                  </w:pPr>
+                  <w:r>
+                    <w:rPr>
+                      <w:sz w:val="18"/>
+                      <w:szCs w:val="18"/>
+                    </w:rPr>
+                    <w:t xml:space="preserve">Diagnósticos distintos del egreso</w:t>
+                  </w:r>
+                </w:p>
+              </w:tc>
+              <w:tc>
+                <w:tcPr>
+                  <w:tcW w:type="dxa" w:w="1735"/>
+                  <w:tcMar>
+                    <w:top w:type="dxa" w:w="70"/>
+                    <w:left w:type="dxa" w:w="100"/>
+                    <w:bottom w:type="dxa" w:w="70"/>
+                    <w:right w:type="dxa" w:w="100"/>
+                  </w:tcMar>
+                  <w:vAlign w:val="center"/>
+                </w:tcPr>
+                <w:p>
+                  <w:pPr>
+                    <w:spacing w:after="0"/>
+                  </w:pPr>
+                  <w:r>
+                    <w:rPr>
+                      <w:sz w:val="18"/>
+                      <w:szCs w:val="18"/>
+                    </w:rPr>
+                    <w:t xml:space="preserve">Número</w:t>
+                  </w:r>
+                </w:p>
+              </w:tc>
+              <w:tc>
+                <w:tcPr>
+                  <w:tcW w:type="dxa" w:w="1148"/>
+                  <w:tcMar>
+                    <w:top w:type="dxa" w:w="70"/>
+                    <w:left w:type="dxa" w:w="100"/>
+                    <w:bottom w:type="dxa" w:w="70"/>
+                    <w:right w:type="dxa" w:w="100"/>
+                  </w:tcMar>
+                  <w:vAlign w:val="center"/>
+                </w:tcPr>
+                <w:p>
+                  <w:pPr>
+                    <w:spacing w:after="0"/>
+                  </w:pPr>
+                  <w:r>
+                    <w:rPr>
+                      <w:sz w:val="18"/>
+                      <w:szCs w:val="18"/>
+                    </w:rPr>
+                    <w:t xml:space="preserve">De 0 a 35</w:t>
+                  </w:r>
+                </w:p>
+              </w:tc>
+            </w:tr>
+            <w:tr>
+              <w:trPr>
+                <w:cantSplit/>
+                <w:tblHeader w:val="off"/>
+              </w:trPr>
+              <w:tc>
+                <w:tcPr>
+                  <w:tcW w:type="dxa" w:w="2299"/>
+                  <w:tcMar>
+                    <w:top w:type="dxa" w:w="70"/>
+                    <w:left w:type="dxa" w:w="100"/>
+                    <w:bottom w:type="dxa" w:w="70"/>
+                    <w:right w:type="dxa" w:w="100"/>
+                  </w:tcMar>
+                  <w:vAlign w:val="center"/>
+                </w:tcPr>
+                <w:p>
+                  <w:pPr>
+                    <w:spacing w:after="0"/>
+                  </w:pPr>
+                  <w:r>
+                    <w:rPr>
+                      <w:rFonts w:ascii="Consolas" w:cs="Consolas" w:eastAsia="Consolas" w:hAnsi="Consolas"/>
+                      <w:sz w:val="16"/>
+                      <w:szCs w:val="16"/>
+                      <w:shd w:fill="F2F2F2" w:color="auto" w:val="clear"/>
+                    </w:rPr>
+                    <w:t xml:space="preserve">N_PROCEDIMIENTOS</w:t>
+                  </w:r>
+                </w:p>
+              </w:tc>
+              <w:tc>
+                <w:tcPr>
+                  <w:tcW w:type="dxa" w:w="1844"/>
+                  <w:tcMar>
+                    <w:top w:type="dxa" w:w="70"/>
+                    <w:left w:type="dxa" w:w="100"/>
+                    <w:bottom w:type="dxa" w:w="70"/>
+                    <w:right w:type="dxa" w:w="100"/>
+                  </w:tcMar>
+                  <w:vAlign w:val="center"/>
+                </w:tcPr>
+                <w:p>
+                  <w:pPr>
+                    <w:spacing w:after="0"/>
+                  </w:pPr>
+                  <w:r>
+                    <w:rPr>
+                      <w:sz w:val="18"/>
+                      <w:szCs w:val="18"/>
+                    </w:rPr>
+                    <w:t xml:space="preserve">Procedimientos distintos del egreso</w:t>
+                  </w:r>
+                </w:p>
+              </w:tc>
+              <w:tc>
+                <w:tcPr>
+                  <w:tcW w:type="dxa" w:w="1735"/>
+                  <w:tcMar>
+                    <w:top w:type="dxa" w:w="70"/>
+                    <w:left w:type="dxa" w:w="100"/>
+                    <w:bottom w:type="dxa" w:w="70"/>
+                    <w:right w:type="dxa" w:w="100"/>
+                  </w:tcMar>
+                  <w:vAlign w:val="center"/>
+                </w:tcPr>
+                <w:p>
+                  <w:pPr>
+                    <w:spacing w:after="0"/>
+                  </w:pPr>
+                  <w:r>
+                    <w:rPr>
+                      <w:sz w:val="18"/>
+                      <w:szCs w:val="18"/>
+                    </w:rPr>
+                    <w:t xml:space="preserve">Número</w:t>
+                  </w:r>
+                </w:p>
+              </w:tc>
+              <w:tc>
+                <w:tcPr>
+                  <w:tcW w:type="dxa" w:w="1148"/>
+                  <w:tcMar>
+                    <w:top w:type="dxa" w:w="70"/>
+                    <w:left w:type="dxa" w:w="100"/>
+                    <w:bottom w:type="dxa" w:w="70"/>
+                    <w:right w:type="dxa" w:w="100"/>
+                  </w:tcMar>
+                  <w:vAlign w:val="center"/>
+                </w:tcPr>
+                <w:p>
+                  <w:pPr>
+                    <w:spacing w:after="0"/>
+                  </w:pPr>
+                  <w:r>
+                    <w:rPr>
+                      <w:sz w:val="18"/>
+                      <w:szCs w:val="18"/>
+                    </w:rPr>
+                    <w:t xml:space="preserve">De 0 a 30</w:t>
+                  </w:r>
+                </w:p>
+              </w:tc>
+            </w:tr>
+            <w:tr>
+              <w:trPr>
+                <w:cantSplit/>
+                <w:tblHeader w:val="off"/>
+              </w:trPr>
+              <w:tc>
+                <w:tcPr>
+                  <w:tcW w:type="dxa" w:w="2299"/>
+                  <w:tcMar>
+                    <w:top w:type="dxa" w:w="70"/>
+                    <w:left w:type="dxa" w:w="100"/>
+                    <w:bottom w:type="dxa" w:w="70"/>
+                    <w:right w:type="dxa" w:w="100"/>
+                  </w:tcMar>
+                  <w:vAlign w:val="center"/>
+                </w:tcPr>
+                <w:p>
+                  <w:pPr>
+                    <w:spacing w:after="0"/>
+                  </w:pPr>
+                  <w:r>
+                    <w:rPr>
+                      <w:rFonts w:ascii="Consolas" w:cs="Consolas" w:eastAsia="Consolas" w:hAnsi="Consolas"/>
+                      <w:sz w:val="16"/>
+                      <w:szCs w:val="16"/>
+                      <w:shd w:fill="F2F2F2" w:color="auto" w:val="clear"/>
+                    </w:rPr>
+                    <w:t xml:space="preserve">ESPECIALIDAD</w:t>
+                  </w:r>
+                </w:p>
+              </w:tc>
+              <w:tc>
+                <w:tcPr>
+                  <w:tcW w:type="dxa" w:w="1844"/>
+                  <w:tcMar>
+                    <w:top w:type="dxa" w:w="70"/>
+                    <w:left w:type="dxa" w:w="100"/>
+                    <w:bottom w:type="dxa" w:w="70"/>
+                    <w:right w:type="dxa" w:w="100"/>
+                  </w:tcMar>
+                  <w:vAlign w:val="center"/>
+                </w:tcPr>
+                <w:p>
+                  <w:pPr>
+                    <w:spacing w:after="0"/>
+                  </w:pPr>
+                  <w:r>
+                    <w:rPr>
+                      <w:sz w:val="18"/>
+                      <w:szCs w:val="18"/>
+                    </w:rPr>
+                    <w:t xml:space="preserve">Especialidad médica del episodio</w:t>
+                  </w:r>
+                </w:p>
+              </w:tc>
+              <w:tc>
+                <w:tcPr>
+                  <w:tcW w:type="dxa" w:w="1735"/>
+                  <w:tcMar>
+                    <w:top w:type="dxa" w:w="70"/>
+                    <w:left w:type="dxa" w:w="100"/>
+                    <w:bottom w:type="dxa" w:w="70"/>
+                    <w:right w:type="dxa" w:w="100"/>
+                  </w:tcMar>
+                  <w:vAlign w:val="center"/>
+                </w:tcPr>
+                <w:p>
+                  <w:pPr>
+                    <w:spacing w:after="0"/>
+                  </w:pPr>
+                  <w:r>
+                    <w:rPr>
+                      <w:sz w:val="18"/>
+                      <w:szCs w:val="18"/>
+                    </w:rPr>
+                    <w:t xml:space="preserve">Tal cual</w:t>
+                  </w:r>
+                </w:p>
+              </w:tc>
+              <w:tc>
+                <w:tcPr>
+                  <w:tcW w:type="dxa" w:w="1148"/>
+                  <w:tcMar>
+                    <w:top w:type="dxa" w:w="70"/>
+                    <w:left w:type="dxa" w:w="100"/>
+                    <w:bottom w:type="dxa" w:w="70"/>
+                    <w:right w:type="dxa" w:w="100"/>
+                  </w:tcMar>
+                  <w:vAlign w:val="center"/>
+                </w:tcPr>
+                <w:p>
+                  <w:pPr>
+                    <w:spacing w:after="0"/>
+                  </w:pPr>
+                  <w:r>
+                    <w:rPr>
+                      <w:sz w:val="18"/>
+                      <w:szCs w:val="18"/>
+                    </w:rPr>
+                    <w:t xml:space="preserve">59 (23 valores, con 250 casos, en OTRO)</w:t>
+                  </w:r>
+                </w:p>
+              </w:tc>
+            </w:tr>
+            <w:tr>
+              <w:trPr>
+                <w:cantSplit/>
+                <w:tblHeader w:val="off"/>
+              </w:trPr>
+              <w:tc>
+                <w:tcPr>
+                  <w:tcW w:type="dxa" w:w="2299"/>
+                  <w:tcMar>
+                    <w:top w:type="dxa" w:w="70"/>
+                    <w:left w:type="dxa" w:w="100"/>
+                    <w:bottom w:type="dxa" w:w="70"/>
+                    <w:right w:type="dxa" w:w="100"/>
+                  </w:tcMar>
+                  <w:vAlign w:val="center"/>
+                </w:tcPr>
+                <w:p>
+                  <w:pPr>
+                    <w:spacing w:after="0"/>
+                  </w:pPr>
+                  <w:r>
+                    <w:rPr>
+                      <w:rFonts w:ascii="Consolas" w:cs="Consolas" w:eastAsia="Consolas" w:hAnsi="Consolas"/>
+                      <w:sz w:val="16"/>
+                      <w:szCs w:val="16"/>
+                      <w:shd w:fill="F2F2F2" w:color="auto" w:val="clear"/>
+                    </w:rPr>
+                    <w:t xml:space="preserve">TIPO_PROCEDENCIA</w:t>
+                  </w:r>
+                </w:p>
+              </w:tc>
+              <w:tc>
+                <w:tcPr>
+                  <w:tcW w:type="dxa" w:w="1844"/>
+                  <w:tcMar>
+                    <w:top w:type="dxa" w:w="70"/>
+                    <w:left w:type="dxa" w:w="100"/>
+                    <w:bottom w:type="dxa" w:w="70"/>
+                    <w:right w:type="dxa" w:w="100"/>
+                  </w:tcMar>
+                  <w:vAlign w:val="center"/>
+                </w:tcPr>
+                <w:p>
+                  <w:pPr>
+                    <w:spacing w:after="0"/>
+                  </w:pPr>
+                  <w:r>
+                    <w:rPr>
+                      <w:sz w:val="18"/>
+                      <w:szCs w:val="18"/>
+                    </w:rPr>
+                    <w:t xml:space="preserve">De dónde llega el paciente</w:t>
+                  </w:r>
+                </w:p>
+              </w:tc>
+              <w:tc>
+                <w:tcPr>
+                  <w:tcW w:type="dxa" w:w="1735"/>
+                  <w:tcMar>
+                    <w:top w:type="dxa" w:w="70"/>
+                    <w:left w:type="dxa" w:w="100"/>
+                    <w:bottom w:type="dxa" w:w="70"/>
+                    <w:right w:type="dxa" w:w="100"/>
+                  </w:tcMar>
+                  <w:vAlign w:val="center"/>
+                </w:tcPr>
+                <w:p>
+                  <w:pPr>
+                    <w:spacing w:after="0"/>
+                  </w:pPr>
+                  <w:r>
+                    <w:rPr>
+                      <w:sz w:val="18"/>
+                      <w:szCs w:val="18"/>
+                    </w:rPr>
+                    <w:t xml:space="preserve">Tal cual</w:t>
+                  </w:r>
+                </w:p>
+              </w:tc>
+              <w:tc>
+                <w:tcPr>
+                  <w:tcW w:type="dxa" w:w="1148"/>
+                  <w:tcMar>
+                    <w:top w:type="dxa" w:w="70"/>
+                    <w:left w:type="dxa" w:w="100"/>
+                    <w:bottom w:type="dxa" w:w="70"/>
+                    <w:right w:type="dxa" w:w="100"/>
+                  </w:tcMar>
+                  <w:vAlign w:val="center"/>
+                </w:tcPr>
+                <w:p>
+                  <w:pPr>
+                    <w:spacing w:after="0"/>
+                  </w:pPr>
+                  <w:r>
+                    <w:rPr>
+                      <w:sz w:val="18"/>
+                      <w:szCs w:val="18"/>
+                    </w:rPr>
+                    <w:t xml:space="preserve">18 (2 valores, con 4 casos, en OTRO)</w:t>
+                  </w:r>
+                </w:p>
+              </w:tc>
+            </w:tr>
+            <w:tr>
+              <w:trPr>
+                <w:cantSplit/>
+                <w:tblHeader w:val="off"/>
+              </w:trPr>
+              <w:tc>
+                <w:tcPr>
+                  <w:tcW w:type="dxa" w:w="2299"/>
+                  <w:tcMar>
+                    <w:top w:type="dxa" w:w="70"/>
+                    <w:left w:type="dxa" w:w="100"/>
+                    <w:bottom w:type="dxa" w:w="70"/>
+                    <w:right w:type="dxa" w:w="100"/>
+                  </w:tcMar>
+                  <w:vAlign w:val="center"/>
+                </w:tcPr>
+                <w:p>
+                  <w:pPr>
+                    <w:spacing w:after="0"/>
+                  </w:pPr>
+                  <w:r>
+                    <w:rPr>
+                      <w:rFonts w:ascii="Consolas" w:cs="Consolas" w:eastAsia="Consolas" w:hAnsi="Consolas"/>
+                      <w:sz w:val="16"/>
+                      <w:szCs w:val="16"/>
+                      <w:shd w:fill="F2F2F2" w:color="auto" w:val="clear"/>
+                    </w:rPr>
+                    <w:t xml:space="preserve">SERVICIO_INGRESO</w:t>
+                  </w:r>
+                </w:p>
+              </w:tc>
+              <w:tc>
+                <w:tcPr>
+                  <w:tcW w:type="dxa" w:w="1844"/>
+                  <w:tcMar>
+                    <w:top w:type="dxa" w:w="70"/>
+                    <w:left w:type="dxa" w:w="100"/>
+                    <w:bottom w:type="dxa" w:w="70"/>
+                    <w:right w:type="dxa" w:w="100"/>
+                  </w:tcMar>
+                  <w:vAlign w:val="center"/>
+                </w:tcPr>
+                <w:p>
+                  <w:pPr>
+                    <w:spacing w:after="0"/>
+                  </w:pPr>
+                  <w:r>
+                    <w:rPr>
+                      <w:sz w:val="18"/>
+                      <w:szCs w:val="18"/>
+                    </w:rPr>
+                    <w:t xml:space="preserve">Servicio clínico de ingreso</w:t>
+                  </w:r>
+                </w:p>
+              </w:tc>
+              <w:tc>
+                <w:tcPr>
+                  <w:tcW w:type="dxa" w:w="1735"/>
+                  <w:tcMar>
+                    <w:top w:type="dxa" w:w="70"/>
+                    <w:left w:type="dxa" w:w="100"/>
+                    <w:bottom w:type="dxa" w:w="70"/>
+                    <w:right w:type="dxa" w:w="100"/>
+                  </w:tcMar>
+                  <w:vAlign w:val="center"/>
+                </w:tcPr>
+                <w:p>
+                  <w:pPr>
+                    <w:spacing w:after="0"/>
+                  </w:pPr>
+                  <w:r>
+                    <w:rPr>
+                      <w:sz w:val="18"/>
+                      <w:szCs w:val="18"/>
+                    </w:rPr>
+                    <w:t xml:space="preserve">Tal cual</w:t>
+                  </w:r>
+                </w:p>
+              </w:tc>
+              <w:tc>
+                <w:tcPr>
+                  <w:tcW w:type="dxa" w:w="1148"/>
+                  <w:tcMar>
+                    <w:top w:type="dxa" w:w="70"/>
+                    <w:left w:type="dxa" w:w="100"/>
+                    <w:bottom w:type="dxa" w:w="70"/>
+                    <w:right w:type="dxa" w:w="100"/>
+                  </w:tcMar>
+                  <w:vAlign w:val="center"/>
+                </w:tcPr>
+                <w:p>
+                  <w:pPr>
+                    <w:spacing w:after="0"/>
+                  </w:pPr>
+                  <w:r>
+                    <w:rPr>
+                      <w:sz w:val="18"/>
+                      <w:szCs w:val="18"/>
+                    </w:rPr>
+                    <w:t xml:space="preserve">85 (8 valores, con 248 casos, en OTRO)</w:t>
+                  </w:r>
+                </w:p>
+              </w:tc>
+            </w:tr>
+            <w:tr>
+              <w:trPr>
+                <w:cantSplit/>
+                <w:tblHeader w:val="off"/>
+              </w:trPr>
+              <w:tc>
+                <w:tcPr>
+                  <w:tcW w:type="dxa" w:w="2299"/>
+                  <w:tcMar>
+                    <w:top w:type="dxa" w:w="70"/>
+                    <w:left w:type="dxa" w:w="100"/>
+                    <w:bottom w:type="dxa" w:w="70"/>
+                    <w:right w:type="dxa" w:w="100"/>
+                  </w:tcMar>
+                  <w:vAlign w:val="center"/>
+                </w:tcPr>
+                <w:p>
+                  <w:pPr>
+                    <w:spacing w:after="0"/>
+                  </w:pPr>
+                  <w:r>
+                    <w:rPr>
+                      <w:rFonts w:ascii="Consolas" w:cs="Consolas" w:eastAsia="Consolas" w:hAnsi="Consolas"/>
+                      <w:sz w:val="16"/>
+                      <w:szCs w:val="16"/>
+                      <w:shd w:fill="F2F2F2" w:color="auto" w:val="clear"/>
+                    </w:rPr>
+                    <w:t xml:space="preserve">SERVICIO_ALTA</w:t>
+                  </w:r>
+                </w:p>
+              </w:tc>
+              <w:tc>
+                <w:tcPr>
+                  <w:tcW w:type="dxa" w:w="1844"/>
+                  <w:tcMar>
+                    <w:top w:type="dxa" w:w="70"/>
+                    <w:left w:type="dxa" w:w="100"/>
+                    <w:bottom w:type="dxa" w:w="70"/>
+                    <w:right w:type="dxa" w:w="100"/>
+                  </w:tcMar>
+                  <w:vAlign w:val="center"/>
+                </w:tcPr>
+                <w:p>
+                  <w:pPr>
+                    <w:spacing w:after="0"/>
+                  </w:pPr>
+                  <w:r>
+                    <w:rPr>
+                      <w:sz w:val="18"/>
+                      <w:szCs w:val="18"/>
+                    </w:rPr>
+                    <w:t xml:space="preserve">Servicio clínico de alta</w:t>
+                  </w:r>
+                </w:p>
+              </w:tc>
+              <w:tc>
+                <w:tcPr>
+                  <w:tcW w:type="dxa" w:w="1735"/>
+                  <w:tcMar>
+                    <w:top w:type="dxa" w:w="70"/>
+                    <w:left w:type="dxa" w:w="100"/>
+                    <w:bottom w:type="dxa" w:w="70"/>
+                    <w:right w:type="dxa" w:w="100"/>
+                  </w:tcMar>
+                  <w:vAlign w:val="center"/>
+                </w:tcPr>
+                <w:p>
+                  <w:pPr>
+                    <w:spacing w:after="0"/>
+                  </w:pPr>
+                  <w:r>
+                    <w:rPr>
+                      <w:sz w:val="18"/>
+                      <w:szCs w:val="18"/>
+                    </w:rPr>
+                    <w:t xml:space="preserve">Tal cual</w:t>
+                  </w:r>
+                </w:p>
+              </w:tc>
+              <w:tc>
+                <w:tcPr>
+                  <w:tcW w:type="dxa" w:w="1148"/>
+                  <w:tcMar>
+                    <w:top w:type="dxa" w:w="70"/>
+                    <w:left w:type="dxa" w:w="100"/>
+                    <w:bottom w:type="dxa" w:w="70"/>
+                    <w:right w:type="dxa" w:w="100"/>
+                  </w:tcMar>
+                  <w:vAlign w:val="center"/>
+                </w:tcPr>
+                <w:p>
+                  <w:pPr>
+                    <w:spacing w:after="0"/>
+                  </w:pPr>
+                  <w:r>
+                    <w:rPr>
+                      <w:sz w:val="18"/>
+                      <w:szCs w:val="18"/>
+                    </w:rPr>
+                    <w:t xml:space="preserve">83 (8 valores, con 170 casos, en OTRO)</w:t>
+                  </w:r>
+                </w:p>
+              </w:tc>
+            </w:tr>
+            <w:tr>
+              <w:trPr>
+                <w:cantSplit/>
+                <w:tblHeader w:val="off"/>
+              </w:trPr>
+              <w:tc>
+                <w:tcPr>
+                  <w:tcW w:type="dxa" w:w="2299"/>
+                  <w:tcMar>
+                    <w:top w:type="dxa" w:w="70"/>
+                    <w:left w:type="dxa" w:w="100"/>
+                    <w:bottom w:type="dxa" w:w="70"/>
+                    <w:right w:type="dxa" w:w="100"/>
+                  </w:tcMar>
+                  <w:vAlign w:val="center"/>
+                </w:tcPr>
+                <w:p>
+                  <w:pPr>
+                    <w:spacing w:after="0"/>
+                  </w:pPr>
+                  <w:r>
+                    <w:rPr>
+                      <w:rFonts w:ascii="Consolas" w:cs="Consolas" w:eastAsia="Consolas" w:hAnsi="Consolas"/>
+                      <w:sz w:val="16"/>
+                      <w:szCs w:val="16"/>
+                      <w:shd w:fill="F2F2F2" w:color="auto" w:val="clear"/>
+                    </w:rPr>
+                    <w:t xml:space="preserve">PUEBLO_ORIGINARIO</w:t>
+                  </w:r>
+                </w:p>
+              </w:tc>
+              <w:tc>
+                <w:tcPr>
+                  <w:tcW w:type="dxa" w:w="1844"/>
+                  <w:tcMar>
+                    <w:top w:type="dxa" w:w="70"/>
+                    <w:left w:type="dxa" w:w="100"/>
+                    <w:bottom w:type="dxa" w:w="70"/>
+                    <w:right w:type="dxa" w:w="100"/>
+                  </w:tcMar>
+                  <w:vAlign w:val="center"/>
+                </w:tcPr>
+                <w:p>
+                  <w:pPr>
+                    <w:spacing w:after="0"/>
+                  </w:pPr>
+                  <w:r>
+                    <w:rPr>
+                      <w:sz w:val="18"/>
+                      <w:szCs w:val="18"/>
+                    </w:rPr>
+                    <w:t xml:space="preserve">La etnia nombra un pueblo originario</w:t>
+                  </w:r>
+                </w:p>
+              </w:tc>
+              <w:tc>
+                <w:tcPr>
+                  <w:tcW w:type="dxa" w:w="1735"/>
+                  <w:tcMar>
+                    <w:top w:type="dxa" w:w="70"/>
+                    <w:left w:type="dxa" w:w="100"/>
+                    <w:bottom w:type="dxa" w:w="70"/>
+                    <w:right w:type="dxa" w:w="100"/>
+                  </w:tcMar>
+                  <w:vAlign w:val="center"/>
+                </w:tcPr>
+                <w:p>
+                  <w:pPr>
+                    <w:spacing w:after="0"/>
+                  </w:pPr>
+                  <w:r>
+                    <w:rPr>
+                      <w:sz w:val="18"/>
+                      <w:szCs w:val="18"/>
+                    </w:rPr>
+                    <w:t xml:space="preserve">Sí o no: tal cual no es comparable, porque NINGUNO y OTRO se intercambian entre años</w:t>
+                  </w:r>
+                </w:p>
+              </w:tc>
+              <w:tc>
+                <w:tcPr>
+                  <w:tcW w:type="dxa" w:w="1148"/>
+                  <w:tcMar>
+                    <w:top w:type="dxa" w:w="70"/>
+                    <w:left w:type="dxa" w:w="100"/>
+                    <w:bottom w:type="dxa" w:w="70"/>
+                    <w:right w:type="dxa" w:w="100"/>
+                  </w:tcMar>
+                  <w:vAlign w:val="center"/>
+                </w:tcPr>
+                <w:p>
+                  <w:pPr>
+                    <w:spacing w:after="0"/>
+                  </w:pPr>
+                  <w:r>
+                    <w:rPr>
+                      <w:sz w:val="18"/>
+                      <w:szCs w:val="18"/>
+                    </w:rPr>
+                    <w:t xml:space="preserve">3, con 3 casos sin dato</w:t>
+                  </w:r>
+                </w:p>
+              </w:tc>
+            </w:tr>
+            <w:tr>
+              <w:trPr>
+                <w:cantSplit/>
+                <w:tblHeader w:val="off"/>
+              </w:trPr>
+              <w:tc>
+                <w:tcPr>
+                  <w:tcW w:type="dxa" w:w="2299"/>
+                  <w:tcMar>
+                    <w:top w:type="dxa" w:w="70"/>
+                    <w:left w:type="dxa" w:w="100"/>
+                    <w:bottom w:type="dxa" w:w="70"/>
+                    <w:right w:type="dxa" w:w="100"/>
+                  </w:tcMar>
+                  <w:vAlign w:val="center"/>
+                </w:tcPr>
+                <w:p>
+                  <w:pPr>
+                    <w:spacing w:after="0"/>
+                  </w:pPr>
+                  <w:r>
+                    <w:rPr>
+                      <w:rFonts w:ascii="Consolas" w:cs="Consolas" w:eastAsia="Consolas" w:hAnsi="Consolas"/>
+                      <w:sz w:val="16"/>
+                      <w:szCs w:val="16"/>
+                      <w:shd w:fill="F2F2F2" w:color="auto" w:val="clear"/>
+                    </w:rPr>
+                    <w:t xml:space="preserve">NACIONALIDAD_EXTRANJERA</w:t>
+                  </w:r>
+                </w:p>
+              </w:tc>
+              <w:tc>
+                <w:tcPr>
+                  <w:tcW w:type="dxa" w:w="1844"/>
+                  <w:tcMar>
+                    <w:top w:type="dxa" w:w="70"/>
+                    <w:left w:type="dxa" w:w="100"/>
+                    <w:bottom w:type="dxa" w:w="70"/>
+                    <w:right w:type="dxa" w:w="100"/>
+                  </w:tcMar>
+                  <w:vAlign w:val="center"/>
+                </w:tcPr>
+                <w:p>
+                  <w:pPr>
+                    <w:spacing w:after="0"/>
+                  </w:pPr>
+                  <w:r>
+                    <w:rPr>
+                      <w:sz w:val="18"/>
+                      <w:szCs w:val="18"/>
+                    </w:rPr>
+                    <w:t xml:space="preserve">La nacionalidad no es chilena</w:t>
+                  </w:r>
+                </w:p>
+              </w:tc>
+              <w:tc>
+                <w:tcPr>
+                  <w:tcW w:type="dxa" w:w="1735"/>
+                  <w:tcMar>
+                    <w:top w:type="dxa" w:w="70"/>
+                    <w:left w:type="dxa" w:w="100"/>
+                    <w:bottom w:type="dxa" w:w="70"/>
+                    <w:right w:type="dxa" w:w="100"/>
+                  </w:tcMar>
+                  <w:vAlign w:val="center"/>
+                </w:tcPr>
+                <w:p>
+                  <w:pPr>
+                    <w:spacing w:after="0"/>
+                  </w:pPr>
+                  <w:r>
+                    <w:rPr>
+                      <w:sz w:val="18"/>
+                      <w:szCs w:val="18"/>
+                    </w:rPr>
+                    <w:t xml:space="preserve">Sí o no: desde 2020 algunos registros dicen un continente en vez de un país</w:t>
+                  </w:r>
+                </w:p>
+              </w:tc>
+              <w:tc>
+                <w:tcPr>
+                  <w:tcW w:type="dxa" w:w="1148"/>
+                  <w:tcMar>
+                    <w:top w:type="dxa" w:w="70"/>
+                    <w:left w:type="dxa" w:w="100"/>
+                    <w:bottom w:type="dxa" w:w="70"/>
+                    <w:right w:type="dxa" w:w="100"/>
+                  </w:tcMar>
+                  <w:vAlign w:val="center"/>
+                </w:tcPr>
+                <w:p>
+                  <w:pPr>
+                    <w:spacing w:after="0"/>
+                  </w:pPr>
+                  <w:r>
+                    <w:rPr>
+                      <w:sz w:val="18"/>
+                      <w:szCs w:val="18"/>
+                    </w:rPr>
+                    <w:t xml:space="preserve">3, con 13.028 casos sin dato</w:t>
+                  </w:r>
+                </w:p>
+              </w:tc>
+            </w:tr>
+            <w:tr>
+              <w:trPr>
+                <w:cantSplit/>
+                <w:tblHeader w:val="off"/>
+              </w:trPr>
+              <w:tc>
+                <w:tcPr>
+                  <w:tcW w:type="dxa" w:w="2299"/>
+                  <w:tcMar>
+                    <w:top w:type="dxa" w:w="70"/>
+                    <w:left w:type="dxa" w:w="100"/>
+                    <w:bottom w:type="dxa" w:w="70"/>
+                    <w:right w:type="dxa" w:w="100"/>
+                  </w:tcMar>
+                  <w:vAlign w:val="center"/>
+                </w:tcPr>
+                <w:p>
+                  <w:pPr>
+                    <w:spacing w:after="0"/>
+                  </w:pPr>
+                  <w:r>
+                    <w:rPr>
+                      <w:rFonts w:ascii="Consolas" w:cs="Consolas" w:eastAsia="Consolas" w:hAnsi="Consolas"/>
+                      <w:sz w:val="16"/>
+                      <w:szCs w:val="16"/>
+                      <w:shd w:fill="F2F2F2" w:color="auto" w:val="clear"/>
+                    </w:rPr>
+                    <w:t xml:space="preserve">HOSPITAL</w:t>
+                  </w:r>
+                </w:p>
+              </w:tc>
+              <w:tc>
+                <w:tcPr>
+                  <w:tcW w:type="dxa" w:w="1844"/>
+                  <w:tcMar>
+                    <w:top w:type="dxa" w:w="70"/>
+                    <w:left w:type="dxa" w:w="100"/>
+                    <w:bottom w:type="dxa" w:w="70"/>
+                    <w:right w:type="dxa" w:w="100"/>
+                  </w:tcMar>
+                  <w:vAlign w:val="center"/>
+                </w:tcPr>
+                <w:p>
+                  <w:pPr>
+                    <w:spacing w:after="0"/>
+                  </w:pPr>
+                  <w:r>
+                    <w:rPr>
+                      <w:sz w:val="18"/>
+                      <w:szCs w:val="18"/>
+                    </w:rPr>
+                    <w:t xml:space="preserve">Código del hospital del egreso</w:t>
+                  </w:r>
+                </w:p>
+              </w:tc>
+              <w:tc>
+                <w:tcPr>
+                  <w:tcW w:type="dxa" w:w="1735"/>
+                  <w:tcMar>
+                    <w:top w:type="dxa" w:w="70"/>
+                    <w:left w:type="dxa" w:w="100"/>
+                    <w:bottom w:type="dxa" w:w="70"/>
+                    <w:right w:type="dxa" w:w="100"/>
+                  </w:tcMar>
+                  <w:vAlign w:val="center"/>
+                </w:tcPr>
+                <w:p>
+                  <w:pPr>
+                    <w:spacing w:after="0"/>
+                  </w:pPr>
+                  <w:r>
+                    <w:rPr>
+                      <w:sz w:val="18"/>
+                      <w:szCs w:val="18"/>
+                    </w:rPr>
+                    <w:t xml:space="preserve">Tal cual</w:t>
+                  </w:r>
+                </w:p>
+              </w:tc>
+              <w:tc>
+                <w:tcPr>
+                  <w:tcW w:type="dxa" w:w="1148"/>
+                  <w:tcMar>
+                    <w:top w:type="dxa" w:w="70"/>
+                    <w:left w:type="dxa" w:w="100"/>
+                    <w:bottom w:type="dxa" w:w="70"/>
+                    <w:right w:type="dxa" w:w="100"/>
+                  </w:tcMar>
+                  <w:vAlign w:val="center"/>
+                </w:tcPr>
+                <w:p>
+                  <w:pPr>
+                    <w:spacing w:after="0"/>
+                  </w:pPr>
+                  <w:r>
+                    <w:rPr>
+                      <w:sz w:val="18"/>
+                      <w:szCs w:val="18"/>
+                    </w:rPr>
+                    <w:t xml:space="preserve">72</w:t>
+                  </w:r>
+                </w:p>
+              </w:tc>
+            </w:tr>
+          </w:tbl>
+          <w:p>
+            <w:pPr>
+              <w:spacing w:after="0"/>
+            </w:pPr>
+          </w:p>
+        </w:tc>
+      </w:tr>
+      <w:tr>
+        <w:trPr>
+          <w:cantSplit/>
+        </w:trPr>
+        <w:tc>
+          <w:tcPr>
+            <w:tcW w:type="dxa" w:w="1800"/>
+            <w:shd w:fill="F2F2F2" w:color="auto" w:val="clear"/>
+            <w:tcMar>
+              <w:top w:type="dxa" w:w="70"/>
+              <w:left w:type="dxa" w:w="100"/>
+              <w:bottom w:type="dxa" w:w="70"/>
+              <w:right w:type="dxa" w:w="100"/>
+            </w:tcMar>
+          </w:tcPr>
+          <w:p>
+            <w:pPr>
+              <w:keepNext/>
+              <w:spacing w:after="0"/>
+            </w:pPr>
+            <w:r>
+              <w:rPr>
+                <w:b/>
+                <w:bCs/>
+                <w:color w:val="404040"/>
+                <w:sz w:val="20"/>
+                <w:szCs w:val="20"/>
+              </w:rPr>
+              <w:t xml:space="preserve">Episodio o egreso</w:t>
+            </w:r>
+          </w:p>
+        </w:tc>
+        <w:tc>
+          <w:tcPr>
+            <w:tcW w:type="dxa" w:w="7226"/>
+            <w:tcMar>
+              <w:top w:type="dxa" w:w="70"/>
+              <w:left w:type="dxa" w:w="100"/>
+              <w:bottom w:type="dxa" w:w="70"/>
+              <w:right w:type="dxa" w:w="100"/>
+            </w:tcMar>
+          </w:tcPr>
+          <w:p>
+            <w:pPr>
+              <w:keepNext/>
+              <w:spacing w:after="0" w:before="0"/>
+            </w:pPr>
+            <w:r>
+              <w:rPr>
+                <w:sz w:val="20"/>
+                <w:szCs w:val="20"/>
+              </w:rPr>
+              <w:t xml:space="preserve">Lo que ocurre durante la hospitalización (la estadía de </w:t>
+            </w:r>
+            <w:hyperlink w:history="1" w:anchor="E_D46">
+              <w:r>
+                <w:rPr>
+                  <w:color w:val="0563C1"/>
+                  <w:sz w:val="20"/>
+                  <w:szCs w:val="20"/>
+                  <w:u w:val="single"/>
+                </w:rPr>
+                <w:t xml:space="preserve">D46</w:t>
+              </w:r>
+            </w:hyperlink>
+            <w:r>
+              <w:rPr>
+                <w:sz w:val="20"/>
+                <w:szCs w:val="20"/>
+              </w:rPr>
+              <w:t xml:space="preserve">, la intervención, el paso por UCI o UTI y el traslado) se mide en todo el episodio; lo demás, en el egreso del caso, igual que los códigos de </w:t>
+            </w:r>
+            <w:hyperlink w:history="1" w:anchor="E_D45">
+              <w:r>
+                <w:rPr>
+                  <w:color w:val="0563C1"/>
+                  <w:sz w:val="20"/>
+                  <w:szCs w:val="20"/>
+                  <w:u w:val="single"/>
+                </w:rPr>
+                <w:t xml:space="preserve">D45</w:t>
+              </w:r>
+            </w:hyperlink>
+            <w:r>
+              <w:rPr>
+                <w:sz w:val="20"/>
+                <w:szCs w:val="20"/>
+              </w:rPr>
+              <w:t xml:space="preserve"> y el índice de </w:t>
+            </w:r>
+            <w:hyperlink w:history="1" w:anchor="E_D48">
+              <w:r>
+                <w:rPr>
+                  <w:color w:val="0563C1"/>
+                  <w:sz w:val="20"/>
+                  <w:szCs w:val="20"/>
+                  <w:u w:val="single"/>
+                </w:rPr>
+                <w:t xml:space="preserve">D48</w:t>
+              </w:r>
+            </w:hyperlink>
+            <w:r>
+              <w:rPr>
+                <w:sz w:val="20"/>
+                <w:szCs w:val="20"/>
+              </w:rPr>
+              <w:t xml:space="preserve">. Los tramos del propio episodio no son hospitalizaciones previas (D42): describen la hospitalización actual.</w:t>
+            </w:r>
+          </w:p>
+        </w:tc>
+      </w:tr>
+      <w:tr>
+        <w:trPr>
+          <w:cantSplit/>
+        </w:trPr>
+        <w:tc>
+          <w:tcPr>
+            <w:tcW w:type="dxa" w:w="1800"/>
+            <w:shd w:fill="F2F2F2" w:color="auto" w:val="clear"/>
+            <w:tcMar>
+              <w:top w:type="dxa" w:w="70"/>
+              <w:left w:type="dxa" w:w="100"/>
+              <w:bottom w:type="dxa" w:w="70"/>
+              <w:right w:type="dxa" w:w="100"/>
+            </w:tcMar>
+          </w:tcPr>
+          <w:p>
+            <w:pPr>
+              <w:keepNext/>
+              <w:spacing w:after="0"/>
+            </w:pPr>
+            <w:r>
+              <w:rPr>
+                <w:b/>
+                <w:bCs/>
+                <w:color w:val="404040"/>
+                <w:sz w:val="20"/>
+                <w:szCs w:val="20"/>
+              </w:rPr>
+              <w:t xml:space="preserve">Reingreso a 30 días, solo descriptivo</w:t>
+            </w:r>
+          </w:p>
+        </w:tc>
+        <w:tc>
+          <w:tcPr>
+            <w:tcW w:type="dxa" w:w="7226"/>
+            <w:tcMar>
+              <w:top w:type="dxa" w:w="70"/>
+              <w:left w:type="dxa" w:w="100"/>
+              <w:bottom w:type="dxa" w:w="70"/>
+              <w:right w:type="dxa" w:w="100"/>
+            </w:tcMar>
+          </w:tcPr>
+          <w:p>
+            <w:pPr>
+              <w:keepNext/>
+              <w:spacing w:after="0" w:before="0"/>
+            </w:pPr>
+            <w:r>
+              <w:rPr>
+                <w:sz w:val="20"/>
+                <w:szCs w:val="20"/>
+              </w:rPr>
+              <w:t xml:space="preserve">Domicilio 5,57 % y fuga 20,09 %; severidad 1, 2 y 3: 3,89, 7,09 y 9,62 %; riesgo de mortalidad 1, 2 y 3: 4,16, 8,24 y 10,63 %; sin intervención 8,21 %; con UCI o UTI 8,05 % frente a 5,55 % (474.420 casos, 14,1 %); con traslado 8,82 % frente a 5,85 % (56.167 casos, 1,7 %).</w:t>
+            </w:r>
+          </w:p>
+        </w:tc>
+      </w:tr>
+      <w:tr>
+        <w:trPr>
+          <w:cantSplit/>
+        </w:trPr>
+        <w:tc>
+          <w:tcPr>
+            <w:tcW w:type="dxa" w:w="1800"/>
+            <w:shd w:fill="F2F2F2" w:color="auto" w:val="clear"/>
+            <w:tcMar>
+              <w:top w:type="dxa" w:w="70"/>
+              <w:left w:type="dxa" w:w="100"/>
+              <w:bottom w:type="dxa" w:w="70"/>
+              <w:right w:type="dxa" w:w="100"/>
+            </w:tcMar>
+          </w:tcPr>
+          <w:p>
+            <w:pPr>
+              <w:keepNext/>
+              <w:spacing w:after="0"/>
+            </w:pPr>
+            <w:r>
+              <w:rPr>
+                <w:b/>
+                <w:bCs/>
+                <w:color w:val="404040"/>
+                <w:sz w:val="20"/>
+                <w:szCs w:val="20"/>
+              </w:rPr>
+              <w:t xml:space="preserve">No son variables (no es un filtro)</w:t>
+            </w:r>
+          </w:p>
+        </w:tc>
+        <w:tc>
+          <w:tcPr>
+            <w:tcW w:type="dxa" w:w="7226"/>
+            <w:tcMar>
+              <w:top w:type="dxa" w:w="70"/>
+              <w:left w:type="dxa" w:w="100"/>
+              <w:bottom w:type="dxa" w:w="70"/>
+              <w:right w:type="dxa" w:w="100"/>
+            </w:tcMar>
+          </w:tcPr>
+          <w:p>
+            <w:pPr>
+              <w:keepNext/>
+              <w:spacing w:after="80" w:before="0"/>
+            </w:pPr>
+            <w:r>
+              <w:rPr>
+                <w:sz w:val="20"/>
+                <w:szCs w:val="20"/>
+              </w:rPr>
+              <w:t xml:space="preserve">Estas columnas no describen al paciente o su hospitalización, o ya entran en otra forma:</w:t>
+            </w:r>
+          </w:p>
+          <w:tbl>
+            <w:tblPr>
+              <w:tblW w:type="dxa" w:w="7026"/>
+              <w:tblBorders>
+                <w:top w:val="single" w:color="BFBFBF" w:sz="4"/>
+                <w:left w:val="single" w:color="BFBFBF" w:sz="4"/>
+                <w:bottom w:val="single" w:color="BFBFBF" w:sz="4"/>
+                <w:right w:val="single" w:color="BFBFBF" w:sz="4"/>
+                <w:insideH w:val="single" w:color="BFBFBF" w:sz="4"/>
+                <w:insideV w:val="single" w:color="BFBFBF" w:sz="4"/>
+              </w:tblBorders>
+              <w:tblLayout w:type="fixed"/>
+            </w:tblPr>
+            <w:tblGrid>
+              <w:gridCol w:w="3513"/>
+              <w:gridCol w:w="3513"/>
+            </w:tblGrid>
+            <w:tr>
+              <w:trPr>
+                <w:cantSplit/>
+                <w:tblHeader/>
+              </w:trPr>
+              <w:tc>
+                <w:tcPr>
+                  <w:tcW w:type="dxa" w:w="3513"/>
+                  <w:shd w:fill="D9E2F3" w:color="auto" w:val="clear"/>
+                  <w:tcMar>
+                    <w:top w:type="dxa" w:w="70"/>
+                    <w:left w:type="dxa" w:w="100"/>
+                    <w:bottom w:type="dxa" w:w="70"/>
+                    <w:right w:type="dxa" w:w="100"/>
+                  </w:tcMar>
+                  <w:vAlign w:val="center"/>
+                </w:tcPr>
+                <w:p>
+                  <w:pPr>
+                    <w:spacing w:after="0"/>
+                  </w:pPr>
+                  <w:r>
+                    <w:rPr>
+                      <w:b/>
+                      <w:bCs/>
+                      <w:sz w:val="18"/>
+                      <w:szCs w:val="18"/>
+                    </w:rPr>
+                    <w:t xml:space="preserve">Columnas</w:t>
+                  </w:r>
+                </w:p>
+              </w:tc>
+              <w:tc>
+                <w:tcPr>
+                  <w:tcW w:type="dxa" w:w="3513"/>
+                  <w:shd w:fill="D9E2F3" w:color="auto" w:val="clear"/>
+                  <w:tcMar>
+                    <w:top w:type="dxa" w:w="70"/>
+                    <w:left w:type="dxa" w:w="100"/>
+                    <w:bottom w:type="dxa" w:w="70"/>
+                    <w:right w:type="dxa" w:w="100"/>
+                  </w:tcMar>
+                  <w:vAlign w:val="center"/>
+                </w:tcPr>
+                <w:p>
+                  <w:pPr>
+                    <w:spacing w:after="0"/>
+                  </w:pPr>
+                  <w:r>
+                    <w:rPr>
+                      <w:b/>
+                      <w:bCs/>
+                      <w:sz w:val="18"/>
+                      <w:szCs w:val="18"/>
+                    </w:rPr>
+                    <w:t xml:space="preserve">Por qué no son variables</w:t>
+                  </w:r>
+                </w:p>
+              </w:tc>
+            </w:tr>
+            <w:tr>
+              <w:trPr>
+                <w:cantSplit/>
+                <w:tblHeader w:val="off"/>
+              </w:trPr>
+              <w:tc>
+                <w:tcPr>
+                  <w:tcW w:type="dxa" w:w="3513"/>
+                  <w:tcMar>
+                    <w:top w:type="dxa" w:w="70"/>
+                    <w:left w:type="dxa" w:w="100"/>
+                    <w:bottom w:type="dxa" w:w="70"/>
+                    <w:right w:type="dxa" w:w="100"/>
+                  </w:tcMar>
+                  <w:vAlign w:val="center"/>
+                </w:tcPr>
+                <w:p>
+                  <w:pPr>
+                    <w:spacing w:after="0"/>
+                  </w:pPr>
+                  <w:r>
+                    <w:rPr>
+                      <w:sz w:val="18"/>
+                      <w:szCs w:val="18"/>
+                    </w:rPr>
+                    <w:t xml:space="preserve">Identificadores y datos del archivo: </w:t>
+                  </w:r>
+                  <w:r>
+                    <w:rPr>
+                      <w:rFonts w:ascii="Consolas" w:cs="Consolas" w:eastAsia="Consolas" w:hAnsi="Consolas"/>
+                      <w:sz w:val="16"/>
+                      <w:szCs w:val="16"/>
+                      <w:shd w:fill="F2F2F2" w:color="auto" w:val="clear"/>
+                    </w:rPr>
+                    <w:t xml:space="preserve">ID_EGRESO</w:t>
+                  </w:r>
+                  <w:r>
+                    <w:rPr>
+                      <w:sz w:val="18"/>
+                      <w:szCs w:val="18"/>
+                    </w:rPr>
+                    <w:t xml:space="preserve">, </w:t>
+                  </w:r>
+                  <w:r>
+                    <w:rPr>
+                      <w:rFonts w:ascii="Consolas" w:cs="Consolas" w:eastAsia="Consolas" w:hAnsi="Consolas"/>
+                      <w:sz w:val="16"/>
+                      <w:szCs w:val="16"/>
+                      <w:shd w:fill="F2F2F2" w:color="auto" w:val="clear"/>
+                    </w:rPr>
+                    <w:t xml:space="preserve">ID_PACIENTE</w:t>
+                  </w:r>
+                  <w:r>
+                    <w:rPr>
+                      <w:sz w:val="18"/>
+                      <w:szCs w:val="18"/>
+                    </w:rPr>
+                    <w:t xml:space="preserve">, </w:t>
+                  </w:r>
+                  <w:r>
+                    <w:rPr>
+                      <w:rFonts w:ascii="Consolas" w:cs="Consolas" w:eastAsia="Consolas" w:hAnsi="Consolas"/>
+                      <w:sz w:val="16"/>
+                      <w:szCs w:val="16"/>
+                      <w:shd w:fill="F2F2F2" w:color="auto" w:val="clear"/>
+                    </w:rPr>
+                    <w:t xml:space="preserve">ID_PERSONA</w:t>
+                  </w:r>
+                  <w:r>
+                    <w:rPr>
+                      <w:sz w:val="18"/>
+                      <w:szCs w:val="18"/>
+                    </w:rPr>
+                    <w:t xml:space="preserve">, </w:t>
+                  </w:r>
+                  <w:r>
+                    <w:rPr>
+                      <w:rFonts w:ascii="Consolas" w:cs="Consolas" w:eastAsia="Consolas" w:hAnsi="Consolas"/>
+                      <w:sz w:val="16"/>
+                      <w:szCs w:val="16"/>
+                      <w:shd w:fill="F2F2F2" w:color="auto" w:val="clear"/>
+                    </w:rPr>
+                    <w:t xml:space="preserve">ID_EPISODIO</w:t>
+                  </w:r>
+                  <w:r>
+                    <w:rPr>
+                      <w:sz w:val="18"/>
+                      <w:szCs w:val="18"/>
+                    </w:rPr>
+                    <w:t xml:space="preserve">, los médicos encriptados, el año, </w:t>
+                  </w:r>
+                  <w:r>
+                    <w:rPr>
+                      <w:rFonts w:ascii="Consolas" w:cs="Consolas" w:eastAsia="Consolas" w:hAnsi="Consolas"/>
+                      <w:sz w:val="16"/>
+                      <w:szCs w:val="16"/>
+                      <w:shd w:fill="F2F2F2" w:color="auto" w:val="clear"/>
+                    </w:rPr>
+                    <w:t xml:space="preserve">BLOQUE_ID</w:t>
+                  </w:r>
+                  <w:r>
+                    <w:rPr>
+                      <w:sz w:val="18"/>
+                      <w:szCs w:val="18"/>
+                    </w:rPr>
+                    <w:t xml:space="preserve"> y el origen del registro</w:t>
+                  </w:r>
+                </w:p>
+              </w:tc>
+              <w:tc>
+                <w:tcPr>
+                  <w:tcW w:type="dxa" w:w="3513"/>
+                  <w:tcMar>
+                    <w:top w:type="dxa" w:w="70"/>
+                    <w:left w:type="dxa" w:w="100"/>
+                    <w:bottom w:type="dxa" w:w="70"/>
+                    <w:right w:type="dxa" w:w="100"/>
+                  </w:tcMar>
+                  <w:vAlign w:val="center"/>
+                </w:tcPr>
+                <w:p>
+                  <w:pPr>
+                    <w:spacing w:after="0"/>
+                  </w:pPr>
+                  <w:r>
+                    <w:rPr>
+                      <w:sz w:val="18"/>
+                      <w:szCs w:val="18"/>
+                    </w:rPr>
+                    <w:t xml:space="preserve">No describen la salud del paciente; con el año, la validación temporal evaluaría años que el modelo nunca vio</w:t>
+                  </w:r>
+                </w:p>
+              </w:tc>
+            </w:tr>
+            <w:tr>
+              <w:trPr>
+                <w:cantSplit/>
+                <w:tblHeader w:val="off"/>
+              </w:trPr>
+              <w:tc>
+                <w:tcPr>
+                  <w:tcW w:type="dxa" w:w="3513"/>
+                  <w:tcMar>
+                    <w:top w:type="dxa" w:w="70"/>
+                    <w:left w:type="dxa" w:w="100"/>
+                    <w:bottom w:type="dxa" w:w="70"/>
+                    <w:right w:type="dxa" w:w="100"/>
+                  </w:tcMar>
+                  <w:vAlign w:val="center"/>
+                </w:tcPr>
+                <w:p>
+                  <w:pPr>
+                    <w:spacing w:after="0"/>
+                  </w:pPr>
+                  <w:r>
+                    <w:rPr>
+                      <w:sz w:val="18"/>
+                      <w:szCs w:val="18"/>
+                    </w:rPr>
+                    <w:t xml:space="preserve">La respuesta: las cuatro </w:t>
+                  </w:r>
+                  <w:r>
+                    <w:rPr>
+                      <w:rFonts w:ascii="Consolas" w:cs="Consolas" w:eastAsia="Consolas" w:hAnsi="Consolas"/>
+                      <w:sz w:val="16"/>
+                      <w:szCs w:val="16"/>
+                      <w:shd w:fill="F2F2F2" w:color="auto" w:val="clear"/>
+                    </w:rPr>
+                    <w:t xml:space="preserve">REING_*</w:t>
+                  </w:r>
+                  <w:r>
+                    <w:rPr>
+                      <w:sz w:val="18"/>
+                      <w:szCs w:val="18"/>
+                    </w:rPr>
+                    <w:t xml:space="preserve">, </w:t>
+                  </w:r>
+                  <w:r>
+                    <w:rPr>
+                      <w:rFonts w:ascii="Consolas" w:cs="Consolas" w:eastAsia="Consolas" w:hAnsi="Consolas"/>
+                      <w:sz w:val="16"/>
+                      <w:szCs w:val="16"/>
+                      <w:shd w:fill="F2F2F2" w:color="auto" w:val="clear"/>
+                    </w:rPr>
+                    <w:t xml:space="preserve">DIAS_REING</w:t>
+                  </w:r>
+                  <w:r>
+                    <w:rPr>
+                      <w:sz w:val="18"/>
+                      <w:szCs w:val="18"/>
+                    </w:rPr>
+                    <w:t xml:space="preserve"> e </w:t>
+                  </w:r>
+                  <w:r>
+                    <w:rPr>
+                      <w:rFonts w:ascii="Consolas" w:cs="Consolas" w:eastAsia="Consolas" w:hAnsi="Consolas"/>
+                      <w:sz w:val="16"/>
+                      <w:szCs w:val="16"/>
+                      <w:shd w:fill="F2F2F2" w:color="auto" w:val="clear"/>
+                    </w:rPr>
+                    <w:t xml:space="preserve">ID_EGRESO_REING</w:t>
+                  </w:r>
+                </w:p>
+              </w:tc>
+              <w:tc>
+                <w:tcPr>
+                  <w:tcW w:type="dxa" w:w="3513"/>
+                  <w:tcMar>
+                    <w:top w:type="dxa" w:w="70"/>
+                    <w:left w:type="dxa" w:w="100"/>
+                    <w:bottom w:type="dxa" w:w="70"/>
+                    <w:right w:type="dxa" w:w="100"/>
+                  </w:tcMar>
+                  <w:vAlign w:val="center"/>
+                </w:tcPr>
+                <w:p>
+                  <w:pPr>
+                    <w:spacing w:after="0"/>
+                  </w:pPr>
+                  <w:r>
+                    <w:rPr>
+                      <w:sz w:val="18"/>
+                      <w:szCs w:val="18"/>
+                    </w:rPr>
+                    <w:t xml:space="preserve">Es lo que se quiere predecir</w:t>
+                  </w:r>
+                </w:p>
+              </w:tc>
+            </w:tr>
+            <w:tr>
+              <w:trPr>
+                <w:cantSplit/>
+                <w:tblHeader w:val="off"/>
+              </w:trPr>
+              <w:tc>
+                <w:tcPr>
+                  <w:tcW w:type="dxa" w:w="3513"/>
+                  <w:tcMar>
+                    <w:top w:type="dxa" w:w="70"/>
+                    <w:left w:type="dxa" w:w="100"/>
+                    <w:bottom w:type="dxa" w:w="70"/>
+                    <w:right w:type="dxa" w:w="100"/>
+                  </w:tcMar>
+                  <w:vAlign w:val="center"/>
+                </w:tcPr>
+                <w:p>
+                  <w:pPr>
+                    <w:spacing w:after="0"/>
+                  </w:pPr>
+                  <w:r>
+                    <w:rPr>
+                      <w:sz w:val="18"/>
+                      <w:szCs w:val="18"/>
+                    </w:rPr>
+                    <w:t xml:space="preserve">Las marcas de la depuración: los criterios </w:t>
+                  </w:r>
+                  <w:r>
+                    <w:rPr>
+                      <w:rFonts w:ascii="Consolas" w:cs="Consolas" w:eastAsia="Consolas" w:hAnsi="Consolas"/>
+                      <w:sz w:val="16"/>
+                      <w:szCs w:val="16"/>
+                      <w:shd w:fill="F2F2F2" w:color="auto" w:val="clear"/>
+                    </w:rPr>
+                    <w:t xml:space="preserve">EXC_*</w:t>
+                  </w:r>
+                  <w:r>
+                    <w:rPr>
+                      <w:sz w:val="18"/>
+                      <w:szCs w:val="18"/>
+                    </w:rPr>
+                    <w:t xml:space="preserve">, </w:t>
+                  </w:r>
+                  <w:r>
+                    <w:rPr>
+                      <w:rFonts w:ascii="Consolas" w:cs="Consolas" w:eastAsia="Consolas" w:hAnsi="Consolas"/>
+                      <w:sz w:val="16"/>
+                      <w:szCs w:val="16"/>
+                      <w:shd w:fill="F2F2F2" w:color="auto" w:val="clear"/>
+                    </w:rPr>
+                    <w:t xml:space="preserve">MOTIVO_EXCLUSION</w:t>
+                  </w:r>
+                  <w:r>
+                    <w:rPr>
+                      <w:sz w:val="18"/>
+                      <w:szCs w:val="18"/>
+                    </w:rPr>
+                    <w:t xml:space="preserve">, </w:t>
+                  </w:r>
+                  <w:r>
+                    <w:rPr>
+                      <w:rFonts w:ascii="Consolas" w:cs="Consolas" w:eastAsia="Consolas" w:hAnsi="Consolas"/>
+                      <w:sz w:val="16"/>
+                      <w:szCs w:val="16"/>
+                      <w:shd w:fill="F2F2F2" w:color="auto" w:val="clear"/>
+                    </w:rPr>
+                    <w:t xml:space="preserve">ES_CASO_ESTUDIO</w:t>
+                  </w:r>
+                  <w:r>
+                    <w:rPr>
+                      <w:sz w:val="18"/>
+                      <w:szCs w:val="18"/>
+                    </w:rPr>
+                    <w:t xml:space="preserve">, </w:t>
+                  </w:r>
+                  <w:r>
+                    <w:rPr>
+                      <w:rFonts w:ascii="Consolas" w:cs="Consolas" w:eastAsia="Consolas" w:hAnsi="Consolas"/>
+                      <w:sz w:val="16"/>
+                      <w:szCs w:val="16"/>
+                      <w:shd w:fill="F2F2F2" w:color="auto" w:val="clear"/>
+                    </w:rPr>
+                    <w:t xml:space="preserve">PUEDE_SER_REINGRESO</w:t>
+                  </w:r>
+                  <w:r>
+                    <w:rPr>
+                      <w:sz w:val="18"/>
+                      <w:szCs w:val="18"/>
+                    </w:rPr>
+                    <w:t xml:space="preserve">, </w:t>
+                  </w:r>
+                  <w:r>
+                    <w:rPr>
+                      <w:rFonts w:ascii="Consolas" w:cs="Consolas" w:eastAsia="Consolas" w:hAnsi="Consolas"/>
+                      <w:sz w:val="16"/>
+                      <w:szCs w:val="16"/>
+                      <w:shd w:fill="F2F2F2" w:color="auto" w:val="clear"/>
+                    </w:rPr>
+                    <w:t xml:space="preserve">IDENTIDAD_AMBIGUA</w:t>
+                  </w:r>
+                  <w:r>
+                    <w:rPr>
+                      <w:sz w:val="18"/>
+                      <w:szCs w:val="18"/>
+                    </w:rPr>
+                    <w:t xml:space="preserve"> y las marcas del episodio</w:t>
+                  </w:r>
+                </w:p>
+              </w:tc>
+              <w:tc>
+                <w:tcPr>
+                  <w:tcW w:type="dxa" w:w="3513"/>
+                  <w:tcMar>
+                    <w:top w:type="dxa" w:w="70"/>
+                    <w:left w:type="dxa" w:w="100"/>
+                    <w:bottom w:type="dxa" w:w="70"/>
+                    <w:right w:type="dxa" w:w="100"/>
+                  </w:tcMar>
+                  <w:vAlign w:val="center"/>
+                </w:tcPr>
+                <w:p>
+                  <w:pPr>
+                    <w:spacing w:after="0"/>
+                  </w:pPr>
+                  <w:r>
+                    <w:rPr>
+                      <w:sz w:val="18"/>
+                      <w:szCs w:val="18"/>
+                    </w:rPr>
+                    <w:t xml:space="preserve">Describen cómo se armó la base; en los casos de estudio valen lo mismo para todos o repiten otra variable (</w:t>
+                  </w:r>
+                  <w:r>
+                    <w:rPr>
+                      <w:rFonts w:ascii="Consolas" w:cs="Consolas" w:eastAsia="Consolas" w:hAnsi="Consolas"/>
+                      <w:sz w:val="16"/>
+                      <w:szCs w:val="16"/>
+                      <w:shd w:fill="F2F2F2" w:color="auto" w:val="clear"/>
+                    </w:rPr>
+                    <w:t xml:space="preserve">EXC_ALTA_VOLUNTARIA_FUGA</w:t>
+                  </w:r>
+                  <w:r>
+                    <w:rPr>
+                      <w:sz w:val="18"/>
+                      <w:szCs w:val="18"/>
+                    </w:rPr>
+                    <w:t xml:space="preserve"> marca los mismos 55.435 casos de alta voluntaria y fuga del tipo de alta)</w:t>
+                  </w:r>
+                </w:p>
+              </w:tc>
+            </w:tr>
+            <w:tr>
+              <w:trPr>
+                <w:cantSplit/>
+                <w:tblHeader w:val="off"/>
+              </w:trPr>
+              <w:tc>
+                <w:tcPr>
+                  <w:tcW w:type="dxa" w:w="3513"/>
+                  <w:tcMar>
+                    <w:top w:type="dxa" w:w="70"/>
+                    <w:left w:type="dxa" w:w="100"/>
+                    <w:bottom w:type="dxa" w:w="70"/>
+                    <w:right w:type="dxa" w:w="100"/>
+                  </w:tcMar>
+                  <w:vAlign w:val="center"/>
+                </w:tcPr>
+                <w:p>
+                  <w:pPr>
+                    <w:spacing w:after="0"/>
+                  </w:pPr>
+                  <w:r>
+                    <w:rPr>
+                      <w:sz w:val="18"/>
+                      <w:szCs w:val="18"/>
+                    </w:rPr>
+                    <w:t xml:space="preserve">Las fechas, los diagnósticos y los procedimientos, la provincia, la comuna, el servicio de salud, el código GRD y los servicios de traslado interno</w:t>
+                  </w:r>
+                </w:p>
+              </w:tc>
+              <w:tc>
+                <w:tcPr>
+                  <w:tcW w:type="dxa" w:w="3513"/>
+                  <w:tcMar>
+                    <w:top w:type="dxa" w:w="70"/>
+                    <w:left w:type="dxa" w:w="100"/>
+                    <w:bottom w:type="dxa" w:w="70"/>
+                    <w:right w:type="dxa" w:w="100"/>
+                  </w:tcMar>
+                  <w:vAlign w:val="center"/>
+                </w:tcPr>
+                <w:p>
+                  <w:pPr>
+                    <w:spacing w:after="0"/>
+                  </w:pPr>
+                  <w:r>
+                    <w:rPr>
+                      <w:sz w:val="18"/>
+                      <w:szCs w:val="18"/>
+                    </w:rPr>
+                    <w:t xml:space="preserve">Son la materia prima de otras variables: la edad, la estadía y la historia; los códigos de </w:t>
+                  </w:r>
+                  <w:hyperlink w:history="1" w:anchor="E_D45">
+                    <w:r>
+                      <w:rPr>
+                        <w:color w:val="0563C1"/>
+                        <w:sz w:val="18"/>
+                        <w:szCs w:val="18"/>
+                        <w:u w:val="single"/>
+                      </w:rPr>
+                      <w:t xml:space="preserve">D45</w:t>
+                    </w:r>
+                  </w:hyperlink>
+                  <w:r>
+                    <w:rPr>
+                      <w:sz w:val="18"/>
+                      <w:szCs w:val="18"/>
+                    </w:rPr>
+                    <w:t xml:space="preserve">, los conteos y el índice; la región (la comuna y el servicio de salud son la misma información en otro tamaño, y la propuesta eligió la región); la CDM, el peso y la severidad; el paso por UCI o UTI</w:t>
+                  </w:r>
+                </w:p>
+              </w:tc>
+            </w:tr>
+            <w:tr>
+              <w:trPr>
+                <w:cantSplit/>
+                <w:tblHeader w:val="off"/>
+              </w:trPr>
+              <w:tc>
+                <w:tcPr>
+                  <w:tcW w:type="dxa" w:w="3513"/>
+                  <w:tcMar>
+                    <w:top w:type="dxa" w:w="70"/>
+                    <w:left w:type="dxa" w:w="100"/>
+                    <w:bottom w:type="dxa" w:w="70"/>
+                    <w:right w:type="dxa" w:w="100"/>
+                  </w:tcMar>
+                  <w:vAlign w:val="center"/>
+                </w:tcPr>
+                <w:p>
+                  <w:pPr>
+                    <w:spacing w:after="0"/>
+                  </w:pPr>
+                  <w:r>
+                    <w:rPr>
+                      <w:rFonts w:ascii="Consolas" w:cs="Consolas" w:eastAsia="Consolas" w:hAnsi="Consolas"/>
+                      <w:sz w:val="16"/>
+                      <w:szCs w:val="16"/>
+                      <w:shd w:fill="F2F2F2" w:color="auto" w:val="clear"/>
+                    </w:rPr>
+                    <w:t xml:space="preserve">USOSPABELLON</w:t>
+                  </w:r>
+                  <w:r>
+                    <w:rPr>
+                      <w:sz w:val="18"/>
+                      <w:szCs w:val="18"/>
+                    </w:rPr>
+                    <w:t xml:space="preserve">, </w:t>
+                  </w:r>
+                  <w:r>
+                    <w:rPr>
+                      <w:rFonts w:ascii="Consolas" w:cs="Consolas" w:eastAsia="Consolas" w:hAnsi="Consolas"/>
+                      <w:sz w:val="16"/>
+                      <w:szCs w:val="16"/>
+                      <w:shd w:fill="F2F2F2" w:color="auto" w:val="clear"/>
+                    </w:rPr>
+                    <w:t xml:space="preserve">FECHAINTERV1</w:t>
+                  </w:r>
+                  <w:r>
+                    <w:rPr>
+                      <w:sz w:val="18"/>
+                      <w:szCs w:val="18"/>
+                    </w:rPr>
+                    <w:t xml:space="preserve">, </w:t>
+                  </w:r>
+                  <w:r>
+                    <w:rPr>
+                      <w:rFonts w:ascii="Consolas" w:cs="Consolas" w:eastAsia="Consolas" w:hAnsi="Consolas"/>
+                      <w:sz w:val="16"/>
+                      <w:szCs w:val="16"/>
+                      <w:shd w:fill="F2F2F2" w:color="auto" w:val="clear"/>
+                    </w:rPr>
+                    <w:t xml:space="preserve">HOSPPROCEDENCIA</w:t>
+                  </w:r>
+                  <w:r>
+                    <w:rPr>
+                      <w:sz w:val="18"/>
+                      <w:szCs w:val="18"/>
+                    </w:rPr>
+                    <w:t xml:space="preserve"> y la condición y el «estado» del recién nacido</w:t>
+                  </w:r>
+                </w:p>
+              </w:tc>
+              <w:tc>
+                <w:tcPr>
+                  <w:tcW w:type="dxa" w:w="3513"/>
+                  <w:tcMar>
+                    <w:top w:type="dxa" w:w="70"/>
+                    <w:left w:type="dxa" w:w="100"/>
+                    <w:bottom w:type="dxa" w:w="70"/>
+                    <w:right w:type="dxa" w:w="100"/>
+                  </w:tcMar>
+                  <w:vAlign w:val="center"/>
+                </w:tcPr>
+                <w:p>
+                  <w:pPr>
+                    <w:spacing w:after="0"/>
+                  </w:pPr>
+                  <w:r>
+                    <w:rPr>
+                      <w:sz w:val="18"/>
+                      <w:szCs w:val="18"/>
+                    </w:rPr>
+                    <w:t xml:space="preserve">No se registran igual todos los años: el tipo de pabellón no tiene datos en 2020; la fecha de intervención está en el 50,6 % de los casos de 2019 y en el 38,5 % de los de 2024; el hospital de procedencia tiene 518 nombres sin unificar; la condición del recién nacido solo existe en 2019 y su «estado» no tiene un significado documentado</w:t>
+                  </w:r>
+                </w:p>
+              </w:tc>
+            </w:tr>
+            <w:tr>
+              <w:trPr>
+                <w:cantSplit/>
+                <w:tblHeader w:val="off"/>
+              </w:trPr>
+              <w:tc>
+                <w:tcPr>
+                  <w:tcW w:type="dxa" w:w="3513"/>
+                  <w:tcMar>
+                    <w:top w:type="dxa" w:w="70"/>
+                    <w:left w:type="dxa" w:w="100"/>
+                    <w:bottom w:type="dxa" w:w="70"/>
+                    <w:right w:type="dxa" w:w="100"/>
+                  </w:tcMar>
+                  <w:vAlign w:val="center"/>
+                </w:tcPr>
+                <w:p>
+                  <w:pPr>
+                    <w:spacing w:after="0"/>
+                  </w:pPr>
+                  <w:r>
+                    <w:rPr>
+                      <w:rFonts w:ascii="Consolas" w:cs="Consolas" w:eastAsia="Consolas" w:hAnsi="Consolas"/>
+                      <w:sz w:val="16"/>
+                      <w:szCs w:val="16"/>
+                      <w:shd w:fill="F2F2F2" w:color="auto" w:val="clear"/>
+                    </w:rPr>
+                    <w:t xml:space="preserve">TIPO_ACTIVIDAD</w:t>
+                  </w:r>
+                  <w:r>
+                    <w:rPr>
+                      <w:sz w:val="18"/>
+                      <w:szCs w:val="18"/>
+                    </w:rPr>
+                    <w:t xml:space="preserve"> y el peso y el sexo del recién nacido</w:t>
+                  </w:r>
+                </w:p>
+              </w:tc>
+              <w:tc>
+                <w:tcPr>
+                  <w:tcW w:type="dxa" w:w="3513"/>
+                  <w:tcMar>
+                    <w:top w:type="dxa" w:w="70"/>
+                    <w:left w:type="dxa" w:w="100"/>
+                    <w:bottom w:type="dxa" w:w="70"/>
+                    <w:right w:type="dxa" w:w="100"/>
+                  </w:tcMar>
+                  <w:vAlign w:val="center"/>
+                </w:tcPr>
+                <w:p>
+                  <w:pPr>
+                    <w:spacing w:after="0"/>
+                  </w:pPr>
+                  <w:r>
+                    <w:rPr>
+                      <w:sz w:val="18"/>
+                      <w:szCs w:val="18"/>
+                    </w:rPr>
+                    <w:t xml:space="preserve">El tipo de actividad vale lo mismo en todos los casos de estudio (hospitalización); el peso y el sexo del recién nacido están completos en los partos, pero describen al bebé, no a la paciente del caso</w:t>
+                  </w:r>
+                </w:p>
+              </w:tc>
+            </w:tr>
+          </w:tbl>
+          <w:p>
+            <w:pPr>
+              <w:spacing w:after="0"/>
+            </w:pPr>
+          </w:p>
+        </w:tc>
+      </w:tr>
+      <w:tr>
+        <w:trPr>
+          <w:cantSplit/>
+        </w:trPr>
+        <w:tc>
+          <w:tcPr>
+            <w:tcW w:type="dxa" w:w="1800"/>
+            <w:shd w:fill="F2F2F2" w:color="auto" w:val="clear"/>
+            <w:tcMar>
+              <w:top w:type="dxa" w:w="70"/>
+              <w:left w:type="dxa" w:w="100"/>
+              <w:bottom w:type="dxa" w:w="70"/>
+              <w:right w:type="dxa" w:w="100"/>
+            </w:tcMar>
+          </w:tcPr>
+          <w:p>
+            <w:pPr>
+              <w:keepNext/>
+              <w:spacing w:after="0"/>
+            </w:pPr>
+            <w:r>
+              <w:rPr>
+                <w:b/>
+                <w:bCs/>
+                <w:color w:val="404040"/>
+                <w:sz w:val="20"/>
+                <w:szCs w:val="20"/>
+              </w:rPr>
+              <w:t xml:space="preserve">Antecedente</w:t>
+            </w:r>
+          </w:p>
+        </w:tc>
+        <w:tc>
+          <w:tcPr>
+            <w:tcW w:type="dxa" w:w="7226"/>
+            <w:tcMar>
+              <w:top w:type="dxa" w:w="70"/>
+              <w:left w:type="dxa" w:w="100"/>
+              <w:bottom w:type="dxa" w:w="70"/>
+              <w:right w:type="dxa" w:w="100"/>
+            </w:tcMar>
+          </w:tcPr>
+          <w:p>
+            <w:pPr>
+              <w:keepNext/>
+              <w:spacing w:after="0" w:before="0"/>
+            </w:pPr>
+            <w:r>
+              <w:rPr>
+                <w:sz w:val="20"/>
+                <w:szCs w:val="20"/>
+              </w:rPr>
+              <w:t xml:space="preserve">La primera propuesta, del 28 de octubre de 2026, dejaba fuera el servicio de alta y el de ingreso, el pueblo originario y la nacionalidad extranjera, con razones de interpretación y, en el pueblo originario, por su poca relación con el reingreso. La persona a cargo observó que en la propuesta las columnas del CMBD no pasan por ningún filtro («por lo que entiendo las variables del cmbd pasan todas, exceptuando procedimientos y diagnosticos») y se corrigió. Esas razones quedan como limitaciones.</w:t>
+            </w:r>
+          </w:p>
+        </w:tc>
+      </w:tr>
+      <w:tr>
+        <w:trPr>
+          <w:cantSplit/>
+        </w:trPr>
+        <w:tc>
+          <w:tcPr>
+            <w:tcW w:type="dxa" w:w="1800"/>
+            <w:shd w:fill="F2F2F2" w:color="auto" w:val="clear"/>
+            <w:tcMar>
+              <w:top w:type="dxa" w:w="70"/>
+              <w:left w:type="dxa" w:w="100"/>
+              <w:bottom w:type="dxa" w:w="70"/>
+              <w:right w:type="dxa" w:w="100"/>
+            </w:tcMar>
+          </w:tcPr>
+          <w:p>
+            <w:pPr>
+              <w:keepNext/>
+              <w:spacing w:after="0"/>
+            </w:pPr>
+            <w:r>
+              <w:rPr>
+                <w:b/>
+                <w:bCs/>
+                <w:color w:val="404040"/>
+                <w:sz w:val="20"/>
+                <w:szCs w:val="20"/>
+              </w:rPr>
+              <w:t xml:space="preserve">Limitaciones para interpretar los resultados</w:t>
+            </w:r>
+          </w:p>
+        </w:tc>
+        <w:tc>
+          <w:tcPr>
+            <w:tcW w:type="dxa" w:w="7226"/>
+            <w:tcMar>
+              <w:top w:type="dxa" w:w="70"/>
+              <w:left w:type="dxa" w:w="100"/>
+              <w:bottom w:type="dxa" w:w="70"/>
+              <w:right w:type="dxa" w:w="100"/>
+            </w:tcMar>
+          </w:tcPr>
+          <w:tbl>
+            <w:tblPr>
+              <w:tblW w:type="dxa" w:w="7026"/>
+              <w:tblBorders>
+                <w:top w:val="single" w:color="BFBFBF" w:sz="4"/>
+                <w:left w:val="single" w:color="BFBFBF" w:sz="4"/>
+                <w:bottom w:val="single" w:color="BFBFBF" w:sz="4"/>
+                <w:right w:val="single" w:color="BFBFBF" w:sz="4"/>
+                <w:insideH w:val="single" w:color="BFBFBF" w:sz="4"/>
+                <w:insideV w:val="single" w:color="BFBFBF" w:sz="4"/>
+              </w:tblBorders>
+              <w:tblLayout w:type="fixed"/>
+            </w:tblPr>
+            <w:tblGrid>
+              <w:gridCol w:w="2393"/>
+              <w:gridCol w:w="4633"/>
+            </w:tblGrid>
+            <w:tr>
+              <w:trPr>
+                <w:cantSplit/>
+                <w:tblHeader/>
+              </w:trPr>
+              <w:tc>
+                <w:tcPr>
+                  <w:tcW w:type="dxa" w:w="2393"/>
+                  <w:shd w:fill="D9E2F3" w:color="auto" w:val="clear"/>
+                  <w:tcMar>
+                    <w:top w:type="dxa" w:w="70"/>
+                    <w:left w:type="dxa" w:w="100"/>
+                    <w:bottom w:type="dxa" w:w="70"/>
+                    <w:right w:type="dxa" w:w="100"/>
+                  </w:tcMar>
+                  <w:vAlign w:val="center"/>
+                </w:tcPr>
+                <w:p>
+                  <w:pPr>
+                    <w:spacing w:after="0"/>
+                  </w:pPr>
+                  <w:r>
+                    <w:rPr>
+                      <w:b/>
+                      <w:bCs/>
+                      <w:sz w:val="18"/>
+                      <w:szCs w:val="18"/>
+                    </w:rPr>
+                    <w:t xml:space="preserve">Tema</w:t>
+                  </w:r>
+                </w:p>
+              </w:tc>
+              <w:tc>
+                <w:tcPr>
+                  <w:tcW w:type="dxa" w:w="4633"/>
+                  <w:shd w:fill="D9E2F3" w:color="auto" w:val="clear"/>
+                  <w:tcMar>
+                    <w:top w:type="dxa" w:w="70"/>
+                    <w:left w:type="dxa" w:w="100"/>
+                    <w:bottom w:type="dxa" w:w="70"/>
+                    <w:right w:type="dxa" w:w="100"/>
+                  </w:tcMar>
+                  <w:vAlign w:val="center"/>
+                </w:tcPr>
+                <w:p>
+                  <w:pPr>
+                    <w:spacing w:after="0"/>
+                  </w:pPr>
+                  <w:r>
+                    <w:rPr>
+                      <w:b/>
+                      <w:bCs/>
+                      <w:sz w:val="18"/>
+                      <w:szCs w:val="18"/>
+                    </w:rPr>
+                    <w:t xml:space="preserve">Limitación</w:t>
+                  </w:r>
+                </w:p>
+              </w:tc>
+            </w:tr>
+            <w:tr>
+              <w:trPr>
+                <w:cantSplit/>
+                <w:tblHeader w:val="off"/>
+              </w:trPr>
+              <w:tc>
+                <w:tcPr>
+                  <w:tcW w:type="dxa" w:w="2393"/>
+                  <w:tcMar>
+                    <w:top w:type="dxa" w:w="70"/>
+                    <w:left w:type="dxa" w:w="100"/>
+                    <w:bottom w:type="dxa" w:w="70"/>
+                    <w:right w:type="dxa" w:w="100"/>
+                  </w:tcMar>
+                  <w:vAlign w:val="center"/>
+                </w:tcPr>
+                <w:p>
+                  <w:pPr>
+                    <w:spacing w:after="0"/>
+                  </w:pPr>
+                  <w:r>
+                    <w:rPr>
+                      <w:sz w:val="18"/>
+                      <w:szCs w:val="18"/>
+                    </w:rPr>
+                    <w:t xml:space="preserve">Servicios de ingreso y de alta</w:t>
+                  </w:r>
+                </w:p>
+              </w:tc>
+              <w:tc>
+                <w:tcPr>
+                  <w:tcW w:type="dxa" w:w="4633"/>
+                  <w:tcMar>
+                    <w:top w:type="dxa" w:w="70"/>
+                    <w:left w:type="dxa" w:w="100"/>
+                    <w:bottom w:type="dxa" w:w="70"/>
+                    <w:right w:type="dxa" w:w="100"/>
+                  </w:tcMar>
+                  <w:vAlign w:val="center"/>
+                </w:tcPr>
+                <w:p>
+                  <w:pPr>
+                    <w:spacing w:after="0"/>
+                  </w:pPr>
+                  <w:r>
+                    <w:rPr>
+                      <w:sz w:val="18"/>
+                      <w:szCs w:val="18"/>
+                    </w:rPr>
+                    <w:t xml:space="preserve">Los nombres dependen de cómo organiza sus camas cada hospital: «ÁREA MÉDICO-QUIRÚRGICO CUIDADOS MEDIOS», que usan 27 hospitales, mezcla 29.612 casos de cirugía general, 25.384 de medicina interna y 13.623 de traumatología, y 26 de los 90 servicios de alta se usan en 3 hospitales o menos</w:t>
+                  </w:r>
+                </w:p>
+              </w:tc>
+            </w:tr>
+            <w:tr>
+              <w:trPr>
+                <w:cantSplit/>
+                <w:tblHeader w:val="off"/>
+              </w:trPr>
+              <w:tc>
+                <w:tcPr>
+                  <w:tcW w:type="dxa" w:w="2393"/>
+                  <w:tcMar>
+                    <w:top w:type="dxa" w:w="70"/>
+                    <w:left w:type="dxa" w:w="100"/>
+                    <w:bottom w:type="dxa" w:w="70"/>
+                    <w:right w:type="dxa" w:w="100"/>
+                  </w:tcMar>
+                  <w:vAlign w:val="center"/>
+                </w:tcPr>
+                <w:p>
+                  <w:pPr>
+                    <w:spacing w:after="0"/>
+                  </w:pPr>
+                  <w:r>
+                    <w:rPr>
+                      <w:sz w:val="18"/>
+                      <w:szCs w:val="18"/>
+                    </w:rPr>
+                    <w:t xml:space="preserve">Nacionalidad extranjera</w:t>
+                  </w:r>
+                </w:p>
+              </w:tc>
+              <w:tc>
+                <w:tcPr>
+                  <w:tcW w:type="dxa" w:w="4633"/>
+                  <w:tcMar>
+                    <w:top w:type="dxa" w:w="70"/>
+                    <w:left w:type="dxa" w:w="100"/>
+                    <w:bottom w:type="dxa" w:w="70"/>
+                    <w:right w:type="dxa" w:w="100"/>
+                  </w:tcMar>
+                  <w:vAlign w:val="center"/>
+                </w:tcPr>
+                <w:p>
+                  <w:pPr>
+                    <w:spacing w:after="0"/>
+                  </w:pPr>
+                  <w:r>
+                    <w:rPr>
+                      <w:sz w:val="18"/>
+                      <w:szCs w:val="18"/>
+                    </w:rPr>
+                    <w:t xml:space="preserve">Los extranjeros reingresan menos aun considerando su edad y sus partos (observado frente a esperado, 0,88), pero su seguimiento es más incompleto: el 85 % de los egresos sin identificador que no son de recién nacidos es de extranjeros (D21 de la bitácora de la 2.2)</w:t>
+                  </w:r>
+                </w:p>
+              </w:tc>
+            </w:tr>
+            <w:tr>
+              <w:trPr>
+                <w:cantSplit/>
+                <w:tblHeader w:val="off"/>
+              </w:trPr>
+              <w:tc>
+                <w:tcPr>
+                  <w:tcW w:type="dxa" w:w="2393"/>
+                  <w:tcMar>
+                    <w:top w:type="dxa" w:w="70"/>
+                    <w:left w:type="dxa" w:w="100"/>
+                    <w:bottom w:type="dxa" w:w="70"/>
+                    <w:right w:type="dxa" w:w="100"/>
+                  </w:tcMar>
+                  <w:vAlign w:val="center"/>
+                </w:tcPr>
+                <w:p>
+                  <w:pPr>
+                    <w:spacing w:after="0"/>
+                  </w:pPr>
+                  <w:r>
+                    <w:rPr>
+                      <w:sz w:val="18"/>
+                      <w:szCs w:val="18"/>
+                    </w:rPr>
+                    <w:t xml:space="preserve">Paso por UCI o UTI</w:t>
+                  </w:r>
+                </w:p>
+              </w:tc>
+              <w:tc>
+                <w:tcPr>
+                  <w:tcW w:type="dxa" w:w="4633"/>
+                  <w:tcMar>
+                    <w:top w:type="dxa" w:w="70"/>
+                    <w:left w:type="dxa" w:w="100"/>
+                    <w:bottom w:type="dxa" w:w="70"/>
+                    <w:right w:type="dxa" w:w="100"/>
+                  </w:tcMar>
+                  <w:vAlign w:val="center"/>
+                </w:tcPr>
+                <w:p>
+                  <w:pPr>
+                    <w:spacing w:after="0"/>
+                  </w:pPr>
+                  <w:r>
+                    <w:rPr>
+                      <w:sz w:val="18"/>
+                      <w:szCs w:val="18"/>
+                    </w:rPr>
+                    <w:t xml:space="preserve">En 8 hospitales (108.186 casos, 3,2 %) casi no hay traslados internos registrados ni estadías en UCI o UTI: puede que no tengan esas unidades o que no las registren. Una de cada cinco estadías en UCI o UTI (103.100) solo se ve en los traslados internos</w:t>
+                  </w:r>
+                </w:p>
+              </w:tc>
+            </w:tr>
+            <w:tr>
+              <w:trPr>
+                <w:cantSplit/>
+                <w:tblHeader w:val="off"/>
+              </w:trPr>
+              <w:tc>
+                <w:tcPr>
+                  <w:tcW w:type="dxa" w:w="2393"/>
+                  <w:tcMar>
+                    <w:top w:type="dxa" w:w="70"/>
+                    <w:left w:type="dxa" w:w="100"/>
+                    <w:bottom w:type="dxa" w:w="70"/>
+                    <w:right w:type="dxa" w:w="100"/>
+                  </w:tcMar>
+                  <w:vAlign w:val="center"/>
+                </w:tcPr>
+                <w:p>
+                  <w:pPr>
+                    <w:spacing w:after="0"/>
+                  </w:pPr>
+                  <w:r>
+                    <w:rPr>
+                      <w:sz w:val="18"/>
+                      <w:szCs w:val="18"/>
+                    </w:rPr>
+                    <w:t xml:space="preserve">Variables parecidas</w:t>
+                  </w:r>
+                </w:p>
+              </w:tc>
+              <w:tc>
+                <w:tcPr>
+                  <w:tcW w:type="dxa" w:w="4633"/>
+                  <w:tcMar>
+                    <w:top w:type="dxa" w:w="70"/>
+                    <w:left w:type="dxa" w:w="100"/>
+                    <w:bottom w:type="dxa" w:w="70"/>
+                    <w:right w:type="dxa" w:w="100"/>
+                  </w:tcMar>
+                  <w:vAlign w:val="center"/>
+                </w:tcPr>
+                <w:p>
+                  <w:pPr>
+                    <w:spacing w:after="0"/>
+                  </w:pPr>
+                  <w:r>
+                    <w:rPr>
+                      <w:sz w:val="18"/>
+                      <w:szCs w:val="18"/>
+                    </w:rPr>
+                    <w:t xml:space="preserve">La severidad y el riesgo de mortalidad, o el número de diagnósticos y el índice de comorbilidad, miden cosas cercanas: al medir la importancia de las variables en la actividad 3.2, se la repartirán</w:t>
+                  </w:r>
+                </w:p>
+              </w:tc>
+            </w:tr>
+            <w:tr>
+              <w:trPr>
+                <w:cantSplit/>
+                <w:tblHeader w:val="off"/>
+              </w:trPr>
+              <w:tc>
+                <w:tcPr>
+                  <w:tcW w:type="dxa" w:w="2393"/>
+                  <w:tcMar>
+                    <w:top w:type="dxa" w:w="70"/>
+                    <w:left w:type="dxa" w:w="100"/>
+                    <w:bottom w:type="dxa" w:w="70"/>
+                    <w:right w:type="dxa" w:w="100"/>
+                  </w:tcMar>
+                  <w:vAlign w:val="center"/>
+                </w:tcPr>
+                <w:p>
+                  <w:pPr>
+                    <w:spacing w:after="0"/>
+                  </w:pPr>
+                  <w:r>
+                    <w:rPr>
+                      <w:sz w:val="18"/>
+                      <w:szCs w:val="18"/>
+                    </w:rPr>
+                    <w:t xml:space="preserve">Deriva de la codificación</w:t>
+                  </w:r>
+                </w:p>
+              </w:tc>
+              <w:tc>
+                <w:tcPr>
+                  <w:tcW w:type="dxa" w:w="4633"/>
+                  <w:tcMar>
+                    <w:top w:type="dxa" w:w="70"/>
+                    <w:left w:type="dxa" w:w="100"/>
+                    <w:bottom w:type="dxa" w:w="70"/>
+                    <w:right w:type="dxa" w:w="100"/>
+                  </w:tcMar>
+                  <w:vAlign w:val="center"/>
+                </w:tcPr>
+                <w:p>
+                  <w:pPr>
+                    <w:spacing w:after="0"/>
+                  </w:pPr>
+                  <w:r>
+                    <w:rPr>
+                      <w:sz w:val="18"/>
+                      <w:szCs w:val="18"/>
+                    </w:rPr>
+                    <w:t xml:space="preserve">La severidad 3 pasa de 13,2 % de los casos en 2019 a 21,8 % en 2024 y los diagnósticos por caso, de 4,60 a 6,18 (</w:t>
+                  </w:r>
+                  <w:hyperlink w:history="1" w:anchor="E_H31">
+                    <w:r>
+                      <w:rPr>
+                        <w:color w:val="0563C1"/>
+                        <w:sz w:val="18"/>
+                        <w:szCs w:val="18"/>
+                        <w:u w:val="single"/>
+                      </w:rPr>
+                      <w:t xml:space="preserve">H31</w:t>
+                    </w:r>
+                  </w:hyperlink>
+                  <w:r>
+                    <w:rPr>
+                      <w:sz w:val="18"/>
+                      <w:szCs w:val="18"/>
+                    </w:rPr>
+                    <w:t xml:space="preserve">)</w:t>
+                  </w:r>
+                </w:p>
+              </w:tc>
+            </w:tr>
+          </w:tbl>
+          <w:p>
+            <w:pPr>
+              <w:spacing w:after="0"/>
+            </w:pPr>
+          </w:p>
+        </w:tc>
+      </w:tr>
+      <w:tr>
+        <w:trPr>
+          <w:cantSplit/>
+        </w:trPr>
+        <w:tc>
+          <w:tcPr>
+            <w:tcW w:type="dxa" w:w="1800"/>
+            <w:shd w:fill="F2F2F2" w:color="auto" w:val="clear"/>
+            <w:tcMar>
+              <w:top w:type="dxa" w:w="70"/>
+              <w:left w:type="dxa" w:w="100"/>
+              <w:bottom w:type="dxa" w:w="70"/>
+              <w:right w:type="dxa" w:w="100"/>
+            </w:tcMar>
+          </w:tcPr>
+          <w:p>
+            <w:pPr>
+              <w:keepNext/>
+              <w:spacing w:after="0"/>
+            </w:pPr>
+            <w:r>
+              <w:rPr>
+                <w:b/>
+                <w:bCs/>
+                <w:color w:val="404040"/>
+                <w:sz w:val="20"/>
+                <w:szCs w:val="20"/>
+              </w:rPr>
+              <w:t xml:space="preserve">Hospital</w:t>
+            </w:r>
+          </w:p>
+        </w:tc>
+        <w:tc>
+          <w:tcPr>
+            <w:tcW w:type="dxa" w:w="7226"/>
+            <w:tcMar>
+              <w:top w:type="dxa" w:w="70"/>
+              <w:left w:type="dxa" w:w="100"/>
+              <w:bottom w:type="dxa" w:w="70"/>
+              <w:right w:type="dxa" w:w="100"/>
+            </w:tcMar>
+          </w:tcPr>
+          <w:p>
+            <w:pPr>
+              <w:keepNext/>
+              <w:spacing w:after="0" w:before="0"/>
+            </w:pPr>
+            <w:r>
+              <w:rPr>
+                <w:rFonts w:ascii="Consolas" w:cs="Consolas" w:eastAsia="Consolas" w:hAnsi="Consolas"/>
+                <w:sz w:val="18"/>
+                <w:szCs w:val="18"/>
+                <w:shd w:fill="F2F2F2" w:color="auto" w:val="clear"/>
+              </w:rPr>
+              <w:t xml:space="preserve">HOSPITAL</w:t>
+            </w:r>
+            <w:r>
+              <w:rPr>
+                <w:sz w:val="20"/>
+                <w:szCs w:val="20"/>
+              </w:rPr>
+              <w:t xml:space="preserve"> queda en la tabla. Considerando el tipo de paciente (CDM, severidad, edad, tipo de ingreso y sexo), el reingreso observado frente al esperado va de 0,77 a 2,03 entre hospitales; 7 hospitales no tienen casos antes de 2023 (24.055 de los 1.185.781 casos de evaluación de la validación temporal), y en 5 regiones un solo hospital tiene más del 90 % de los casos. Si se usa como predictora lo decide la revisión del profesor guía, antes de la actividad 3.2.</w:t>
+            </w:r>
+          </w:p>
+        </w:tc>
+      </w:tr>
+      <w:tr>
+        <w:trPr>
+          <w:cantSplit/>
+        </w:trPr>
+        <w:tc>
+          <w:tcPr>
+            <w:tcW w:type="dxa" w:w="1800"/>
+            <w:shd w:fill="F2F2F2" w:color="auto" w:val="clear"/>
+            <w:tcMar>
+              <w:top w:type="dxa" w:w="70"/>
+              <w:left w:type="dxa" w:w="100"/>
+              <w:bottom w:type="dxa" w:w="70"/>
+              <w:right w:type="dxa" w:w="100"/>
+            </w:tcMar>
+          </w:tcPr>
+          <w:p>
+            <w:pPr>
+              <w:keepNext/>
+              <w:spacing w:after="0"/>
+            </w:pPr>
+            <w:r>
+              <w:rPr>
+                <w:b/>
+                <w:bCs/>
+                <w:color w:val="404040"/>
+                <w:sz w:val="20"/>
+                <w:szCs w:val="20"/>
+              </w:rPr>
+              <w:t xml:space="preserve">Parámetros</w:t>
+            </w:r>
+          </w:p>
+        </w:tc>
+        <w:tc>
+          <w:tcPr>
+            <w:tcW w:type="dxa" w:w="7226"/>
+            <w:tcMar>
+              <w:top w:type="dxa" w:w="70"/>
+              <w:left w:type="dxa" w:w="100"/>
+              <w:bottom w:type="dxa" w:w="70"/>
+              <w:right w:type="dxa" w:w="100"/>
+            </w:tcMar>
+          </w:tcPr>
+          <w:p>
+            <w:pPr>
+              <w:keepNext/>
+              <w:spacing w:after="0" w:before="0"/>
+            </w:pPr>
+            <w:r>
+              <w:rPr>
+                <w:rFonts w:ascii="Consolas" w:cs="Consolas" w:eastAsia="Consolas" w:hAnsi="Consolas"/>
+                <w:sz w:val="18"/>
+                <w:szCs w:val="18"/>
+                <w:shd w:fill="F2F2F2" w:color="auto" w:val="clear"/>
+              </w:rPr>
+              <w:t xml:space="preserve">casos_minimos_categoria</w:t>
+            </w:r>
+            <w:r>
+              <w:rPr>
+                <w:sz w:val="20"/>
+                <w:szCs w:val="20"/>
+              </w:rPr>
+              <w:t xml:space="preserve"> (100), </w:t>
+            </w:r>
+            <w:r>
+              <w:rPr>
+                <w:rFonts w:ascii="Consolas" w:cs="Consolas" w:eastAsia="Consolas" w:hAnsi="Consolas"/>
+                <w:sz w:val="18"/>
+                <w:szCs w:val="18"/>
+                <w:shd w:fill="F2F2F2" w:color="auto" w:val="clear"/>
+              </w:rPr>
+              <w:t xml:space="preserve">servicios_criticos</w:t>
+            </w:r>
+            <w:r>
+              <w:rPr>
+                <w:sz w:val="20"/>
+                <w:szCs w:val="20"/>
+              </w:rPr>
+              <w:t xml:space="preserve">, </w:t>
+            </w:r>
+            <w:r>
+              <w:rPr>
+                <w:rFonts w:ascii="Consolas" w:cs="Consolas" w:eastAsia="Consolas" w:hAnsi="Consolas"/>
+                <w:sz w:val="18"/>
+                <w:szCs w:val="18"/>
+                <w:shd w:fill="F2F2F2" w:color="auto" w:val="clear"/>
+              </w:rPr>
+              <w:t xml:space="preserve">servicios_criticos_excluidos</w:t>
+            </w:r>
+            <w:r>
+              <w:rPr>
+                <w:sz w:val="20"/>
+                <w:szCs w:val="20"/>
+              </w:rPr>
+              <w:t xml:space="preserve">, </w:t>
+            </w:r>
+            <w:r>
+              <w:rPr>
+                <w:rFonts w:ascii="Consolas" w:cs="Consolas" w:eastAsia="Consolas" w:hAnsi="Consolas"/>
+                <w:sz w:val="18"/>
+                <w:szCs w:val="18"/>
+                <w:shd w:fill="F2F2F2" w:color="auto" w:val="clear"/>
+              </w:rPr>
+              <w:t xml:space="preserve">etnia_sin_pueblo</w:t>
+            </w:r>
+            <w:r>
+              <w:rPr>
+                <w:sz w:val="20"/>
+                <w:szCs w:val="20"/>
+              </w:rPr>
+              <w:t xml:space="preserve"> y </w:t>
+            </w:r>
+            <w:r>
+              <w:rPr>
+                <w:rFonts w:ascii="Consolas" w:cs="Consolas" w:eastAsia="Consolas" w:hAnsi="Consolas"/>
+                <w:sz w:val="18"/>
+                <w:szCs w:val="18"/>
+                <w:shd w:fill="F2F2F2" w:color="auto" w:val="clear"/>
+              </w:rPr>
+              <w:t xml:space="preserve">nacionalidad_local</w:t>
+            </w:r>
+            <w:r>
+              <w:rPr>
+                <w:sz w:val="20"/>
+                <w:szCs w:val="20"/>
+              </w:rPr>
+              <w:t xml:space="preserve">, en </w:t>
+            </w:r>
+            <w:r>
+              <w:rPr>
+                <w:rFonts w:ascii="Consolas" w:cs="Consolas" w:eastAsia="Consolas" w:hAnsi="Consolas"/>
+                <w:sz w:val="18"/>
+                <w:szCs w:val="18"/>
+                <w:shd w:fill="F2F2F2" w:color="auto" w:val="clear"/>
+              </w:rPr>
+              <w:t xml:space="preserve">reglas/parametros.csv</w:t>
+            </w:r>
+            <w:r>
+              <w:rPr>
+                <w:sz w:val="20"/>
+                <w:szCs w:val="20"/>
+              </w:rPr>
+              <w:t xml:space="preserve">.</w:t>
+            </w:r>
+          </w:p>
+        </w:tc>
+      </w:tr>
+      <w:tr>
+        <w:trPr>
+          <w:cantSplit/>
+        </w:trPr>
+        <w:tc>
+          <w:tcPr>
+            <w:tcW w:type="dxa" w:w="1800"/>
+            <w:shd w:fill="F2F2F2" w:color="auto" w:val="clear"/>
+            <w:tcMar>
+              <w:top w:type="dxa" w:w="70"/>
+              <w:left w:type="dxa" w:w="100"/>
+              <w:bottom w:type="dxa" w:w="70"/>
+              <w:right w:type="dxa" w:w="100"/>
+            </w:tcMar>
+          </w:tcPr>
+          <w:p>
+            <w:pPr>
+              <w:keepNext/>
+              <w:spacing w:after="0"/>
+            </w:pPr>
+            <w:r>
+              <w:rPr>
+                <w:b/>
+                <w:bCs/>
+                <w:color w:val="404040"/>
+                <w:sz w:val="20"/>
+                <w:szCs w:val="20"/>
+              </w:rPr>
+              <w:t xml:space="preserve">Visto bueno</w:t>
+            </w:r>
+          </w:p>
+        </w:tc>
+        <w:tc>
+          <w:tcPr>
+            <w:tcW w:type="dxa" w:w="7226"/>
+            <w:tcMar>
+              <w:top w:type="dxa" w:w="70"/>
+              <w:left w:type="dxa" w:w="100"/>
+              <w:bottom w:type="dxa" w:w="70"/>
+              <w:right w:type="dxa" w:w="100"/>
+            </w:tcMar>
+          </w:tcPr>
+          <w:p>
+            <w:pPr>
+              <w:keepNext/>
+              <w:spacing w:after="0" w:before="0"/>
+            </w:pPr>
+            <w:r>
+              <w:rPr>
+                <w:sz w:val="20"/>
+                <w:szCs w:val="20"/>
+              </w:rPr>
+              <w:t xml:space="preserve">La persona a cargo de la tesis lo aprobó el 28 de octubre de 2026 («Sí, apruébala»).</w:t>
+            </w:r>
+          </w:p>
+        </w:tc>
+      </w:tr>
+      <w:tr>
+        <w:trPr>
+          <w:cantSplit/>
+        </w:trPr>
+        <w:tc>
+          <w:tcPr>
+            <w:tcW w:type="dxa" w:w="1800"/>
+            <w:shd w:fill="F2F2F2" w:color="auto" w:val="clear"/>
+            <w:tcMar>
+              <w:top w:type="dxa" w:w="70"/>
+              <w:left w:type="dxa" w:w="100"/>
+              <w:bottom w:type="dxa" w:w="70"/>
+              <w:right w:type="dxa" w:w="100"/>
+            </w:tcMar>
+          </w:tcPr>
+          <w:p>
+            <w:pPr>
+              <w:keepNext/>
+              <w:spacing w:after="0"/>
+            </w:pPr>
+            <w:r>
+              <w:rPr>
+                <w:b/>
+                <w:bCs/>
+                <w:color w:val="404040"/>
+                <w:sz w:val="20"/>
+                <w:szCs w:val="20"/>
+              </w:rPr>
+              <w:t xml:space="preserve">Evidencia</w:t>
+            </w:r>
+          </w:p>
+        </w:tc>
+        <w:tc>
+          <w:tcPr>
+            <w:tcW w:type="dxa" w:w="7226"/>
+            <w:tcMar>
+              <w:top w:type="dxa" w:w="70"/>
+              <w:left w:type="dxa" w:w="100"/>
+              <w:bottom w:type="dxa" w:w="70"/>
+              <w:right w:type="dxa" w:w="100"/>
+            </w:tcMar>
+          </w:tcPr>
+          <w:p>
+            <w:pPr>
+              <w:keepNext/>
+              <w:spacing w:after="0" w:before="0"/>
+            </w:pPr>
+            <w:r>
+              <w:rPr>
+                <w:rFonts w:ascii="Consolas" w:cs="Consolas" w:eastAsia="Consolas" w:hAnsi="Consolas"/>
+                <w:sz w:val="18"/>
+                <w:szCs w:val="18"/>
+                <w:shd w:fill="F2F2F2" w:color="auto" w:val="clear"/>
+              </w:rPr>
+              <w:t xml:space="preserve">reportes/15_variables_casos.md</w:t>
+            </w:r>
+            <w:r>
+              <w:rPr>
+                <w:sz w:val="20"/>
+                <w:szCs w:val="20"/>
+              </w:rPr>
+              <w:t xml:space="preserve">, sección 4; la observación por hospital y por nacionalidad sale de una exploración de solo lectura del 28 de octubre de 2026 sobre el conjunto de desarrollo.</w:t>
+            </w:r>
+          </w:p>
+        </w:tc>
+      </w:tr>
+      <w:tr>
+        <w:trPr>
+          <w:cantSplit/>
+        </w:trPr>
+        <w:tc>
+          <w:tcPr>
+            <w:tcW w:type="dxa" w:w="1800"/>
+            <w:shd w:fill="F2F2F2" w:color="auto" w:val="clear"/>
+            <w:tcMar>
+              <w:top w:type="dxa" w:w="70"/>
+              <w:left w:type="dxa" w:w="100"/>
+              <w:bottom w:type="dxa" w:w="70"/>
+              <w:right w:type="dxa" w:w="100"/>
+            </w:tcMar>
+          </w:tcPr>
+          <w:p>
+            <w:pPr>
+              <w:keepNext/>
+              <w:spacing w:after="0"/>
+            </w:pPr>
+            <w:r>
+              <w:rPr>
+                <w:b/>
+                <w:bCs/>
+                <w:color w:val="404040"/>
+                <w:sz w:val="20"/>
+                <w:szCs w:val="20"/>
+              </w:rPr>
+              <w:t xml:space="preserve">Referencias</w:t>
+            </w:r>
+          </w:p>
+        </w:tc>
+        <w:tc>
+          <w:tcPr>
+            <w:tcW w:type="dxa" w:w="7226"/>
+            <w:tcMar>
+              <w:top w:type="dxa" w:w="70"/>
+              <w:left w:type="dxa" w:w="100"/>
+              <w:bottom w:type="dxa" w:w="70"/>
+              <w:right w:type="dxa" w:w="100"/>
+            </w:tcMar>
+          </w:tcPr>
+          <w:p>
+            <w:pPr>
+              <w:keepNext/>
+              <w:spacing w:after="0" w:before="0"/>
+            </w:pPr>
+            <w:r>
+              <w:rPr>
+                <w:sz w:val="20"/>
+                <w:szCs w:val="20"/>
+              </w:rPr>
+              <w:t xml:space="preserve">Li, Yao y Échevin (2020), citado en la propuesta (destino y departamento al alta entre los predictores más importantes); Donzé, J., et al. (2013), </w:t>
+            </w:r>
+            <w:r>
+              <w:rPr>
+                <w:i/>
+                <w:iCs/>
+                <w:sz w:val="20"/>
+                <w:szCs w:val="20"/>
+              </w:rPr>
+              <w:t xml:space="preserve">JAMA Internal Medicine</w:t>
+            </w:r>
+            <w:r>
+              <w:rPr>
+                <w:sz w:val="20"/>
+                <w:szCs w:val="20"/>
+              </w:rPr>
+              <w:t xml:space="preserve">, 173(8), 632–638 (puntaje HOSPITAL: alta desde oncología y procedimiento durante la estadía).</w:t>
+            </w:r>
+          </w:p>
+        </w:tc>
+      </w:tr>
+      <w:tr>
+        <w:trPr>
+          <w:cantSplit/>
+        </w:trPr>
+        <w:tc>
+          <w:tcPr>
+            <w:tcW w:type="dxa" w:w="1800"/>
+            <w:shd w:fill="F2F2F2" w:color="auto" w:val="clear"/>
+            <w:tcMar>
+              <w:top w:type="dxa" w:w="70"/>
+              <w:left w:type="dxa" w:w="100"/>
+              <w:bottom w:type="dxa" w:w="70"/>
+              <w:right w:type="dxa" w:w="100"/>
+            </w:tcMar>
+          </w:tcPr>
+          <w:p>
+            <w:pPr>
+              <w:keepNext w:val="false"/>
+              <w:spacing w:after="0"/>
+            </w:pPr>
+            <w:r>
+              <w:rPr>
+                <w:b/>
+                <w:bCs/>
+                <w:color w:val="404040"/>
+                <w:sz w:val="20"/>
+                <w:szCs w:val="20"/>
+              </w:rPr>
+              <w:t xml:space="preserve">Estado</w:t>
+            </w:r>
+          </w:p>
+        </w:tc>
+        <w:tc>
+          <w:tcPr>
+            <w:tcW w:type="dxa" w:w="7226"/>
+            <w:tcMar>
+              <w:top w:type="dxa" w:w="70"/>
+              <w:left w:type="dxa" w:w="100"/>
+              <w:bottom w:type="dxa" w:w="70"/>
+              <w:right w:type="dxa" w:w="100"/>
+            </w:tcMar>
+          </w:tcPr>
+          <w:p>
+            <w:pPr>
+              <w:keepNext w:val="false"/>
+              <w:spacing w:after="0" w:before="0"/>
+            </w:pPr>
+            <w:r>
+              <w:rPr>
+                <w:sz w:val="20"/>
+                <w:szCs w:val="20"/>
+              </w:rPr>
+              <w:t xml:space="preserve">Adoptada. Pendiente de validar con profesor guía, en especial el hospital como predictora.</w:t>
+            </w:r>
+          </w:p>
+        </w:tc>
+      </w:tr>
+    </w:tbl>
+    <w:p>
+      <w:pPr>
+        <w:pStyle w:val="Heading2"/>
+      </w:pPr>
+      <w:bookmarkStart w:name="E_H33" w:id="9"/>
+      <w:r>
+        <w:rPr>
+          <w:color w:val="2E75B6"/>
+        </w:rPr>
+        <w:t xml:space="preserve">H33</w:t>
+      </w:r>
+      <w:bookmarkEnd w:id="9"/>
+      <w:r>
+        <w:t xml:space="preserve"> · Tratamientos periódicos de un día registrados como hospitalización</w:t>
+      </w:r>
+    </w:p>
+    <w:p>
+      <w:pPr>
+        <w:keepNext/>
+        <w:spacing w:after="100"/>
+      </w:pPr>
+      <w:r>
+        <w:rPr>
+          <w:b/>
+          <w:bCs/>
+          <w:color w:val="2E75B6"/>
+          <w:sz w:val="18"/>
+          <w:szCs w:val="18"/>
+        </w:rPr>
+        <w:t xml:space="preserve">Hallazgo</w:t>
+      </w:r>
+      <w:r>
+        <w:rPr>
+          <w:color w:val="808080"/>
+          <w:sz w:val="18"/>
+          <w:szCs w:val="18"/>
+        </w:rPr>
+        <w:t xml:space="preserve">  ·  29 de octubre de 2026</w:t>
+      </w:r>
+    </w:p>
+    <w:tbl>
+      <w:tblPr>
+        <w:tblW w:type="dxa" w:w="9026"/>
+        <w:tblBorders>
+          <w:top w:val="single" w:color="BFBFBF" w:sz="4"/>
+          <w:left w:val="single" w:color="BFBFBF" w:sz="4"/>
+          <w:bottom w:val="single" w:color="BFBFBF" w:sz="4"/>
+          <w:right w:val="single" w:color="BFBFBF" w:sz="4"/>
+          <w:insideH w:val="single" w:color="BFBFBF" w:sz="4"/>
+          <w:insideV w:val="single" w:color="BFBFBF" w:sz="4"/>
+        </w:tblBorders>
+        <w:tblLayout w:type="fixed"/>
+      </w:tblPr>
+      <w:tblGrid>
+        <w:gridCol w:w="1800"/>
+        <w:gridCol w:w="7226"/>
+      </w:tblGrid>
+      <w:tr>
+        <w:trPr>
+          <w:cantSplit/>
+        </w:trPr>
+        <w:tc>
+          <w:tcPr>
+            <w:tcW w:type="dxa" w:w="1800"/>
+            <w:shd w:fill="F2F2F2" w:color="auto" w:val="clear"/>
+            <w:tcMar>
+              <w:top w:type="dxa" w:w="70"/>
+              <w:left w:type="dxa" w:w="100"/>
+              <w:bottom w:type="dxa" w:w="70"/>
+              <w:right w:type="dxa" w:w="100"/>
+            </w:tcMar>
+          </w:tcPr>
+          <w:p>
+            <w:pPr>
+              <w:keepNext/>
+              <w:spacing w:after="0"/>
+            </w:pPr>
+            <w:r>
+              <w:rPr>
+                <w:b/>
+                <w:bCs/>
+                <w:color w:val="404040"/>
+                <w:sz w:val="20"/>
+                <w:szCs w:val="20"/>
+              </w:rPr>
+              <w:t xml:space="preserve">Actividad</w:t>
+            </w:r>
+          </w:p>
+        </w:tc>
+        <w:tc>
+          <w:tcPr>
+            <w:tcW w:type="dxa" w:w="7226"/>
+            <w:tcMar>
+              <w:top w:type="dxa" w:w="70"/>
+              <w:left w:type="dxa" w:w="100"/>
+              <w:bottom w:type="dxa" w:w="70"/>
+              <w:right w:type="dxa" w:w="100"/>
+            </w:tcMar>
+          </w:tcPr>
+          <w:p>
+            <w:pPr>
+              <w:keepNext/>
+              <w:spacing w:after="0" w:before="0"/>
+            </w:pPr>
+            <w:r>
+              <w:rPr>
+                <w:sz w:val="20"/>
+                <w:szCs w:val="20"/>
+              </w:rPr>
+              <w:t xml:space="preserve">3.1</w:t>
+            </w:r>
+          </w:p>
+        </w:tc>
+      </w:tr>
+      <w:tr>
+        <w:trPr>
+          <w:cantSplit/>
+        </w:trPr>
+        <w:tc>
+          <w:tcPr>
+            <w:tcW w:type="dxa" w:w="1800"/>
+            <w:shd w:fill="F2F2F2" w:color="auto" w:val="clear"/>
+            <w:tcMar>
+              <w:top w:type="dxa" w:w="70"/>
+              <w:left w:type="dxa" w:w="100"/>
+              <w:bottom w:type="dxa" w:w="70"/>
+              <w:right w:type="dxa" w:w="100"/>
+            </w:tcMar>
+          </w:tcPr>
+          <w:p>
+            <w:pPr>
+              <w:keepNext/>
+              <w:spacing w:after="0"/>
+            </w:pPr>
+            <w:r>
+              <w:rPr>
+                <w:b/>
+                <w:bCs/>
+                <w:color w:val="404040"/>
+                <w:sz w:val="20"/>
+                <w:szCs w:val="20"/>
+              </w:rPr>
+              <w:t xml:space="preserve">Hallazgo</w:t>
+            </w:r>
+          </w:p>
+        </w:tc>
+        <w:tc>
+          <w:tcPr>
+            <w:tcW w:type="dxa" w:w="7226"/>
+            <w:tcMar>
+              <w:top w:type="dxa" w:w="70"/>
+              <w:left w:type="dxa" w:w="100"/>
+              <w:bottom w:type="dxa" w:w="70"/>
+              <w:right w:type="dxa" w:w="100"/>
+            </w:tcMar>
+          </w:tcPr>
+          <w:p>
+            <w:pPr>
+              <w:keepNext/>
+              <w:spacing w:after="0" w:before="0"/>
+            </w:pPr>
+            <w:r>
+              <w:rPr>
+                <w:sz w:val="20"/>
+                <w:szCs w:val="20"/>
+              </w:rPr>
+              <w:t xml:space="preserve">697 casos de 13 personas tienen 50 o más hospitalizaciones previas en la ventana de </w:t>
+            </w:r>
+            <w:hyperlink w:history="1" w:anchor="E_D47">
+              <w:r>
+                <w:rPr>
+                  <w:color w:val="0563C1"/>
+                  <w:sz w:val="20"/>
+                  <w:szCs w:val="20"/>
+                  <w:u w:val="single"/>
+                </w:rPr>
+                <w:t xml:space="preserve">D47</w:t>
+              </w:r>
+            </w:hyperlink>
+            <w:r>
+              <w:rPr>
+                <w:sz w:val="20"/>
+                <w:szCs w:val="20"/>
+              </w:rPr>
+              <w:t xml:space="preserve">; el máximo es 342, mientras que el percentil 99 es 4 y el 99,9 es 13. De los 1.603 egresos de esas personas, el 72,4 % dura 0 días y el 94,5 % es programado. Sus diagnósticos principales más frecuentes son D66 (deficiencia hereditaria del factor VIII: 426 egresos), E76 (trastornos del metabolismo de los glucosaminoglicanos: 366), E78 (trastornos del metabolismo de las lipoproteínas: 229), Z29 (necesidad de otras medidas profilácticas: 198) y K91 (trastornos del sistema digestivo consecutivos a procedimientos: 151). Son tratamientos periódicos de un día, como infusiones o terapias de reemplazo, que no se codifican como sesión: D33 solo trata como sesión el diagnóstico principal Z51, así que cuentan como hospitalizaciones.</w:t>
+            </w:r>
+          </w:p>
+        </w:tc>
+      </w:tr>
+      <w:tr>
+        <w:trPr>
+          <w:cantSplit/>
+        </w:trPr>
+        <w:tc>
+          <w:tcPr>
+            <w:tcW w:type="dxa" w:w="1800"/>
+            <w:shd w:fill="F2F2F2" w:color="auto" w:val="clear"/>
+            <w:tcMar>
+              <w:top w:type="dxa" w:w="70"/>
+              <w:left w:type="dxa" w:w="100"/>
+              <w:bottom w:type="dxa" w:w="70"/>
+              <w:right w:type="dxa" w:w="100"/>
+            </w:tcMar>
+          </w:tcPr>
+          <w:p>
+            <w:pPr>
+              <w:keepNext/>
+              <w:spacing w:after="0"/>
+            </w:pPr>
+            <w:r>
+              <w:rPr>
+                <w:b/>
+                <w:bCs/>
+                <w:color w:val="404040"/>
+                <w:sz w:val="20"/>
+                <w:szCs w:val="20"/>
+              </w:rPr>
+              <w:t xml:space="preserve">Consecuencia</w:t>
+            </w:r>
+          </w:p>
+        </w:tc>
+        <w:tc>
+          <w:tcPr>
+            <w:tcW w:type="dxa" w:w="7226"/>
+            <w:tcMar>
+              <w:top w:type="dxa" w:w="70"/>
+              <w:left w:type="dxa" w:w="100"/>
+              <w:bottom w:type="dxa" w:w="70"/>
+              <w:right w:type="dxa" w:w="100"/>
+            </w:tcMar>
+          </w:tcPr>
+          <w:p>
+            <w:pPr>
+              <w:keepNext/>
+              <w:spacing w:after="0" w:before="0"/>
+            </w:pPr>
+            <w:r>
+              <w:rPr>
+                <w:sz w:val="20"/>
+                <w:szCs w:val="20"/>
+              </w:rPr>
+              <w:t xml:space="preserve">Las variables de historia no se corrigen: cuentan lo registrado, como define </w:t>
+            </w:r>
+            <w:hyperlink w:history="1" w:anchor="E_D47">
+              <w:r>
+                <w:rPr>
+                  <w:color w:val="0563C1"/>
+                  <w:sz w:val="20"/>
+                  <w:szCs w:val="20"/>
+                  <w:u w:val="single"/>
+                </w:rPr>
+                <w:t xml:space="preserve">D47</w:t>
+              </w:r>
+            </w:hyperlink>
+            <w:r>
+              <w:rPr>
+                <w:sz w:val="20"/>
+                <w:szCs w:val="20"/>
+              </w:rPr>
+              <w:t xml:space="preserve">. Los valores extremos afectan sobre todo a la regresión logística; en la actividad 3.2 se decide, con cada modelo, si se transforma la variable (por ejemplo, con un logaritmo o un tope). Se puede consultar al profesor guía si estos tratamientos deberían tratarse como sesiones, lo que cambiaría la cohorte de la 2.2 (criterio E14).</w:t>
+            </w:r>
+          </w:p>
+        </w:tc>
+      </w:tr>
+      <w:tr>
+        <w:trPr>
+          <w:cantSplit/>
+        </w:trPr>
+        <w:tc>
+          <w:tcPr>
+            <w:tcW w:type="dxa" w:w="1800"/>
+            <w:shd w:fill="F2F2F2" w:color="auto" w:val="clear"/>
+            <w:tcMar>
+              <w:top w:type="dxa" w:w="70"/>
+              <w:left w:type="dxa" w:w="100"/>
+              <w:bottom w:type="dxa" w:w="70"/>
+              <w:right w:type="dxa" w:w="100"/>
+            </w:tcMar>
+          </w:tcPr>
+          <w:p>
+            <w:pPr>
+              <w:keepNext w:val="false"/>
+              <w:spacing w:after="0"/>
+            </w:pPr>
+            <w:r>
+              <w:rPr>
+                <w:b/>
+                <w:bCs/>
+                <w:color w:val="404040"/>
+                <w:sz w:val="20"/>
+                <w:szCs w:val="20"/>
+              </w:rPr>
+              <w:t xml:space="preserve">Evidencia</w:t>
+            </w:r>
+          </w:p>
+        </w:tc>
+        <w:tc>
+          <w:tcPr>
+            <w:tcW w:type="dxa" w:w="7226"/>
+            <w:tcMar>
+              <w:top w:type="dxa" w:w="70"/>
+              <w:left w:type="dxa" w:w="100"/>
+              <w:bottom w:type="dxa" w:w="70"/>
+              <w:right w:type="dxa" w:w="100"/>
+            </w:tcMar>
+          </w:tcPr>
+          <w:p>
+            <w:pPr>
+              <w:keepNext w:val="false"/>
+              <w:spacing w:after="0" w:before="0"/>
+            </w:pPr>
+            <w:r>
+              <w:rPr>
+                <w:rFonts w:ascii="Consolas" w:cs="Consolas" w:eastAsia="Consolas" w:hAnsi="Consolas"/>
+                <w:sz w:val="18"/>
+                <w:szCs w:val="18"/>
+                <w:shd w:fill="F2F2F2" w:color="auto" w:val="clear"/>
+              </w:rPr>
+              <w:t xml:space="preserve">reportes/15_variables_casos.md</w:t>
+            </w:r>
+            <w:r>
+              <w:rPr>
+                <w:sz w:val="20"/>
+                <w:szCs w:val="20"/>
+              </w:rPr>
+              <w:t xml:space="preserve">, sección 2 (valores extremos); exploración de solo lectura del 28 de octubre de 2026 (diagnósticos y tipo de ingreso de los egresos de esas personas, sin mostrar identificadores).</w:t>
+            </w:r>
+          </w:p>
+        </w:tc>
+      </w:tr>
+    </w:tbl>
+    <w:p>
+      <w:pPr>
         <w:pStyle w:val="Heading1"/>
       </w:pPr>
       <w:r>
@@ -6758,19 +16150,43 @@
         </w:numPr>
       </w:pPr>
       <w:r>
-        <w:t xml:space="preserve">Paso 2 de la actividad: construir las demás variables (edad, sexo, previsión, región, tipo de ingreso, estadía índice, hospitalizaciones previas e historia de 12 meses con la marca de ventana cortada, índice de comorbilidad, CDM y peso GRD). Antes hay que decidir qué variables entran, cómo contar las hospitalizaciones previas, la historia adicional y el índice de comorbilidad.</w:t>
+        <w:t xml:space="preserve">Cierre de la actividad: armar las tablas que usarán los modelos (para cada variable de reingreso, las 30 variables de </w:t>
       </w:r>
-    </w:p>
-    <w:p>
-      <w:pPr>
-        <w:pStyle w:val="ListParagraph"/>
-        <w:numPr>
-          <w:ilvl w:val="0"/>
-          <w:numId w:val="2"/>
-        </w:numPr>
-      </w:pPr>
+      <w:hyperlink w:history="1" w:anchor="E_D46">
+        <w:r>
+          <w:rPr>
+            <w:color w:val="0563C1"/>
+            <w:u w:val="single"/>
+          </w:rPr>
+          <w:t xml:space="preserve">D46</w:t>
+        </w:r>
+      </w:hyperlink>
       <w:r>
-        <w:t xml:space="preserve">Cierre de la actividad: armar las tablas que usarán los modelos (las variables más los códigos de la lista), con su prueba, su diccionario y su registro de versión. Conviene que su reporte incluya también el desglose de los códigos que quedan fuera y la lista ampliada de </w:t>
+        <w:t xml:space="preserve"> a </w:t>
+      </w:r>
+      <w:hyperlink w:history="1" w:anchor="E_D49">
+        <w:r>
+          <w:rPr>
+            <w:color w:val="0563C1"/>
+            <w:u w:val="single"/>
+          </w:rPr>
+          <w:t xml:space="preserve">D49</w:t>
+        </w:r>
+      </w:hyperlink>
+      <w:r>
+        <w:t xml:space="preserve">, los códigos de su lista de </w:t>
+      </w:r>
+      <w:hyperlink w:history="1" w:anchor="E_D45">
+        <w:r>
+          <w:rPr>
+            <w:color w:val="0563C1"/>
+            <w:u w:val="single"/>
+          </w:rPr>
+          <w:t xml:space="preserve">D45</w:t>
+        </w:r>
+      </w:hyperlink>
+      <w:r>
+        <w:t xml:space="preserve"> y la variable objetivo), con su prueba, su diccionario y su registro de versión. Conviene que su reporte incluya también el desglose de los códigos que quedan fuera y la lista ampliada de </w:t>
       </w:r>
       <w:hyperlink w:history="1" w:anchor="E_H30">
         <w:r>
@@ -6818,7 +16234,7 @@
         </w:r>
       </w:hyperlink>
       <w:r>
-        <w:t xml:space="preserve">), el hospital como variable, la deriva de la codificación (</w:t>
+        <w:t xml:space="preserve">), la deriva de la codificación (</w:t>
       </w:r>
       <w:hyperlink w:history="1" w:anchor="E_H31">
         <w:r>
@@ -6830,7 +16246,103 @@
         </w:r>
       </w:hyperlink>
       <w:r>
-        <w:t xml:space="preserve">) y si usar el índice de Charlson o el de Elixhauser.</w:t>
+        <w:t xml:space="preserve">), el índice de comorbilidad (</w:t>
+      </w:r>
+      <w:hyperlink w:history="1" w:anchor="E_D48">
+        <w:r>
+          <w:rPr>
+            <w:color w:val="0563C1"/>
+            <w:u w:val="single"/>
+          </w:rPr>
+          <w:t xml:space="preserve">D48</w:t>
+        </w:r>
+      </w:hyperlink>
+      <w:r>
+        <w:t xml:space="preserve">), el hospital como predictora y las limitaciones de las columnas del CMBD (</w:t>
+      </w:r>
+      <w:hyperlink w:history="1" w:anchor="E_D49">
+        <w:r>
+          <w:rPr>
+            <w:color w:val="0563C1"/>
+            <w:u w:val="single"/>
+          </w:rPr>
+          <w:t xml:space="preserve">D49</w:t>
+        </w:r>
+      </w:hyperlink>
+      <w:r>
+        <w:t xml:space="preserve">) y los tratamientos periódicos (</w:t>
+      </w:r>
+      <w:hyperlink w:history="1" w:anchor="E_H33">
+        <w:r>
+          <w:rPr>
+            <w:color w:val="0563C1"/>
+            <w:u w:val="single"/>
+          </w:rPr>
+          <w:t xml:space="preserve">H33</w:t>
+        </w:r>
+      </w:hyperlink>
+      <w:r>
+        <w:t xml:space="preserve">).</w:t>
+      </w:r>
+    </w:p>
+    <w:p>
+      <w:pPr>
+        <w:pStyle w:val="ListParagraph"/>
+        <w:numPr>
+          <w:ilvl w:val="0"/>
+          <w:numId w:val="2"/>
+        </w:numPr>
+      </w:pPr>
+      <w:r>
+        <w:t xml:space="preserve">Revisar la tabla 2 de Quan et al. (2005) si se consigue el artículo (</w:t>
+      </w:r>
+      <w:hyperlink w:history="1" w:anchor="E_D48">
+        <w:r>
+          <w:rPr>
+            <w:color w:val="0563C1"/>
+            <w:u w:val="single"/>
+          </w:rPr>
+          <w:t xml:space="preserve">D48</w:t>
+        </w:r>
+      </w:hyperlink>
+      <w:r>
+        <w:t xml:space="preserve">).</w:t>
+      </w:r>
+    </w:p>
+    <w:p>
+      <w:pPr>
+        <w:pStyle w:val="ListParagraph"/>
+        <w:numPr>
+          <w:ilvl w:val="0"/>
+          <w:numId w:val="2"/>
+        </w:numPr>
+      </w:pPr>
+      <w:r>
+        <w:t xml:space="preserve">Para la actividad 3.2: decidir con cada modelo cómo se codifican las categorías y si se transforman los números con valores extremos (</w:t>
+      </w:r>
+      <w:hyperlink w:history="1" w:anchor="E_H33">
+        <w:r>
+          <w:rPr>
+            <w:color w:val="0563C1"/>
+            <w:u w:val="single"/>
+          </w:rPr>
+          <w:t xml:space="preserve">H33</w:t>
+        </w:r>
+      </w:hyperlink>
+      <w:r>
+        <w:t xml:space="preserve">), y tener en cuenta que las variables parecidas se reparten la importancia (</w:t>
+      </w:r>
+      <w:hyperlink w:history="1" w:anchor="E_D49">
+        <w:r>
+          <w:rPr>
+            <w:color w:val="0563C1"/>
+            <w:u w:val="single"/>
+          </w:rPr>
+          <w:t xml:space="preserve">D49</w:t>
+        </w:r>
+      </w:hyperlink>
+      <w:r>
+        <w:t xml:space="preserve">).</w:t>
       </w:r>
     </w:p>
     <w:sectPr>

--- a/3.1_filtro_dimensionalidad/bitacora.docx
+++ b/3.1_filtro_dimensionalidad/bitacora.docx
@@ -1320,7 +1320,7 @@
           </w:tcPr>
           <w:p>
             <w:pPr>
-              <w:keepNext/>
+              <w:keepNext w:val="false"/>
               <w:spacing w:after="0"/>
             </w:pPr>
             <w:r>
@@ -1347,7 +1347,7 @@
           </w:tcPr>
           <w:p>
             <w:pPr>
-              <w:keepNext/>
+              <w:keepNext w:val="false"/>
               <w:spacing w:after="0" w:before="0"/>
             </w:pPr>
             <w:r>
@@ -1377,7 +1377,7 @@
           </w:tcPr>
           <w:p>
             <w:pPr>
-              <w:keepNext/>
+              <w:keepNext w:val="false"/>
               <w:spacing w:after="0"/>
             </w:pPr>
             <w:r>
@@ -1404,7 +1404,7 @@
           </w:tcPr>
           <w:p>
             <w:pPr>
-              <w:keepNext/>
+              <w:keepNext w:val="false"/>
               <w:spacing w:after="0" w:before="0"/>
             </w:pPr>
             <w:r>
@@ -1434,7 +1434,7 @@
           </w:tcPr>
           <w:p>
             <w:pPr>
-              <w:keepNext/>
+              <w:keepNext w:val="false"/>
               <w:spacing w:after="0"/>
             </w:pPr>
             <w:r>
@@ -1461,7 +1461,7 @@
           </w:tcPr>
           <w:p>
             <w:pPr>
-              <w:keepNext/>
+              <w:keepNext w:val="false"/>
               <w:spacing w:after="0" w:before="0"/>
             </w:pPr>
             <w:r>
@@ -1476,7 +1476,7 @@
       </w:tr>
       <w:tr>
         <w:trPr>
-          <w:cantSplit/>
+          <w:cantSplit w:val="off"/>
         </w:trPr>
         <w:tc>
           <w:tcPr>
@@ -1491,7 +1491,7 @@
           </w:tcPr>
           <w:p>
             <w:pPr>
-              <w:keepNext/>
+              <w:keepNext w:val="false"/>
               <w:spacing w:after="0"/>
             </w:pPr>
             <w:r>
@@ -1518,7 +1518,7 @@
           </w:tcPr>
           <w:p>
             <w:pPr>
-              <w:keepNext/>
+              <w:keepNext w:val="false"/>
               <w:spacing w:after="80" w:before="0"/>
             </w:pPr>
             <w:r>
@@ -2329,7 +2329,7 @@
           </w:tbl>
           <w:p>
             <w:pPr>
-              <w:keepNext/>
+              <w:keepNext w:val="false"/>
               <w:spacing w:after="0" w:before="100"/>
             </w:pPr>
             <w:r>
@@ -2344,7 +2344,7 @@
       </w:tr>
       <w:tr>
         <w:trPr>
-          <w:cantSplit/>
+          <w:cantSplit w:val="off"/>
         </w:trPr>
         <w:tc>
           <w:tcPr>
@@ -2359,7 +2359,7 @@
           </w:tcPr>
           <w:p>
             <w:pPr>
-              <w:keepNext/>
+              <w:keepNext w:val="false"/>
               <w:spacing w:after="0"/>
             </w:pPr>
             <w:r>
@@ -2386,7 +2386,7 @@
           </w:tcPr>
           <w:p>
             <w:pPr>
-              <w:keepNext/>
+              <w:keepNext w:val="false"/>
               <w:spacing w:after="80" w:before="0"/>
             </w:pPr>
             <w:r>
@@ -3356,7 +3356,7 @@
           </w:tcPr>
           <w:p>
             <w:pPr>
-              <w:keepNext/>
+              <w:keepNext w:val="false"/>
               <w:spacing w:after="0"/>
             </w:pPr>
             <w:r>
@@ -3383,7 +3383,7 @@
           </w:tcPr>
           <w:p>
             <w:pPr>
-              <w:keepNext/>
+              <w:keepNext w:val="false"/>
               <w:spacing w:after="0" w:before="0"/>
             </w:pPr>
             <w:r>
@@ -3398,7 +3398,7 @@
       </w:tr>
       <w:tr>
         <w:trPr>
-          <w:cantSplit/>
+          <w:cantSplit w:val="off"/>
         </w:trPr>
         <w:tc>
           <w:tcPr>
@@ -3413,7 +3413,7 @@
           </w:tcPr>
           <w:p>
             <w:pPr>
-              <w:keepNext/>
+              <w:keepNext w:val="false"/>
               <w:spacing w:after="0"/>
             </w:pPr>
             <w:r>
@@ -3440,7 +3440,7 @@
           </w:tcPr>
           <w:p>
             <w:pPr>
-              <w:keepNext/>
+              <w:keepNext w:val="false"/>
               <w:spacing w:after="80" w:before="0"/>
             </w:pPr>
             <w:r>
@@ -3471,7 +3471,7 @@
           </w:p>
           <w:p>
             <w:pPr>
-              <w:keepNext/>
+              <w:keepNext w:val="false"/>
               <w:spacing w:after="0" w:before="0"/>
             </w:pPr>
             <w:r>
@@ -3486,7 +3486,7 @@
       </w:tr>
       <w:tr>
         <w:trPr>
-          <w:cantSplit/>
+          <w:cantSplit w:val="off"/>
         </w:trPr>
         <w:tc>
           <w:tcPr>
@@ -3501,7 +3501,7 @@
           </w:tcPr>
           <w:p>
             <w:pPr>
-              <w:keepNext/>
+              <w:keepNext w:val="false"/>
               <w:spacing w:after="0"/>
             </w:pPr>
             <w:r>
@@ -3528,7 +3528,7 @@
           </w:tcPr>
           <w:p>
             <w:pPr>
-              <w:keepNext/>
+              <w:keepNext w:val="false"/>
               <w:spacing w:after="80" w:before="0"/>
             </w:pPr>
             <w:r>
@@ -4215,7 +4215,7 @@
           </w:tbl>
           <w:p>
             <w:pPr>
-              <w:keepNext/>
+              <w:keepNext w:val="false"/>
               <w:spacing w:after="0" w:before="100"/>
             </w:pPr>
             <w:r>
@@ -4295,7 +4295,7 @@
           </w:tcPr>
           <w:p>
             <w:pPr>
-              <w:keepNext/>
+              <w:keepNext w:val="false"/>
               <w:spacing w:after="0"/>
             </w:pPr>
             <w:r>
@@ -4322,7 +4322,7 @@
           </w:tcPr>
           <w:p>
             <w:pPr>
-              <w:keepNext/>
+              <w:keepNext w:val="false"/>
               <w:spacing w:after="0" w:before="0"/>
             </w:pPr>
             <w:r>
@@ -4384,7 +4384,7 @@
           </w:tcPr>
           <w:p>
             <w:pPr>
-              <w:keepNext/>
+              <w:keepNext w:val="false"/>
               <w:spacing w:after="0"/>
             </w:pPr>
             <w:r>
@@ -4411,7 +4411,7 @@
           </w:tcPr>
           <w:p>
             <w:pPr>
-              <w:keepNext/>
+              <w:keepNext w:val="false"/>
               <w:spacing w:after="0" w:before="0"/>
             </w:pPr>
             <w:r>
@@ -4457,7 +4457,7 @@
           </w:tcPr>
           <w:p>
             <w:pPr>
-              <w:keepNext/>
+              <w:keepNext w:val="false"/>
               <w:spacing w:after="0"/>
             </w:pPr>
             <w:r>
@@ -4484,7 +4484,7 @@
           </w:tcPr>
           <w:p>
             <w:pPr>
-              <w:keepNext/>
+              <w:keepNext w:val="false"/>
               <w:spacing w:after="0" w:before="0"/>
             </w:pPr>
             <w:r>
@@ -4635,7 +4635,7 @@
           </w:tcPr>
           <w:p>
             <w:pPr>
-              <w:keepNext/>
+              <w:keepNext w:val="false"/>
               <w:spacing w:after="0"/>
             </w:pPr>
             <w:r>
@@ -4662,7 +4662,7 @@
           </w:tcPr>
           <w:p>
             <w:pPr>
-              <w:keepNext/>
+              <w:keepNext w:val="false"/>
               <w:spacing w:after="0" w:before="0"/>
             </w:pPr>
             <w:r>
@@ -4797,7 +4797,7 @@
           </w:tcPr>
           <w:p>
             <w:pPr>
-              <w:keepNext/>
+              <w:keepNext w:val="false"/>
               <w:spacing w:after="0"/>
             </w:pPr>
             <w:r>
@@ -4824,7 +4824,7 @@
           </w:tcPr>
           <w:p>
             <w:pPr>
-              <w:keepNext/>
+              <w:keepNext w:val="false"/>
               <w:spacing w:after="0" w:before="0"/>
             </w:pPr>
             <w:r>
@@ -5077,7 +5077,7 @@
       </w:tr>
       <w:tr>
         <w:trPr>
-          <w:cantSplit/>
+          <w:cantSplit w:val="off"/>
         </w:trPr>
         <w:tc>
           <w:tcPr>
@@ -5092,7 +5092,7 @@
           </w:tcPr>
           <w:p>
             <w:pPr>
-              <w:keepNext/>
+              <w:keepNext w:val="false"/>
               <w:spacing w:after="0"/>
             </w:pPr>
             <w:r>
@@ -5119,7 +5119,7 @@
           </w:tcPr>
           <w:p>
             <w:pPr>
-              <w:keepNext/>
+              <w:keepNext w:val="false"/>
               <w:spacing w:after="80" w:before="0"/>
             </w:pPr>
             <w:r>
@@ -5588,7 +5588,7 @@
           </w:tcPr>
           <w:p>
             <w:pPr>
-              <w:keepNext/>
+              <w:keepNext w:val="false"/>
               <w:spacing w:after="0"/>
             </w:pPr>
             <w:r>
@@ -5615,7 +5615,7 @@
           </w:tcPr>
           <w:p>
             <w:pPr>
-              <w:keepNext/>
+              <w:keepNext w:val="false"/>
               <w:spacing w:after="0" w:before="0"/>
             </w:pPr>
             <w:r>
@@ -5645,7 +5645,7 @@
           </w:tcPr>
           <w:p>
             <w:pPr>
-              <w:keepNext/>
+              <w:keepNext w:val="false"/>
               <w:spacing w:after="0"/>
             </w:pPr>
             <w:r>
@@ -5672,7 +5672,7 @@
           </w:tcPr>
           <w:p>
             <w:pPr>
-              <w:keepNext/>
+              <w:keepNext w:val="false"/>
               <w:spacing w:after="0" w:before="0"/>
             </w:pPr>
             <w:r>
@@ -5766,7 +5766,7 @@
           </w:tcPr>
           <w:p>
             <w:pPr>
-              <w:keepNext/>
+              <w:keepNext w:val="false"/>
               <w:spacing w:after="0"/>
             </w:pPr>
             <w:r>
@@ -5793,7 +5793,7 @@
           </w:tcPr>
           <w:p>
             <w:pPr>
-              <w:keepNext/>
+              <w:keepNext w:val="false"/>
               <w:spacing w:after="0" w:before="0"/>
             </w:pPr>
             <w:r>
@@ -5855,7 +5855,7 @@
           </w:tcPr>
           <w:p>
             <w:pPr>
-              <w:keepNext/>
+              <w:keepNext w:val="false"/>
               <w:spacing w:after="0"/>
             </w:pPr>
             <w:r>
@@ -5882,7 +5882,7 @@
           </w:tcPr>
           <w:p>
             <w:pPr>
-              <w:keepNext/>
+              <w:keepNext w:val="false"/>
               <w:spacing w:after="0" w:before="0"/>
             </w:pPr>
             <w:r>
@@ -5976,7 +5976,7 @@
           </w:tcPr>
           <w:p>
             <w:pPr>
-              <w:keepNext/>
+              <w:keepNext w:val="false"/>
               <w:spacing w:after="0"/>
             </w:pPr>
             <w:r>
@@ -6003,7 +6003,7 @@
           </w:tcPr>
           <w:p>
             <w:pPr>
-              <w:keepNext/>
+              <w:keepNext w:val="false"/>
               <w:spacing w:after="0" w:before="0"/>
             </w:pPr>
             <w:r>
@@ -6033,7 +6033,7 @@
           </w:tcPr>
           <w:p>
             <w:pPr>
-              <w:keepNext/>
+              <w:keepNext w:val="false"/>
               <w:spacing w:after="0"/>
             </w:pPr>
             <w:r>
@@ -6060,7 +6060,7 @@
           </w:tcPr>
           <w:p>
             <w:pPr>
-              <w:keepNext/>
+              <w:keepNext w:val="false"/>
               <w:spacing w:after="0" w:before="0"/>
             </w:pPr>
             <w:r>
@@ -6106,7 +6106,7 @@
           </w:tcPr>
           <w:p>
             <w:pPr>
-              <w:keepNext/>
+              <w:keepNext w:val="false"/>
               <w:spacing w:after="0"/>
             </w:pPr>
             <w:r>
@@ -6133,7 +6133,7 @@
           </w:tcPr>
           <w:p>
             <w:pPr>
-              <w:keepNext/>
+              <w:keepNext w:val="false"/>
               <w:spacing w:after="0" w:before="0"/>
             </w:pPr>
             <w:r>
@@ -6163,7 +6163,7 @@
           </w:tcPr>
           <w:p>
             <w:pPr>
-              <w:keepNext/>
+              <w:keepNext w:val="false"/>
               <w:spacing w:after="0"/>
             </w:pPr>
             <w:r>
@@ -6190,7 +6190,7 @@
           </w:tcPr>
           <w:p>
             <w:pPr>
-              <w:keepNext/>
+              <w:keepNext w:val="false"/>
               <w:spacing w:after="0" w:before="0"/>
             </w:pPr>
             <w:r>
@@ -6236,7 +6236,7 @@
           </w:tcPr>
           <w:p>
             <w:pPr>
-              <w:keepNext/>
+              <w:keepNext w:val="false"/>
               <w:spacing w:after="0"/>
             </w:pPr>
             <w:r>
@@ -6263,7 +6263,7 @@
           </w:tcPr>
           <w:p>
             <w:pPr>
-              <w:keepNext/>
+              <w:keepNext w:val="false"/>
               <w:spacing w:after="0" w:before="0"/>
             </w:pPr>
             <w:r>
@@ -6293,7 +6293,7 @@
           </w:tcPr>
           <w:p>
             <w:pPr>
-              <w:keepNext/>
+              <w:keepNext w:val="false"/>
               <w:spacing w:after="0"/>
             </w:pPr>
             <w:r>
@@ -6320,7 +6320,7 @@
           </w:tcPr>
           <w:p>
             <w:pPr>
-              <w:keepNext/>
+              <w:keepNext w:val="false"/>
               <w:spacing w:after="0" w:before="0"/>
             </w:pPr>
             <w:r>
@@ -6611,7 +6611,7 @@
           </w:tcPr>
           <w:p>
             <w:pPr>
-              <w:keepNext/>
+              <w:keepNext w:val="false"/>
               <w:spacing w:after="0"/>
             </w:pPr>
             <w:r>
@@ -6638,7 +6638,7 @@
           </w:tcPr>
           <w:p>
             <w:pPr>
-              <w:keepNext/>
+              <w:keepNext w:val="false"/>
               <w:spacing w:after="0" w:before="0"/>
             </w:pPr>
             <w:r>
@@ -6684,7 +6684,7 @@
           </w:tcPr>
           <w:p>
             <w:pPr>
-              <w:keepNext/>
+              <w:keepNext w:val="false"/>
               <w:spacing w:after="0"/>
             </w:pPr>
             <w:r>
@@ -6711,7 +6711,7 @@
           </w:tcPr>
           <w:p>
             <w:pPr>
-              <w:keepNext/>
+              <w:keepNext w:val="false"/>
               <w:spacing w:after="0" w:before="0"/>
             </w:pPr>
             <w:r>
@@ -6741,7 +6741,7 @@
           </w:tcPr>
           <w:p>
             <w:pPr>
-              <w:keepNext/>
+              <w:keepNext w:val="false"/>
               <w:spacing w:after="0"/>
             </w:pPr>
             <w:r>
@@ -6768,7 +6768,7 @@
           </w:tcPr>
           <w:p>
             <w:pPr>
-              <w:keepNext/>
+              <w:keepNext w:val="false"/>
               <w:spacing w:after="0" w:before="0"/>
             </w:pPr>
             <w:r>
@@ -6979,7 +6979,7 @@
           </w:tcPr>
           <w:p>
             <w:pPr>
-              <w:keepNext/>
+              <w:keepNext w:val="false"/>
               <w:spacing w:after="0"/>
             </w:pPr>
             <w:r>
@@ -7006,7 +7006,7 @@
           </w:tcPr>
           <w:p>
             <w:pPr>
-              <w:keepNext/>
+              <w:keepNext w:val="false"/>
               <w:spacing w:after="0" w:before="0"/>
             </w:pPr>
             <w:r>
@@ -7052,7 +7052,7 @@
           </w:tcPr>
           <w:p>
             <w:pPr>
-              <w:keepNext/>
+              <w:keepNext w:val="false"/>
               <w:spacing w:after="0"/>
             </w:pPr>
             <w:r>
@@ -7079,7 +7079,7 @@
           </w:tcPr>
           <w:p>
             <w:pPr>
-              <w:keepNext/>
+              <w:keepNext w:val="false"/>
               <w:spacing w:after="0" w:before="0"/>
             </w:pPr>
             <w:r>
@@ -7125,7 +7125,7 @@
           </w:tcPr>
           <w:p>
             <w:pPr>
-              <w:keepNext/>
+              <w:keepNext w:val="false"/>
               <w:spacing w:after="0"/>
             </w:pPr>
             <w:r>
@@ -7152,7 +7152,7 @@
           </w:tcPr>
           <w:p>
             <w:pPr>
-              <w:keepNext/>
+              <w:keepNext w:val="false"/>
               <w:spacing w:after="0" w:before="0"/>
             </w:pPr>
             <w:r>
@@ -7339,7 +7339,7 @@
       </w:tr>
       <w:tr>
         <w:trPr>
-          <w:cantSplit/>
+          <w:cantSplit w:val="off"/>
         </w:trPr>
         <w:tc>
           <w:tcPr>
@@ -7354,7 +7354,7 @@
           </w:tcPr>
           <w:p>
             <w:pPr>
-              <w:keepNext/>
+              <w:keepNext w:val="false"/>
               <w:spacing w:after="0"/>
             </w:pPr>
             <w:r>
@@ -7381,7 +7381,7 @@
           </w:tcPr>
           <w:p>
             <w:pPr>
-              <w:keepNext/>
+              <w:keepNext w:val="false"/>
               <w:spacing w:after="80" w:before="0"/>
             </w:pPr>
             <w:r>
@@ -8162,7 +8162,7 @@
           </w:tcPr>
           <w:p>
             <w:pPr>
-              <w:keepNext/>
+              <w:keepNext w:val="false"/>
               <w:spacing w:after="0"/>
             </w:pPr>
             <w:r>
@@ -8189,7 +8189,7 @@
           </w:tcPr>
           <w:p>
             <w:pPr>
-              <w:keepNext/>
+              <w:keepNext w:val="false"/>
               <w:spacing w:after="0" w:before="0"/>
             </w:pPr>
             <w:r>
@@ -8219,7 +8219,7 @@
           </w:tcPr>
           <w:p>
             <w:pPr>
-              <w:keepNext/>
+              <w:keepNext w:val="false"/>
               <w:spacing w:after="0"/>
             </w:pPr>
             <w:r>
@@ -8246,7 +8246,7 @@
           </w:tcPr>
           <w:p>
             <w:pPr>
-              <w:keepNext/>
+              <w:keepNext w:val="false"/>
               <w:spacing w:after="0" w:before="0"/>
             </w:pPr>
             <w:r>
@@ -8276,7 +8276,7 @@
           </w:tcPr>
           <w:p>
             <w:pPr>
-              <w:keepNext/>
+              <w:keepNext w:val="false"/>
               <w:spacing w:after="0"/>
             </w:pPr>
             <w:r>
@@ -8303,7 +8303,7 @@
           </w:tcPr>
           <w:p>
             <w:pPr>
-              <w:keepNext/>
+              <w:keepNext w:val="false"/>
               <w:spacing w:after="0" w:before="0"/>
             </w:pPr>
             <w:r>
@@ -8381,7 +8381,7 @@
           </w:tcPr>
           <w:p>
             <w:pPr>
-              <w:keepNext/>
+              <w:keepNext w:val="false"/>
               <w:spacing w:after="0"/>
             </w:pPr>
             <w:r>
@@ -8408,7 +8408,7 @@
           </w:tcPr>
           <w:p>
             <w:pPr>
-              <w:keepNext/>
+              <w:keepNext w:val="false"/>
               <w:spacing w:after="0" w:before="0"/>
             </w:pPr>
             <w:r>
@@ -8463,7 +8463,7 @@
           </w:tcPr>
           <w:p>
             <w:pPr>
-              <w:keepNext/>
+              <w:keepNext w:val="false"/>
               <w:spacing w:after="0"/>
             </w:pPr>
             <w:r>
@@ -8490,7 +8490,7 @@
           </w:tcPr>
           <w:p>
             <w:pPr>
-              <w:keepNext/>
+              <w:keepNext w:val="false"/>
               <w:spacing w:after="0" w:before="0"/>
             </w:pPr>
             <w:r>
@@ -8520,7 +8520,7 @@
           </w:tcPr>
           <w:p>
             <w:pPr>
-              <w:keepNext/>
+              <w:keepNext w:val="false"/>
               <w:spacing w:after="0"/>
             </w:pPr>
             <w:r>
@@ -8547,7 +8547,7 @@
           </w:tcPr>
           <w:p>
             <w:pPr>
-              <w:keepNext/>
+              <w:keepNext w:val="false"/>
               <w:spacing w:after="0" w:before="0"/>
             </w:pPr>
             <w:r>
@@ -8791,7 +8791,7 @@
       </w:tr>
       <w:tr>
         <w:trPr>
-          <w:cantSplit/>
+          <w:cantSplit w:val="off"/>
         </w:trPr>
         <w:tc>
           <w:tcPr>
@@ -8806,7 +8806,7 @@
           </w:tcPr>
           <w:p>
             <w:pPr>
-              <w:keepNext/>
+              <w:keepNext w:val="false"/>
               <w:spacing w:after="0"/>
             </w:pPr>
             <w:r>
@@ -8833,7 +8833,7 @@
           </w:tcPr>
           <w:p>
             <w:pPr>
-              <w:keepNext/>
+              <w:keepNext w:val="false"/>
               <w:spacing w:after="80" w:before="0"/>
             </w:pPr>
             <w:r>
@@ -9298,7 +9298,7 @@
           </w:tcPr>
           <w:p>
             <w:pPr>
-              <w:keepNext/>
+              <w:keepNext w:val="false"/>
               <w:spacing w:after="0"/>
             </w:pPr>
             <w:r>
@@ -9325,7 +9325,7 @@
           </w:tcPr>
           <w:p>
             <w:pPr>
-              <w:keepNext/>
+              <w:keepNext w:val="false"/>
               <w:spacing w:after="0" w:before="0"/>
             </w:pPr>
             <w:r>
@@ -9355,7 +9355,7 @@
           </w:tcPr>
           <w:p>
             <w:pPr>
-              <w:keepNext/>
+              <w:keepNext w:val="false"/>
               <w:spacing w:after="0"/>
             </w:pPr>
             <w:r>
@@ -9382,7 +9382,7 @@
           </w:tcPr>
           <w:p>
             <w:pPr>
-              <w:keepNext/>
+              <w:keepNext w:val="false"/>
               <w:spacing w:after="0" w:before="0"/>
             </w:pPr>
             <w:r>
@@ -9412,7 +9412,7 @@
           </w:tcPr>
           <w:p>
             <w:pPr>
-              <w:keepNext/>
+              <w:keepNext w:val="false"/>
               <w:spacing w:after="0"/>
             </w:pPr>
             <w:r>
@@ -9439,7 +9439,7 @@
           </w:tcPr>
           <w:p>
             <w:pPr>
-              <w:keepNext/>
+              <w:keepNext w:val="false"/>
               <w:spacing w:after="0" w:before="0"/>
             </w:pPr>
             <w:r>
@@ -9582,7 +9582,7 @@
       </w:tr>
       <w:tr>
         <w:trPr>
-          <w:cantSplit/>
+          <w:cantSplit w:val="off"/>
         </w:trPr>
         <w:tc>
           <w:tcPr>
@@ -9597,7 +9597,7 @@
           </w:tcPr>
           <w:p>
             <w:pPr>
-              <w:keepNext/>
+              <w:keepNext w:val="false"/>
               <w:spacing w:after="0"/>
             </w:pPr>
             <w:r>
@@ -9624,7 +9624,7 @@
           </w:tcPr>
           <w:p>
             <w:pPr>
-              <w:keepNext/>
+              <w:keepNext w:val="false"/>
               <w:spacing w:after="80" w:before="0"/>
             </w:pPr>
             <w:r>
@@ -10577,7 +10577,7 @@
           </w:tcPr>
           <w:p>
             <w:pPr>
-              <w:keepNext/>
+              <w:keepNext w:val="false"/>
               <w:spacing w:after="0"/>
             </w:pPr>
             <w:r>
@@ -10604,7 +10604,7 @@
           </w:tcPr>
           <w:p>
             <w:pPr>
-              <w:keepNext/>
+              <w:keepNext w:val="false"/>
               <w:spacing w:after="0" w:before="0"/>
             </w:pPr>
             <w:r>
@@ -10634,7 +10634,7 @@
           </w:tcPr>
           <w:p>
             <w:pPr>
-              <w:keepNext/>
+              <w:keepNext w:val="false"/>
               <w:spacing w:after="0"/>
             </w:pPr>
             <w:r>
@@ -10661,7 +10661,7 @@
           </w:tcPr>
           <w:p>
             <w:pPr>
-              <w:keepNext/>
+              <w:keepNext w:val="false"/>
               <w:spacing w:after="0" w:before="0"/>
             </w:pPr>
             <w:r>
@@ -10691,7 +10691,7 @@
           </w:tcPr>
           <w:p>
             <w:pPr>
-              <w:keepNext/>
+              <w:keepNext w:val="false"/>
               <w:spacing w:after="0"/>
             </w:pPr>
             <w:r>
@@ -10718,7 +10718,7 @@
           </w:tcPr>
           <w:p>
             <w:pPr>
-              <w:keepNext/>
+              <w:keepNext w:val="false"/>
               <w:spacing w:after="0" w:before="0"/>
             </w:pPr>
             <w:r>
@@ -10853,7 +10853,7 @@
           </w:tcPr>
           <w:p>
             <w:pPr>
-              <w:keepNext/>
+              <w:keepNext w:val="false"/>
               <w:spacing w:after="0"/>
             </w:pPr>
             <w:r>
@@ -10880,7 +10880,7 @@
           </w:tcPr>
           <w:p>
             <w:pPr>
-              <w:keepNext/>
+              <w:keepNext w:val="false"/>
               <w:spacing w:after="0" w:before="0"/>
             </w:pPr>
             <w:r>
@@ -10910,7 +10910,7 @@
           </w:tcPr>
           <w:p>
             <w:pPr>
-              <w:keepNext/>
+              <w:keepNext w:val="false"/>
               <w:spacing w:after="0"/>
             </w:pPr>
             <w:r>
@@ -10937,7 +10937,7 @@
           </w:tcPr>
           <w:p>
             <w:pPr>
-              <w:keepNext/>
+              <w:keepNext w:val="false"/>
               <w:spacing w:after="0" w:before="0"/>
             </w:pPr>
             <w:r>
@@ -10985,7 +10985,7 @@
           </w:tcPr>
           <w:p>
             <w:pPr>
-              <w:keepNext/>
+              <w:keepNext w:val="false"/>
               <w:spacing w:after="0"/>
             </w:pPr>
             <w:r>
@@ -11012,7 +11012,7 @@
           </w:tcPr>
           <w:p>
             <w:pPr>
-              <w:keepNext/>
+              <w:keepNext w:val="false"/>
               <w:spacing w:after="0" w:before="0"/>
             </w:pPr>
             <w:r>
@@ -11223,7 +11223,7 @@
           </w:tcPr>
           <w:p>
             <w:pPr>
-              <w:keepNext/>
+              <w:keepNext w:val="false"/>
               <w:spacing w:after="0"/>
             </w:pPr>
             <w:r>
@@ -11250,7 +11250,7 @@
           </w:tcPr>
           <w:p>
             <w:pPr>
-              <w:keepNext/>
+              <w:keepNext w:val="false"/>
               <w:spacing w:after="0" w:before="0"/>
             </w:pPr>
             <w:r>
@@ -11305,7 +11305,7 @@
           </w:tcPr>
           <w:p>
             <w:pPr>
-              <w:keepNext/>
+              <w:keepNext w:val="false"/>
               <w:spacing w:after="0"/>
             </w:pPr>
             <w:r>
@@ -11332,7 +11332,7 @@
           </w:tcPr>
           <w:p>
             <w:pPr>
-              <w:keepNext/>
+              <w:keepNext w:val="false"/>
               <w:spacing w:after="0" w:before="0"/>
             </w:pPr>
             <w:r>
@@ -11362,7 +11362,7 @@
           </w:tcPr>
           <w:p>
             <w:pPr>
-              <w:keepNext/>
+              <w:keepNext w:val="false"/>
               <w:spacing w:after="0"/>
             </w:pPr>
             <w:r>
@@ -11389,7 +11389,7 @@
           </w:tcPr>
           <w:p>
             <w:pPr>
-              <w:keepNext/>
+              <w:keepNext w:val="false"/>
               <w:spacing w:after="0" w:before="0"/>
             </w:pPr>
             <w:r>
@@ -11419,7 +11419,7 @@
           </w:tcPr>
           <w:p>
             <w:pPr>
-              <w:keepNext/>
+              <w:keepNext w:val="false"/>
               <w:spacing w:after="0"/>
             </w:pPr>
             <w:r>
@@ -11446,7 +11446,7 @@
           </w:tcPr>
           <w:p>
             <w:pPr>
-              <w:keepNext/>
+              <w:keepNext w:val="false"/>
               <w:spacing w:after="0" w:before="0"/>
             </w:pPr>
             <w:r>
@@ -11492,7 +11492,7 @@
           </w:tcPr>
           <w:p>
             <w:pPr>
-              <w:keepNext/>
+              <w:keepNext w:val="false"/>
               <w:spacing w:after="0"/>
             </w:pPr>
             <w:r>
@@ -11519,7 +11519,7 @@
           </w:tcPr>
           <w:p>
             <w:pPr>
-              <w:keepNext/>
+              <w:keepNext w:val="false"/>
               <w:spacing w:after="0" w:before="0"/>
             </w:pPr>
             <w:r>
@@ -11549,7 +11549,7 @@
           </w:tcPr>
           <w:p>
             <w:pPr>
-              <w:keepNext/>
+              <w:keepNext w:val="false"/>
               <w:spacing w:after="0"/>
             </w:pPr>
             <w:r>
@@ -11576,7 +11576,7 @@
           </w:tcPr>
           <w:p>
             <w:pPr>
-              <w:keepNext/>
+              <w:keepNext w:val="false"/>
               <w:spacing w:after="0" w:before="0"/>
             </w:pPr>
             <w:r>
@@ -11624,7 +11624,7 @@
           </w:tcPr>
           <w:p>
             <w:pPr>
-              <w:keepNext/>
+              <w:keepNext w:val="false"/>
               <w:spacing w:after="0"/>
             </w:pPr>
             <w:r>
@@ -11651,7 +11651,7 @@
           </w:tcPr>
           <w:p>
             <w:pPr>
-              <w:keepNext/>
+              <w:keepNext w:val="false"/>
               <w:spacing w:after="0" w:before="0"/>
             </w:pPr>
             <w:r>
@@ -11722,7 +11722,7 @@
           </w:tcPr>
           <w:p>
             <w:pPr>
-              <w:keepNext/>
+              <w:keepNext w:val="false"/>
               <w:spacing w:after="0"/>
             </w:pPr>
             <w:r>
@@ -11749,7 +11749,7 @@
           </w:tcPr>
           <w:p>
             <w:pPr>
-              <w:keepNext/>
+              <w:keepNext w:val="false"/>
               <w:spacing w:after="0" w:before="0"/>
             </w:pPr>
             <w:r>
@@ -11779,7 +11779,7 @@
           </w:tcPr>
           <w:p>
             <w:pPr>
-              <w:keepNext/>
+              <w:keepNext w:val="false"/>
               <w:spacing w:after="0"/>
             </w:pPr>
             <w:r>
@@ -11806,7 +11806,7 @@
           </w:tcPr>
           <w:p>
             <w:pPr>
-              <w:keepNext/>
+              <w:keepNext w:val="false"/>
               <w:spacing w:after="0" w:before="0"/>
             </w:pPr>
             <w:r>
@@ -11845,7 +11845,7 @@
           </w:tcPr>
           <w:p>
             <w:pPr>
-              <w:keepNext/>
+              <w:keepNext w:val="false"/>
               <w:spacing w:after="0"/>
             </w:pPr>
             <w:r>
@@ -11872,7 +11872,7 @@
           </w:tcPr>
           <w:p>
             <w:pPr>
-              <w:keepNext/>
+              <w:keepNext w:val="false"/>
               <w:spacing w:after="0" w:before="0"/>
             </w:pPr>
             <w:r>
@@ -12139,7 +12139,7 @@
       </w:tr>
       <w:tr>
         <w:trPr>
-          <w:cantSplit/>
+          <w:cantSplit w:val="off"/>
         </w:trPr>
         <w:tc>
           <w:tcPr>
@@ -12154,7 +12154,7 @@
           </w:tcPr>
           <w:p>
             <w:pPr>
-              <w:keepNext/>
+              <w:keepNext w:val="false"/>
               <w:spacing w:after="0"/>
             </w:pPr>
             <w:r>
@@ -12181,7 +12181,7 @@
           </w:tcPr>
           <w:p>
             <w:pPr>
-              <w:keepNext/>
+              <w:keepNext w:val="false"/>
               <w:spacing w:after="80" w:before="0"/>
             </w:pPr>
             <w:r>
@@ -13964,7 +13964,7 @@
           </w:tcPr>
           <w:p>
             <w:pPr>
-              <w:keepNext/>
+              <w:keepNext w:val="false"/>
               <w:spacing w:after="0"/>
             </w:pPr>
             <w:r>
@@ -13991,7 +13991,7 @@
           </w:tcPr>
           <w:p>
             <w:pPr>
-              <w:keepNext/>
+              <w:keepNext w:val="false"/>
               <w:spacing w:after="0" w:before="0"/>
             </w:pPr>
             <w:r>
@@ -14075,7 +14075,7 @@
           </w:tcPr>
           <w:p>
             <w:pPr>
-              <w:keepNext/>
+              <w:keepNext w:val="false"/>
               <w:spacing w:after="0"/>
             </w:pPr>
             <w:r>
@@ -14102,7 +14102,7 @@
           </w:tcPr>
           <w:p>
             <w:pPr>
-              <w:keepNext/>
+              <w:keepNext w:val="false"/>
               <w:spacing w:after="0" w:before="0"/>
             </w:pPr>
             <w:r>
@@ -14117,7 +14117,7 @@
       </w:tr>
       <w:tr>
         <w:trPr>
-          <w:cantSplit/>
+          <w:cantSplit w:val="off"/>
         </w:trPr>
         <w:tc>
           <w:tcPr>
@@ -14132,7 +14132,7 @@
           </w:tcPr>
           <w:p>
             <w:pPr>
-              <w:keepNext/>
+              <w:keepNext w:val="false"/>
               <w:spacing w:after="0"/>
             </w:pPr>
             <w:r>
@@ -14159,7 +14159,7 @@
           </w:tcPr>
           <w:p>
             <w:pPr>
-              <w:keepNext/>
+              <w:keepNext w:val="false"/>
               <w:spacing w:after="80" w:before="0"/>
             </w:pPr>
             <w:r>
@@ -14881,7 +14881,7 @@
           </w:tcPr>
           <w:p>
             <w:pPr>
-              <w:keepNext/>
+              <w:keepNext w:val="false"/>
               <w:spacing w:after="0"/>
             </w:pPr>
             <w:r>
@@ -14908,7 +14908,7 @@
           </w:tcPr>
           <w:p>
             <w:pPr>
-              <w:keepNext/>
+              <w:keepNext w:val="false"/>
               <w:spacing w:after="0" w:before="0"/>
             </w:pPr>
             <w:r>
@@ -14923,7 +14923,7 @@
       </w:tr>
       <w:tr>
         <w:trPr>
-          <w:cantSplit/>
+          <w:cantSplit w:val="off"/>
         </w:trPr>
         <w:tc>
           <w:tcPr>
@@ -14938,7 +14938,7 @@
           </w:tcPr>
           <w:p>
             <w:pPr>
-              <w:keepNext/>
+              <w:keepNext w:val="false"/>
               <w:spacing w:after="0"/>
             </w:pPr>
             <w:r>
@@ -15353,7 +15353,7 @@
           </w:tcPr>
           <w:p>
             <w:pPr>
-              <w:keepNext/>
+              <w:keepNext w:val="false"/>
               <w:spacing w:after="0"/>
             </w:pPr>
             <w:r>
@@ -15380,7 +15380,7 @@
           </w:tcPr>
           <w:p>
             <w:pPr>
-              <w:keepNext/>
+              <w:keepNext w:val="false"/>
               <w:spacing w:after="0" w:before="0"/>
             </w:pPr>
             <w:r>
@@ -15419,7 +15419,7 @@
           </w:tcPr>
           <w:p>
             <w:pPr>
-              <w:keepNext/>
+              <w:keepNext w:val="false"/>
               <w:spacing w:after="0"/>
             </w:pPr>
             <w:r>
@@ -15446,7 +15446,7 @@
           </w:tcPr>
           <w:p>
             <w:pPr>
-              <w:keepNext/>
+              <w:keepNext w:val="false"/>
               <w:spacing w:after="0" w:before="0"/>
             </w:pPr>
             <w:r>
@@ -15565,7 +15565,7 @@
           </w:tcPr>
           <w:p>
             <w:pPr>
-              <w:keepNext/>
+              <w:keepNext w:val="false"/>
               <w:spacing w:after="0"/>
             </w:pPr>
             <w:r>
@@ -15592,7 +15592,7 @@
           </w:tcPr>
           <w:p>
             <w:pPr>
-              <w:keepNext/>
+              <w:keepNext w:val="false"/>
               <w:spacing w:after="0" w:before="0"/>
             </w:pPr>
             <w:r>
@@ -15622,7 +15622,7 @@
           </w:tcPr>
           <w:p>
             <w:pPr>
-              <w:keepNext/>
+              <w:keepNext w:val="false"/>
               <w:spacing w:after="0"/>
             </w:pPr>
             <w:r>
@@ -15649,7 +15649,7 @@
           </w:tcPr>
           <w:p>
             <w:pPr>
-              <w:keepNext/>
+              <w:keepNext w:val="false"/>
               <w:spacing w:after="0" w:before="0"/>
             </w:pPr>
             <w:r>
@@ -15688,7 +15688,7 @@
           </w:tcPr>
           <w:p>
             <w:pPr>
-              <w:keepNext/>
+              <w:keepNext w:val="false"/>
               <w:spacing w:after="0"/>
             </w:pPr>
             <w:r>
@@ -15715,7 +15715,7 @@
           </w:tcPr>
           <w:p>
             <w:pPr>
-              <w:keepNext/>
+              <w:keepNext w:val="false"/>
               <w:spacing w:after="0" w:before="0"/>
             </w:pPr>
             <w:r>
@@ -15933,7 +15933,7 @@
           </w:tcPr>
           <w:p>
             <w:pPr>
-              <w:keepNext/>
+              <w:keepNext w:val="false"/>
               <w:spacing w:after="0"/>
             </w:pPr>
             <w:r>
@@ -15960,7 +15960,7 @@
           </w:tcPr>
           <w:p>
             <w:pPr>
-              <w:keepNext/>
+              <w:keepNext w:val="false"/>
               <w:spacing w:after="0" w:before="0"/>
             </w:pPr>
             <w:r>
@@ -16008,7 +16008,7 @@
           </w:tcPr>
           <w:p>
             <w:pPr>
-              <w:keepNext/>
+              <w:keepNext w:val="false"/>
               <w:spacing w:after="0"/>
             </w:pPr>
             <w:r>
@@ -16035,7 +16035,7 @@
           </w:tcPr>
           <w:p>
             <w:pPr>
-              <w:keepNext/>
+              <w:keepNext w:val="false"/>
               <w:spacing w:after="0" w:before="0"/>
             </w:pPr>
             <w:r>
